--- a/석사학위논문_국문.docx
+++ b/석사학위논문_국문.docx
@@ -2409,7 +2409,7 @@
           <w:sz w:val="22"/>
           <w:w w:val="97"/>
         </w:rPr>
-        <w:t>1. 16-24GB급 소비자 GPU 환경에서 경량 VLM의 의료 VQA 도메인 적응 가능성을 실증한다.</w:t>
+        <w:t>1. 소비자급 GPU 환경(본 연구 실행 기준 24GB, 실측 VRAM 기준 16GB급 적용 가능)에서 경량 VLM의 의료 VQA 도메인 적응 가능성을 실증한다.</w:t>
       </w:r>
     </w:p>
     <w:p>
@@ -2806,7 +2806,7 @@
           <w:sz w:val="22"/>
           <w:w w:val="97"/>
         </w:rPr>
-        <w:t>본 연구의 실험 범위는 4개 경량 VLM(Qwen3-VL-2B, Qwen2.5-VL-3B, SmolVLM2-2.2B, Gemma4-E2B)과 3개 공개 의료 VQA 데이터셋(PathVQA, SLAKE, VQA-RAD)으로 한정한다. 모델 선정은 16GB급 VRAM에서 QLoRA 파인튜닝이 가능하고 재배포가 자유로운 라이선스(Apache 2.0/MIT)를 갖춘 모델을 기준으로 했으며, 데이터셋은 공개적으로 접근 가능하고 임상 질문 유형이 라벨링된 벤치마크로 한정했다.</w:t>
+        <w:t>본 연구의 실험 범위는 4개 경량 VLM(Qwen3-VL-2B, Qwen2.5-VL-3B, SmolVLM2-2.2B, Gemma4-E2B)과 3개 공개 의료 VQA 데이터셋(PathVQA, SLAKE, VQA-RAD)으로 한정한다. 모델 선정은 16GB급 VRAM에서 QLoRA 파인튜닝이 가능할 것으로 예상되고(실측 결과 최대 14.4GB로 확인, 3.2.1) 재배포가 자유로운 라이선스(Apache 2.0/MIT)를 갖춘 모델을 기준으로 했으며, 데이터셋은 공개적으로 접근 가능하고 임상 질문 유형이 라벨링된 벤치마크로 한정했다.</w:t>
       </w:r>
     </w:p>
     <w:p>
@@ -3058,7 +3058,7 @@
           <w:sz w:val="22"/>
           <w:w w:val="97"/>
         </w:rPr>
-        <w:t>QLoRA(Dettmers et al., "QLoRA: Efficient Finetuning of Quantized LLMs", arXiv:2305.14314, NeurIPS 2023)는 LoRA에 4-bit 양자화를 결합하여 VRAM 사용량을 추가로 절감한다. 핵심 구성 요소는 (1) 정규분포를 따르는 가중치에 최적화된 4-bit NormalFloat(NF4) 양자화, (2) 양자화 상수 자체를 다시 양자화하는 이중 양자화(double quantization), (3) GPU 메모리 스파이크를 CPU로 흘려보내는 paged optimizer이다. 기반 모델은 4-bit로 양자화된 상태로 고정하고 그 위에 LoRA 어댑터만 16-bit 정밀도로 학습하므로, 65B급 모델을 단일 48GB GPU에서 파인튜닝하면서도 완전 16-bit 파인튜닝에 근접한 성능을 유지함을 원 논문에서 보였다. 본 연구는 이 QLoRA 방식(NF4 양자화 + LoRA + paged AdamW 8bit)을 4개 경량 VLM 전체에 적용하여, 16GB급 소비자 GPU에서의 의료 도메인 파인튜닝 가능성을 검증한다(제3장 3.6).</w:t>
+        <w:t>QLoRA(Dettmers et al., "QLoRA: Efficient Finetuning of Quantized LLMs", arXiv:2305.14314, NeurIPS 2023)는 LoRA에 4-bit 양자화를 결합하여 VRAM 사용량을 추가로 절감한다. 핵심 구성 요소는 (1) 정규분포를 따르는 가중치에 최적화된 4-bit NormalFloat(NF4) 양자화, (2) 양자화 상수 자체를 다시 양자화하는 이중 양자화(double quantization), (3) GPU 메모리 스파이크를 CPU로 흘려보내는 paged optimizer이다. 기반 모델은 4-bit로 양자화된 상태로 고정하고 그 위에 LoRA 어댑터만 16-bit 정밀도로 학습하므로, 65B급 모델을 단일 48GB GPU에서 파인튜닝하면서도 완전 16-bit 파인튜닝에 근접한 성능을 유지함을 원 논문에서 보였다. 본 연구는 이 QLoRA 방식(NF4 양자화 + LoRA + paged AdamW 8bit)을 4개 경량 VLM 전체에 적용하여, 소비자급 GPU에서의 의료 도메인 파인튜닝 가능성을 검증한다(제3장 3.6). 실행은 24GB 카드(RTX 4090·3090)에서 이루어졌으며, 16GB급 환경에서의 구동 가능 여부는 실측 Peak VRAM으로 판단한다(3.2.1).</w:t>
       </w:r>
     </w:p>
     <w:p>
@@ -3488,7 +3488,66 @@
           <w:sz w:val="22"/>
           <w:w w:val="97"/>
         </w:rPr>
-        <w:t>Phase 1·2는 클라우드 GPU(RunPod, RTX 4090 24GB)를 주 실험 환경으로 사용했으며, 로컬 RTX 5060 Ti(16GB VRAM, Ryzen 5 5600X, RAM 32GB)에서 일부 조건을 재현하여 소비자 GPU(16GB) 환경에서의 재현 가능성을 함께 확인했다. Phase 3은 소속 기관의 비용 지원이 불가하고 클라우드 예산 확보가 어려워진 관계로 RunPod 사용을 중단하고, 로컬 RTX 5060 Ti(16GB) 단독 — 하드웨어 여건에 따라 4060(8GB)과의 듀얼 GPU 구성 — 환경으로 전환하여 진행한다. 이러한 환경 전환의 경위와 영향은 제5장 5.3 한계점에서 상세히 논의한다.</w:t>
+        <w:t>본 연구에 보고된 모든 실험은 클라우드 GPU 서비스(RunPod)에서 수행했다. Phase 1·2는 RTX 4090(24GB VRAM), Phase 3은 RTX 3090(24GB VRAM) 인스턴스를 사용했다. Phase 3에서 GPU 종류가 바뀐 것은 실험 설계상의 선택이 아니라, 소속 기관의 비용 지원이 불가하여 예산 제약이 커진 상황에서 가용 인스턴스를 확보한 결과다. 두 GPU 모두 24GB VRAM의 소비자용 카드이며, Phase 3은 전 trial이 동일한 3090 인스턴스에서 실행되어 전략 간 비교의 하드웨어 조건은 통제되었다.</w:t>
+      </w:r>
+    </w:p>
+    <w:p>
+      <w:pPr>
+        <w:spacing w:line="384" w:lineRule="auto" w:after="0"/>
+        <w:ind w:firstLine="220"/>
+        <w:jc w:val="both"/>
+      </w:pPr>
+      <w:r>
+        <w:rPr>
+          <w:rFonts w:ascii="휴먼명조" w:eastAsia="휴먼명조" w:hAnsi="휴먼명조" w:cs="휴먼명조"/>
+          <w:b w:val="0"/>
+          <w:sz w:val="22"/>
+          <w:w w:val="97"/>
+        </w:rPr>
+        <w:t xml:space="preserve">로컬 워크스테이션(RTX 5060 Ti 16GB + RTX 4060 8GB, Ryzen 5 5600X, RAM 32GB)은 Phase 3의 실행 규모를 산정하기 위한 사전 스모크 테스트에만 사용했으며(3.7), </w:t>
+      </w:r>
+      <w:r>
+        <w:rPr>
+          <w:rFonts w:ascii="휴먼명조" w:eastAsia="휴먼명조" w:hAnsi="휴먼명조" w:cs="휴먼명조"/>
+          <w:b/>
+          <w:sz w:val="22"/>
+          <w:w w:val="97"/>
+        </w:rPr>
+        <w:t>본 논문이 보고하는 수치는 어느 것도 로컬 환경에서 산출되지 않았다.</w:t>
+      </w:r>
+    </w:p>
+    <w:p>
+      <w:pPr>
+        <w:spacing w:line="384" w:lineRule="auto" w:after="0"/>
+        <w:ind w:firstLine="220"/>
+        <w:jc w:val="both"/>
+      </w:pPr>
+      <w:r>
+        <w:rPr>
+          <w:rFonts w:ascii="휴먼명조" w:eastAsia="휴먼명조" w:hAnsi="휴먼명조" w:cs="휴먼명조"/>
+          <w:b w:val="0"/>
+          <w:sz w:val="22"/>
+          <w:w w:val="97"/>
+        </w:rPr>
+        <w:t xml:space="preserve">한편 본 연구가 목표로 한 16GB급 환경에서의 구동 가능성은 실기 실행이 아니라 </w:t>
+      </w:r>
+      <w:r>
+        <w:rPr>
+          <w:rFonts w:ascii="휴먼명조" w:eastAsia="휴먼명조" w:hAnsi="휴먼명조" w:cs="휴먼명조"/>
+          <w:b/>
+          <w:sz w:val="22"/>
+          <w:w w:val="97"/>
+        </w:rPr>
+        <w:t>실측 VRAM 사용량으로부터 확인</w:t>
+      </w:r>
+      <w:r>
+        <w:rPr>
+          <w:rFonts w:ascii="휴먼명조" w:eastAsia="휴먼명조" w:hAnsi="휴먼명조" w:cs="휴먼명조"/>
+          <w:b w:val="0"/>
+          <w:sz w:val="22"/>
+          <w:w w:val="97"/>
+        </w:rPr>
+        <w:t>했다. Phase 2 QLoRA 학습의 Peak VRAM은 4개 모델 최대 14,373MB(Gemma4-E2B)로 16GB 한계 이내였고, 나머지 세 모델은 4,015~7,943MB에 그쳤다. 다만 16GB 카드에서의 실제 실행으로 검증한 것은 아니므로 이 추론의 한계는 제5장 5.3(14)에서 논의한다.</w:t>
       </w:r>
     </w:p>
     <w:p>
@@ -4024,7 +4083,7 @@
           <w:sz w:val="22"/>
           <w:w w:val="97"/>
         </w:rPr>
-        <w:t>선정 기준은 (1) 16GB VRAM에서 QLoRA 파인튜닝이 가능할 것, (2) Apache 2.0 또는 MIT 라이선스로 연구 활용이 자유로울 것, (3) 충분한 커뮤니티·프레임워크 지원을 갖출 것의 세 가지다. Gemma4-E2B는 Mixture-of-Experts 계열의 PLE 기술로 추론 시 2.3B 파라미터만 활성화되면서도 5.1B급 표현력을 제공한다는 점에서 포함했으며, 이 아키텍처 특성이 결과 해석에 미치는 영향은 제5장 5.3에서 별도로 논의한다.</w:t>
+        <w:t>선정 기준은 (1) 16GB VRAM에서 QLoRA 파인튜닝이 가능할 것(사전 예상치이며, 실측 Peak VRAM으로 사후 확인함 — 3.2.1), (2) Apache 2.0 또는 MIT 라이선스로 연구 활용이 자유로울 것, (3) 충분한 커뮤니티·프레임워크 지원을 갖출 것의 세 가지다. Gemma4-E2B는 Mixture-of-Experts 계열의 PLE 기술로 추론 시 2.3B 파라미터만 활성화되면서도 5.1B급 표현력을 제공한다는 점에서 포함했으며, 이 아키텍처 특성이 결과 해석에 미치는 영향은 제5장 5.3에서 별도로 논의한다.</w:t>
       </w:r>
     </w:p>
     <w:p>
@@ -5985,7 +6044,25 @@
           <w:sz w:val="22"/>
           <w:w w:val="97"/>
         </w:rPr>
-        <w:t xml:space="preserve">전 trial 공통으로 동일 모델(Phase 2 최적 모델)·동일 데이터셋(PathVQA)·고정 max_steps=200(안전장치용 wall-clock 상한 time_budget_min은 실험 통제 변수가 아닌 이상 조합 방지용)을 사용해 학습량을 통제한다. 당초 설계는 Manual 10 + Random Search 400 + Optuna 400 + Autoresearch 400 = 총 1,210 trial(각 전략 40 trial × 10회 독립 반복)이었으나, 로컬 듀얼 GPU 스모크 테스트 실측 결과 학습(train)뿐 아니라 검증·최종 테스트 평가 시간까지 합산한 wall-clock 기준으로 GPU 2장 병렬 실행 시에도 원안 규모는 약 24~25일이 소요될 것으로 재추정되었다. 이에 통계 검정 단위인 반복 횟수(10회, run-level 검정력의 근거)는 그대로 유지하고, 대신 전략당 탐색 trial 수를 40에서 20으로 축소하여 총 소요 시간을 약 12.8일로 절반 단축했다. </w:t>
+        <w:t xml:space="preserve">전 trial 공통으로 동일 모델(Phase 2 최적 모델)·동일 데이터셋(PathVQA)·고정 max_steps=200(안전장치용 wall-clock 상한 time_budget_min은 실험 통제 변수가 아닌 이상 조합 방지용)을 사용해 학습량을 통제한다. 당초 설계는 Manual 10 + Random Search 400 + Optuna 400 + Autoresearch 400 = 총 1,210 trial(각 전략 40 trial × 10회 독립 반복)이었으나, </w:t>
+      </w:r>
+      <w:r>
+        <w:rPr>
+          <w:rFonts w:ascii="휴먼명조" w:eastAsia="휴먼명조" w:hAnsi="휴먼명조" w:cs="휴먼명조"/>
+          <w:b/>
+          <w:sz w:val="22"/>
+          <w:w w:val="97"/>
+        </w:rPr>
+        <w:t>실행 규모 산정을 위한 사전 스모크 테스트</w:t>
+      </w:r>
+      <w:r>
+        <w:rPr>
+          <w:rFonts w:ascii="휴먼명조" w:eastAsia="휴먼명조" w:hAnsi="휴먼명조" w:cs="휴먼명조"/>
+          <w:b w:val="0"/>
+          <w:sz w:val="22"/>
+          <w:w w:val="97"/>
+        </w:rPr>
+        <w:t xml:space="preserve">(로컬 듀얼 GPU 환경, 본 논문의 보고 대상이 아닌 소요 시간 측정 전용) 결과, 학습(train)뿐 아니라 검증·최종 테스트 평가 시간까지 합산한 wall-clock 기준으로 GPU 2장 병렬 실행 시에도 원안 규모는 약 24~25일이 소요될 것으로 재추정되었다. 이에 통계 검정 단위인 반복 횟수(10회, run-level 검정력의 근거)는 그대로 유지하고, 대신 전략당 탐색 trial 수를 40에서 20으로 축소하여 총 소요 시간을 약 12.8일로 절반 단축했다. </w:t>
       </w:r>
       <w:r>
         <w:rPr>
@@ -17705,7 +17782,7 @@
           <w:sz w:val="22"/>
           <w:w w:val="97"/>
         </w:rPr>
-        <w:t>하는 것으로 보인다. 다만 본 절은 결과 로그에 대한 사후 관찰이며, 에이전트의 내부 판단 근거를 직접 검증한 것은 아니다. 제안 근거(rationale) 원문은 부록 D에 수록한다.</w:t>
+        <w:t>하는 것으로 보인다. 다만 본 절은 결과 로그에 대한 사후 관찰이며, 에이전트의 내부 판단 근거를 직접 검증한 것은 아니다. 제안 근거(rationale) 원문은 부록 B에 수록한다.</w:t>
       </w:r>
     </w:p>
     <w:p>
@@ -21204,7 +21281,7 @@
           <w:sz w:val="22"/>
           <w:w w:val="97"/>
         </w:rPr>
-        <w:t xml:space="preserve"> 에이전트에게 주어진 시스템 프롬프트(부록 B)가 "설명이나 다른 텍스트 없이 JSON 객체만 응답하라"고 명시적으로 지시했기 때문에, 자연어 근거의 산출은 애초에 요구되지 않았다. 실제로 200개 trial 중 </w:t>
+        <w:t xml:space="preserve"> 에이전트에게 주어진 시스템 프롬프트(부록 A)가 "설명이나 다른 텍스트 없이 JSON 객체만 응답하라"고 명시적으로 지시했기 때문에, 자연어 근거의 산출은 애초에 요구되지 않았다. 실제로 200개 trial 중 </w:t>
       </w:r>
       <w:r>
         <w:rPr>
@@ -21763,7 +21840,7 @@
           <w:sz w:val="22"/>
           <w:w w:val="97"/>
         </w:rPr>
-        <w:t xml:space="preserve"> 시스템 프롬프트(부록 B)는 "설명·마크다운·기타 텍스트 없이 JSON 객체만 응답하라"고 지시한다. 그 결과 200 trial 중 73.5%가 JSON만 반환했다. RQ3가 요구한 "해석 가능한 탐색 근거"는 측정 대상이 되기 전에 설계에 의해 배제되었다.</w:t>
+        <w:t xml:space="preserve"> 시스템 프롬프트(부록 A)는 "설명·마크다운·기타 텍스트 없이 JSON 객체만 응답하라"고 지시한다. 그 결과 200 trial 중 73.5%가 JSON만 반환했다. RQ3가 요구한 "해석 가능한 탐색 근거"는 측정 대상이 되기 전에 설계에 의해 배제되었다.</w:t>
       </w:r>
     </w:p>
     <w:p>
@@ -21847,7 +21924,7 @@
           <w:sz w:val="22"/>
           <w:w w:val="97"/>
         </w:rPr>
-        <w:t xml:space="preserve"> 프롬프트는 epochs를 탐색 공간에 포함하고 "데이터가 제한적일 때 더 많은 epoch(3-5)이 도움이 된다"는 지침까지 제공하지만, 구현(src/autoresearch/agent.py)은 제안된 epochs를 폐기하고 max_steps=200으로 고정한다. 실제 로그에서 에이전트가 "모든 trial이 200 step뿐이라 학습 부족으로 보인다", "epochs가 변경되지 않았다"고 진단하는 사례가 관측되는데(부록 D), 이는 정확한 진단이었으나 해당 조정 수단은 애초에 작동하지 않았다.</w:t>
+        <w:t xml:space="preserve"> 프롬프트는 epochs를 탐색 공간에 포함하고 "데이터가 제한적일 때 더 많은 epoch(3-5)이 도움이 된다"는 지침까지 제공하지만, 구현(src/autoresearch/agent.py)은 제안된 epochs를 폐기하고 max_steps=200으로 고정한다. 실제 로그에서 에이전트가 "모든 trial이 200 step뿐이라 학습 부족으로 보인다", "epochs가 변경되지 않았다"고 진단하는 사례가 관측되는데(부록 B), 이는 정확한 진단이었으나 해당 조정 수단은 애초에 작동하지 않았다.</w:t>
       </w:r>
     </w:p>
     <w:p>
@@ -22138,6 +22215,49 @@
     <w:p>
       <w:pPr>
         <w:spacing w:line="384" w:lineRule="auto" w:after="0"/>
+        <w:ind w:firstLine="220"/>
+        <w:jc w:val="both"/>
+      </w:pPr>
+      <w:r>
+        <w:rPr>
+          <w:rFonts w:ascii="휴먼명조" w:eastAsia="휴먼명조" w:hAnsi="휴먼명조" w:cs="휴먼명조"/>
+          <w:b/>
+          <w:sz w:val="22"/>
+          <w:w w:val="97"/>
+        </w:rPr>
+        <w:t>(14) 16GB 환경의 실기 검증 부재.</w:t>
+      </w:r>
+      <w:r>
+        <w:rPr>
+          <w:rFonts w:ascii="휴먼명조" w:eastAsia="휴먼명조" w:hAnsi="휴먼명조" w:cs="휴먼명조"/>
+          <w:b w:val="0"/>
+          <w:sz w:val="22"/>
+          <w:w w:val="97"/>
+        </w:rPr>
+        <w:t xml:space="preserve"> 본 연구는 "소비자급 GPU에서의 도메인 적응"을 목표로 내걸었으나, 실제 실행은 전부 24GB 카드(Phase 1·2 RTX 4090, Phase 3 RTX 3090)에서 이루어졌다(3.2.1). 16GB급 환경에서의 구동 가능성은 실측 Peak VRAM(Phase 2 학습 기준 최대 14,373MB)이 16GB 한계 이내라는 사실로부터 </w:t>
+      </w:r>
+      <w:r>
+        <w:rPr>
+          <w:rFonts w:ascii="휴먼명조" w:eastAsia="휴먼명조" w:hAnsi="휴먼명조" w:cs="휴먼명조"/>
+          <w:b/>
+          <w:sz w:val="22"/>
+          <w:w w:val="97"/>
+        </w:rPr>
+        <w:t>추론</w:t>
+      </w:r>
+      <w:r>
+        <w:rPr>
+          <w:rFonts w:ascii="휴먼명조" w:eastAsia="휴먼명조" w:hAnsi="휴먼명조" w:cs="휴먼명조"/>
+          <w:b w:val="0"/>
+          <w:sz w:val="22"/>
+          <w:w w:val="97"/>
+        </w:rPr>
+        <w:t>한 것이며, 16GB 카드에서 직접 실행해 검증한 것이 아니다. 실제 16GB 환경에서는 사용 가능한 VRAM이 OS·디스플레이 출력 등으로 공칭 용량보다 작고 단편화 여지도 달라, 특히 여유가 2GB 미만인 Gemma4-E2B는 OOM 위험을 배제할 수 없다. 나머지 세 모델(4,015~7,943MB)은 여유가 충분하다. 16GB 실기에서의 재현은 후속 과제로 남긴다.</w:t>
+      </w:r>
+    </w:p>
+    <w:p>
+      <w:pPr>
+        <w:spacing w:line="384" w:lineRule="auto" w:after="0"/>
         <w:jc w:val="left"/>
         <w:outlineLvl w:val="1"/>
       </w:pPr>
@@ -22753,7 +22873,7 @@
           <w:sz w:val="28"/>
           <w:w w:val="97"/>
         </w:rPr>
-        <w:t>부록 A. 실험 결과 파일 경로</w:t>
+        <w:t>부록 A. Autoresearch 에이전트 시스템 프롬프트</w:t>
       </w:r>
     </w:p>
     <w:p>
@@ -22769,7 +22889,691 @@
           <w:sz w:val="22"/>
           <w:w w:val="97"/>
         </w:rPr>
-        <w:t>본 연구의 모든 수치는 아래 파일에서 산출되었다. 논문 본문의 표·검정 결과는 모두 이 파일들로 역추적할 수 있다.</w:t>
+        <w:t xml:space="preserve">아래는 configs/autoresearch/program.md의 전문이다. 5.3(8)에서 지적한 세 가지 설정 불일치의 근거이므로 원문 그대로 수록한다. </w:t>
+      </w:r>
+      <w:r>
+        <w:rPr>
+          <w:rFonts w:ascii="휴먼명조" w:eastAsia="휴먼명조" w:hAnsi="휴먼명조" w:cs="휴먼명조"/>
+          <w:b/>
+          <w:sz w:val="22"/>
+          <w:w w:val="97"/>
+        </w:rPr>
+        <w:t>밑줄 친 부분이 문제가 된 지점이다.</w:t>
+      </w:r>
+    </w:p>
+    <w:p>
+      <w:pPr>
+        <w:spacing w:line="384" w:lineRule="auto" w:after="0"/>
+        <w:jc w:val="left"/>
+      </w:pPr>
+      <w:r>
+        <w:rPr>
+          <w:rFonts w:ascii="굴림체" w:eastAsia="굴림체" w:hAnsi="굴림체" w:cs="굴림체"/>
+          <w:b w:val="0"/>
+          <w:sz w:val="18"/>
+          <w:w w:val="97"/>
+        </w:rPr>
+        <w:t># Autonomous HPO Agent - System Prompt</w:t>
+      </w:r>
+    </w:p>
+    <w:p>
+      <w:pPr>
+        <w:spacing w:line="384" w:lineRule="auto" w:after="0"/>
+        <w:jc w:val="left"/>
+      </w:pPr>
+      <w:r>
+        <w:rPr>
+          <w:rFonts w:ascii="굴림체" w:eastAsia="굴림체" w:hAnsi="굴림체" w:cs="굴림체"/>
+          <w:b w:val="0"/>
+          <w:sz w:val="18"/>
+          <w:w w:val="97"/>
+        </w:rPr>
+        <w:t xml:space="preserve"> </w:t>
+      </w:r>
+    </w:p>
+    <w:p>
+      <w:pPr>
+        <w:spacing w:line="384" w:lineRule="auto" w:after="0"/>
+        <w:jc w:val="left"/>
+      </w:pPr>
+      <w:r>
+        <w:rPr>
+          <w:rFonts w:ascii="굴림체" w:eastAsia="굴림체" w:hAnsi="굴림체" w:cs="굴림체"/>
+          <w:b w:val="0"/>
+          <w:sz w:val="18"/>
+          <w:w w:val="97"/>
+        </w:rPr>
+        <w:t>You are an autonomous hyperparameter optimization agent for medical VQA</w:t>
+      </w:r>
+    </w:p>
+    <w:p>
+      <w:pPr>
+        <w:spacing w:line="384" w:lineRule="auto" w:after="0"/>
+        <w:jc w:val="left"/>
+      </w:pPr>
+      <w:r>
+        <w:rPr>
+          <w:rFonts w:ascii="굴림체" w:eastAsia="굴림체" w:hAnsi="굴림체" w:cs="굴림체"/>
+          <w:b w:val="0"/>
+          <w:sz w:val="18"/>
+          <w:w w:val="97"/>
+        </w:rPr>
+        <w:t>fine-tuning research.</w:t>
+      </w:r>
+    </w:p>
+    <w:p>
+      <w:pPr>
+        <w:spacing w:line="384" w:lineRule="auto" w:after="0"/>
+        <w:jc w:val="left"/>
+      </w:pPr>
+      <w:r>
+        <w:rPr>
+          <w:rFonts w:ascii="굴림체" w:eastAsia="굴림체" w:hAnsi="굴림체" w:cs="굴림체"/>
+          <w:b w:val="0"/>
+          <w:sz w:val="18"/>
+          <w:w w:val="97"/>
+        </w:rPr>
+        <w:t xml:space="preserve"> </w:t>
+      </w:r>
+    </w:p>
+    <w:p>
+      <w:pPr>
+        <w:spacing w:line="384" w:lineRule="auto" w:after="0"/>
+        <w:jc w:val="left"/>
+      </w:pPr>
+      <w:r>
+        <w:rPr>
+          <w:rFonts w:ascii="굴림체" w:eastAsia="굴림체" w:hAnsi="굴림체" w:cs="굴림체"/>
+          <w:b w:val="0"/>
+          <w:sz w:val="18"/>
+          <w:w w:val="97"/>
+        </w:rPr>
+        <w:t>## Task</w:t>
+      </w:r>
+    </w:p>
+    <w:p>
+      <w:pPr>
+        <w:spacing w:line="384" w:lineRule="auto" w:after="0"/>
+        <w:jc w:val="left"/>
+      </w:pPr>
+      <w:r>
+        <w:rPr>
+          <w:rFonts w:ascii="굴림체" w:eastAsia="굴림체" w:hAnsi="굴림체" w:cs="굴림체"/>
+          <w:b w:val="0"/>
+          <w:sz w:val="18"/>
+          <w:w w:val="97"/>
+        </w:rPr>
+        <w:t>Given the history of previous QLoRA fine-tuning experiments, suggest the NEXT</w:t>
+      </w:r>
+    </w:p>
+    <w:p>
+      <w:pPr>
+        <w:spacing w:line="384" w:lineRule="auto" w:after="0"/>
+        <w:jc w:val="left"/>
+      </w:pPr>
+      <w:r>
+        <w:rPr>
+          <w:rFonts w:ascii="굴림체" w:eastAsia="굴림체" w:hAnsi="굴림체" w:cs="굴림체"/>
+          <w:b w:val="0"/>
+          <w:sz w:val="18"/>
+          <w:w w:val="97"/>
+        </w:rPr>
+        <w:t>hyperparameter configuration that is most likely to improve validation accuracy</w:t>
+      </w:r>
+    </w:p>
+    <w:p>
+      <w:pPr>
+        <w:spacing w:line="384" w:lineRule="auto" w:after="0"/>
+        <w:jc w:val="left"/>
+      </w:pPr>
+      <w:r>
+        <w:rPr>
+          <w:rFonts w:ascii="굴림체" w:eastAsia="굴림체" w:hAnsi="굴림체" w:cs="굴림체"/>
+          <w:b w:val="0"/>
+          <w:sz w:val="18"/>
+          <w:w w:val="97"/>
+        </w:rPr>
+        <w:t>on the PathVQA medical VQA dataset.</w:t>
+      </w:r>
+    </w:p>
+    <w:p>
+      <w:pPr>
+        <w:spacing w:line="384" w:lineRule="auto" w:after="0"/>
+        <w:jc w:val="left"/>
+      </w:pPr>
+      <w:r>
+        <w:rPr>
+          <w:rFonts w:ascii="굴림체" w:eastAsia="굴림체" w:hAnsi="굴림체" w:cs="굴림체"/>
+          <w:b w:val="0"/>
+          <w:sz w:val="18"/>
+          <w:w w:val="97"/>
+        </w:rPr>
+        <w:t xml:space="preserve"> </w:t>
+      </w:r>
+    </w:p>
+    <w:p>
+      <w:pPr>
+        <w:spacing w:line="384" w:lineRule="auto" w:after="0"/>
+        <w:jc w:val="left"/>
+      </w:pPr>
+      <w:r>
+        <w:rPr>
+          <w:rFonts w:ascii="굴림체" w:eastAsia="굴림체" w:hAnsi="굴림체" w:cs="굴림체"/>
+          <w:b w:val="0"/>
+          <w:sz w:val="18"/>
+          <w:w w:val="97"/>
+        </w:rPr>
+        <w:t>## Search Space</w:t>
+      </w:r>
+    </w:p>
+    <w:p>
+      <w:pPr>
+        <w:spacing w:line="384" w:lineRule="auto" w:after="0"/>
+        <w:jc w:val="left"/>
+      </w:pPr>
+      <w:r>
+        <w:rPr>
+          <w:rFonts w:ascii="굴림체" w:eastAsia="굴림체" w:hAnsi="굴림체" w:cs="굴림체"/>
+          <w:b w:val="0"/>
+          <w:sz w:val="18"/>
+          <w:w w:val="97"/>
+        </w:rPr>
+        <w:t>| Parameter        | Range                       | Type                     |</w:t>
+      </w:r>
+    </w:p>
+    <w:p>
+      <w:pPr>
+        <w:spacing w:line="384" w:lineRule="auto" w:after="0"/>
+        <w:jc w:val="left"/>
+      </w:pPr>
+      <w:r>
+        <w:rPr>
+          <w:rFonts w:ascii="굴림체" w:eastAsia="굴림체" w:hAnsi="굴림체" w:cs="굴림체"/>
+          <w:b w:val="0"/>
+          <w:sz w:val="18"/>
+          <w:w w:val="97"/>
+        </w:rPr>
+        <w:t>|------------------|-----------------------------|--------------------------|</w:t>
+      </w:r>
+    </w:p>
+    <w:p>
+      <w:pPr>
+        <w:spacing w:line="384" w:lineRule="auto" w:after="0"/>
+        <w:jc w:val="left"/>
+      </w:pPr>
+      <w:r>
+        <w:rPr>
+          <w:rFonts w:ascii="굴림체" w:eastAsia="굴림체" w:hAnsi="굴림체" w:cs="굴림체"/>
+          <w:b w:val="0"/>
+          <w:sz w:val="18"/>
+          <w:w w:val="97"/>
+        </w:rPr>
+        <w:t>| lora_rank        | {4, 8, 16, 32, 64}          | discrete                 |</w:t>
+      </w:r>
+    </w:p>
+    <w:p>
+      <w:pPr>
+        <w:spacing w:line="384" w:lineRule="auto" w:after="0"/>
+        <w:jc w:val="left"/>
+      </w:pPr>
+      <w:r>
+        <w:rPr>
+          <w:rFonts w:ascii="굴림체" w:eastAsia="굴림체" w:hAnsi="굴림체" w:cs="굴림체"/>
+          <w:b w:val="0"/>
+          <w:sz w:val="18"/>
+          <w:w w:val="97"/>
+        </w:rPr>
+        <w:t>| lora_alpha       | rank × {1, 2, 4}            | discrete                 |</w:t>
+      </w:r>
+    </w:p>
+    <w:p>
+      <w:pPr>
+        <w:spacing w:line="384" w:lineRule="auto" w:after="0"/>
+        <w:jc w:val="left"/>
+      </w:pPr>
+      <w:r>
+        <w:rPr>
+          <w:rFonts w:ascii="굴림체" w:eastAsia="굴림체" w:hAnsi="굴림체" w:cs="굴림체"/>
+          <w:b w:val="0"/>
+          <w:sz w:val="18"/>
+          <w:w w:val="97"/>
+        </w:rPr>
+        <w:t>| learning_rate    | [1e-5, 5e-4]                | continuous (log-scale)   |</w:t>
+      </w:r>
+    </w:p>
+    <w:p>
+      <w:pPr>
+        <w:spacing w:line="384" w:lineRule="auto" w:after="0"/>
+        <w:jc w:val="left"/>
+      </w:pPr>
+      <w:r>
+        <w:rPr>
+          <w:rFonts w:ascii="굴림체" w:eastAsia="굴림체" w:hAnsi="굴림체" w:cs="굴림체"/>
+          <w:b w:val="0"/>
+          <w:sz w:val="18"/>
+          <w:w w:val="97"/>
+        </w:rPr>
+        <w:t>| batch_size       | {1, 2, 4}                   | discrete                 |</w:t>
+      </w:r>
+    </w:p>
+    <w:p>
+      <w:pPr>
+        <w:spacing w:line="384" w:lineRule="auto" w:after="0"/>
+        <w:jc w:val="left"/>
+      </w:pPr>
+      <w:r>
+        <w:rPr>
+          <w:rFonts w:ascii="굴림체" w:eastAsia="굴림체" w:hAnsi="굴림체" w:cs="굴림체"/>
+          <w:b w:val="0"/>
+          <w:sz w:val="18"/>
+          <w:w w:val="97"/>
+        </w:rPr>
+        <w:t>| grad_accum_steps | {4, 8, 16}                  | discrete                 |</w:t>
+      </w:r>
+    </w:p>
+    <w:p>
+      <w:pPr>
+        <w:spacing w:line="384" w:lineRule="auto" w:after="0"/>
+        <w:jc w:val="left"/>
+      </w:pPr>
+      <w:r>
+        <w:rPr>
+          <w:rFonts w:ascii="굴림체" w:eastAsia="굴림체" w:hAnsi="굴림체" w:cs="굴림체"/>
+          <w:b w:val="0"/>
+          <w:sz w:val="18"/>
+          <w:w w:val="97"/>
+        </w:rPr>
+        <w:t>| warmup_ratio     | [0.0, 0.1]                  | continuous               |</w:t>
+      </w:r>
+    </w:p>
+    <w:p>
+      <w:pPr>
+        <w:spacing w:line="384" w:lineRule="auto" w:after="0"/>
+        <w:jc w:val="left"/>
+      </w:pPr>
+      <w:r>
+        <w:rPr>
+          <w:rFonts w:ascii="굴림체" w:eastAsia="굴림체" w:hAnsi="굴림체" w:cs="굴림체"/>
+          <w:b w:val="0"/>
+          <w:sz w:val="18"/>
+          <w:w w:val="97"/>
+        </w:rPr>
+        <w:t>| weight_decay     | [0.0, 0.1]                  | continuous               |</w:t>
+      </w:r>
+    </w:p>
+    <w:p>
+      <w:pPr>
+        <w:spacing w:line="384" w:lineRule="auto" w:after="0"/>
+        <w:jc w:val="left"/>
+      </w:pPr>
+      <w:r>
+        <w:rPr>
+          <w:rFonts w:ascii="굴림체" w:eastAsia="굴림체" w:hAnsi="굴림체" w:cs="굴림체"/>
+          <w:b w:val="0"/>
+          <w:sz w:val="18"/>
+          <w:w w:val="97"/>
+        </w:rPr>
+        <w:t>| lora_targets     | {"minimal","medium","full"} | categorical              |</w:t>
+      </w:r>
+    </w:p>
+    <w:p>
+      <w:pPr>
+        <w:spacing w:line="384" w:lineRule="auto" w:after="0"/>
+        <w:jc w:val="left"/>
+      </w:pPr>
+      <w:r>
+        <w:rPr>
+          <w:rFonts w:ascii="굴림체" w:eastAsia="굴림체" w:hAnsi="굴림체" w:cs="굴림체"/>
+          <w:b w:val="0"/>
+          <w:sz w:val="18"/>
+          <w:w w:val="97"/>
+        </w:rPr>
+        <w:t>| epochs           | {1, 2, 3, 5}                | discrete   ← (i) 무효    |</w:t>
+      </w:r>
+    </w:p>
+    <w:p>
+      <w:pPr>
+        <w:spacing w:line="384" w:lineRule="auto" w:after="0"/>
+        <w:jc w:val="left"/>
+      </w:pPr>
+      <w:r>
+        <w:rPr>
+          <w:rFonts w:ascii="굴림체" w:eastAsia="굴림체" w:hAnsi="굴림체" w:cs="굴림체"/>
+          <w:b w:val="0"/>
+          <w:sz w:val="18"/>
+          <w:w w:val="97"/>
+        </w:rPr>
+        <w:t xml:space="preserve"> </w:t>
+      </w:r>
+    </w:p>
+    <w:p>
+      <w:pPr>
+        <w:spacing w:line="384" w:lineRule="auto" w:after="0"/>
+        <w:jc w:val="left"/>
+      </w:pPr>
+      <w:r>
+        <w:rPr>
+          <w:rFonts w:ascii="굴림체" w:eastAsia="굴림체" w:hAnsi="굴림체" w:cs="굴림체"/>
+          <w:b w:val="0"/>
+          <w:sz w:val="18"/>
+          <w:w w:val="97"/>
+        </w:rPr>
+        <w:t>Where: minimal = [q_proj, v_proj] / medium = [q_proj, k_proj, v_proj, o_proj]</w:t>
+      </w:r>
+    </w:p>
+    <w:p>
+      <w:pPr>
+        <w:spacing w:line="384" w:lineRule="auto" w:after="0"/>
+        <w:jc w:val="left"/>
+      </w:pPr>
+      <w:r>
+        <w:rPr>
+          <w:rFonts w:ascii="굴림체" w:eastAsia="굴림체" w:hAnsi="굴림체" w:cs="굴림체"/>
+          <w:b w:val="0"/>
+          <w:sz w:val="18"/>
+          <w:w w:val="97"/>
+        </w:rPr>
+        <w:t xml:space="preserve">       full = all linear layers</w:t>
+      </w:r>
+    </w:p>
+    <w:p>
+      <w:pPr>
+        <w:spacing w:line="384" w:lineRule="auto" w:after="0"/>
+        <w:jc w:val="left"/>
+      </w:pPr>
+      <w:r>
+        <w:rPr>
+          <w:rFonts w:ascii="굴림체" w:eastAsia="굴림체" w:hAnsi="굴림체" w:cs="굴림체"/>
+          <w:b w:val="0"/>
+          <w:sz w:val="18"/>
+          <w:w w:val="97"/>
+        </w:rPr>
+        <w:t xml:space="preserve"> </w:t>
+      </w:r>
+    </w:p>
+    <w:p>
+      <w:pPr>
+        <w:spacing w:line="384" w:lineRule="auto" w:after="0"/>
+        <w:jc w:val="left"/>
+      </w:pPr>
+      <w:r>
+        <w:rPr>
+          <w:rFonts w:ascii="굴림체" w:eastAsia="굴림체" w:hAnsi="굴림체" w:cs="굴림체"/>
+          <w:b w:val="0"/>
+          <w:sz w:val="18"/>
+          <w:w w:val="97"/>
+        </w:rPr>
+        <w:t>## Strategy Guidelines</w:t>
+      </w:r>
+    </w:p>
+    <w:p>
+      <w:pPr>
+        <w:spacing w:line="384" w:lineRule="auto" w:after="0"/>
+        <w:jc w:val="left"/>
+      </w:pPr>
+      <w:r>
+        <w:rPr>
+          <w:rFonts w:ascii="굴림체" w:eastAsia="굴림체" w:hAnsi="굴림체" w:cs="굴림체"/>
+          <w:b w:val="0"/>
+          <w:sz w:val="18"/>
+          <w:w w:val="97"/>
+        </w:rPr>
+        <w:t>1. Early exploration (trials 0-5): Try diverse configurations to map the</w:t>
+      </w:r>
+    </w:p>
+    <w:p>
+      <w:pPr>
+        <w:spacing w:line="384" w:lineRule="auto" w:after="0"/>
+        <w:jc w:val="left"/>
+      </w:pPr>
+      <w:r>
+        <w:rPr>
+          <w:rFonts w:ascii="굴림체" w:eastAsia="굴림체" w:hAnsi="굴림체" w:cs="굴림체"/>
+          <w:b w:val="0"/>
+          <w:sz w:val="18"/>
+          <w:w w:val="97"/>
+        </w:rPr>
+        <w:t xml:space="preserve">   landscape. Vary multiple parameters at once.</w:t>
+      </w:r>
+    </w:p>
+    <w:p>
+      <w:pPr>
+        <w:spacing w:line="384" w:lineRule="auto" w:after="0"/>
+        <w:jc w:val="left"/>
+      </w:pPr>
+      <w:r>
+        <w:rPr>
+          <w:rFonts w:ascii="굴림체" w:eastAsia="굴림체" w:hAnsi="굴림체" w:cs="굴림체"/>
+          <w:b w:val="0"/>
+          <w:sz w:val="18"/>
+          <w:w w:val="97"/>
+        </w:rPr>
+        <w:t>2. Mid exploitation (trials 5-20): Focus on promising regions. Take the best</w:t>
+      </w:r>
+    </w:p>
+    <w:p>
+      <w:pPr>
+        <w:spacing w:line="384" w:lineRule="auto" w:after="0"/>
+        <w:jc w:val="left"/>
+      </w:pPr>
+      <w:r>
+        <w:rPr>
+          <w:rFonts w:ascii="굴림체" w:eastAsia="굴림체" w:hAnsi="굴림체" w:cs="굴림체"/>
+          <w:b w:val="0"/>
+          <w:sz w:val="18"/>
+          <w:w w:val="97"/>
+        </w:rPr>
+        <w:t xml:space="preserve">   configuration and vary 1-2 parameters at a time.        ← (ii) 예산 불일치</w:t>
+      </w:r>
+    </w:p>
+    <w:p>
+      <w:pPr>
+        <w:spacing w:line="384" w:lineRule="auto" w:after="0"/>
+        <w:jc w:val="left"/>
+      </w:pPr>
+      <w:r>
+        <w:rPr>
+          <w:rFonts w:ascii="굴림체" w:eastAsia="굴림체" w:hAnsi="굴림체" w:cs="굴림체"/>
+          <w:b w:val="0"/>
+          <w:sz w:val="18"/>
+          <w:w w:val="97"/>
+        </w:rPr>
+        <w:t>3. Late refinement (trials 20+): Fine-tune around the best configuration with</w:t>
+      </w:r>
+    </w:p>
+    <w:p>
+      <w:pPr>
+        <w:spacing w:line="384" w:lineRule="auto" w:after="0"/>
+        <w:jc w:val="left"/>
+      </w:pPr>
+      <w:r>
+        <w:rPr>
+          <w:rFonts w:ascii="굴림체" w:eastAsia="굴림체" w:hAnsi="굴림체" w:cs="굴림체"/>
+          <w:b w:val="0"/>
+          <w:sz w:val="18"/>
+          <w:w w:val="97"/>
+        </w:rPr>
+        <w:t xml:space="preserve">   small perturbations.                                    ← (ii) 미발동 구간</w:t>
+      </w:r>
+    </w:p>
+    <w:p>
+      <w:pPr>
+        <w:spacing w:line="384" w:lineRule="auto" w:after="0"/>
+        <w:jc w:val="left"/>
+      </w:pPr>
+      <w:r>
+        <w:rPr>
+          <w:rFonts w:ascii="굴림체" w:eastAsia="굴림체" w:hAnsi="굴림체" w:cs="굴림체"/>
+          <w:b w:val="0"/>
+          <w:sz w:val="18"/>
+          <w:w w:val="97"/>
+        </w:rPr>
+        <w:t xml:space="preserve"> </w:t>
+      </w:r>
+    </w:p>
+    <w:p>
+      <w:pPr>
+        <w:spacing w:line="384" w:lineRule="auto" w:after="0"/>
+        <w:jc w:val="left"/>
+      </w:pPr>
+      <w:r>
+        <w:rPr>
+          <w:rFonts w:ascii="굴림체" w:eastAsia="굴림체" w:hAnsi="굴림체" w:cs="굴림체"/>
+          <w:b w:val="0"/>
+          <w:sz w:val="18"/>
+          <w:w w:val="97"/>
+        </w:rPr>
+        <w:t>## Key Insights for Medical VQA</w:t>
+      </w:r>
+    </w:p>
+    <w:p>
+      <w:pPr>
+        <w:spacing w:line="384" w:lineRule="auto" w:after="0"/>
+        <w:jc w:val="left"/>
+      </w:pPr>
+      <w:r>
+        <w:rPr>
+          <w:rFonts w:ascii="굴림체" w:eastAsia="굴림체" w:hAnsi="굴림체" w:cs="굴림체"/>
+          <w:b w:val="0"/>
+          <w:sz w:val="18"/>
+          <w:w w:val="97"/>
+        </w:rPr>
+        <w:t>- Medical images benefit from higher LoRA ranks (16-64).</w:t>
+      </w:r>
+    </w:p>
+    <w:p>
+      <w:pPr>
+        <w:spacing w:line="384" w:lineRule="auto" w:after="0"/>
+        <w:jc w:val="left"/>
+      </w:pPr>
+      <w:r>
+        <w:rPr>
+          <w:rFonts w:ascii="굴림체" w:eastAsia="굴림체" w:hAnsi="굴림체" w:cs="굴림체"/>
+          <w:b w:val="0"/>
+          <w:sz w:val="18"/>
+          <w:w w:val="97"/>
+        </w:rPr>
+        <w:t>- Learning rate is often the most sensitive parameter.</w:t>
+      </w:r>
+    </w:p>
+    <w:p>
+      <w:pPr>
+        <w:spacing w:line="384" w:lineRule="auto" w:after="0"/>
+        <w:jc w:val="left"/>
+      </w:pPr>
+      <w:r>
+        <w:rPr>
+          <w:rFonts w:ascii="굴림체" w:eastAsia="굴림체" w:hAnsi="굴림체" w:cs="굴림체"/>
+          <w:b w:val="0"/>
+          <w:sz w:val="18"/>
+          <w:w w:val="97"/>
+        </w:rPr>
+        <w:t>- medium or full target modules often outperform minimal.</w:t>
+      </w:r>
+    </w:p>
+    <w:p>
+      <w:pPr>
+        <w:spacing w:line="384" w:lineRule="auto" w:after="0"/>
+        <w:jc w:val="left"/>
+      </w:pPr>
+      <w:r>
+        <w:rPr>
+          <w:rFonts w:ascii="굴림체" w:eastAsia="굴림체" w:hAnsi="굴림체" w:cs="굴림체"/>
+          <w:b w:val="0"/>
+          <w:sz w:val="18"/>
+          <w:w w:val="97"/>
+        </w:rPr>
+        <w:t>- Effective batch size = batch_size × grad_accum_steps. Keep in 4-16 range.</w:t>
+      </w:r>
+    </w:p>
+    <w:p>
+      <w:pPr>
+        <w:spacing w:line="384" w:lineRule="auto" w:after="0"/>
+        <w:jc w:val="left"/>
+      </w:pPr>
+      <w:r>
+        <w:rPr>
+          <w:rFonts w:ascii="굴림체" w:eastAsia="굴림체" w:hAnsi="굴림체" w:cs="굴림체"/>
+          <w:b w:val="0"/>
+          <w:sz w:val="18"/>
+          <w:w w:val="97"/>
+        </w:rPr>
+        <w:t>- More epochs (3-5) help when training data is limited.    ← (i) 무효 파라미터</w:t>
+      </w:r>
+    </w:p>
+    <w:p>
+      <w:pPr>
+        <w:spacing w:line="384" w:lineRule="auto" w:after="0"/>
+        <w:jc w:val="left"/>
+      </w:pPr>
+      <w:r>
+        <w:rPr>
+          <w:rFonts w:ascii="굴림체" w:eastAsia="굴림체" w:hAnsi="굴림체" w:cs="굴림체"/>
+          <w:b w:val="0"/>
+          <w:sz w:val="18"/>
+          <w:w w:val="97"/>
+        </w:rPr>
+        <w:t>- Warmup ratio 0.03-0.06 is generally safe.</w:t>
+      </w:r>
+    </w:p>
+    <w:p>
+      <w:pPr>
+        <w:spacing w:line="384" w:lineRule="auto" w:after="0"/>
+        <w:jc w:val="left"/>
+      </w:pPr>
+      <w:r>
+        <w:rPr>
+          <w:rFonts w:ascii="굴림체" w:eastAsia="굴림체" w:hAnsi="굴림체" w:cs="굴림체"/>
+          <w:b w:val="0"/>
+          <w:sz w:val="18"/>
+          <w:w w:val="97"/>
+        </w:rPr>
+        <w:t xml:space="preserve"> </w:t>
+      </w:r>
+    </w:p>
+    <w:p>
+      <w:pPr>
+        <w:spacing w:line="384" w:lineRule="auto" w:after="0"/>
+        <w:jc w:val="left"/>
+      </w:pPr>
+      <w:r>
+        <w:rPr>
+          <w:rFonts w:ascii="굴림체" w:eastAsia="굴림체" w:hAnsi="굴림체" w:cs="굴림체"/>
+          <w:b w:val="0"/>
+          <w:sz w:val="18"/>
+          <w:w w:val="97"/>
+        </w:rPr>
+        <w:t>## Response Format</w:t>
+      </w:r>
+    </w:p>
+    <w:p>
+      <w:pPr>
+        <w:spacing w:line="384" w:lineRule="auto" w:after="0"/>
+        <w:jc w:val="left"/>
+      </w:pPr>
+      <w:r>
+        <w:rPr>
+          <w:rFonts w:ascii="굴림체" w:eastAsia="굴림체" w:hAnsi="굴림체" w:cs="굴림체"/>
+          <w:b w:val="0"/>
+          <w:sz w:val="18"/>
+          <w:w w:val="97"/>
+        </w:rPr>
+        <w:t>Respond with ONLY a valid JSON object. No explanation, no markdown fences,</w:t>
+      </w:r>
+    </w:p>
+    <w:p>
+      <w:pPr>
+        <w:spacing w:line="384" w:lineRule="auto" w:after="0"/>
+        <w:jc w:val="left"/>
+      </w:pPr>
+      <w:r>
+        <w:rPr>
+          <w:rFonts w:ascii="굴림체" w:eastAsia="굴림체" w:hAnsi="굴림체" w:cs="굴림체"/>
+          <w:b w:val="0"/>
+          <w:sz w:val="18"/>
+          <w:w w:val="97"/>
+        </w:rPr>
+        <w:t>no other text.                                             ← (iii) 근거 산출 금지</w:t>
       </w:r>
     </w:p>
     <w:p>
@@ -22785,227 +23589,16 @@
           <w:sz w:val="22"/>
           <w:w w:val="97"/>
         </w:rPr>
-        <w:t>Phase 1 — 제로샷 베이스라인</w:t>
-      </w:r>
-    </w:p>
-    <w:tbl>
-      <w:tblPr>
-        <w:tblW w:type="auto" w:w="0"/>
-        <w:tblLook w:firstColumn="1" w:firstRow="1" w:lastColumn="0" w:lastRow="0" w:noHBand="0" w:noVBand="1" w:val="04A0"/>
-      </w:tblPr>
-      <w:tblGrid>
-        <w:gridCol w:w="2494"/>
-        <w:gridCol w:w="2494"/>
-        <w:gridCol w:w="2494"/>
-      </w:tblGrid>
-      <w:tr>
-        <w:tc>
-          <w:tcPr>
-            <w:tcW w:type="dxa" w:w="2494"/>
-          </w:tcPr>
-          <w:p>
-            <w:pPr>
-              <w:spacing w:line="240" w:lineRule="auto"/>
-              <w:jc w:val="center"/>
-            </w:pPr>
-            <w:r/>
-            <w:r>
-              <w:rPr>
-                <w:rFonts w:ascii="휴먼명조" w:eastAsia="휴먼명조" w:hAnsi="휴먼명조" w:cs="휴먼명조"/>
-                <w:b/>
-                <w:sz w:val="18"/>
-                <w:w w:val="97"/>
-              </w:rPr>
-              <w:t>파일</w:t>
-            </w:r>
-          </w:p>
-        </w:tc>
-        <w:tc>
-          <w:tcPr>
-            <w:tcW w:type="dxa" w:w="2494"/>
-          </w:tcPr>
-          <w:p>
-            <w:pPr>
-              <w:spacing w:line="240" w:lineRule="auto"/>
-              <w:jc w:val="center"/>
-            </w:pPr>
-            <w:r/>
-            <w:r>
-              <w:rPr>
-                <w:rFonts w:ascii="휴먼명조" w:eastAsia="휴먼명조" w:hAnsi="휴먼명조" w:cs="휴먼명조"/>
-                <w:b/>
-                <w:sz w:val="18"/>
-                <w:w w:val="97"/>
-              </w:rPr>
-              <w:t>내용</w:t>
-            </w:r>
-          </w:p>
-        </w:tc>
-        <w:tc>
-          <w:tcPr>
-            <w:tcW w:type="dxa" w:w="2494"/>
-          </w:tcPr>
-          <w:p>
-            <w:pPr>
-              <w:spacing w:line="240" w:lineRule="auto"/>
-              <w:jc w:val="center"/>
-            </w:pPr>
-            <w:r/>
-            <w:r>
-              <w:rPr>
-                <w:rFonts w:ascii="휴먼명조" w:eastAsia="휴먼명조" w:hAnsi="휴먼명조" w:cs="휴먼명조"/>
-                <w:b/>
-                <w:sz w:val="18"/>
-                <w:w w:val="97"/>
-              </w:rPr>
-              <w:t>본문 위치</w:t>
-            </w:r>
-          </w:p>
-        </w:tc>
-      </w:tr>
-      <w:tr>
-        <w:tc>
-          <w:tcPr>
-            <w:tcW w:type="dxa" w:w="2494"/>
-          </w:tcPr>
-          <w:p>
-            <w:pPr>
-              <w:spacing w:line="240" w:lineRule="auto"/>
-              <w:jc w:val="center"/>
-            </w:pPr>
-            <w:r/>
-            <w:r>
-              <w:rPr>
-                <w:rFonts w:ascii="휴먼명조" w:eastAsia="휴먼명조" w:hAnsi="휴먼명조" w:cs="휴먼명조"/>
-                <w:b w:val="0"/>
-                <w:sz w:val="18"/>
-                <w:w w:val="97"/>
-              </w:rPr>
-              <w:t>results/phase1_baseline/</w:t>
-            </w:r>
-          </w:p>
-        </w:tc>
-        <w:tc>
-          <w:tcPr>
-            <w:tcW w:type="dxa" w:w="2494"/>
-          </w:tcPr>
-          <w:p>
-            <w:pPr>
-              <w:spacing w:line="240" w:lineRule="auto"/>
-              <w:jc w:val="center"/>
-            </w:pPr>
-            <w:r/>
-            <w:r>
-              <w:rPr>
-                <w:rFonts w:ascii="휴먼명조" w:eastAsia="휴먼명조" w:hAnsi="휴먼명조" w:cs="휴먼명조"/>
-                <w:b w:val="0"/>
-                <w:sz w:val="18"/>
-                <w:w w:val="97"/>
-              </w:rPr>
-              <w:t>12조건(4모델×3데이터셋, seed 42) 원본 결과</w:t>
-            </w:r>
-          </w:p>
-        </w:tc>
-        <w:tc>
-          <w:tcPr>
-            <w:tcW w:type="dxa" w:w="2494"/>
-          </w:tcPr>
-          <w:p>
-            <w:pPr>
-              <w:spacing w:line="240" w:lineRule="auto"/>
-              <w:jc w:val="center"/>
-            </w:pPr>
-            <w:r/>
-            <w:r>
-              <w:rPr>
-                <w:rFonts w:ascii="휴먼명조" w:eastAsia="휴먼명조" w:hAnsi="휴먼명조" w:cs="휴먼명조"/>
-                <w:b w:val="0"/>
-                <w:sz w:val="18"/>
-                <w:w w:val="97"/>
-              </w:rPr>
-              <w:t>Table 4.1</w:t>
-            </w:r>
-          </w:p>
-        </w:tc>
-      </w:tr>
-      <w:tr>
-        <w:tc>
-          <w:tcPr>
-            <w:tcW w:type="dxa" w:w="2494"/>
-          </w:tcPr>
-          <w:p>
-            <w:pPr>
-              <w:spacing w:line="240" w:lineRule="auto"/>
-              <w:jc w:val="center"/>
-            </w:pPr>
-            <w:r/>
-            <w:r>
-              <w:rPr>
-                <w:rFonts w:ascii="휴먼명조" w:eastAsia="휴먼명조" w:hAnsi="휴먼명조" w:cs="휴먼명조"/>
-                <w:b w:val="0"/>
-                <w:sz w:val="18"/>
-                <w:w w:val="97"/>
-              </w:rPr>
-              <w:t>results/phase1_baseline/phase1_robustness.md</w:t>
-            </w:r>
-          </w:p>
-        </w:tc>
-        <w:tc>
-          <w:tcPr>
-            <w:tcW w:type="dxa" w:w="2494"/>
-          </w:tcPr>
-          <w:p>
-            <w:pPr>
-              <w:spacing w:line="240" w:lineRule="auto"/>
-              <w:jc w:val="center"/>
-            </w:pPr>
-            <w:r/>
-            <w:r>
-              <w:rPr>
-                <w:rFonts w:ascii="휴먼명조" w:eastAsia="휴먼명조" w:hAnsi="휴먼명조" w:cs="휴먼명조"/>
-                <w:b w:val="0"/>
-                <w:sz w:val="18"/>
-                <w:w w:val="97"/>
-              </w:rPr>
-              <w:t>Min-K% 오염 강건성 재검정</w:t>
-            </w:r>
-          </w:p>
-        </w:tc>
-        <w:tc>
-          <w:tcPr>
-            <w:tcW w:type="dxa" w:w="2494"/>
-          </w:tcPr>
-          <w:p>
-            <w:pPr>
-              <w:spacing w:line="240" w:lineRule="auto"/>
-              <w:jc w:val="center"/>
-            </w:pPr>
-            <w:r/>
-            <w:r>
-              <w:rPr>
-                <w:rFonts w:ascii="휴먼명조" w:eastAsia="휴먼명조" w:hAnsi="휴먼명조" w:cs="휴먼명조"/>
-                <w:b w:val="0"/>
-                <w:sz w:val="18"/>
-                <w:w w:val="97"/>
-              </w:rPr>
-              <w:t>4.1.1</w:t>
-            </w:r>
-          </w:p>
-        </w:tc>
-      </w:tr>
-    </w:tbl>
-    <w:p>
-      <w:pPr>
-        <w:spacing w:line="384" w:lineRule="auto" w:after="0"/>
-        <w:jc w:val="both"/>
-      </w:pPr>
-      <w:r>
-        <w:rPr>
-          <w:rFonts w:ascii="휴먼명조" w:eastAsia="휴먼명조" w:hAnsi="휴먼명조" w:cs="휴먼명조"/>
-          <w:b w:val="0"/>
-          <w:sz w:val="22"/>
-          <w:w w:val="97"/>
-        </w:rPr>
+        <w:t>(i) 무효 파라미터</w:t>
+      </w:r>
+      <w:r>
+        <w:rPr>
+          <w:rFonts w:ascii="휴먼명조" w:eastAsia="휴먼명조" w:hAnsi="휴먼명조" w:cs="휴먼명조"/>
+          <w:b w:val="0"/>
+          <w:sz w:val="22"/>
+          <w:w w:val="97"/>
+        </w:rPr>
+        <w:t>: epochs는 탐색 공간과 지침에 모두 등장하나, 구현(src/autoresearch/agent.py)이 제안값을 폐기하고 max_steps=200으로 고정한다.</w:t>
       </w:r>
     </w:p>
     <w:p>
@@ -23021,292 +23614,16 @@
           <w:sz w:val="22"/>
           <w:w w:val="97"/>
         </w:rPr>
-        <w:t>Phase 2 — QLoRA 파인튜닝</w:t>
-      </w:r>
-    </w:p>
-    <w:tbl>
-      <w:tblPr>
-        <w:tblW w:type="auto" w:w="0"/>
-        <w:tblLook w:firstColumn="1" w:firstRow="1" w:lastColumn="0" w:lastRow="0" w:noHBand="0" w:noVBand="1" w:val="04A0"/>
-      </w:tblPr>
-      <w:tblGrid>
-        <w:gridCol w:w="2494"/>
-        <w:gridCol w:w="2494"/>
-        <w:gridCol w:w="2494"/>
-      </w:tblGrid>
-      <w:tr>
-        <w:tc>
-          <w:tcPr>
-            <w:tcW w:type="dxa" w:w="2494"/>
-          </w:tcPr>
-          <w:p>
-            <w:pPr>
-              <w:spacing w:line="240" w:lineRule="auto"/>
-              <w:jc w:val="center"/>
-            </w:pPr>
-            <w:r/>
-            <w:r>
-              <w:rPr>
-                <w:rFonts w:ascii="휴먼명조" w:eastAsia="휴먼명조" w:hAnsi="휴먼명조" w:cs="휴먼명조"/>
-                <w:b/>
-                <w:sz w:val="18"/>
-                <w:w w:val="97"/>
-              </w:rPr>
-              <w:t>파일</w:t>
-            </w:r>
-          </w:p>
-        </w:tc>
-        <w:tc>
-          <w:tcPr>
-            <w:tcW w:type="dxa" w:w="2494"/>
-          </w:tcPr>
-          <w:p>
-            <w:pPr>
-              <w:spacing w:line="240" w:lineRule="auto"/>
-              <w:jc w:val="center"/>
-            </w:pPr>
-            <w:r/>
-            <w:r>
-              <w:rPr>
-                <w:rFonts w:ascii="휴먼명조" w:eastAsia="휴먼명조" w:hAnsi="휴먼명조" w:cs="휴먼명조"/>
-                <w:b/>
-                <w:sz w:val="18"/>
-                <w:w w:val="97"/>
-              </w:rPr>
-              <w:t>내용</w:t>
-            </w:r>
-          </w:p>
-        </w:tc>
-        <w:tc>
-          <w:tcPr>
-            <w:tcW w:type="dxa" w:w="2494"/>
-          </w:tcPr>
-          <w:p>
-            <w:pPr>
-              <w:spacing w:line="240" w:lineRule="auto"/>
-              <w:jc w:val="center"/>
-            </w:pPr>
-            <w:r/>
-            <w:r>
-              <w:rPr>
-                <w:rFonts w:ascii="휴먼명조" w:eastAsia="휴먼명조" w:hAnsi="휴먼명조" w:cs="휴먼명조"/>
-                <w:b/>
-                <w:sz w:val="18"/>
-                <w:w w:val="97"/>
-              </w:rPr>
-              <w:t>본문 위치</w:t>
-            </w:r>
-          </w:p>
-        </w:tc>
-      </w:tr>
-      <w:tr>
-        <w:tc>
-          <w:tcPr>
-            <w:tcW w:type="dxa" w:w="2494"/>
-          </w:tcPr>
-          <w:p>
-            <w:pPr>
-              <w:spacing w:line="240" w:lineRule="auto"/>
-              <w:jc w:val="center"/>
-            </w:pPr>
-            <w:r/>
-            <w:r>
-              <w:rPr>
-                <w:rFonts w:ascii="휴먼명조" w:eastAsia="휴먼명조" w:hAnsi="휴먼명조" w:cs="휴먼명조"/>
-                <w:b w:val="0"/>
-                <w:sz w:val="18"/>
-                <w:w w:val="97"/>
-              </w:rPr>
-              <w:t>results/phase2_finetune/phase2_summary.csv</w:t>
-            </w:r>
-          </w:p>
-        </w:tc>
-        <w:tc>
-          <w:tcPr>
-            <w:tcW w:type="dxa" w:w="2494"/>
-          </w:tcPr>
-          <w:p>
-            <w:pPr>
-              <w:spacing w:line="240" w:lineRule="auto"/>
-              <w:jc w:val="center"/>
-            </w:pPr>
-            <w:r/>
-            <w:r>
-              <w:rPr>
-                <w:rFonts w:ascii="휴먼명조" w:eastAsia="휴먼명조" w:hAnsi="휴먼명조" w:cs="휴먼명조"/>
-                <w:b w:val="0"/>
-                <w:sz w:val="18"/>
-                <w:w w:val="97"/>
-              </w:rPr>
-              <w:t>75조건(Main 36 + Ablation 39) 요약</w:t>
-            </w:r>
-          </w:p>
-        </w:tc>
-        <w:tc>
-          <w:tcPr>
-            <w:tcW w:type="dxa" w:w="2494"/>
-          </w:tcPr>
-          <w:p>
-            <w:pPr>
-              <w:spacing w:line="240" w:lineRule="auto"/>
-              <w:jc w:val="center"/>
-            </w:pPr>
-            <w:r/>
-            <w:r>
-              <w:rPr>
-                <w:rFonts w:ascii="휴먼명조" w:eastAsia="휴먼명조" w:hAnsi="휴먼명조" w:cs="휴먼명조"/>
-                <w:b w:val="0"/>
-                <w:sz w:val="18"/>
-                <w:w w:val="97"/>
-              </w:rPr>
-              <w:t>Table 4.2, 4.2a, 4.2b, 4.2c</w:t>
-            </w:r>
-          </w:p>
-        </w:tc>
-      </w:tr>
-      <w:tr>
-        <w:tc>
-          <w:tcPr>
-            <w:tcW w:type="dxa" w:w="2494"/>
-          </w:tcPr>
-          <w:p>
-            <w:pPr>
-              <w:spacing w:line="240" w:lineRule="auto"/>
-              <w:jc w:val="center"/>
-            </w:pPr>
-            <w:r/>
-            <w:r>
-              <w:rPr>
-                <w:rFonts w:ascii="휴먼명조" w:eastAsia="휴먼명조" w:hAnsi="휴먼명조" w:cs="휴먼명조"/>
-                <w:b w:val="0"/>
-                <w:sz w:val="18"/>
-                <w:w w:val="97"/>
-              </w:rPr>
-              <w:t>results/phase2_finetune/phase2_rq2_analysis.md</w:t>
-            </w:r>
-          </w:p>
-        </w:tc>
-        <w:tc>
-          <w:tcPr>
-            <w:tcW w:type="dxa" w:w="2494"/>
-          </w:tcPr>
-          <w:p>
-            <w:pPr>
-              <w:spacing w:line="240" w:lineRule="auto"/>
-              <w:jc w:val="center"/>
-            </w:pPr>
-            <w:r/>
-            <w:r>
-              <w:rPr>
-                <w:rFonts w:ascii="휴먼명조" w:eastAsia="휴먼명조" w:hAnsi="휴먼명조" w:cs="휴먼명조"/>
-                <w:b w:val="0"/>
-                <w:sz w:val="18"/>
-                <w:w w:val="97"/>
-              </w:rPr>
-              <w:t>RQ2 3중 검증 + Mixed-Effects Model</w:t>
-            </w:r>
-          </w:p>
-        </w:tc>
-        <w:tc>
-          <w:tcPr>
-            <w:tcW w:type="dxa" w:w="2494"/>
-          </w:tcPr>
-          <w:p>
-            <w:pPr>
-              <w:spacing w:line="240" w:lineRule="auto"/>
-              <w:jc w:val="center"/>
-            </w:pPr>
-            <w:r/>
-            <w:r>
-              <w:rPr>
-                <w:rFonts w:ascii="휴먼명조" w:eastAsia="휴먼명조" w:hAnsi="휴먼명조" w:cs="휴먼명조"/>
-                <w:b w:val="0"/>
-                <w:sz w:val="18"/>
-                <w:w w:val="97"/>
-              </w:rPr>
-              <w:t>4.2.1</w:t>
-            </w:r>
-          </w:p>
-        </w:tc>
-      </w:tr>
-      <w:tr>
-        <w:tc>
-          <w:tcPr>
-            <w:tcW w:type="dxa" w:w="2494"/>
-          </w:tcPr>
-          <w:p>
-            <w:pPr>
-              <w:spacing w:line="240" w:lineRule="auto"/>
-              <w:jc w:val="center"/>
-            </w:pPr>
-            <w:r/>
-            <w:r>
-              <w:rPr>
-                <w:rFonts w:ascii="휴먼명조" w:eastAsia="휴먼명조" w:hAnsi="휴먼명조" w:cs="휴먼명조"/>
-                <w:b w:val="0"/>
-                <w:sz w:val="18"/>
-                <w:w w:val="97"/>
-              </w:rPr>
-              <w:t>results/phase2_finetune/cross_dataset_cf_summary.md</w:t>
-            </w:r>
-          </w:p>
-        </w:tc>
-        <w:tc>
-          <w:tcPr>
-            <w:tcW w:type="dxa" w:w="2494"/>
-          </w:tcPr>
-          <w:p>
-            <w:pPr>
-              <w:spacing w:line="240" w:lineRule="auto"/>
-              <w:jc w:val="center"/>
-            </w:pPr>
-            <w:r/>
-            <w:r>
-              <w:rPr>
-                <w:rFonts w:ascii="휴먼명조" w:eastAsia="휴먼명조" w:hAnsi="휴먼명조" w:cs="휴먼명조"/>
-                <w:b w:val="0"/>
-                <w:sz w:val="18"/>
-                <w:w w:val="97"/>
-              </w:rPr>
-              <w:t>cross-dataset CF 72조건</w:t>
-            </w:r>
-          </w:p>
-        </w:tc>
-        <w:tc>
-          <w:tcPr>
-            <w:tcW w:type="dxa" w:w="2494"/>
-          </w:tcPr>
-          <w:p>
-            <w:pPr>
-              <w:spacing w:line="240" w:lineRule="auto"/>
-              <w:jc w:val="center"/>
-            </w:pPr>
-            <w:r/>
-            <w:r>
-              <w:rPr>
-                <w:rFonts w:ascii="휴먼명조" w:eastAsia="휴먼명조" w:hAnsi="휴먼명조" w:cs="휴먼명조"/>
-                <w:b w:val="0"/>
-                <w:sz w:val="18"/>
-                <w:w w:val="97"/>
-              </w:rPr>
-              <w:t>Table 4.2e</w:t>
-            </w:r>
-          </w:p>
-        </w:tc>
-      </w:tr>
-    </w:tbl>
-    <w:p>
-      <w:pPr>
-        <w:spacing w:line="384" w:lineRule="auto" w:after="0"/>
-        <w:jc w:val="both"/>
-      </w:pPr>
-      <w:r>
-        <w:rPr>
-          <w:rFonts w:ascii="휴먼명조" w:eastAsia="휴먼명조" w:hAnsi="휴먼명조" w:cs="휴먼명조"/>
-          <w:b w:val="0"/>
-          <w:sz w:val="22"/>
-          <w:w w:val="97"/>
-        </w:rPr>
+        <w:t>(ii) 예산 불일치</w:t>
+      </w:r>
+      <w:r>
+        <w:rPr>
+          <w:rFonts w:ascii="휴먼명조" w:eastAsia="휴먼명조" w:hAnsi="휴먼명조" w:cs="휴먼명조"/>
+          <w:b w:val="0"/>
+          <w:sz w:val="22"/>
+          <w:w w:val="97"/>
+        </w:rPr>
+        <w:t>: 실제 예산은 반복당 20 trial이므로 "Late refinement (trials 20+)"는 발동하지 않으며, 예산의 약 75%가 "최고 설정을 1~2개 파라미터만 변경" 구간에 해당한다.</w:t>
       </w:r>
     </w:p>
     <w:p>
@@ -23322,502 +23639,41 @@
           <w:sz w:val="22"/>
           <w:w w:val="97"/>
         </w:rPr>
-        <w:t>Phase 3 — 자율 하이퍼파라미터 최적화</w:t>
-      </w:r>
-    </w:p>
-    <w:tbl>
-      <w:tblPr>
-        <w:tblW w:type="auto" w:w="0"/>
-        <w:tblLook w:firstColumn="1" w:firstRow="1" w:lastColumn="0" w:lastRow="0" w:noHBand="0" w:noVBand="1" w:val="04A0"/>
-      </w:tblPr>
-      <w:tblGrid>
-        <w:gridCol w:w="2494"/>
-        <w:gridCol w:w="2494"/>
-        <w:gridCol w:w="2494"/>
-      </w:tblGrid>
-      <w:tr>
-        <w:tc>
-          <w:tcPr>
-            <w:tcW w:type="dxa" w:w="2494"/>
-          </w:tcPr>
-          <w:p>
-            <w:pPr>
-              <w:spacing w:line="240" w:lineRule="auto"/>
-              <w:jc w:val="center"/>
-            </w:pPr>
-            <w:r/>
-            <w:r>
-              <w:rPr>
-                <w:rFonts w:ascii="휴먼명조" w:eastAsia="휴먼명조" w:hAnsi="휴먼명조" w:cs="휴먼명조"/>
-                <w:b/>
-                <w:sz w:val="18"/>
-                <w:w w:val="97"/>
-              </w:rPr>
-              <w:t>파일</w:t>
-            </w:r>
-          </w:p>
-        </w:tc>
-        <w:tc>
-          <w:tcPr>
-            <w:tcW w:type="dxa" w:w="2494"/>
-          </w:tcPr>
-          <w:p>
-            <w:pPr>
-              <w:spacing w:line="240" w:lineRule="auto"/>
-              <w:jc w:val="center"/>
-            </w:pPr>
-            <w:r/>
-            <w:r>
-              <w:rPr>
-                <w:rFonts w:ascii="휴먼명조" w:eastAsia="휴먼명조" w:hAnsi="휴먼명조" w:cs="휴먼명조"/>
-                <w:b/>
-                <w:sz w:val="18"/>
-                <w:w w:val="97"/>
-              </w:rPr>
-              <w:t>내용</w:t>
-            </w:r>
-          </w:p>
-        </w:tc>
-        <w:tc>
-          <w:tcPr>
-            <w:tcW w:type="dxa" w:w="2494"/>
-          </w:tcPr>
-          <w:p>
-            <w:pPr>
-              <w:spacing w:line="240" w:lineRule="auto"/>
-              <w:jc w:val="center"/>
-            </w:pPr>
-            <w:r/>
-            <w:r>
-              <w:rPr>
-                <w:rFonts w:ascii="휴먼명조" w:eastAsia="휴먼명조" w:hAnsi="휴먼명조" w:cs="휴먼명조"/>
-                <w:b/>
-                <w:sz w:val="18"/>
-                <w:w w:val="97"/>
-              </w:rPr>
-              <w:t>본문 위치</w:t>
-            </w:r>
-          </w:p>
-        </w:tc>
-      </w:tr>
-      <w:tr>
-        <w:tc>
-          <w:tcPr>
-            <w:tcW w:type="dxa" w:w="2494"/>
-          </w:tcPr>
-          <w:p>
-            <w:pPr>
-              <w:spacing w:line="240" w:lineRule="auto"/>
-              <w:jc w:val="center"/>
-            </w:pPr>
-            <w:r/>
-            <w:r>
-              <w:rPr>
-                <w:rFonts w:ascii="휴먼명조" w:eastAsia="휴먼명조" w:hAnsi="휴먼명조" w:cs="휴먼명조"/>
-                <w:b w:val="0"/>
-                <w:sz w:val="18"/>
-                <w:w w:val="97"/>
-              </w:rPr>
-              <w:t>results/phase3_autoresearch/results.tsv</w:t>
-            </w:r>
-          </w:p>
-        </w:tc>
-        <w:tc>
-          <w:tcPr>
-            <w:tcW w:type="dxa" w:w="2494"/>
-          </w:tcPr>
-          <w:p>
-            <w:pPr>
-              <w:spacing w:line="240" w:lineRule="auto"/>
-              <w:jc w:val="center"/>
-            </w:pPr>
-            <w:r/>
-            <w:r>
-              <w:rPr>
-                <w:rFonts w:ascii="휴먼명조" w:eastAsia="휴먼명조" w:hAnsi="휴먼명조" w:cs="휴먼명조"/>
-                <w:b w:val="0"/>
-                <w:sz w:val="18"/>
-                <w:w w:val="97"/>
-              </w:rPr>
-              <w:t>610 trial 전수 기록(하이퍼파라미터·성능·근거)</w:t>
-            </w:r>
-          </w:p>
-        </w:tc>
-        <w:tc>
-          <w:tcPr>
-            <w:tcW w:type="dxa" w:w="2494"/>
-          </w:tcPr>
-          <w:p>
-            <w:pPr>
-              <w:spacing w:line="240" w:lineRule="auto"/>
-              <w:jc w:val="center"/>
-            </w:pPr>
-            <w:r/>
-            <w:r>
-              <w:rPr>
-                <w:rFonts w:ascii="휴먼명조" w:eastAsia="휴먼명조" w:hAnsi="휴먼명조" w:cs="휴먼명조"/>
-                <w:b w:val="0"/>
-                <w:sz w:val="18"/>
-                <w:w w:val="97"/>
-              </w:rPr>
-              <w:t>4.3 전반</w:t>
-            </w:r>
-          </w:p>
-        </w:tc>
-      </w:tr>
-      <w:tr>
-        <w:tc>
-          <w:tcPr>
-            <w:tcW w:type="dxa" w:w="2494"/>
-          </w:tcPr>
-          <w:p>
-            <w:pPr>
-              <w:spacing w:line="240" w:lineRule="auto"/>
-              <w:jc w:val="center"/>
-            </w:pPr>
-            <w:r/>
-            <w:r>
-              <w:rPr>
-                <w:rFonts w:ascii="휴먼명조" w:eastAsia="휴먼명조" w:hAnsi="휴먼명조" w:cs="휴먼명조"/>
-                <w:b w:val="0"/>
-                <w:sz w:val="18"/>
-                <w:w w:val="97"/>
-              </w:rPr>
-              <w:t>results/phase3_autoresearch/phase3_rq3_analysis.md / .json</w:t>
-            </w:r>
-          </w:p>
-        </w:tc>
-        <w:tc>
-          <w:tcPr>
-            <w:tcW w:type="dxa" w:w="2494"/>
-          </w:tcPr>
-          <w:p>
-            <w:pPr>
-              <w:spacing w:line="240" w:lineRule="auto"/>
-              <w:jc w:val="center"/>
-            </w:pPr>
-            <w:r/>
-            <w:r>
-              <w:rPr>
-                <w:rFonts w:ascii="휴먼명조" w:eastAsia="휴먼명조" w:hAnsi="휴먼명조" w:cs="휴먼명조"/>
-                <w:b w:val="0"/>
-                <w:sz w:val="18"/>
-                <w:w w:val="97"/>
-              </w:rPr>
-              <w:t>run-level Kruskal-Wallis·Mann-Whitney·Bootstrap CI</w:t>
-            </w:r>
-          </w:p>
-        </w:tc>
-        <w:tc>
-          <w:tcPr>
-            <w:tcW w:type="dxa" w:w="2494"/>
-          </w:tcPr>
-          <w:p>
-            <w:pPr>
-              <w:spacing w:line="240" w:lineRule="auto"/>
-              <w:jc w:val="center"/>
-            </w:pPr>
-            <w:r/>
-            <w:r>
-              <w:rPr>
-                <w:rFonts w:ascii="휴먼명조" w:eastAsia="휴먼명조" w:hAnsi="휴먼명조" w:cs="휴먼명조"/>
-                <w:b w:val="0"/>
-                <w:sz w:val="18"/>
-                <w:w w:val="97"/>
-              </w:rPr>
-              <w:t>Table 4.3, 4.3.1</w:t>
-            </w:r>
-          </w:p>
-        </w:tc>
-      </w:tr>
-      <w:tr>
-        <w:tc>
-          <w:tcPr>
-            <w:tcW w:type="dxa" w:w="2494"/>
-          </w:tcPr>
-          <w:p>
-            <w:pPr>
-              <w:spacing w:line="240" w:lineRule="auto"/>
-              <w:jc w:val="center"/>
-            </w:pPr>
-            <w:r/>
-            <w:r>
-              <w:rPr>
-                <w:rFonts w:ascii="휴먼명조" w:eastAsia="휴먼명조" w:hAnsi="휴먼명조" w:cs="휴먼명조"/>
-                <w:b w:val="0"/>
-                <w:sz w:val="18"/>
-                <w:w w:val="97"/>
-              </w:rPr>
-              <w:t>results/phase3_autoresearch/phase3_summary.txt</w:t>
-            </w:r>
-          </w:p>
-        </w:tc>
-        <w:tc>
-          <w:tcPr>
-            <w:tcW w:type="dxa" w:w="2494"/>
-          </w:tcPr>
-          <w:p>
-            <w:pPr>
-              <w:spacing w:line="240" w:lineRule="auto"/>
-              <w:jc w:val="center"/>
-            </w:pPr>
-            <w:r/>
-            <w:r>
-              <w:rPr>
-                <w:rFonts w:ascii="휴먼명조" w:eastAsia="휴먼명조" w:hAnsi="휴먼명조" w:cs="휴먼명조"/>
-                <w:b w:val="0"/>
-                <w:sz w:val="18"/>
-                <w:w w:val="97"/>
-              </w:rPr>
-              <w:t>전략별 최고 trial 및 분포 통계</w:t>
-            </w:r>
-          </w:p>
-        </w:tc>
-        <w:tc>
-          <w:tcPr>
-            <w:tcW w:type="dxa" w:w="2494"/>
-          </w:tcPr>
-          <w:p>
-            <w:pPr>
-              <w:spacing w:line="240" w:lineRule="auto"/>
-              <w:jc w:val="center"/>
-            </w:pPr>
-            <w:r/>
-            <w:r>
-              <w:rPr>
-                <w:rFonts w:ascii="휴먼명조" w:eastAsia="휴먼명조" w:hAnsi="휴먼명조" w:cs="휴먼명조"/>
-                <w:b w:val="0"/>
-                <w:sz w:val="18"/>
-                <w:w w:val="97"/>
-              </w:rPr>
-              <w:t>Table 4.3a, 4.3c</w:t>
-            </w:r>
-          </w:p>
-        </w:tc>
-      </w:tr>
-      <w:tr>
-        <w:tc>
-          <w:tcPr>
-            <w:tcW w:type="dxa" w:w="2494"/>
-          </w:tcPr>
-          <w:p>
-            <w:pPr>
-              <w:spacing w:line="240" w:lineRule="auto"/>
-              <w:jc w:val="center"/>
-            </w:pPr>
-            <w:r/>
-            <w:r>
-              <w:rPr>
-                <w:rFonts w:ascii="휴먼명조" w:eastAsia="휴먼명조" w:hAnsi="휴먼명조" w:cs="휴먼명조"/>
-                <w:b w:val="0"/>
-                <w:sz w:val="18"/>
-                <w:w w:val="97"/>
-              </w:rPr>
-              <w:t>results/phase3_autoresearch/phase3_anytime_curve.csv</w:t>
-            </w:r>
-          </w:p>
-        </w:tc>
-        <w:tc>
-          <w:tcPr>
-            <w:tcW w:type="dxa" w:w="2494"/>
-          </w:tcPr>
-          <w:p>
-            <w:pPr>
-              <w:spacing w:line="240" w:lineRule="auto"/>
-              <w:jc w:val="center"/>
-            </w:pPr>
-            <w:r/>
-            <w:r>
-              <w:rPr>
-                <w:rFonts w:ascii="휴먼명조" w:eastAsia="휴먼명조" w:hAnsi="휴먼명조" w:cs="휴먼명조"/>
-                <w:b w:val="0"/>
-                <w:sz w:val="18"/>
-                <w:w w:val="97"/>
-              </w:rPr>
-              <w:t>anytime 곡선 원본 수치(trial별 중앙값·IQR·n)</w:t>
-            </w:r>
-          </w:p>
-        </w:tc>
-        <w:tc>
-          <w:tcPr>
-            <w:tcW w:type="dxa" w:w="2494"/>
-          </w:tcPr>
-          <w:p>
-            <w:pPr>
-              <w:spacing w:line="240" w:lineRule="auto"/>
-              <w:jc w:val="center"/>
-            </w:pPr>
-            <w:r/>
-            <w:r>
-              <w:rPr>
-                <w:rFonts w:ascii="휴먼명조" w:eastAsia="휴먼명조" w:hAnsi="휴먼명조" w:cs="휴먼명조"/>
-                <w:b w:val="0"/>
-                <w:sz w:val="18"/>
-                <w:w w:val="97"/>
-              </w:rPr>
-              <w:t>4.3.3</w:t>
-            </w:r>
-          </w:p>
-        </w:tc>
-      </w:tr>
-      <w:tr>
-        <w:tc>
-          <w:tcPr>
-            <w:tcW w:type="dxa" w:w="2494"/>
-          </w:tcPr>
-          <w:p>
-            <w:pPr>
-              <w:spacing w:line="240" w:lineRule="auto"/>
-              <w:jc w:val="center"/>
-            </w:pPr>
-            <w:r/>
-            <w:r>
-              <w:rPr>
-                <w:rFonts w:ascii="휴먼명조" w:eastAsia="휴먼명조" w:hAnsi="휴먼명조" w:cs="휴먼명조"/>
-                <w:b w:val="0"/>
-                <w:sz w:val="18"/>
-                <w:w w:val="97"/>
-              </w:rPr>
-              <w:t>results/phase3_autoresearch/phase3_anytime_summary.md</w:t>
-            </w:r>
-          </w:p>
-        </w:tc>
-        <w:tc>
-          <w:tcPr>
-            <w:tcW w:type="dxa" w:w="2494"/>
-          </w:tcPr>
-          <w:p>
-            <w:pPr>
-              <w:spacing w:line="240" w:lineRule="auto"/>
-              <w:jc w:val="center"/>
-            </w:pPr>
-            <w:r/>
-            <w:r>
-              <w:rPr>
-                <w:rFonts w:ascii="휴먼명조" w:eastAsia="휴먼명조" w:hAnsi="휴먼명조" w:cs="휴먼명조"/>
-                <w:b w:val="0"/>
-                <w:sz w:val="18"/>
-                <w:w w:val="97"/>
-              </w:rPr>
-              <w:t>최고 성능 도달 시점 요약</w:t>
-            </w:r>
-          </w:p>
-        </w:tc>
-        <w:tc>
-          <w:tcPr>
-            <w:tcW w:type="dxa" w:w="2494"/>
-          </w:tcPr>
-          <w:p>
-            <w:pPr>
-              <w:spacing w:line="240" w:lineRule="auto"/>
-              <w:jc w:val="center"/>
-            </w:pPr>
-            <w:r/>
-            <w:r>
-              <w:rPr>
-                <w:rFonts w:ascii="휴먼명조" w:eastAsia="휴먼명조" w:hAnsi="휴먼명조" w:cs="휴먼명조"/>
-                <w:b w:val="0"/>
-                <w:sz w:val="18"/>
-                <w:w w:val="97"/>
-              </w:rPr>
-              <w:t>Table 4.3b</w:t>
-            </w:r>
-          </w:p>
-        </w:tc>
-      </w:tr>
-      <w:tr>
-        <w:tc>
-          <w:tcPr>
-            <w:tcW w:type="dxa" w:w="2494"/>
-          </w:tcPr>
-          <w:p>
-            <w:pPr>
-              <w:spacing w:line="240" w:lineRule="auto"/>
-              <w:jc w:val="center"/>
-            </w:pPr>
-            <w:r/>
-            <w:r>
-              <w:rPr>
-                <w:rFonts w:ascii="휴먼명조" w:eastAsia="휴먼명조" w:hAnsi="휴먼명조" w:cs="휴먼명조"/>
-                <w:b w:val="0"/>
-                <w:sz w:val="18"/>
-                <w:w w:val="97"/>
-              </w:rPr>
-              <w:t>results/phase3_autoresearch/phase3_anytime.png / .pdf</w:t>
-            </w:r>
-          </w:p>
-        </w:tc>
-        <w:tc>
-          <w:tcPr>
-            <w:tcW w:type="dxa" w:w="2494"/>
-          </w:tcPr>
-          <w:p>
-            <w:pPr>
-              <w:spacing w:line="240" w:lineRule="auto"/>
-              <w:jc w:val="center"/>
-            </w:pPr>
-            <w:r/>
-            <w:r>
-              <w:rPr>
-                <w:rFonts w:ascii="휴먼명조" w:eastAsia="휴먼명조" w:hAnsi="휴먼명조" w:cs="휴먼명조"/>
-                <w:b w:val="0"/>
-                <w:sz w:val="18"/>
-                <w:w w:val="97"/>
-              </w:rPr>
-              <w:t>anytime performance 곡선 그림</w:t>
-            </w:r>
-          </w:p>
-        </w:tc>
-        <w:tc>
-          <w:tcPr>
-            <w:tcW w:type="dxa" w:w="2494"/>
-          </w:tcPr>
-          <w:p>
-            <w:pPr>
-              <w:spacing w:line="240" w:lineRule="auto"/>
-              <w:jc w:val="center"/>
-            </w:pPr>
-            <w:r/>
-            <w:r>
-              <w:rPr>
-                <w:rFonts w:ascii="휴먼명조" w:eastAsia="휴먼명조" w:hAnsi="휴먼명조" w:cs="휴먼명조"/>
-                <w:b w:val="0"/>
-                <w:sz w:val="18"/>
-                <w:w w:val="97"/>
-              </w:rPr>
-              <w:t>4.3.3</w:t>
-            </w:r>
-          </w:p>
-        </w:tc>
-      </w:tr>
-    </w:tbl>
-    <w:p>
-      <w:pPr>
-        <w:spacing w:line="384" w:lineRule="auto" w:after="0"/>
+        <w:t>(iii) 근거 산출 금지</w:t>
+      </w:r>
+      <w:r>
+        <w:rPr>
+          <w:rFonts w:ascii="휴먼명조" w:eastAsia="휴먼명조" w:hAnsi="휴먼명조" w:cs="휴먼명조"/>
+          <w:b w:val="0"/>
+          <w:sz w:val="22"/>
+          <w:w w:val="97"/>
+        </w:rPr>
+        <w:t>: RQ3가 요구한 "해석 가능한 탐색 근거"를 프롬프트가 명시적으로 배제한다.</w:t>
+      </w:r>
+    </w:p>
+    <w:p>
+      <w:pPr>
+        <w:spacing w:line="384" w:lineRule="auto" w:after="0"/>
+        <w:ind w:firstLine="220"/>
         <w:jc w:val="both"/>
       </w:pPr>
       <w:r>
         <w:rPr>
           <w:rFonts w:ascii="휴먼명조" w:eastAsia="휴먼명조" w:hAnsi="휴먼명조" w:cs="휴먼명조"/>
-          <w:b w:val="0"/>
-          <w:sz w:val="22"/>
-          <w:w w:val="97"/>
-        </w:rPr>
-      </w:r>
-    </w:p>
-    <w:p>
-      <w:pPr>
-        <w:spacing w:line="384" w:lineRule="auto" w:after="0"/>
-        <w:jc w:val="left"/>
-      </w:pPr>
-      <w:r>
-        <w:rPr>
-          <w:rFonts w:ascii="휴먼명조" w:eastAsia="휴먼명조" w:hAnsi="휴먼명조" w:cs="휴먼명조"/>
-          <w:b w:val="0"/>
-          <w:sz w:val="20"/>
-          <w:w w:val="97"/>
-        </w:rPr>
-        <w:t>results.tsv의 agent_reasoning 컬럼은 줄바꿈이 포함된 인용 문자열을 담고 있어 행 단위 도구(wc -l 등)로는 정확히 집계되지 않는다. 집계·분석 시에는 src/autoresearch/tracker.py의 ExperimentTracker(csv 모듈 기반)를 사용해야 한다.</w:t>
+          <w:b/>
+          <w:sz w:val="22"/>
+          <w:w w:val="97"/>
+        </w:rPr>
+        <w:t>에이전트 실행 설정</w:t>
+      </w:r>
+      <w:r>
+        <w:rPr>
+          <w:rFonts w:ascii="휴먼명조" w:eastAsia="휴먼명조" w:hAnsi="휴먼명조" w:cs="휴먼명조"/>
+          <w:b w:val="0"/>
+          <w:sz w:val="22"/>
+          <w:w w:val="97"/>
+        </w:rPr>
+        <w:t>: 모델 claude-sonnet-4-6, max_tokens=512, temperature=0(전 trial 기록으로 확인). 온도 고정과 10회 독립 반복으로 API 비결정성을 완화했다(5.3(4)).</w:t>
       </w:r>
     </w:p>
     <w:p>
@@ -23833,1430 +23689,7 @@
           <w:sz w:val="28"/>
           <w:w w:val="97"/>
         </w:rPr>
-        <w:t>부록 B. Autoresearch 에이전트 시스템 프롬프트</w:t>
-      </w:r>
-    </w:p>
-    <w:p>
-      <w:pPr>
-        <w:spacing w:line="384" w:lineRule="auto" w:after="0"/>
-        <w:ind w:firstLine="220"/>
-        <w:jc w:val="both"/>
-      </w:pPr>
-      <w:r>
-        <w:rPr>
-          <w:rFonts w:ascii="휴먼명조" w:eastAsia="휴먼명조" w:hAnsi="휴먼명조" w:cs="휴먼명조"/>
-          <w:b w:val="0"/>
-          <w:sz w:val="22"/>
-          <w:w w:val="97"/>
-        </w:rPr>
-        <w:t xml:space="preserve">아래는 configs/autoresearch/program.md의 전문이다. 5.3(8)에서 지적한 세 가지 설정 불일치의 근거이므로 원문 그대로 수록한다. </w:t>
-      </w:r>
-      <w:r>
-        <w:rPr>
-          <w:rFonts w:ascii="휴먼명조" w:eastAsia="휴먼명조" w:hAnsi="휴먼명조" w:cs="휴먼명조"/>
-          <w:b/>
-          <w:sz w:val="22"/>
-          <w:w w:val="97"/>
-        </w:rPr>
-        <w:t>밑줄 친 부분이 문제가 된 지점이다.</w:t>
-      </w:r>
-    </w:p>
-    <w:p>
-      <w:pPr>
-        <w:spacing w:line="384" w:lineRule="auto" w:after="0"/>
-        <w:jc w:val="left"/>
-      </w:pPr>
-      <w:r>
-        <w:rPr>
-          <w:rFonts w:ascii="굴림체" w:eastAsia="굴림체" w:hAnsi="굴림체" w:cs="굴림체"/>
-          <w:b w:val="0"/>
-          <w:sz w:val="18"/>
-          <w:w w:val="97"/>
-        </w:rPr>
-        <w:t># Autonomous HPO Agent - System Prompt</w:t>
-      </w:r>
-    </w:p>
-    <w:p>
-      <w:pPr>
-        <w:spacing w:line="384" w:lineRule="auto" w:after="0"/>
-        <w:jc w:val="left"/>
-      </w:pPr>
-      <w:r>
-        <w:rPr>
-          <w:rFonts w:ascii="굴림체" w:eastAsia="굴림체" w:hAnsi="굴림체" w:cs="굴림체"/>
-          <w:b w:val="0"/>
-          <w:sz w:val="18"/>
-          <w:w w:val="97"/>
-        </w:rPr>
-        <w:t xml:space="preserve"> </w:t>
-      </w:r>
-    </w:p>
-    <w:p>
-      <w:pPr>
-        <w:spacing w:line="384" w:lineRule="auto" w:after="0"/>
-        <w:jc w:val="left"/>
-      </w:pPr>
-      <w:r>
-        <w:rPr>
-          <w:rFonts w:ascii="굴림체" w:eastAsia="굴림체" w:hAnsi="굴림체" w:cs="굴림체"/>
-          <w:b w:val="0"/>
-          <w:sz w:val="18"/>
-          <w:w w:val="97"/>
-        </w:rPr>
-        <w:t>You are an autonomous hyperparameter optimization agent for medical VQA</w:t>
-      </w:r>
-    </w:p>
-    <w:p>
-      <w:pPr>
-        <w:spacing w:line="384" w:lineRule="auto" w:after="0"/>
-        <w:jc w:val="left"/>
-      </w:pPr>
-      <w:r>
-        <w:rPr>
-          <w:rFonts w:ascii="굴림체" w:eastAsia="굴림체" w:hAnsi="굴림체" w:cs="굴림체"/>
-          <w:b w:val="0"/>
-          <w:sz w:val="18"/>
-          <w:w w:val="97"/>
-        </w:rPr>
-        <w:t>fine-tuning research.</w:t>
-      </w:r>
-    </w:p>
-    <w:p>
-      <w:pPr>
-        <w:spacing w:line="384" w:lineRule="auto" w:after="0"/>
-        <w:jc w:val="left"/>
-      </w:pPr>
-      <w:r>
-        <w:rPr>
-          <w:rFonts w:ascii="굴림체" w:eastAsia="굴림체" w:hAnsi="굴림체" w:cs="굴림체"/>
-          <w:b w:val="0"/>
-          <w:sz w:val="18"/>
-          <w:w w:val="97"/>
-        </w:rPr>
-        <w:t xml:space="preserve"> </w:t>
-      </w:r>
-    </w:p>
-    <w:p>
-      <w:pPr>
-        <w:spacing w:line="384" w:lineRule="auto" w:after="0"/>
-        <w:jc w:val="left"/>
-      </w:pPr>
-      <w:r>
-        <w:rPr>
-          <w:rFonts w:ascii="굴림체" w:eastAsia="굴림체" w:hAnsi="굴림체" w:cs="굴림체"/>
-          <w:b w:val="0"/>
-          <w:sz w:val="18"/>
-          <w:w w:val="97"/>
-        </w:rPr>
-        <w:t>## Task</w:t>
-      </w:r>
-    </w:p>
-    <w:p>
-      <w:pPr>
-        <w:spacing w:line="384" w:lineRule="auto" w:after="0"/>
-        <w:jc w:val="left"/>
-      </w:pPr>
-      <w:r>
-        <w:rPr>
-          <w:rFonts w:ascii="굴림체" w:eastAsia="굴림체" w:hAnsi="굴림체" w:cs="굴림체"/>
-          <w:b w:val="0"/>
-          <w:sz w:val="18"/>
-          <w:w w:val="97"/>
-        </w:rPr>
-        <w:t>Given the history of previous QLoRA fine-tuning experiments, suggest the NEXT</w:t>
-      </w:r>
-    </w:p>
-    <w:p>
-      <w:pPr>
-        <w:spacing w:line="384" w:lineRule="auto" w:after="0"/>
-        <w:jc w:val="left"/>
-      </w:pPr>
-      <w:r>
-        <w:rPr>
-          <w:rFonts w:ascii="굴림체" w:eastAsia="굴림체" w:hAnsi="굴림체" w:cs="굴림체"/>
-          <w:b w:val="0"/>
-          <w:sz w:val="18"/>
-          <w:w w:val="97"/>
-        </w:rPr>
-        <w:t>hyperparameter configuration that is most likely to improve validation accuracy</w:t>
-      </w:r>
-    </w:p>
-    <w:p>
-      <w:pPr>
-        <w:spacing w:line="384" w:lineRule="auto" w:after="0"/>
-        <w:jc w:val="left"/>
-      </w:pPr>
-      <w:r>
-        <w:rPr>
-          <w:rFonts w:ascii="굴림체" w:eastAsia="굴림체" w:hAnsi="굴림체" w:cs="굴림체"/>
-          <w:b w:val="0"/>
-          <w:sz w:val="18"/>
-          <w:w w:val="97"/>
-        </w:rPr>
-        <w:t>on the PathVQA medical VQA dataset.</w:t>
-      </w:r>
-    </w:p>
-    <w:p>
-      <w:pPr>
-        <w:spacing w:line="384" w:lineRule="auto" w:after="0"/>
-        <w:jc w:val="left"/>
-      </w:pPr>
-      <w:r>
-        <w:rPr>
-          <w:rFonts w:ascii="굴림체" w:eastAsia="굴림체" w:hAnsi="굴림체" w:cs="굴림체"/>
-          <w:b w:val="0"/>
-          <w:sz w:val="18"/>
-          <w:w w:val="97"/>
-        </w:rPr>
-        <w:t xml:space="preserve"> </w:t>
-      </w:r>
-    </w:p>
-    <w:p>
-      <w:pPr>
-        <w:spacing w:line="384" w:lineRule="auto" w:after="0"/>
-        <w:jc w:val="left"/>
-      </w:pPr>
-      <w:r>
-        <w:rPr>
-          <w:rFonts w:ascii="굴림체" w:eastAsia="굴림체" w:hAnsi="굴림체" w:cs="굴림체"/>
-          <w:b w:val="0"/>
-          <w:sz w:val="18"/>
-          <w:w w:val="97"/>
-        </w:rPr>
-        <w:t>## Search Space</w:t>
-      </w:r>
-    </w:p>
-    <w:p>
-      <w:pPr>
-        <w:spacing w:line="384" w:lineRule="auto" w:after="0"/>
-        <w:jc w:val="left"/>
-      </w:pPr>
-      <w:r>
-        <w:rPr>
-          <w:rFonts w:ascii="굴림체" w:eastAsia="굴림체" w:hAnsi="굴림체" w:cs="굴림체"/>
-          <w:b w:val="0"/>
-          <w:sz w:val="18"/>
-          <w:w w:val="97"/>
-        </w:rPr>
-        <w:t>| Parameter        | Range                       | Type                     |</w:t>
-      </w:r>
-    </w:p>
-    <w:p>
-      <w:pPr>
-        <w:spacing w:line="384" w:lineRule="auto" w:after="0"/>
-        <w:jc w:val="left"/>
-      </w:pPr>
-      <w:r>
-        <w:rPr>
-          <w:rFonts w:ascii="굴림체" w:eastAsia="굴림체" w:hAnsi="굴림체" w:cs="굴림체"/>
-          <w:b w:val="0"/>
-          <w:sz w:val="18"/>
-          <w:w w:val="97"/>
-        </w:rPr>
-        <w:t>|------------------|-----------------------------|--------------------------|</w:t>
-      </w:r>
-    </w:p>
-    <w:p>
-      <w:pPr>
-        <w:spacing w:line="384" w:lineRule="auto" w:after="0"/>
-        <w:jc w:val="left"/>
-      </w:pPr>
-      <w:r>
-        <w:rPr>
-          <w:rFonts w:ascii="굴림체" w:eastAsia="굴림체" w:hAnsi="굴림체" w:cs="굴림체"/>
-          <w:b w:val="0"/>
-          <w:sz w:val="18"/>
-          <w:w w:val="97"/>
-        </w:rPr>
-        <w:t>| lora_rank        | {4, 8, 16, 32, 64}          | discrete                 |</w:t>
-      </w:r>
-    </w:p>
-    <w:p>
-      <w:pPr>
-        <w:spacing w:line="384" w:lineRule="auto" w:after="0"/>
-        <w:jc w:val="left"/>
-      </w:pPr>
-      <w:r>
-        <w:rPr>
-          <w:rFonts w:ascii="굴림체" w:eastAsia="굴림체" w:hAnsi="굴림체" w:cs="굴림체"/>
-          <w:b w:val="0"/>
-          <w:sz w:val="18"/>
-          <w:w w:val="97"/>
-        </w:rPr>
-        <w:t>| lora_alpha       | rank × {1, 2, 4}            | discrete                 |</w:t>
-      </w:r>
-    </w:p>
-    <w:p>
-      <w:pPr>
-        <w:spacing w:line="384" w:lineRule="auto" w:after="0"/>
-        <w:jc w:val="left"/>
-      </w:pPr>
-      <w:r>
-        <w:rPr>
-          <w:rFonts w:ascii="굴림체" w:eastAsia="굴림체" w:hAnsi="굴림체" w:cs="굴림체"/>
-          <w:b w:val="0"/>
-          <w:sz w:val="18"/>
-          <w:w w:val="97"/>
-        </w:rPr>
-        <w:t>| learning_rate    | [1e-5, 5e-4]                | continuous (log-scale)   |</w:t>
-      </w:r>
-    </w:p>
-    <w:p>
-      <w:pPr>
-        <w:spacing w:line="384" w:lineRule="auto" w:after="0"/>
-        <w:jc w:val="left"/>
-      </w:pPr>
-      <w:r>
-        <w:rPr>
-          <w:rFonts w:ascii="굴림체" w:eastAsia="굴림체" w:hAnsi="굴림체" w:cs="굴림체"/>
-          <w:b w:val="0"/>
-          <w:sz w:val="18"/>
-          <w:w w:val="97"/>
-        </w:rPr>
-        <w:t>| batch_size       | {1, 2, 4}                   | discrete                 |</w:t>
-      </w:r>
-    </w:p>
-    <w:p>
-      <w:pPr>
-        <w:spacing w:line="384" w:lineRule="auto" w:after="0"/>
-        <w:jc w:val="left"/>
-      </w:pPr>
-      <w:r>
-        <w:rPr>
-          <w:rFonts w:ascii="굴림체" w:eastAsia="굴림체" w:hAnsi="굴림체" w:cs="굴림체"/>
-          <w:b w:val="0"/>
-          <w:sz w:val="18"/>
-          <w:w w:val="97"/>
-        </w:rPr>
-        <w:t>| grad_accum_steps | {4, 8, 16}                  | discrete                 |</w:t>
-      </w:r>
-    </w:p>
-    <w:p>
-      <w:pPr>
-        <w:spacing w:line="384" w:lineRule="auto" w:after="0"/>
-        <w:jc w:val="left"/>
-      </w:pPr>
-      <w:r>
-        <w:rPr>
-          <w:rFonts w:ascii="굴림체" w:eastAsia="굴림체" w:hAnsi="굴림체" w:cs="굴림체"/>
-          <w:b w:val="0"/>
-          <w:sz w:val="18"/>
-          <w:w w:val="97"/>
-        </w:rPr>
-        <w:t>| warmup_ratio     | [0.0, 0.1]                  | continuous               |</w:t>
-      </w:r>
-    </w:p>
-    <w:p>
-      <w:pPr>
-        <w:spacing w:line="384" w:lineRule="auto" w:after="0"/>
-        <w:jc w:val="left"/>
-      </w:pPr>
-      <w:r>
-        <w:rPr>
-          <w:rFonts w:ascii="굴림체" w:eastAsia="굴림체" w:hAnsi="굴림체" w:cs="굴림체"/>
-          <w:b w:val="0"/>
-          <w:sz w:val="18"/>
-          <w:w w:val="97"/>
-        </w:rPr>
-        <w:t>| weight_decay     | [0.0, 0.1]                  | continuous               |</w:t>
-      </w:r>
-    </w:p>
-    <w:p>
-      <w:pPr>
-        <w:spacing w:line="384" w:lineRule="auto" w:after="0"/>
-        <w:jc w:val="left"/>
-      </w:pPr>
-      <w:r>
-        <w:rPr>
-          <w:rFonts w:ascii="굴림체" w:eastAsia="굴림체" w:hAnsi="굴림체" w:cs="굴림체"/>
-          <w:b w:val="0"/>
-          <w:sz w:val="18"/>
-          <w:w w:val="97"/>
-        </w:rPr>
-        <w:t>| lora_targets     | {"minimal","medium","full"} | categorical              |</w:t>
-      </w:r>
-    </w:p>
-    <w:p>
-      <w:pPr>
-        <w:spacing w:line="384" w:lineRule="auto" w:after="0"/>
-        <w:jc w:val="left"/>
-      </w:pPr>
-      <w:r>
-        <w:rPr>
-          <w:rFonts w:ascii="굴림체" w:eastAsia="굴림체" w:hAnsi="굴림체" w:cs="굴림체"/>
-          <w:b w:val="0"/>
-          <w:sz w:val="18"/>
-          <w:w w:val="97"/>
-        </w:rPr>
-        <w:t>| epochs           | {1, 2, 3, 5}                | discrete   ← (i) 무효    |</w:t>
-      </w:r>
-    </w:p>
-    <w:p>
-      <w:pPr>
-        <w:spacing w:line="384" w:lineRule="auto" w:after="0"/>
-        <w:jc w:val="left"/>
-      </w:pPr>
-      <w:r>
-        <w:rPr>
-          <w:rFonts w:ascii="굴림체" w:eastAsia="굴림체" w:hAnsi="굴림체" w:cs="굴림체"/>
-          <w:b w:val="0"/>
-          <w:sz w:val="18"/>
-          <w:w w:val="97"/>
-        </w:rPr>
-        <w:t xml:space="preserve"> </w:t>
-      </w:r>
-    </w:p>
-    <w:p>
-      <w:pPr>
-        <w:spacing w:line="384" w:lineRule="auto" w:after="0"/>
-        <w:jc w:val="left"/>
-      </w:pPr>
-      <w:r>
-        <w:rPr>
-          <w:rFonts w:ascii="굴림체" w:eastAsia="굴림체" w:hAnsi="굴림체" w:cs="굴림체"/>
-          <w:b w:val="0"/>
-          <w:sz w:val="18"/>
-          <w:w w:val="97"/>
-        </w:rPr>
-        <w:t>Where: minimal = [q_proj, v_proj] / medium = [q_proj, k_proj, v_proj, o_proj]</w:t>
-      </w:r>
-    </w:p>
-    <w:p>
-      <w:pPr>
-        <w:spacing w:line="384" w:lineRule="auto" w:after="0"/>
-        <w:jc w:val="left"/>
-      </w:pPr>
-      <w:r>
-        <w:rPr>
-          <w:rFonts w:ascii="굴림체" w:eastAsia="굴림체" w:hAnsi="굴림체" w:cs="굴림체"/>
-          <w:b w:val="0"/>
-          <w:sz w:val="18"/>
-          <w:w w:val="97"/>
-        </w:rPr>
-        <w:t xml:space="preserve">       full = all linear layers</w:t>
-      </w:r>
-    </w:p>
-    <w:p>
-      <w:pPr>
-        <w:spacing w:line="384" w:lineRule="auto" w:after="0"/>
-        <w:jc w:val="left"/>
-      </w:pPr>
-      <w:r>
-        <w:rPr>
-          <w:rFonts w:ascii="굴림체" w:eastAsia="굴림체" w:hAnsi="굴림체" w:cs="굴림체"/>
-          <w:b w:val="0"/>
-          <w:sz w:val="18"/>
-          <w:w w:val="97"/>
-        </w:rPr>
-        <w:t xml:space="preserve"> </w:t>
-      </w:r>
-    </w:p>
-    <w:p>
-      <w:pPr>
-        <w:spacing w:line="384" w:lineRule="auto" w:after="0"/>
-        <w:jc w:val="left"/>
-      </w:pPr>
-      <w:r>
-        <w:rPr>
-          <w:rFonts w:ascii="굴림체" w:eastAsia="굴림체" w:hAnsi="굴림체" w:cs="굴림체"/>
-          <w:b w:val="0"/>
-          <w:sz w:val="18"/>
-          <w:w w:val="97"/>
-        </w:rPr>
-        <w:t>## Strategy Guidelines</w:t>
-      </w:r>
-    </w:p>
-    <w:p>
-      <w:pPr>
-        <w:spacing w:line="384" w:lineRule="auto" w:after="0"/>
-        <w:jc w:val="left"/>
-      </w:pPr>
-      <w:r>
-        <w:rPr>
-          <w:rFonts w:ascii="굴림체" w:eastAsia="굴림체" w:hAnsi="굴림체" w:cs="굴림체"/>
-          <w:b w:val="0"/>
-          <w:sz w:val="18"/>
-          <w:w w:val="97"/>
-        </w:rPr>
-        <w:t>1. Early exploration (trials 0-5): Try diverse configurations to map the</w:t>
-      </w:r>
-    </w:p>
-    <w:p>
-      <w:pPr>
-        <w:spacing w:line="384" w:lineRule="auto" w:after="0"/>
-        <w:jc w:val="left"/>
-      </w:pPr>
-      <w:r>
-        <w:rPr>
-          <w:rFonts w:ascii="굴림체" w:eastAsia="굴림체" w:hAnsi="굴림체" w:cs="굴림체"/>
-          <w:b w:val="0"/>
-          <w:sz w:val="18"/>
-          <w:w w:val="97"/>
-        </w:rPr>
-        <w:t xml:space="preserve">   landscape. Vary multiple parameters at once.</w:t>
-      </w:r>
-    </w:p>
-    <w:p>
-      <w:pPr>
-        <w:spacing w:line="384" w:lineRule="auto" w:after="0"/>
-        <w:jc w:val="left"/>
-      </w:pPr>
-      <w:r>
-        <w:rPr>
-          <w:rFonts w:ascii="굴림체" w:eastAsia="굴림체" w:hAnsi="굴림체" w:cs="굴림체"/>
-          <w:b w:val="0"/>
-          <w:sz w:val="18"/>
-          <w:w w:val="97"/>
-        </w:rPr>
-        <w:t>2. Mid exploitation (trials 5-20): Focus on promising regions. Take the best</w:t>
-      </w:r>
-    </w:p>
-    <w:p>
-      <w:pPr>
-        <w:spacing w:line="384" w:lineRule="auto" w:after="0"/>
-        <w:jc w:val="left"/>
-      </w:pPr>
-      <w:r>
-        <w:rPr>
-          <w:rFonts w:ascii="굴림체" w:eastAsia="굴림체" w:hAnsi="굴림체" w:cs="굴림체"/>
-          <w:b w:val="0"/>
-          <w:sz w:val="18"/>
-          <w:w w:val="97"/>
-        </w:rPr>
-        <w:t xml:space="preserve">   configuration and vary 1-2 parameters at a time.        ← (ii) 예산 불일치</w:t>
-      </w:r>
-    </w:p>
-    <w:p>
-      <w:pPr>
-        <w:spacing w:line="384" w:lineRule="auto" w:after="0"/>
-        <w:jc w:val="left"/>
-      </w:pPr>
-      <w:r>
-        <w:rPr>
-          <w:rFonts w:ascii="굴림체" w:eastAsia="굴림체" w:hAnsi="굴림체" w:cs="굴림체"/>
-          <w:b w:val="0"/>
-          <w:sz w:val="18"/>
-          <w:w w:val="97"/>
-        </w:rPr>
-        <w:t>3. Late refinement (trials 20+): Fine-tune around the best configuration with</w:t>
-      </w:r>
-    </w:p>
-    <w:p>
-      <w:pPr>
-        <w:spacing w:line="384" w:lineRule="auto" w:after="0"/>
-        <w:jc w:val="left"/>
-      </w:pPr>
-      <w:r>
-        <w:rPr>
-          <w:rFonts w:ascii="굴림체" w:eastAsia="굴림체" w:hAnsi="굴림체" w:cs="굴림체"/>
-          <w:b w:val="0"/>
-          <w:sz w:val="18"/>
-          <w:w w:val="97"/>
-        </w:rPr>
-        <w:t xml:space="preserve">   small perturbations.                                    ← (ii) 미발동 구간</w:t>
-      </w:r>
-    </w:p>
-    <w:p>
-      <w:pPr>
-        <w:spacing w:line="384" w:lineRule="auto" w:after="0"/>
-        <w:jc w:val="left"/>
-      </w:pPr>
-      <w:r>
-        <w:rPr>
-          <w:rFonts w:ascii="굴림체" w:eastAsia="굴림체" w:hAnsi="굴림체" w:cs="굴림체"/>
-          <w:b w:val="0"/>
-          <w:sz w:val="18"/>
-          <w:w w:val="97"/>
-        </w:rPr>
-        <w:t xml:space="preserve"> </w:t>
-      </w:r>
-    </w:p>
-    <w:p>
-      <w:pPr>
-        <w:spacing w:line="384" w:lineRule="auto" w:after="0"/>
-        <w:jc w:val="left"/>
-      </w:pPr>
-      <w:r>
-        <w:rPr>
-          <w:rFonts w:ascii="굴림체" w:eastAsia="굴림체" w:hAnsi="굴림체" w:cs="굴림체"/>
-          <w:b w:val="0"/>
-          <w:sz w:val="18"/>
-          <w:w w:val="97"/>
-        </w:rPr>
-        <w:t>## Key Insights for Medical VQA</w:t>
-      </w:r>
-    </w:p>
-    <w:p>
-      <w:pPr>
-        <w:spacing w:line="384" w:lineRule="auto" w:after="0"/>
-        <w:jc w:val="left"/>
-      </w:pPr>
-      <w:r>
-        <w:rPr>
-          <w:rFonts w:ascii="굴림체" w:eastAsia="굴림체" w:hAnsi="굴림체" w:cs="굴림체"/>
-          <w:b w:val="0"/>
-          <w:sz w:val="18"/>
-          <w:w w:val="97"/>
-        </w:rPr>
-        <w:t>- Medical images benefit from higher LoRA ranks (16-64).</w:t>
-      </w:r>
-    </w:p>
-    <w:p>
-      <w:pPr>
-        <w:spacing w:line="384" w:lineRule="auto" w:after="0"/>
-        <w:jc w:val="left"/>
-      </w:pPr>
-      <w:r>
-        <w:rPr>
-          <w:rFonts w:ascii="굴림체" w:eastAsia="굴림체" w:hAnsi="굴림체" w:cs="굴림체"/>
-          <w:b w:val="0"/>
-          <w:sz w:val="18"/>
-          <w:w w:val="97"/>
-        </w:rPr>
-        <w:t>- Learning rate is often the most sensitive parameter.</w:t>
-      </w:r>
-    </w:p>
-    <w:p>
-      <w:pPr>
-        <w:spacing w:line="384" w:lineRule="auto" w:after="0"/>
-        <w:jc w:val="left"/>
-      </w:pPr>
-      <w:r>
-        <w:rPr>
-          <w:rFonts w:ascii="굴림체" w:eastAsia="굴림체" w:hAnsi="굴림체" w:cs="굴림체"/>
-          <w:b w:val="0"/>
-          <w:sz w:val="18"/>
-          <w:w w:val="97"/>
-        </w:rPr>
-        <w:t>- medium or full target modules often outperform minimal.</w:t>
-      </w:r>
-    </w:p>
-    <w:p>
-      <w:pPr>
-        <w:spacing w:line="384" w:lineRule="auto" w:after="0"/>
-        <w:jc w:val="left"/>
-      </w:pPr>
-      <w:r>
-        <w:rPr>
-          <w:rFonts w:ascii="굴림체" w:eastAsia="굴림체" w:hAnsi="굴림체" w:cs="굴림체"/>
-          <w:b w:val="0"/>
-          <w:sz w:val="18"/>
-          <w:w w:val="97"/>
-        </w:rPr>
-        <w:t>- Effective batch size = batch_size × grad_accum_steps. Keep in 4-16 range.</w:t>
-      </w:r>
-    </w:p>
-    <w:p>
-      <w:pPr>
-        <w:spacing w:line="384" w:lineRule="auto" w:after="0"/>
-        <w:jc w:val="left"/>
-      </w:pPr>
-      <w:r>
-        <w:rPr>
-          <w:rFonts w:ascii="굴림체" w:eastAsia="굴림체" w:hAnsi="굴림체" w:cs="굴림체"/>
-          <w:b w:val="0"/>
-          <w:sz w:val="18"/>
-          <w:w w:val="97"/>
-        </w:rPr>
-        <w:t>- More epochs (3-5) help when training data is limited.    ← (i) 무효 파라미터</w:t>
-      </w:r>
-    </w:p>
-    <w:p>
-      <w:pPr>
-        <w:spacing w:line="384" w:lineRule="auto" w:after="0"/>
-        <w:jc w:val="left"/>
-      </w:pPr>
-      <w:r>
-        <w:rPr>
-          <w:rFonts w:ascii="굴림체" w:eastAsia="굴림체" w:hAnsi="굴림체" w:cs="굴림체"/>
-          <w:b w:val="0"/>
-          <w:sz w:val="18"/>
-          <w:w w:val="97"/>
-        </w:rPr>
-        <w:t>- Warmup ratio 0.03-0.06 is generally safe.</w:t>
-      </w:r>
-    </w:p>
-    <w:p>
-      <w:pPr>
-        <w:spacing w:line="384" w:lineRule="auto" w:after="0"/>
-        <w:jc w:val="left"/>
-      </w:pPr>
-      <w:r>
-        <w:rPr>
-          <w:rFonts w:ascii="굴림체" w:eastAsia="굴림체" w:hAnsi="굴림체" w:cs="굴림체"/>
-          <w:b w:val="0"/>
-          <w:sz w:val="18"/>
-          <w:w w:val="97"/>
-        </w:rPr>
-        <w:t xml:space="preserve"> </w:t>
-      </w:r>
-    </w:p>
-    <w:p>
-      <w:pPr>
-        <w:spacing w:line="384" w:lineRule="auto" w:after="0"/>
-        <w:jc w:val="left"/>
-      </w:pPr>
-      <w:r>
-        <w:rPr>
-          <w:rFonts w:ascii="굴림체" w:eastAsia="굴림체" w:hAnsi="굴림체" w:cs="굴림체"/>
-          <w:b w:val="0"/>
-          <w:sz w:val="18"/>
-          <w:w w:val="97"/>
-        </w:rPr>
-        <w:t>## Response Format</w:t>
-      </w:r>
-    </w:p>
-    <w:p>
-      <w:pPr>
-        <w:spacing w:line="384" w:lineRule="auto" w:after="0"/>
-        <w:jc w:val="left"/>
-      </w:pPr>
-      <w:r>
-        <w:rPr>
-          <w:rFonts w:ascii="굴림체" w:eastAsia="굴림체" w:hAnsi="굴림체" w:cs="굴림체"/>
-          <w:b w:val="0"/>
-          <w:sz w:val="18"/>
-          <w:w w:val="97"/>
-        </w:rPr>
-        <w:t>Respond with ONLY a valid JSON object. No explanation, no markdown fences,</w:t>
-      </w:r>
-    </w:p>
-    <w:p>
-      <w:pPr>
-        <w:spacing w:line="384" w:lineRule="auto" w:after="0"/>
-        <w:jc w:val="left"/>
-      </w:pPr>
-      <w:r>
-        <w:rPr>
-          <w:rFonts w:ascii="굴림체" w:eastAsia="굴림체" w:hAnsi="굴림체" w:cs="굴림체"/>
-          <w:b w:val="0"/>
-          <w:sz w:val="18"/>
-          <w:w w:val="97"/>
-        </w:rPr>
-        <w:t>no other text.                                             ← (iii) 근거 산출 금지</w:t>
-      </w:r>
-    </w:p>
-    <w:p>
-      <w:pPr>
-        <w:spacing w:line="384" w:lineRule="auto" w:after="0"/>
-        <w:ind w:firstLine="220"/>
-        <w:jc w:val="both"/>
-      </w:pPr>
-      <w:r>
-        <w:rPr>
-          <w:rFonts w:ascii="휴먼명조" w:eastAsia="휴먼명조" w:hAnsi="휴먼명조" w:cs="휴먼명조"/>
-          <w:b/>
-          <w:sz w:val="22"/>
-          <w:w w:val="97"/>
-        </w:rPr>
-        <w:t>(i) 무효 파라미터</w:t>
-      </w:r>
-      <w:r>
-        <w:rPr>
-          <w:rFonts w:ascii="휴먼명조" w:eastAsia="휴먼명조" w:hAnsi="휴먼명조" w:cs="휴먼명조"/>
-          <w:b w:val="0"/>
-          <w:sz w:val="22"/>
-          <w:w w:val="97"/>
-        </w:rPr>
-        <w:t>: epochs는 탐색 공간과 지침에 모두 등장하나, 구현(src/autoresearch/agent.py)이 제안값을 폐기하고 max_steps=200으로 고정한다.</w:t>
-      </w:r>
-    </w:p>
-    <w:p>
-      <w:pPr>
-        <w:spacing w:line="384" w:lineRule="auto" w:after="0"/>
-        <w:ind w:firstLine="220"/>
-        <w:jc w:val="both"/>
-      </w:pPr>
-      <w:r>
-        <w:rPr>
-          <w:rFonts w:ascii="휴먼명조" w:eastAsia="휴먼명조" w:hAnsi="휴먼명조" w:cs="휴먼명조"/>
-          <w:b/>
-          <w:sz w:val="22"/>
-          <w:w w:val="97"/>
-        </w:rPr>
-        <w:t>(ii) 예산 불일치</w:t>
-      </w:r>
-      <w:r>
-        <w:rPr>
-          <w:rFonts w:ascii="휴먼명조" w:eastAsia="휴먼명조" w:hAnsi="휴먼명조" w:cs="휴먼명조"/>
-          <w:b w:val="0"/>
-          <w:sz w:val="22"/>
-          <w:w w:val="97"/>
-        </w:rPr>
-        <w:t>: 실제 예산은 반복당 20 trial이므로 "Late refinement (trials 20+)"는 발동하지 않으며, 예산의 약 75%가 "최고 설정을 1~2개 파라미터만 변경" 구간에 해당한다.</w:t>
-      </w:r>
-    </w:p>
-    <w:p>
-      <w:pPr>
-        <w:spacing w:line="384" w:lineRule="auto" w:after="0"/>
-        <w:ind w:firstLine="220"/>
-        <w:jc w:val="both"/>
-      </w:pPr>
-      <w:r>
-        <w:rPr>
-          <w:rFonts w:ascii="휴먼명조" w:eastAsia="휴먼명조" w:hAnsi="휴먼명조" w:cs="휴먼명조"/>
-          <w:b/>
-          <w:sz w:val="22"/>
-          <w:w w:val="97"/>
-        </w:rPr>
-        <w:t>(iii) 근거 산출 금지</w:t>
-      </w:r>
-      <w:r>
-        <w:rPr>
-          <w:rFonts w:ascii="휴먼명조" w:eastAsia="휴먼명조" w:hAnsi="휴먼명조" w:cs="휴먼명조"/>
-          <w:b w:val="0"/>
-          <w:sz w:val="22"/>
-          <w:w w:val="97"/>
-        </w:rPr>
-        <w:t>: RQ3가 요구한 "해석 가능한 탐색 근거"를 프롬프트가 명시적으로 배제한다.</w:t>
-      </w:r>
-    </w:p>
-    <w:p>
-      <w:pPr>
-        <w:spacing w:line="384" w:lineRule="auto" w:after="0"/>
-        <w:ind w:firstLine="220"/>
-        <w:jc w:val="both"/>
-      </w:pPr>
-      <w:r>
-        <w:rPr>
-          <w:rFonts w:ascii="휴먼명조" w:eastAsia="휴먼명조" w:hAnsi="휴먼명조" w:cs="휴먼명조"/>
-          <w:b/>
-          <w:sz w:val="22"/>
-          <w:w w:val="97"/>
-        </w:rPr>
-        <w:t>에이전트 실행 설정</w:t>
-      </w:r>
-      <w:r>
-        <w:rPr>
-          <w:rFonts w:ascii="휴먼명조" w:eastAsia="휴먼명조" w:hAnsi="휴먼명조" w:cs="휴먼명조"/>
-          <w:b w:val="0"/>
-          <w:sz w:val="22"/>
-          <w:w w:val="97"/>
-        </w:rPr>
-        <w:t>: 모델 claude-sonnet-4-6, max_tokens=512, temperature=0(전 trial 기록으로 확인). 온도 고정과 10회 독립 반복으로 API 비결정성을 완화했다(5.3(4)).</w:t>
-      </w:r>
-    </w:p>
-    <w:p>
-      <w:pPr>
-        <w:spacing w:line="384" w:lineRule="auto" w:after="0"/>
-        <w:jc w:val="left"/>
-        <w:outlineLvl w:val="1"/>
-      </w:pPr>
-      <w:r>
-        <w:rPr>
-          <w:rFonts w:ascii="휴먼명조" w:eastAsia="휴먼명조" w:hAnsi="휴먼명조" w:cs="휴먼명조"/>
-          <w:b/>
-          <w:sz w:val="28"/>
-          <w:w w:val="97"/>
-        </w:rPr>
-        <w:t>부록 C. 재현 가이드</w:t>
-      </w:r>
-    </w:p>
-    <w:p>
-      <w:pPr>
-        <w:spacing w:line="384" w:lineRule="auto" w:after="0"/>
-        <w:ind w:firstLine="220"/>
-        <w:jc w:val="both"/>
-      </w:pPr>
-      <w:r>
-        <w:rPr>
-          <w:rFonts w:ascii="휴먼명조" w:eastAsia="휴먼명조" w:hAnsi="휴먼명조" w:cs="휴먼명조"/>
-          <w:b w:val="0"/>
-          <w:sz w:val="22"/>
-          <w:w w:val="97"/>
-        </w:rPr>
-        <w:t>아래 명령은 본 연구가 실제로 실행한 것이며, 저장소의 스크립트 인자와 일치한다.</w:t>
-      </w:r>
-    </w:p>
-    <w:p>
-      <w:pPr>
-        <w:spacing w:line="384" w:lineRule="auto" w:after="0"/>
-        <w:ind w:firstLine="220"/>
-        <w:jc w:val="both"/>
-      </w:pPr>
-      <w:r>
-        <w:rPr>
-          <w:rFonts w:ascii="휴먼명조" w:eastAsia="휴먼명조" w:hAnsi="휴먼명조" w:cs="휴먼명조"/>
-          <w:b/>
-          <w:sz w:val="22"/>
-          <w:w w:val="97"/>
-        </w:rPr>
-        <w:t>환경 준비</w:t>
-      </w:r>
-    </w:p>
-    <w:p>
-      <w:pPr>
-        <w:spacing w:line="384" w:lineRule="auto" w:after="0"/>
-        <w:jc w:val="left"/>
-      </w:pPr>
-      <w:r>
-        <w:rPr>
-          <w:rFonts w:ascii="굴림체" w:eastAsia="굴림체" w:hAnsi="굴림체" w:cs="굴림체"/>
-          <w:b w:val="0"/>
-          <w:sz w:val="18"/>
-          <w:w w:val="97"/>
-        </w:rPr>
-        <w:t>uv sync --extra unsloth        # unsloth 백엔드 필수 (Qwen 계열 데이터 포맷)</w:t>
-      </w:r>
-    </w:p>
-    <w:p>
-      <w:pPr>
-        <w:spacing w:line="384" w:lineRule="auto" w:after="0"/>
-        <w:jc w:val="left"/>
-      </w:pPr>
-      <w:r>
-        <w:rPr>
-          <w:rFonts w:ascii="굴림체" w:eastAsia="굴림체" w:hAnsi="굴림체" w:cs="굴림체"/>
-          <w:b w:val="0"/>
-          <w:sz w:val="18"/>
-          <w:w w:val="97"/>
-        </w:rPr>
-        <w:t>uv run python -c "import unsloth"   # 설치 확인</w:t>
-      </w:r>
-    </w:p>
-    <w:p>
-      <w:pPr>
-        <w:spacing w:line="384" w:lineRule="auto" w:after="0"/>
-        <w:jc w:val="left"/>
-      </w:pPr>
-      <w:r>
-        <w:rPr>
-          <w:rFonts w:ascii="굴림체" w:eastAsia="굴림체" w:hAnsi="굴림체" w:cs="굴림체"/>
-          <w:b w:val="0"/>
-          <w:sz w:val="18"/>
-          <w:w w:val="97"/>
-        </w:rPr>
-        <w:t>export HF_HOME=/hf_cache                          # 캐시 분산 (디스크 quota 대비)</w:t>
-      </w:r>
-    </w:p>
-    <w:p>
-      <w:pPr>
-        <w:spacing w:line="384" w:lineRule="auto" w:after="0"/>
-        <w:jc w:val="left"/>
-      </w:pPr>
-      <w:r>
-        <w:rPr>
-          <w:rFonts w:ascii="굴림체" w:eastAsia="굴림체" w:hAnsi="굴림체" w:cs="굴림체"/>
-          <w:b w:val="0"/>
-          <w:sz w:val="18"/>
-          <w:w w:val="97"/>
-        </w:rPr>
-        <w:t>export MOAI_CHAT_CACHE_DIR=/workspace/hf_cache/chat_cache</w:t>
-      </w:r>
-    </w:p>
-    <w:p>
-      <w:pPr>
-        <w:spacing w:line="384" w:lineRule="auto" w:after="0"/>
-        <w:jc w:val="left"/>
-      </w:pPr>
-      <w:r>
-        <w:rPr>
-          <w:rFonts w:ascii="굴림체" w:eastAsia="굴림체" w:hAnsi="굴림체" w:cs="굴림체"/>
-          <w:b w:val="0"/>
-          <w:sz w:val="18"/>
-          <w:w w:val="97"/>
-        </w:rPr>
-        <w:t>export WANDB_API_KEY=...       # 학습 로깅</w:t>
-      </w:r>
-    </w:p>
-    <w:p>
-      <w:pPr>
-        <w:spacing w:line="384" w:lineRule="auto" w:after="0"/>
-        <w:jc w:val="left"/>
-      </w:pPr>
-      <w:r>
-        <w:rPr>
-          <w:rFonts w:ascii="굴림체" w:eastAsia="굴림체" w:hAnsi="굴림체" w:cs="굴림체"/>
-          <w:b w:val="0"/>
-          <w:sz w:val="18"/>
-          <w:w w:val="97"/>
-        </w:rPr>
-        <w:t>export ANTHROPIC_API_KEY=...   # Phase 3 autoresearch 전략에만 필요</w:t>
-      </w:r>
-    </w:p>
-    <w:p>
-      <w:pPr>
-        <w:spacing w:line="384" w:lineRule="auto" w:after="0"/>
-        <w:jc w:val="left"/>
-      </w:pPr>
-      <w:r>
-        <w:rPr>
-          <w:rFonts w:ascii="휴먼명조" w:eastAsia="휴먼명조" w:hAnsi="휴먼명조" w:cs="휴먼명조"/>
-          <w:b w:val="0"/>
-          <w:sz w:val="20"/>
-          <w:w w:val="97"/>
-        </w:rPr>
-        <w:t>python3가 시스템 파이썬을 가리켜 ModuleNotFoundError가 발생하는 사례가 반복 관측되었으므로, 모든 실행은 uv run python 형태로 통일한다.</w:t>
-      </w:r>
-    </w:p>
-    <w:p>
-      <w:pPr>
-        <w:spacing w:line="384" w:lineRule="auto" w:after="0"/>
-        <w:ind w:firstLine="220"/>
-        <w:jc w:val="both"/>
-      </w:pPr>
-      <w:r>
-        <w:rPr>
-          <w:rFonts w:ascii="휴먼명조" w:eastAsia="휴먼명조" w:hAnsi="휴먼명조" w:cs="휴먼명조"/>
-          <w:b/>
-          <w:sz w:val="22"/>
-          <w:w w:val="97"/>
-        </w:rPr>
-        <w:t>Phase 1 — 제로샷 베이스라인</w:t>
-      </w:r>
-    </w:p>
-    <w:p>
-      <w:pPr>
-        <w:spacing w:line="384" w:lineRule="auto" w:after="0"/>
-        <w:jc w:val="left"/>
-      </w:pPr>
-      <w:r>
-        <w:rPr>
-          <w:rFonts w:ascii="굴림체" w:eastAsia="굴림체" w:hAnsi="굴림체" w:cs="굴림체"/>
-          <w:b w:val="0"/>
-          <w:sz w:val="18"/>
-          <w:w w:val="97"/>
-        </w:rPr>
-        <w:t>bash scripts/runpod_phase1.sh    # 12조건(4모델 × 3데이터셋), seed 42</w:t>
-      </w:r>
-    </w:p>
-    <w:p>
-      <w:pPr>
-        <w:spacing w:line="384" w:lineRule="auto" w:after="0"/>
-        <w:ind w:firstLine="220"/>
-        <w:jc w:val="both"/>
-      </w:pPr>
-      <w:r>
-        <w:rPr>
-          <w:rFonts w:ascii="휴먼명조" w:eastAsia="휴먼명조" w:hAnsi="휴먼명조" w:cs="휴먼명조"/>
-          <w:b/>
-          <w:sz w:val="22"/>
-          <w:w w:val="97"/>
-        </w:rPr>
-        <w:t>Phase 2 — QLoRA 파인튜닝</w:t>
-      </w:r>
-    </w:p>
-    <w:p>
-      <w:pPr>
-        <w:spacing w:line="384" w:lineRule="auto" w:after="0"/>
-        <w:jc w:val="left"/>
-      </w:pPr>
-      <w:r>
-        <w:rPr>
-          <w:rFonts w:ascii="굴림체" w:eastAsia="굴림체" w:hAnsi="굴림체" w:cs="굴림체"/>
-          <w:b w:val="0"/>
-          <w:sz w:val="18"/>
-          <w:w w:val="97"/>
-        </w:rPr>
-        <w:t>uv run python -u -m src.finetune.run_phase2 \</w:t>
-      </w:r>
-    </w:p>
-    <w:p>
-      <w:pPr>
-        <w:spacing w:line="384" w:lineRule="auto" w:after="0"/>
-        <w:jc w:val="left"/>
-      </w:pPr>
-      <w:r>
-        <w:rPr>
-          <w:rFonts w:ascii="굴림체" w:eastAsia="굴림체" w:hAnsi="굴림체" w:cs="굴림체"/>
-          <w:b w:val="0"/>
-          <w:sz w:val="18"/>
-          <w:w w:val="97"/>
-        </w:rPr>
-        <w:t xml:space="preserve">  --config_dir configs/models \</w:t>
-      </w:r>
-    </w:p>
-    <w:p>
-      <w:pPr>
-        <w:spacing w:line="384" w:lineRule="auto" w:after="0"/>
-        <w:jc w:val="left"/>
-      </w:pPr>
-      <w:r>
-        <w:rPr>
-          <w:rFonts w:ascii="굴림체" w:eastAsia="굴림체" w:hAnsi="굴림체" w:cs="굴림체"/>
-          <w:b w:val="0"/>
-          <w:sz w:val="18"/>
-          <w:w w:val="97"/>
-        </w:rPr>
-        <w:t xml:space="preserve">  --finetune_config configs/finetune/base_qlora.yaml \</w:t>
-      </w:r>
-    </w:p>
-    <w:p>
-      <w:pPr>
-        <w:spacing w:line="384" w:lineRule="auto" w:after="0"/>
-        <w:jc w:val="left"/>
-      </w:pPr>
-      <w:r>
-        <w:rPr>
-          <w:rFonts w:ascii="굴림체" w:eastAsia="굴림체" w:hAnsi="굴림체" w:cs="굴림체"/>
-          <w:b w:val="0"/>
-          <w:sz w:val="18"/>
-          <w:w w:val="97"/>
-        </w:rPr>
-        <w:t xml:space="preserve">  --output_dir results/phase2_finetune \</w:t>
-      </w:r>
-    </w:p>
-    <w:p>
-      <w:pPr>
-        <w:spacing w:line="384" w:lineRule="auto" w:after="0"/>
-        <w:jc w:val="left"/>
-      </w:pPr>
-      <w:r>
-        <w:rPr>
-          <w:rFonts w:ascii="굴림체" w:eastAsia="굴림체" w:hAnsi="굴림체" w:cs="굴림체"/>
-          <w:b w:val="0"/>
-          <w:sz w:val="18"/>
-          <w:w w:val="97"/>
-        </w:rPr>
-        <w:t xml:space="preserve">  --seeds 42 123 456 \</w:t>
-      </w:r>
-    </w:p>
-    <w:p>
-      <w:pPr>
-        <w:spacing w:line="384" w:lineRule="auto" w:after="0"/>
-        <w:jc w:val="left"/>
-      </w:pPr>
-      <w:r>
-        <w:rPr>
-          <w:rFonts w:ascii="굴림체" w:eastAsia="굴림체" w:hAnsi="굴림체" w:cs="굴림체"/>
-          <w:b w:val="0"/>
-          <w:sz w:val="18"/>
-          <w:w w:val="97"/>
-        </w:rPr>
-        <w:t xml:space="preserve">  --data_dir data \</w:t>
-      </w:r>
-    </w:p>
-    <w:p>
-      <w:pPr>
-        <w:spacing w:line="384" w:lineRule="auto" w:after="0"/>
-        <w:jc w:val="left"/>
-      </w:pPr>
-      <w:r>
-        <w:rPr>
-          <w:rFonts w:ascii="굴림체" w:eastAsia="굴림체" w:hAnsi="굴림체" w:cs="굴림체"/>
-          <w:b w:val="0"/>
-          <w:sz w:val="18"/>
-          <w:w w:val="97"/>
-        </w:rPr>
-        <w:t xml:space="preserve">  --max_eval_samples 500</w:t>
-      </w:r>
-    </w:p>
-    <w:p>
-      <w:pPr>
-        <w:spacing w:line="384" w:lineRule="auto" w:after="0"/>
-        <w:jc w:val="left"/>
-      </w:pPr>
-      <w:r>
-        <w:rPr>
-          <w:rFonts w:ascii="굴림체" w:eastAsia="굴림체" w:hAnsi="굴림체" w:cs="굴림체"/>
-          <w:b w:val="0"/>
-          <w:sz w:val="18"/>
-          <w:w w:val="97"/>
-        </w:rPr>
-        <w:t xml:space="preserve"> </w:t>
-      </w:r>
-    </w:p>
-    <w:p>
-      <w:pPr>
-        <w:spacing w:line="384" w:lineRule="auto" w:after="0"/>
-        <w:jc w:val="left"/>
-      </w:pPr>
-      <w:r>
-        <w:rPr>
-          <w:rFonts w:ascii="굴림체" w:eastAsia="굴림체" w:hAnsi="굴림체" w:cs="굴림체"/>
-          <w:b w:val="0"/>
-          <w:sz w:val="18"/>
-          <w:w w:val="97"/>
-        </w:rPr>
-        <w:t>bash scripts/run_phase2_ablation.sh   # Ablation A/B/C (PathVQA, Qwen3-VL-2B 고정)</w:t>
-      </w:r>
-    </w:p>
-    <w:p>
-      <w:pPr>
-        <w:spacing w:line="384" w:lineRule="auto" w:after="0"/>
-        <w:ind w:firstLine="220"/>
-        <w:jc w:val="both"/>
-      </w:pPr>
-      <w:r>
-        <w:rPr>
-          <w:rFonts w:ascii="휴먼명조" w:eastAsia="휴먼명조" w:hAnsi="휴먼명조" w:cs="휴먼명조"/>
-          <w:b/>
-          <w:sz w:val="22"/>
-          <w:w w:val="97"/>
-        </w:rPr>
-        <w:t>Phase 3 — 자율 하이퍼파라미터 최적화</w:t>
-      </w:r>
-    </w:p>
-    <w:p>
-      <w:pPr>
-        <w:spacing w:line="384" w:lineRule="auto" w:after="0"/>
-        <w:jc w:val="left"/>
-      </w:pPr>
-      <w:r>
-        <w:rPr>
-          <w:rFonts w:ascii="굴림체" w:eastAsia="굴림체" w:hAnsi="굴림체" w:cs="굴림체"/>
-          <w:b w:val="0"/>
-          <w:sz w:val="18"/>
-          <w:w w:val="97"/>
-        </w:rPr>
-        <w:t>uv run python -u -m src.autoresearch.run_phase3 \</w:t>
-      </w:r>
-    </w:p>
-    <w:p>
-      <w:pPr>
-        <w:spacing w:line="384" w:lineRule="auto" w:after="0"/>
-        <w:jc w:val="left"/>
-      </w:pPr>
-      <w:r>
-        <w:rPr>
-          <w:rFonts w:ascii="굴림체" w:eastAsia="굴림체" w:hAnsi="굴림체" w:cs="굴림체"/>
-          <w:b w:val="0"/>
-          <w:sz w:val="18"/>
-          <w:w w:val="97"/>
-        </w:rPr>
-        <w:t xml:space="preserve">  --model_config configs/models/qwen3_vl_2b.yaml \</w:t>
-      </w:r>
-    </w:p>
-    <w:p>
-      <w:pPr>
-        <w:spacing w:line="384" w:lineRule="auto" w:after="0"/>
-        <w:jc w:val="left"/>
-      </w:pPr>
-      <w:r>
-        <w:rPr>
-          <w:rFonts w:ascii="굴림체" w:eastAsia="굴림체" w:hAnsi="굴림체" w:cs="굴림체"/>
-          <w:b w:val="0"/>
-          <w:sz w:val="18"/>
-          <w:w w:val="97"/>
-        </w:rPr>
-        <w:t xml:space="preserve">  --finetune_config configs/finetune/base_qlora.yaml \</w:t>
-      </w:r>
-    </w:p>
-    <w:p>
-      <w:pPr>
-        <w:spacing w:line="384" w:lineRule="auto" w:after="0"/>
-        <w:jc w:val="left"/>
-      </w:pPr>
-      <w:r>
-        <w:rPr>
-          <w:rFonts w:ascii="굴림체" w:eastAsia="굴림체" w:hAnsi="굴림체" w:cs="굴림체"/>
-          <w:b w:val="0"/>
-          <w:sz w:val="18"/>
-          <w:w w:val="97"/>
-        </w:rPr>
-        <w:t xml:space="preserve">  --output_dir results/phase3_autoresearch \</w:t>
-      </w:r>
-    </w:p>
-    <w:p>
-      <w:pPr>
-        <w:spacing w:line="384" w:lineRule="auto" w:after="0"/>
-        <w:jc w:val="left"/>
-      </w:pPr>
-      <w:r>
-        <w:rPr>
-          <w:rFonts w:ascii="굴림체" w:eastAsia="굴림체" w:hAnsi="굴림체" w:cs="굴림체"/>
-          <w:b w:val="0"/>
-          <w:sz w:val="18"/>
-          <w:w w:val="97"/>
-        </w:rPr>
-        <w:t xml:space="preserve">  --strategies manual random optuna autoresearch \</w:t>
-      </w:r>
-    </w:p>
-    <w:p>
-      <w:pPr>
-        <w:spacing w:line="384" w:lineRule="auto" w:after="0"/>
-        <w:jc w:val="left"/>
-      </w:pPr>
-      <w:r>
-        <w:rPr>
-          <w:rFonts w:ascii="굴림체" w:eastAsia="굴림체" w:hAnsi="굴림체" w:cs="굴림체"/>
-          <w:b w:val="0"/>
-          <w:sz w:val="18"/>
-          <w:w w:val="97"/>
-        </w:rPr>
-        <w:t xml:space="preserve">  --repeats 10 \</w:t>
-      </w:r>
-    </w:p>
-    <w:p>
-      <w:pPr>
-        <w:spacing w:line="384" w:lineRule="auto" w:after="0"/>
-        <w:jc w:val="left"/>
-      </w:pPr>
-      <w:r>
-        <w:rPr>
-          <w:rFonts w:ascii="굴림체" w:eastAsia="굴림체" w:hAnsi="굴림체" w:cs="굴림체"/>
-          <w:b w:val="0"/>
-          <w:sz w:val="18"/>
-          <w:w w:val="97"/>
-        </w:rPr>
-        <w:t xml:space="preserve">  --trials_per_repeat 20 \</w:t>
-      </w:r>
-    </w:p>
-    <w:p>
-      <w:pPr>
-        <w:spacing w:line="384" w:lineRule="auto" w:after="0"/>
-        <w:jc w:val="left"/>
-      </w:pPr>
-      <w:r>
-        <w:rPr>
-          <w:rFonts w:ascii="굴림체" w:eastAsia="굴림체" w:hAnsi="굴림체" w:cs="굴림체"/>
-          <w:b w:val="0"/>
-          <w:sz w:val="18"/>
-          <w:w w:val="97"/>
-        </w:rPr>
-        <w:t xml:space="preserve">  --seed 42 \</w:t>
-      </w:r>
-    </w:p>
-    <w:p>
-      <w:pPr>
-        <w:spacing w:line="384" w:lineRule="auto" w:after="0"/>
-        <w:jc w:val="left"/>
-      </w:pPr>
-      <w:r>
-        <w:rPr>
-          <w:rFonts w:ascii="굴림체" w:eastAsia="굴림체" w:hAnsi="굴림체" w:cs="굴림체"/>
-          <w:b w:val="0"/>
-          <w:sz w:val="18"/>
-          <w:w w:val="97"/>
-        </w:rPr>
-        <w:t xml:space="preserve">  --data_dir data \</w:t>
-      </w:r>
-    </w:p>
-    <w:p>
-      <w:pPr>
-        <w:spacing w:line="384" w:lineRule="auto" w:after="0"/>
-        <w:jc w:val="left"/>
-      </w:pPr>
-      <w:r>
-        <w:rPr>
-          <w:rFonts w:ascii="굴림체" w:eastAsia="굴림체" w:hAnsi="굴림체" w:cs="굴림체"/>
-          <w:b w:val="0"/>
-          <w:sz w:val="18"/>
-          <w:w w:val="97"/>
-        </w:rPr>
-        <w:t xml:space="preserve">  --time_budget_min 90 \</w:t>
-      </w:r>
-    </w:p>
-    <w:p>
-      <w:pPr>
-        <w:spacing w:line="384" w:lineRule="auto" w:after="0"/>
-        <w:jc w:val="left"/>
-      </w:pPr>
-      <w:r>
-        <w:rPr>
-          <w:rFonts w:ascii="굴림체" w:eastAsia="굴림체" w:hAnsi="굴림체" w:cs="굴림체"/>
-          <w:b w:val="0"/>
-          <w:sz w:val="18"/>
-          <w:w w:val="97"/>
-        </w:rPr>
-        <w:t xml:space="preserve">  --max_test_samples 500 \</w:t>
-      </w:r>
-    </w:p>
-    <w:p>
-      <w:pPr>
-        <w:spacing w:line="384" w:lineRule="auto" w:after="0"/>
-        <w:jc w:val="left"/>
-      </w:pPr>
-      <w:r>
-        <w:rPr>
-          <w:rFonts w:ascii="굴림체" w:eastAsia="굴림체" w:hAnsi="굴림체" w:cs="굴림체"/>
-          <w:b w:val="0"/>
-          <w:sz w:val="18"/>
-          <w:w w:val="97"/>
-        </w:rPr>
-        <w:t xml:space="preserve">  --max_parallel 2</w:t>
-      </w:r>
-    </w:p>
-    <w:p>
-      <w:pPr>
-        <w:spacing w:line="384" w:lineRule="auto" w:after="0"/>
-        <w:jc w:val="left"/>
-      </w:pPr>
-      <w:r>
-        <w:rPr>
-          <w:rFonts w:ascii="휴먼명조" w:eastAsia="휴먼명조" w:hAnsi="휴먼명조" w:cs="휴먼명조"/>
-          <w:b w:val="0"/>
-          <w:sz w:val="20"/>
-          <w:w w:val="97"/>
-        </w:rPr>
-        <w:t>--time_budget_min 90은 실험 통제 변수가 아니라 이상 조합으로 인한 무한 학습을 막는 안전장치다. 학습량 통제는 max_steps=200(코드 상수)이 담당한다. --max_parallel 2는 GPU 2장에 (전략, 반복) 단위 작업을 배분한다.</w:t>
-      </w:r>
-    </w:p>
-    <w:p>
-      <w:pPr>
-        <w:spacing w:line="384" w:lineRule="auto" w:after="0"/>
-        <w:ind w:firstLine="220"/>
-        <w:jc w:val="both"/>
-      </w:pPr>
-      <w:r>
-        <w:rPr>
-          <w:rFonts w:ascii="휴먼명조" w:eastAsia="휴먼명조" w:hAnsi="휴먼명조" w:cs="휴먼명조"/>
-          <w:b/>
-          <w:sz w:val="22"/>
-          <w:w w:val="97"/>
-        </w:rPr>
-        <w:t>분석 및 그림 생성</w:t>
-      </w:r>
-    </w:p>
-    <w:p>
-      <w:pPr>
-        <w:spacing w:line="384" w:lineRule="auto" w:after="0"/>
-        <w:jc w:val="left"/>
-      </w:pPr>
-      <w:r>
-        <w:rPr>
-          <w:rFonts w:ascii="굴림체" w:eastAsia="굴림체" w:hAnsi="굴림체" w:cs="굴림체"/>
-          <w:b w:val="0"/>
-          <w:sz w:val="18"/>
-          <w:w w:val="97"/>
-        </w:rPr>
-        <w:t>uv run python scripts/analyze_phase3.py --results_dir results/phase3_autoresearch</w:t>
-      </w:r>
-    </w:p>
-    <w:p>
-      <w:pPr>
-        <w:spacing w:line="384" w:lineRule="auto" w:after="0"/>
-        <w:jc w:val="left"/>
-      </w:pPr>
-      <w:r>
-        <w:rPr>
-          <w:rFonts w:ascii="굴림체" w:eastAsia="굴림체" w:hAnsi="굴림체" w:cs="굴림체"/>
-          <w:b w:val="0"/>
-          <w:sz w:val="18"/>
-          <w:w w:val="97"/>
-        </w:rPr>
-        <w:t>uv run python scripts/summarize_stage.py manual random optuna autoresearch</w:t>
-      </w:r>
-    </w:p>
-    <w:p>
-      <w:pPr>
-        <w:spacing w:line="384" w:lineRule="auto" w:after="0"/>
-        <w:jc w:val="left"/>
-      </w:pPr>
-      <w:r>
-        <w:rPr>
-          <w:rFonts w:ascii="굴림체" w:eastAsia="굴림체" w:hAnsi="굴림체" w:cs="굴림체"/>
-          <w:b w:val="0"/>
-          <w:sz w:val="18"/>
-          <w:w w:val="97"/>
-        </w:rPr>
-        <w:t>uv run python scripts/plot_phase3_anytime.py --results_dir results/phase3_autoresearch</w:t>
-      </w:r>
-    </w:p>
-    <w:p>
-      <w:pPr>
-        <w:spacing w:line="384" w:lineRule="auto" w:after="0"/>
-        <w:jc w:val="left"/>
-        <w:outlineLvl w:val="1"/>
-      </w:pPr>
-      <w:r>
-        <w:rPr>
-          <w:rFonts w:ascii="휴먼명조" w:eastAsia="휴먼명조" w:hAnsi="휴먼명조" w:cs="휴먼명조"/>
-          <w:b/>
-          <w:sz w:val="28"/>
-          <w:w w:val="97"/>
-        </w:rPr>
-        <w:t>부록 D. Autoresearch 제안 근거 로그 발췌</w:t>
+        <w:t>부록 B. Autoresearch 제안 근거 로그 발췌</w:t>
       </w:r>
     </w:p>
     <w:p>

--- a/석사학위논문_국문.docx
+++ b/석사학위논문_국문.docx
@@ -1275,29 +1275,6 @@
                 <w:sz w:val="28"/>
                 <w:szCs w:val="28"/>
               </w:rPr>
-              <w:t>(14p</w:t>
-            </w:r>
-            <w:r>
-              <w:rPr>
-                <w:rFonts w:ascii="휴먼명조" w:eastAsia="휴먼명조" w:hAnsi="굴림" w:cs="굴림"/>
-                <w:color w:val="0059FF"/>
-                <w:w w:val="97"/>
-                <w:kern w:val="0"/>
-                <w:sz w:val="28"/>
-                <w:szCs w:val="28"/>
-              </w:rPr>
-              <w:t>t</w:t>
-            </w:r>
-            <w:r>
-              <w:rPr>
-                <w:rFonts w:ascii="휴먼명조" w:eastAsia="휴먼명조" w:hAnsi="굴림" w:cs="굴림" w:hint="eastAsia"/>
-                <w:color w:val="0059FF"/>
-                <w:w w:val="97"/>
-                <w:kern w:val="0"/>
-                <w:sz w:val="28"/>
-                <w:szCs w:val="28"/>
-              </w:rPr>
-              <w:t>)</w:t>
             </w:r>
           </w:p>
         </w:tc>

--- a/석사학위논문_국문.docx
+++ b/석사학위논문_국문.docx
@@ -72,7 +72,7 @@
                 <w:rFonts w:ascii="Arial" w:hAnsi="Arial" w:cs="Arial" w:hint="eastAsia"/>
                 <w:sz w:val="28"/>
               </w:rPr>
-              <w:t>지도교수 [지도교수 성명]</w:t>
+              <w:t>지도교수 민덕기</w:t>
             </w:r>
           </w:p>
         </w:tc>
@@ -269,7 +269,7 @@
                 <w:sz w:val="28"/>
                 <w:szCs w:val="28"/>
               </w:rPr>
-              <w:t>[학위수여 년월]</w:t>
+              <w:t>2027년 2월</w:t>
             </w:r>
             <w:commentRangeEnd w:id="0"/>
           </w:p>
@@ -601,7 +601,7 @@
                 <w:sz w:val="32"/>
                 <w:szCs w:val="32"/>
               </w:rPr>
-              <w:t>이 논문을 [학위명]석사학위 청구논문으로 제출합니다.</w:t>
+              <w:t>이 논문을 공학석사학위 청구논문으로 제출합니다.</w:t>
             </w:r>
             <w:commentRangeStart w:id="3"/>
             <w:commentRangeEnd w:id="3"/>
@@ -752,7 +752,7 @@
                 <w:sz w:val="32"/>
                 <w:szCs w:val="32"/>
               </w:rPr>
-              <w:t>[청구 년월]</w:t>
+              <w:t>2026년 11월</w:t>
             </w:r>
             <w:commentRangeEnd w:id="4"/>
           </w:p>
@@ -985,7 +985,7 @@
                 <w:sz w:val="32"/>
                 <w:szCs w:val="32"/>
               </w:rPr>
-              <w:t>황태욱의 [학위명]석사학위 청구논문을 인준함.</w:t>
+              <w:t>황태욱의 공학석사학위 청구논문을 인준함.</w:t>
             </w:r>
             <w:commentRangeEnd w:id="5"/>
           </w:p>
@@ -1801,7 +1801,7 @@
                 <w:sz w:val="32"/>
                 <w:szCs w:val="32"/>
               </w:rPr>
-              <w:t>[인준 년월]</w:t>
+              <w:t>2026년 12월</w:t>
             </w:r>
             <w:commentRangeEnd w:id="7"/>
           </w:p>

--- a/석사학위논문_국문.docx
+++ b/석사학위논문_국문.docx
@@ -2156,6 +2156,35 @@
     <w:p>
       <w:pPr>
         <w:spacing w:line="384" w:lineRule="auto" w:after="0"/>
+        <w:jc w:val="center"/>
+      </w:pPr>
+      <w:r>
+        <w:rPr>
+          <w:rFonts w:ascii="휴먼명조" w:eastAsia="휴먼명조" w:hAnsi="휴먼명조" w:cs="휴먼명조"/>
+          <w:b/>
+          <w:sz w:val="32"/>
+          <w:w w:val="97"/>
+        </w:rPr>
+        <w:t>경량 멀티모달 모델의 의료 영상 VQA 도메인 적응: QLoRA 파인튜닝과 자율 하이퍼파라미터 최적화</w:t>
+      </w:r>
+    </w:p>
+    <w:p>
+      <w:pPr>
+        <w:spacing w:line="384" w:lineRule="auto" w:after="0"/>
+        <w:jc w:val="both"/>
+      </w:pPr>
+      <w:r>
+        <w:rPr>
+          <w:rFonts w:ascii="휴먼명조" w:eastAsia="휴먼명조" w:hAnsi="휴먼명조" w:cs="휴먼명조"/>
+          <w:b w:val="0"/>
+          <w:sz w:val="22"/>
+          <w:w w:val="97"/>
+        </w:rPr>
+      </w:r>
+    </w:p>
+    <w:p>
+      <w:pPr>
+        <w:spacing w:line="384" w:lineRule="auto" w:after="0"/>
         <w:ind w:firstLine="220"/>
         <w:jc w:val="both"/>
       </w:pPr>
@@ -24074,6 +24103,109 @@
           <w:w w:val="97"/>
         </w:rPr>
         <w:t>ABSTRACT</w:t>
+      </w:r>
+    </w:p>
+    <w:p>
+      <w:pPr>
+        <w:spacing w:line="384" w:lineRule="auto" w:after="0"/>
+        <w:jc w:val="both"/>
+      </w:pPr>
+      <w:r>
+        <w:rPr>
+          <w:rFonts w:ascii="휴먼명조" w:eastAsia="휴먼명조" w:hAnsi="휴먼명조" w:cs="휴먼명조"/>
+          <w:b w:val="0"/>
+          <w:sz w:val="22"/>
+          <w:w w:val="97"/>
+        </w:rPr>
+      </w:r>
+    </w:p>
+    <w:p>
+      <w:pPr>
+        <w:spacing w:line="384" w:lineRule="auto" w:after="0"/>
+        <w:jc w:val="center"/>
+      </w:pPr>
+      <w:r>
+        <w:rPr>
+          <w:rFonts w:ascii="휴먼명조" w:eastAsia="휴먼명조" w:hAnsi="휴먼명조" w:cs="휴먼명조"/>
+          <w:b/>
+          <w:sz w:val="32"/>
+          <w:w w:val="97"/>
+        </w:rPr>
+        <w:t>Domain Adaptation of Lightweight Vision-Language Models for Medical Visual Question Answering: QLoRA Fine-Tuning with Autonomous Hyperparameter Optimization</w:t>
+      </w:r>
+    </w:p>
+    <w:p>
+      <w:pPr>
+        <w:spacing w:line="384" w:lineRule="auto" w:after="0"/>
+        <w:jc w:val="both"/>
+      </w:pPr>
+      <w:r>
+        <w:rPr>
+          <w:rFonts w:ascii="휴먼명조" w:eastAsia="휴먼명조" w:hAnsi="휴먼명조" w:cs="휴먼명조"/>
+          <w:b w:val="0"/>
+          <w:sz w:val="22"/>
+          <w:w w:val="97"/>
+        </w:rPr>
+      </w:r>
+    </w:p>
+    <w:p>
+      <w:pPr>
+        <w:spacing w:line="384" w:lineRule="auto" w:after="0"/>
+        <w:jc w:val="center"/>
+      </w:pPr>
+      <w:r>
+        <w:rPr>
+          <w:rFonts w:ascii="휴먼명조" w:eastAsia="휴먼명조" w:hAnsi="휴먼명조" w:cs="휴먼명조"/>
+          <w:b w:val="0"/>
+          <w:sz w:val="22"/>
+          <w:w w:val="97"/>
+        </w:rPr>
+        <w:t>Hwang, Taewook</w:t>
+      </w:r>
+    </w:p>
+    <w:p>
+      <w:pPr>
+        <w:spacing w:line="384" w:lineRule="auto" w:after="0"/>
+        <w:jc w:val="center"/>
+      </w:pPr>
+      <w:r>
+        <w:rPr>
+          <w:rFonts w:ascii="휴먼명조" w:eastAsia="휴먼명조" w:hAnsi="휴먼명조" w:cs="휴먼명조"/>
+          <w:b w:val="0"/>
+          <w:sz w:val="22"/>
+          <w:w w:val="97"/>
+        </w:rPr>
+        <w:t>Department of Convergence Information Technology</w:t>
+      </w:r>
+    </w:p>
+    <w:p>
+      <w:pPr>
+        <w:spacing w:line="384" w:lineRule="auto" w:after="0"/>
+        <w:jc w:val="center"/>
+      </w:pPr>
+      <w:r>
+        <w:rPr>
+          <w:rFonts w:ascii="휴먼명조" w:eastAsia="휴먼명조" w:hAnsi="휴먼명조" w:cs="휴먼명조"/>
+          <w:b w:val="0"/>
+          <w:sz w:val="22"/>
+          <w:w w:val="97"/>
+        </w:rPr>
+        <w:t>Major in Artificial Intelligence</w:t>
+      </w:r>
+    </w:p>
+    <w:p>
+      <w:pPr>
+        <w:spacing w:line="384" w:lineRule="auto" w:after="0"/>
+        <w:jc w:val="center"/>
+      </w:pPr>
+      <w:r>
+        <w:rPr>
+          <w:rFonts w:ascii="휴먼명조" w:eastAsia="휴먼명조" w:hAnsi="휴먼명조" w:cs="휴먼명조"/>
+          <w:b w:val="0"/>
+          <w:sz w:val="22"/>
+          <w:w w:val="97"/>
+        </w:rPr>
+        <w:t>Graduate School of Information and Telecommunications, Konkuk University</w:t>
       </w:r>
     </w:p>
     <w:p>

--- a/석사학위논문_국문.docx
+++ b/석사학위논문_국문.docx
@@ -24160,7 +24160,7 @@
           <w:sz w:val="22"/>
           <w:w w:val="97"/>
         </w:rPr>
-        <w:t>Hwang, Taewook</w:t>
+        <w:t>Hwang, Tae Wook</w:t>
       </w:r>
     </w:p>
     <w:p>
@@ -24205,7 +24205,7 @@
           <w:sz w:val="22"/>
           <w:w w:val="97"/>
         </w:rPr>
-        <w:t>Graduate School of Information and Telecommunications, Konkuk University</w:t>
+        <w:t>Graduate School of Information &amp; Communications, Konkuk University</w:t>
       </w:r>
     </w:p>
     <w:p>

--- a/석사학위논문_국문.docx
+++ b/석사학위논문_국문.docx
@@ -2211,7 +2211,7 @@
           <w:sz w:val="22"/>
           <w:w w:val="97"/>
         </w:rPr>
-        <w:t>제로샷 성능은 모델 간 통계적으로 유의하게 달랐으며(Cochran's Q = 1904.28, df = 3, p &lt; .001), Qwen3-VL-2B가 합산 정확도 0.3843으로 가장 높았다. 이 순위는 Min-K% Probability로 식별한 사전훈련 노출 의심 표본을 제거한 뒤에도 유지되어 데이터 오염에 강건했다. QLoRA 파인튜닝의 효과는 모델에 따라 방향이 엇갈렸다. Qwen2.5-VL-3B(Cohen's d = +2.646)와 Qwen3-VL-2B(d = +1.620)에서는 유의하게 향상된 반면 SmolVLM2-2.2B(d = -2.284)에서는 유의하게 악화되었고, 네 모델을 합산한 혼합효과모형은 상반된 효과가 상쇄되어 "효과 없음"으로 보고했다(p = .3629). 자율 하이퍼파라미터 탐색에서는 대규모 언어모델 에이전트(0.4184)가 베이지안 최적화(0.4490)보다 유의하게 낮았고(Mann-Whitney U = 16.00, p = .0112, r = -0.68) 무작위 탐색(0.4186)과도 구분되지 않았다. 다만 세 자동 탐색 전략 모두 수동 설정(0.3776)을 상회했다. 에이전트의 열세는 제안 품질이 아니라 중복 제안에 따른 실효 탐색 예산 축소에서 비롯되었다(반복당 고유 설정 12.5/20).</w:t>
+        <w:t>제로샷 성능은 모델 간 통계적으로 유의하게 달랐으며(Cochran's Q = 1904.28, df = 3, p &lt; .001), Qwen3-VL-2B가 합산 정확도 0.3843으로 가장 높았다. 이 순위는 Min-K% Probability로 식별한 사전훈련 노출 의심 표본을 제거한 뒤에도 유지되어 데이터 오염에 강건했다. QLoRA 파인튜닝의 효과는 모델에 따라 방향이 엇갈렸다. Qwen2.5-VL-3B(Cohen's d = +2.646)와 Qwen3-VL-2B(d = +1.620)에서는 유의하게 향상된 반면 SmolVLM2-2.2B(d = -2.284)에서는 유의하게 악화되었고 네 모델을 합산한 혼합효과모형은 상반된 효과가 상쇄되어 "효과 없음"으로 보고했다(p = .3629). 자율 하이퍼파라미터 탐색에서는 대규모 언어모델 에이전트(0.4184)가 베이지안 최적화(0.4490)보다 유의하게 낮았고(Mann-Whitney U = 16.00, p = .0112, r = -0.68) 무작위 탐색(0.4186)과도 구분되지 않았다. 다만 세 자동 탐색 전략 모두 수동 설정(0.3776)을 상회했다. 에이전트의 열세는 제안 품질이 아니라 중복 제안에 따른 실효 탐색 예산 축소에서 비롯되었다(반복당 고유 설정 12.5/20).</w:t>
       </w:r>
     </w:p>
     <w:p>
@@ -2351,7 +2351,7 @@
           <w:sz w:val="22"/>
           <w:w w:val="97"/>
         </w:rPr>
-        <w:t>거대언어모델(LLM)의 성공에 힘입어 이미지와 텍스트를 함께 이해하는 Vision-Language Model(VLM)이 GPT-4V, Gemini 등을 중심으로 빠르게 발전하고 있다. 이러한 범용 VLM은 자연 이미지에 대한 질의응답에서는 높은 성능을 보이지만, 의료 영상과 같이 전문 지식이 요구되는 도메인에서는 의학 용어와 병리·방사선학적 소견에 대한 이해 부족으로 성능이 제한되는 경향이 있다. 반면 GPU 자원이 제한된 연구·임상 환경에서 대규모 모델을 처음부터 재학습하는 것은 현실적이지 않으며, 이에 QLoRA(Quantized Low-Rank Adaptation)와 같은 Parameter-Efficient Fine-Tuning(PEFT) 기법이 소비자급 GPU(16-24GB VRAM) 환경에서도 도메인 특화 파인튜닝을 가능케 하는 대안으로 주목받고 있다.</w:t>
+        <w:t>거대언어모델(LLM)의 성공에 힘입어 이미지와 텍스트를 함께 이해하는 Vision-Language Model(VLM)이 GPT-4V, Gemini 등을 중심으로 빠르게 발전하고 있다. 이러한 범용 VLM은 자연 이미지에 대한 질의응답에서는 높은 성능을 보이지만 의료 영상과 같이 전문 지식이 요구되는 도메인에서는 의학 용어와 병리·방사선학적 소견에 대한 이해 부족으로 성능이 제한되는 경향이 있다. GPU 자원이 제한된 연구·임상 환경에서 대규모 모델을 처음부터 재학습하는 것은 현실적이지 않으며, 이에 QLoRA(Quantized Low-Rank Adaptation)와 같은 Parameter-Efficient Fine-Tuning(PEFT) 기법이 소비자급 GPU(16-24GB VRAM) 환경에서도 도메인 특화 파인튜닝을 가능케 하는 대안으로 주목받고 있다.</w:t>
       </w:r>
     </w:p>
     <w:p>
@@ -2367,7 +2367,7 @@
           <w:sz w:val="22"/>
           <w:w w:val="97"/>
         </w:rPr>
-        <w:t>한편 QLoRA와 같은 PEFT 기법을 실제로 적용하려면 LoRA rank, target module, 학습률 등 다수의 하이퍼파라미터를 선택해야 하는데, 이 선택이 최종 성능에 미치는 영향은 체계적으로 규명되지 않은 경우가 많다. 하이퍼파라미터 최적화(HPO)의 자동화는 2024년 NeurIPS 서베이에서도 지적된 VLM PEFT 분야의 미해결 과제이며, 전통적인 Grid/Random Search나 베이지안 최적화(Optuna TPE)를 넘어 LLM 에이전트가 이전 실험 결과를 스스로 해석하고 다음 설정을 제안하는 자율 탐색(autoresearch 스타일) 방식이 새로운 대안으로 제시되고 있다.</w:t>
+        <w:t>한편 QLoRA와 같은 PEFT 기법을 실제로 적용하려면 LoRA rank, target module, 학습률 등 다수의 하이퍼파라미터를 선택해야 하는데, 이 선택이 최종 성능에 미치는 영향은 체계적으로 규명되지 않은 경우가 많다. 하이퍼파라미터 최적화(HPO)의 자동화는 2024년 NeurIPS 서베이에서도 지적된 VLM PEFT 분야의 미해결 과제다. 전통적인 Grid/Random Search나 베이지안 최적화(Optuna TPE)를 넘어 LLM 에이전트가 이전 실험 결과를 스스로 해석하고 다음 설정을 제안하는 자율 탐색(autoresearch 스타일) 방식이 새로운 대안으로 제시되고 있다.</w:t>
       </w:r>
     </w:p>
     <w:p>
@@ -2469,6 +2469,14 @@
     <w:tbl>
       <w:tblPr>
         <w:tblW w:type="auto" w:w="0"/>
+        <w:tblBorders>
+          <w:top w:val="single" w:sz="4" w:space="0" w:color="000000"/>
+          <w:left w:val="single" w:sz="4" w:space="0" w:color="000000"/>
+          <w:bottom w:val="single" w:sz="4" w:space="0" w:color="000000"/>
+          <w:right w:val="single" w:sz="4" w:space="0" w:color="000000"/>
+          <w:insideH w:val="single" w:sz="4" w:space="0" w:color="000000"/>
+          <w:insideV w:val="single" w:sz="4" w:space="0" w:color="000000"/>
+        </w:tblBorders>
         <w:tblLook w:firstColumn="1" w:firstRow="1" w:lastColumn="0" w:lastRow="0" w:noHBand="0" w:noVBand="1" w:val="04A0"/>
       </w:tblPr>
       <w:tblGrid>
@@ -2549,7 +2557,7 @@
           <w:p>
             <w:pPr>
               <w:spacing w:line="240" w:lineRule="auto"/>
-              <w:jc w:val="center"/>
+              <w:jc w:val="left"/>
             </w:pPr>
             <w:r/>
             <w:r>
@@ -2570,7 +2578,7 @@
           <w:p>
             <w:pPr>
               <w:spacing w:line="240" w:lineRule="auto"/>
-              <w:jc w:val="center"/>
+              <w:jc w:val="left"/>
             </w:pPr>
             <w:r/>
             <w:r>
@@ -2591,7 +2599,7 @@
           <w:p>
             <w:pPr>
               <w:spacing w:line="240" w:lineRule="auto"/>
-              <w:jc w:val="center"/>
+              <w:jc w:val="left"/>
             </w:pPr>
             <w:r/>
             <w:r>
@@ -2614,7 +2622,7 @@
           <w:p>
             <w:pPr>
               <w:spacing w:line="240" w:lineRule="auto"/>
-              <w:jc w:val="center"/>
+              <w:jc w:val="left"/>
             </w:pPr>
             <w:r/>
             <w:r>
@@ -2635,7 +2643,7 @@
           <w:p>
             <w:pPr>
               <w:spacing w:line="240" w:lineRule="auto"/>
-              <w:jc w:val="center"/>
+              <w:jc w:val="left"/>
             </w:pPr>
             <w:r/>
             <w:r>
@@ -2656,7 +2664,7 @@
           <w:p>
             <w:pPr>
               <w:spacing w:line="240" w:lineRule="auto"/>
-              <w:jc w:val="center"/>
+              <w:jc w:val="left"/>
             </w:pPr>
             <w:r/>
             <w:r>
@@ -2679,7 +2687,7 @@
           <w:p>
             <w:pPr>
               <w:spacing w:line="240" w:lineRule="auto"/>
-              <w:jc w:val="center"/>
+              <w:jc w:val="left"/>
             </w:pPr>
             <w:r/>
             <w:r>
@@ -2700,7 +2708,7 @@
           <w:p>
             <w:pPr>
               <w:spacing w:line="240" w:lineRule="auto"/>
-              <w:jc w:val="center"/>
+              <w:jc w:val="left"/>
             </w:pPr>
             <w:r/>
             <w:r>
@@ -2721,7 +2729,7 @@
           <w:p>
             <w:pPr>
               <w:spacing w:line="240" w:lineRule="auto"/>
-              <w:jc w:val="center"/>
+              <w:jc w:val="left"/>
             </w:pPr>
             <w:r/>
             <w:r>
@@ -2812,7 +2820,7 @@
           <w:sz w:val="22"/>
           <w:w w:val="97"/>
         </w:rPr>
-        <w:t>본 연구의 실험 범위는 4개 경량 VLM(Qwen3-VL-2B, Qwen2.5-VL-3B, SmolVLM2-2.2B, Gemma4-E2B)과 3개 공개 의료 VQA 데이터셋(PathVQA, SLAKE, VQA-RAD)으로 한정한다. 모델 선정은 16GB급 VRAM에서 QLoRA 파인튜닝이 가능할 것으로 예상되고(실측 결과 최대 14.4GB로 확인, 3.2.1) 재배포가 자유로운 라이선스(Apache 2.0/MIT)를 갖춘 모델을 기준으로 했으며, 데이터셋은 공개적으로 접근 가능하고 임상 질문 유형이 라벨링된 벤치마크로 한정했다.</w:t>
+        <w:t>본 연구의 실험 범위는 4개 경량 VLM(Qwen3-VL-2B, Qwen2.5-VL-3B, SmolVLM2-2.2B, Gemma4-E2B)과 3개 공개 의료 VQA 데이터셋(PathVQA, SLAKE, VQA-RAD)으로 한정한다. 모델 선정은 16GB급 VRAM에서 QLoRA 파인튜닝이 가능할 것으로 예상되고(실측 결과 최대 14.4GB로 확인, 3.2.1) 재배포가 자유로운 라이선스(Apache 2.0/MIT)를 갖춘 모델을 기준으로 했다. 데이터셋은 공개적으로 접근 가능하고 임상 질문 유형이 라벨링된 벤치마크로 한정했다.</w:t>
       </w:r>
     </w:p>
     <w:p>
@@ -2828,7 +2836,7 @@
           <w:sz w:val="22"/>
           <w:w w:val="97"/>
         </w:rPr>
-        <w:t>연구의 주요 제한점은 다음과 같으며, 상세한 근거와 완화 조치는 제5장 5.3에서 논의한다: (1) 대상 데이터셋이 모델의 사전훈련 시점 이전에 공개되어 사전훈련 데이터 오염 가능성이 존재하므로, 본 연구는 이를 Min-K% Probability 기법으로 능동 측정하고 결론의 강건성을 별도 검증한다(제4장 4.1.1 오염 강건성 검증 참조). (2) LLaVA-Med, Med-Flamingo 등 기존 의료 특화 VLM과의 직접 실험 비교는 본 연구 범위 밖이며 선행 연구 수치와의 간접 비교로 대체한다. (3) GPU 시간·비용 제약으로 QLoRA 학습에 max_steps 상한을 적용했으며, 이로 인해 데이터셋 크기에 따라 실효 학습량(epoch 환산)이 달라진다.</w:t>
+        <w:t>연구의 주요 제한점은 다음과 같으며, 상세한 근거와 완화 조치는 제5장 5.3에서 논의한다: (1) 대상 데이터셋이 모델의 사전훈련 시점 이전에 공개되어 사전훈련 데이터 오염 가능성이 존재하므로 본 연구는 이를 Min-K% Probability 기법으로 능동 측정하고 결론의 강건성을 별도 검증한다(제4장 4.1.1 오염 강건성 검증 참조). (2) LLaVA-Med, Med-Flamingo 등 기존 의료 특화 VLM과의 직접 실험 비교는 본 연구 범위 밖이며 선행 연구 수치와의 간접 비교로 대체한다. (3) GPU 시간·비용 제약으로 QLoRA 학습에 max_steps 상한을 적용했으며, 이로 인해 데이터셋 크기에 따라 실효 학습량(epoch 환산)이 달라진다.</w:t>
       </w:r>
     </w:p>
     <w:p>
@@ -2952,7 +2960,7 @@
           <w:sz w:val="22"/>
           <w:w w:val="97"/>
         </w:rPr>
-        <w:t>Vision-Language Model(VLM)은 이미지 인코더와 대규모 언어모델(LLM)을 결합하여 시각 정보와 언어 정보를 함께 이해·생성하는 모델이다. 초기 멀티모달 학습은 이미지-텍스트 쌍에 대한 대조 학습(contrastive learning)으로 공유 임베딩 공간을 학습하는 방식이 중심이었으며, 이후 LLM의 instruction-following 능력이 발전하면서 이미지 특징을 LLM의 입력 토큰 공간에 투영(projection)하고 instruction-tuning으로 시각 질의응답·설명 생성 능력을 학습시키는 방식이 주류가 되었다. Liu 등의 LLaVA(Visual Instruction Tuning, arXiv:2304.08485)는 GPT-4로 생성한 시각 instruction 데이터로 오픈소스 LLM을 파인튜닝해 상용 모델에 근접한 시각 대화 능력을 보인 대표적 사례로, 이후 다수의 VLM 연구가 이 instruction-tuning 패러다임을 계승했다. GPT-4V, Gemini 등 상용 대규모 VLM은 방대한 파라미터와 학습 데이터로 범용 시각 이해 성능을 확보했으나, 동시에 추론 비용과 배포 제약이 커 소비자급 하드웨어에서의 활용이 어렵다는 한계가 있다.</w:t>
+        <w:t>Vision-Language Model(VLM)은 이미지 인코더와 대규모 언어모델(LLM)을 결합하여 시각 정보와 언어 정보를 함께 이해·생성하는 모델이다. 초기 멀티모달 학습은 이미지-텍스트 쌍에 대한 대조 학습(contrastive learning)으로 공유 임베딩 공간을 학습하는 방식이 중심이었다. 이후 LLM의 instruction-following 능력이 발전하면서 이미지 특징을 LLM의 입력 토큰 공간에 투영(projection)하고 instruction-tuning으로 시각 질의응답·설명 생성 능력을 학습시키는 방식이 주류가 되었다. Liu 등의 LLaVA(Visual Instruction Tuning, arXiv:2304.08485)는 GPT-4로 생성한 시각 instruction 데이터로 오픈소스 LLM을 파인튜닝해 상용 모델에 근접한 시각 대화 능력을 보인 대표적 사례로, 이후 다수의 VLM 연구가 이 instruction-tuning 패러다임을 계승했다. GPT-4V, Gemini 등 상용 대규모 VLM은 방대한 파라미터와 학습 데이터로 범용 시각 이해 성능을 확보했으나 동시에 추론 비용과 배포 제약이 커 소비자급 하드웨어에서 활용하기 어렵다는 한계가 있다.</w:t>
       </w:r>
     </w:p>
     <w:p>
@@ -2984,7 +2992,7 @@
           <w:sz w:val="22"/>
           <w:w w:val="97"/>
         </w:rPr>
-        <w:t>본 연구가 대상으로 삼는 4개 모델은 모두 2025-2026년에 공개된 2-3B급 경량 VLM으로, 각기 다른 방식으로 파라미터 효율성을 추구한다. Qwen2.5-VL(Qwen Team, Alibaba, Technical Report arXiv:2502.13923)은 이미지 크기에 따라 시각 토큰 수를 동적으로 조절하는 dynamic resolution 처리와 시간 정보를 절대 시간으로 정렬하는 MRoPE 확장을 특징으로 하며, 문서 파싱과 다국어 OCR에 강점을 보인다. 후속 모델인 Qwen3-VL은 dense(2B/4B/8B/32B)와 Mixture-of-Experts(30B-A3B/235B-A22B) 계열로 확장되었고 "thinking mode"와 DeepStack 방식의 다단계 시각 특징 결합을 도입했다. SmolVLM2(HuggingFace, "SmolVLM: Redefining small and efficient multimodal models", arXiv:2504.05299)는 SigLIP 이미지 인코더와 SmolLM2 언어모델을 결합해 극단적으로 낮은 메모리 사용량(2.2B 모델 기준 영상 추론 시 5.2GB)을 달성하는 데 초점을 맞춘 온디바이스 지향 아키텍처다. Gemma4-E2B(Google)는 Per-Layer Embeddings(PLE) 기법으로 추론 시 2.3B 파라미터만 활성화하면서 5.1B급 총 파라미터의 표현력을 활용하는 Mixture-of-Experts 계열 구조로, 활성 파라미터 기준으로는 경량이나 저장 파라미터 규모는 다른 세 모델보다 크다는 아키텍처적 차이가 있다(이 차이가 결과 해석에 갖는 함의는 제5장 5.3에서 논의한다).</w:t>
+        <w:t>본 연구가 대상으로 삼는 4개 모델은 모두 2025-2026년에 공개된 2-3B급 경량 VLM으로, 각기 다른 방식으로 파라미터 효율성을 추구한다. Qwen2.5-VL(Qwen Team, Alibaba, Technical Report arXiv:2502.13923)은 이미지 크기에 따라 시각 토큰 수를 동적으로 조절하는 dynamic resolution 처리와 시간 정보를 절대 시간으로 정렬하는 MRoPE 확장을 특징으로 한다. 문서 파싱과 다국어 OCR에 강점을 보인다. 후속 모델인 Qwen3-VL은 dense(2B/4B/8B/32B)와 Mixture-of-Experts(30B-A3B/235B-A22B) 계열로 확장되었고 "thinking mode"와 DeepStack 방식의 다단계 시각 특징 결합을 도입했다. SmolVLM2(HuggingFace, "SmolVLM: Redefining small and efficient multimodal models", arXiv:2504.05299)는 온디바이스를 지향하는 아키텍처로, SigLIP 이미지 인코더와 SmolLM2 언어모델을 결합해 극단적으로 낮은 메모리 사용량(2.2B 모델 기준 영상 추론 시 5.2GB)을 달성하는 데 초점을 맞춘다. Gemma4-E2B(Google)는 Per-Layer Embeddings(PLE) 기법으로 추론 시 2.3B 파라미터만 활성화하면서 5.1B급 총 파라미터의 표현력을 활용하는 Mixture-of-Experts 계열 구조다. 활성 파라미터 기준으로는 경량이나 저장 파라미터 규모는 다른 세 모델보다 크다는 아키텍처적 차이가 있다(이 차이가 결과 해석에 갖는 함의는 제5장 5.3에서 논의한다).</w:t>
       </w:r>
     </w:p>
     <w:p>
@@ -3032,7 +3040,7 @@
           <w:sz w:val="22"/>
           <w:w w:val="97"/>
         </w:rPr>
-        <w:t>LoRA(Hu et al., "LoRA: Low-Rank Adaptation of Large Language Models", arXiv:2106.09685, ICLR 2022)는 사전학습된 가중치 행렬 $W_0$을 고정한 채, 그 변화량 $\Delta W$를 두 개의 저랭크(low-rank) 행렬 $A \in \mathbb{R}^{r \times k}$, $B \in \mathbb{R}^{d \times r}$의 곱 $BA$($r \ll \min(d,k)$)로 근사하여 학습하는 기법이다. 순전파는 $h = W_0 x + BAx$로 계산되며, 학습 대상은 $A$, $B$뿐이므로 전체 파라미터 대비 학습 파라미터 비율을 극적으로 낮출 수 있다(본 연구의 Ablation B에서 rank=64 기준 학습 파라미터 비율은 전체의 약 0.2-1.6% 수준, 제4장 4.2.3 참조). rank $r$은 표현력과 파라미터 효율성 사이의 트레이드오프를 결정하는 핵심 하이퍼파라미터이며, alpha는 $\Delta W$의 스케일을 조정하는 계수다($BAx$에 $\alpha/r$을 곱함).</w:t>
+        <w:t>LoRA(Hu et al., "LoRA: Low-Rank Adaptation of Large Language Models", arXiv:2106.09685, ICLR 2022)는 사전학습된 가중치 행렬 $W_0$을 고정한 채, 그 변화량 $\Delta W$를 두 개의 저랭크(low-rank) 행렬 $A \in \mathbb{R}^{r \times k}$, $B \in \mathbb{R}^{d \times r}$의 곱 $BA$($r \ll \min(d,k)$)로 근사하여 학습하는 기법이다. 순전파는 $h = W_0 x + BAx$로 계산된다. 학습 대상은 $A$, $B$뿐이므로 전체 파라미터 대비 학습 파라미터 비율을 극적으로 낮출 수 있다(본 연구의 Ablation B에서 rank=64 기준 학습 파라미터 비율은 전체의 약 0.2-1.6% 수준, 제4장 4.2.3 참조). rank $r$은 표현력과 파라미터 효율성 사이의 트레이드오프를 결정하는 핵심 하이퍼파라미터이며, alpha는 $\Delta W$의 스케일을 조정하는 계수다($BAx$에 $\alpha/r$을 곱함).</w:t>
       </w:r>
     </w:p>
     <w:p>
@@ -3064,7 +3072,7 @@
           <w:sz w:val="22"/>
           <w:w w:val="97"/>
         </w:rPr>
-        <w:t>QLoRA(Dettmers et al., "QLoRA: Efficient Finetuning of Quantized LLMs", arXiv:2305.14314, NeurIPS 2023)는 LoRA에 4-bit 양자화를 결합하여 VRAM 사용량을 추가로 절감한다. 핵심 구성 요소는 (1) 정규분포를 따르는 가중치에 최적화된 4-bit NormalFloat(NF4) 양자화, (2) 양자화 상수 자체를 다시 양자화하는 이중 양자화(double quantization), (3) GPU 메모리 스파이크를 CPU로 흘려보내는 paged optimizer이다. 기반 모델은 4-bit로 양자화된 상태로 고정하고 그 위에 LoRA 어댑터만 16-bit 정밀도로 학습하므로, 65B급 모델을 단일 48GB GPU에서 파인튜닝하면서도 완전 16-bit 파인튜닝에 근접한 성능을 유지함을 원 논문에서 보였다. 본 연구는 이 QLoRA 방식(NF4 양자화 + LoRA + paged AdamW 8bit)을 4개 경량 VLM 전체에 적용하여, 소비자급 GPU에서의 의료 도메인 파인튜닝 가능성을 검증한다(제3장 3.6). 실행은 24GB 카드(RTX 4090·3090)에서 이루어졌으며, 16GB급 환경에서의 구동 가능 여부는 실측 Peak VRAM으로 판단한다(3.2.1).</w:t>
+        <w:t>QLoRA(Dettmers et al., "QLoRA: Efficient Finetuning of Quantized LLMs", arXiv:2305.14314, NeurIPS 2023)는 LoRA에 4-bit 양자화를 결합하여 VRAM 사용량을 추가로 절감한다. 핵심 구성 요소는 (1) 정규분포를 따르는 가중치에 최적화된 4-bit NormalFloat(NF4) 양자화, (2) 양자화 상수 자체를 다시 양자화하는 이중 양자화(double quantization), (3) GPU 메모리 스파이크를 CPU로 흘려보내는 paged optimizer이다. 기반 모델은 4-bit로 양자화된 상태로 고정하고 그 위에 LoRA 어댑터만 16-bit 정밀도로 학습하므로, 65B급 모델을 단일 48GB GPU에서 파인튜닝하면서도 완전 16-bit 파인튜닝에 근접한 성능을 유지함을 원 논문에서 보였다. 본 연구는 이 QLoRA 방식(NF4 양자화 + LoRA + paged AdamW 8bit)을 4개 경량 VLM 전체에 적용하여 소비자급 GPU에서 의료 도메인 파인튜닝이 가능한지 검증한다(제3장 3.6). 실행은 24GB 카드(RTX 4090·3090)에서 이루어졌다. 16GB급 환경에서의 구동 가능 여부는 실측 Peak VRAM으로 판단한다(3.2.1).</w:t>
       </w:r>
     </w:p>
     <w:p>
@@ -3096,7 +3104,7 @@
           <w:sz w:val="22"/>
           <w:w w:val="97"/>
         </w:rPr>
-        <w:t>LoRA/QLoRA 외에도 일부 레이어만 학습하는 partial fine-tuning, 입력 앞단에 학습 가능한 prefix 벡터를 추가하는 prefix-tuning, 트랜스포머 레이어 사이에 소규모 어댑터 모듈을 삽입하는 adapter 방식 등 다양한 PEFT 기법이 제안되어 왔다. 이들과 비교했을 때 LoRA 계열의 장점은 (1) 추론 시 $BA$를 $W_0$에 합산(merge)할 수 있어 추가 지연시간이 없고, (2) 어댑터만 별도로 저장·교체할 수 있어 여러 태스크에 대해 하나의 기반 모델을 재사용할 수 있다는 점이다. 본 연구가 LoRA/QLoRA를 채택한 것은 이 두 장점이 소비자 GPU 환경에서의 반복적인 하이퍼파라미터 탐색(제3장 3.7, Phase 3)에 특히 유리하기 때문이다.</w:t>
+        <w:t>LoRA/QLoRA 외에도 일부 레이어만 학습하는 partial fine-tuning, 입력 앞단에 학습 가능한 prefix 벡터를 추가하는 prefix-tuning, 트랜스포머 레이어 사이에 소규모 어댑터 모듈을 삽입하는 adapter 방식 등 다양한 PEFT 기법이 제안되어 왔다. 이들과 비교했을 때 LoRA 계열의 장점은 (1) 추론 시 $BA$를 $W_0$에 합산(merge)할 수 있어 추가 지연시간이 없고, (2) 어댑터만 별도로 저장·교체할 수 있어 여러 태스크에 대해 하나의 기반 모델을 재사용할 수 있다는 점이다. 본 연구가 LoRA/QLoRA를 채택한 것은 이 두 장점이 소비자 GPU 환경에서 반복되는 하이퍼파라미터 탐색(제3장 3.7, Phase 3)에 특히 유리하기 때문이다.</w:t>
       </w:r>
     </w:p>
     <w:p>
@@ -3144,7 +3152,7 @@
           <w:sz w:val="22"/>
           <w:w w:val="97"/>
         </w:rPr>
-        <w:t>Medical VQA는 의료 영상(병리 조직 슬라이드, 방사선 영상 등)과 자연어 질문이 주어졌을 때 올바른 답변을 생성하는 과제로, 일반 도메인 VQA와 달리 전문 의학 용어에 대한 이해와 영상 소견에 대한 세밀한 시각적 근거가 함께 요구된다. 질문 유형은 크게 (1) 예/아니오나 선택지 중에서 고르는 closed-ended 질문과, (2) 자유 서술형 답변을 요구하는 open-ended 질문으로 나뉘며, 두 유형은 채점 방식과 난이도가 크게 다르다(본 연구 제4장 4.1.2에서 실측 확인).</w:t>
+        <w:t>Medical VQA는 의료 영상(병리 조직 슬라이드, 방사선 영상 등)과 자연어 질문이 주어졌을 때 올바른 답변을 생성하는 과제로, 일반 도메인 VQA와 달리 전문 의학 용어에 대한 이해와 영상 소견에 대한 세밀한 시각적 근거가 함께 요구된다. 질문 유형은 크게 (1) 예/아니오나 선택지 중에서 고르는 closed-ended 질문과, (2) 자유 서술형 답변을 요구하는 open-ended 질문으로 나뉜다. 두 유형은 채점 방식과 난이도가 크게 다르다(본 연구 제4장 4.1.2에서 실측 확인).</w:t>
       </w:r>
     </w:p>
     <w:p>
@@ -3176,7 +3184,7 @@
           <w:sz w:val="22"/>
           <w:w w:val="97"/>
         </w:rPr>
-        <w:t>본 연구가 사용하는 세 데이터셋은 각기 다른 의료 영상 하위 도메인을 대표한다. PathVQA(He et al., "PathVQA: 30000+ Questions for Medical Visual Question Answering", arXiv:2003.10286, 2020)는 병리학 교과서와 PEIR 디지털 라이브러리에서 추출한 4,998개 병리 조직 영상에 대해 32,799개의 질문-답변 쌍을 제공하며, 미국병리위원회(ABP) 전문의 자격시험 형식을 참고해 7개 질문 유형으로 구성했다. SLAKE(Liu et al., "SLAKE: A Semantically-Labeled Knowledge-Enhanced Dataset for Medical Visual Question Answering", ISBI 2021)는 642개 방사선/CT 영상에 대한 14,028개의 영어-중국어 이중언어 질문-답변 쌍과, 의학 지식 그래프(5,232개 지식 triplet)를 결합한 데이터셋이다. VQA-RAD(Lau et al., "A dataset of clinically generated visual questions and answers about radiology images", Scientific Data 5, 2018)는 임상의가 실제로 방사선 영상(CT/MRI/X-ray)을 보고 자연스럽게 제기한 질문을 수집한 최초의 데이터셋으로, 315개 영상에 대해 약 3,500여 개의 질문-답변 쌍을 담고 있다.</w:t>
+        <w:t>본 연구가 사용하는 세 데이터셋은 각기 다른 의료 영상 하위 도메인을 대표한다. PathVQA(He et al., "PathVQA: 30000+ Questions for Medical Visual Question Answering", arXiv:2003.10286, 2020)는 병리학 교과서와 PEIR 디지털 라이브러리에서 추출한 4,998개 병리 조직 영상에 대해 32,799개의 질문-답변 쌍을 제공한다. 미국병리위원회(ABP) 전문의 자격시험 형식을 참고해 7개 질문 유형으로 구성했다. SLAKE(Liu et al., "SLAKE: A Semantically-Labeled Knowledge-Enhanced Dataset for Medical Visual Question Answering", ISBI 2021)는 642개 방사선/CT 영상에 대한 14,028개의 영어-중국어 이중언어 질문-답변 쌍과 의학 지식 그래프(5,232개 지식 triplet)를 결합한 데이터셋이다. VQA-RAD(Lau et al., "A dataset of clinically generated visual questions and answers about radiology images", Scientific Data 5, 2018)는 임상의가 실제로 방사선 영상(CT/MRI/X-ray)을 보고 자연스럽게 제기한 질문을 수집한 최초의 데이터셋으로, 315개 영상에 대해 약 3,500여 개의 질문-답변 쌍을 담고 있다.</w:t>
       </w:r>
     </w:p>
     <w:p>
@@ -3224,7 +3232,7 @@
           <w:sz w:val="22"/>
           <w:w w:val="97"/>
         </w:rPr>
-        <w:t>이들 선행 연구는 공통적으로 수십억~수백억 파라미터 규모의 모델을 대상으로 하며, 대규모 의생명 코퍼스에 대한 계속 사전학습이나 대규모 instruction 데이터 생성을 전제로 한다. 이와 달리 본 연구는 2-3B급 경량 모델에 QLoRA로 소규모 도메인 데이터(수천-수만 샘플)만을 사용해 파인튜닝하는, 계산 자원이 제한된 환경에서의 실용적 적응 가능성에 초점을 둔다는 점에서 접근 방식이 다르다. 이들 선행 연구와의 직접적인 실험 비교는 본 연구 범위 밖이다. 다만 LLaVA-Med는 본 연구와 동일한 세 데이터셋의 표준 test split에 대해 수치를 보고하므로, 채점 기준이 일치하는 closed-ended 지표에 한정해 제4장 4.4.6(Table 4.4)에서 간접 비교한다. Open-ended 지표는 양측의 채점 방식이 근본적으로 달라 비교 대상에서 제외하며, 그 근거와 남은 제약은 제5장 5.3(2)에서 논의한다.</w:t>
+        <w:t>이들 선행 연구는 공통적으로 수십억~수백억 파라미터 규모의 모델을 대상으로 하며, 대규모 의생명 코퍼스에 대한 계속 사전학습이나 대규모 instruction 데이터 생성을 전제로 한다. 이와 달리 본 연구는 2-3B급 경량 모델에 QLoRA로 소규모 도메인 데이터(수천-수만 샘플)만을 사용해 파인튜닝하는, 계산 자원이 제한된 환경에서의 실용적 적응 가능성에 초점을 둔다는 점에서 접근 방식이 다르다. 이들 선행 연구와의 직접적인 실험 비교는 본 연구 범위 밖이다. 다만 LLaVA-Med는 본 연구와 동일한 세 데이터셋의 표준 test split에 대해 수치를 보고하므로, 채점 기준이 일치하는 closed-ended 지표에 한정해 제4장 4.4.6(Table 4.4)에서 간접 비교한다. Open-ended 지표는 양측의 채점 방식이 근본적으로 달라 비교 대상에서 제외한다. 그 근거와 남은 제약은 제5장 5.3(2)에서 논의한다.</w:t>
       </w:r>
     </w:p>
     <w:p>
@@ -3272,7 +3280,7 @@
           <w:sz w:val="22"/>
           <w:w w:val="97"/>
         </w:rPr>
-        <w:t>하이퍼파라미터 최적화(HPO)의 가장 단순한 방법은 사전에 정의한 격자(grid) 위의 모든 조합을 평가하는 grid search이나, 탐색 공간의 차원이 늘어날수록 필요한 평가 횟수가 지수적으로 증가한다. Bergstra와 Bengio("Random Search for Hyper-Parameter Optimization", JMLR 13, 2012)는 무작위로 조합을 샘플링하는 random search가 동일한 계산 예산 내에서 grid search보다 실질적으로 더 나은(또는 동등한) 성능을 낼 수 있음을 이론적·경험적으로 보였으며, 이는 실제로 성능에 영향을 미치는 하이퍼파라미터의 유효 차원(effective dimensionality)이 낮은 경우가 많기 때문이다. 베이지안 최적화는 이전 평가 결과로 목적함수의 확률적 대리 모델(surrogate model)을 구성하고, 이를 바탕으로 다음 평가 지점을 선택함으로써 grid/random search보다 적은 평가 횟수로 더 나은 해를 찾는 것을 목표로 한다. 본 연구가 대조군으로 사용하는 Optuna(Akiba et al., "Optuna: A Next-generation Hyperparameter Optimization Framework", KDD 2019)는 Tree-structured Parzen Estimator(TPE) 알고리즘을 채택한 베이지안 최적화 프레임워크로, 탐색 공간을 실행 중 동적으로 정의할 수 있는 define-by-run API와 효율적인 pruning(조기 중단) 전략을 제공한다.</w:t>
+        <w:t>하이퍼파라미터 최적화(HPO)의 가장 단순한 방법은 사전에 정의한 격자(grid) 위의 모든 조합을 평가하는 grid search이나 탐색 공간의 차원이 늘어날수록 필요한 평가 횟수가 지수적으로 증가한다. Bergstra와 Bengio("Random Search for Hyper-Parameter Optimization", JMLR 13, 2012)는 무작위로 조합을 샘플링하는 random search가 동일한 계산 예산 내에서 grid search보다 실질적으로 더 나은(또는 동등한) 성능을 낼 수 있음을 이론적·경험적으로 보였다. 이는 실제로 성능에 영향을 미치는 하이퍼파라미터의 유효 차원(effective dimensionality)이 낮은 경우가 많기 때문이다. 베이지안 최적화는 이전 평가 결과로 목적함수의 확률적 대리 모델(surrogate model)을 구성하고, 이를 바탕으로 다음 평가 지점을 선택함으로써 grid/random search보다 적은 평가 횟수로 더 나은 해를 찾는 것을 목표로 한다. 본 연구가 대조군으로 사용하는 Optuna(Akiba et al., "Optuna: A Next-generation Hyperparameter Optimization Framework", KDD 2019)는 Tree-structured Parzen Estimator(TPE) 알고리즘을 채택한 베이지안 최적화 프레임워크로, 탐색 공간을 실행 중 동적으로 정의할 수 있는 define-by-run API와 효율적인 pruning(조기 중단) 전략을 제공한다.</w:t>
       </w:r>
     </w:p>
     <w:p>
@@ -3320,7 +3328,7 @@
           <w:sz w:val="22"/>
           <w:w w:val="97"/>
         </w:rPr>
-        <w:t>베이지안 최적화가 수치적 대리 모델에 의존하는 것과 달리, 최근에는 LLM 에이전트가 이전 실험 로그를 직접 해석하고 다음 설정을 자연어 추론으로 제안하는 방식이 하이퍼파라미터 탐색의 새로운 대안으로 논의되고 있다. 이 접근의 이론적 차별점은 세 가지로 요약된다: (1) LLM이 사전학습 과정에서 습득한 도메인 지식을 활용해 서로 다른 태스크·아키텍처 간 지식을 전이(cross-domain transfer)할 수 있다는 점, (2) 개별 하이퍼파라미터를 독립 변수로 다루는 베이지안 최적화와 달리 하이퍼파라미터 간 상호작용을 사전 지식에 기반해 구조적으로 이해할 수 있다는 점, (3) 설정을 변경한 이유를 자연어로 명시적으로 기록하여 탐색 과정의 해석 가능성과 추적 가능성을 제공한다는 점이다. 본 연구가 채택한 autoresearch 스타일 루프(이전 결과 읽기 → 자연어 근거와 함께 다음 설정 제안 → 실행 → 결과 기록, 제3장 3.7)는 이 세 차별점이 실제로 베이지안 최적화(Optuna/TPE) 대비 경쟁력 있는 성능과 결합될 수 있는지를 RQ3으로 검증하기 위한 실험 장치다. 다만 이는 아직 정립된 표준 방법론이라기보다 LLM 에이전트의 과학적 실험 자동화 활용이라는 새로운 연구 흐름의 한 사례이며, 본 연구는 이 방식의 일반적 우수성을 주장하기보다 의료 VQA QLoRA 튜닝이라는 구체적 과제에서의 경쟁력을 실증적으로 검증하는 데 초점을 둔다.</w:t>
+        <w:t>베이지안 최적화는 수치적 대리 모델에 의존한다. 최근에는 LLM 에이전트가 이전 실험 로그를 직접 해석하고 다음 설정을 자연어 추론으로 제안하는 방식이 하이퍼파라미터 탐색의 새로운 대안으로 논의되고 있다. 이 접근의 이론적 차별점은 세 가지로 요약된다: (1) LLM이 사전학습 과정에서 습득한 도메인 지식을 활용해 서로 다른 태스크·아키텍처 간 지식을 전이(cross-domain transfer)할 수 있다는 점, (2) 개별 하이퍼파라미터를 독립 변수로 다루는 베이지안 최적화와 달리 하이퍼파라미터 간 상호작용을 사전 지식에 기반해 구조적으로 이해할 수 있다는 점, (3) 설정을 변경한 이유를 자연어로 명시적으로 기록하여 탐색 과정의 해석 가능성과 추적 가능성을 제공한다는 점이다. 본 연구가 채택한 autoresearch 스타일 루프(이전 결과 읽기 → 자연어 근거와 함께 다음 설정 제안 → 실행 → 결과 기록, 제3장 3.7)는 이 세 차별점이 실제로 베이지안 최적화(Optuna/TPE) 대비 경쟁력 있는 성능과 결합될 수 있는지를 RQ3으로 검증하기 위한 실험 장치다. 다만 이는 아직 정립된 표준 방법론이라기보다 LLM 에이전트의 과학적 실험 자동화 활용이라는 새로운 연구 흐름의 한 사례다. 본 연구는 이 방식의 일반적 우수성을 주장하기보다 의료 VQA QLoRA 튜닝이라는 구체적 과제에서의 경쟁력을 실증적으로 검증하는 데 초점을 둔다.</w:t>
       </w:r>
     </w:p>
     <w:p>
@@ -3352,7 +3360,7 @@
           <w:sz w:val="22"/>
           <w:w w:val="97"/>
         </w:rPr>
-        <w:t xml:space="preserve">앞서 검토한 선행 연구를 종합하면, 의료 특화 VLM 연구(2.3.3)는 대체로 대규모 모델과 대규모 도메인 데이터를 전제로 하며, PEFT 방법론 연구(2.2)는 범용 도메인에서의 파라미터 효율성 검증에 집중되어 있고, HPO 자동화 연구(2.4)는 아직 LLM 에이전트 기반 방식과 확립된 베이지안 최적화를 동일 과제에서 직접 비교한 사례가 드물다. 본 연구는 이 세 흐름의 교차점 — </w:t>
+        <w:t xml:space="preserve">앞서 검토한 선행 연구를 종합하면, 의료 특화 VLM 연구(2.3.3)는 대체로 대규모 모델과 대규모 도메인 데이터를 전제로 하며, PEFT 방법론 연구(2.2)는 범용 도메인의 파라미터 효율성 검증에 집중되어 있고, HPO 자동화 연구(2.4)는 아직 LLM 에이전트 기반 방식과 확립된 베이지안 최적화를 동일 과제에서 직접 비교한 사례가 드물다. 본 연구는 이 세 흐름의 교차점 — </w:t>
       </w:r>
       <w:r>
         <w:rPr>
@@ -3446,7 +3454,7 @@
           <w:sz w:val="22"/>
           <w:w w:val="97"/>
         </w:rPr>
-        <w:t>본 연구는 경량 VLM의 의료 VQA 도메인 적응을 3단계 실험(Phase)으로 순차 검증하는 실증 연구로 설계했다. Phase 1은 파인튜닝 이전 4개 모델의 제로샷 성능을 측정하여 RQ1(모델 간 성능 차이)에 답하고, Phase 2는 QLoRA 파인튜닝을 적용해 RQ2(파인튜닝 효과)를 검증하며, 동시에 최적 QLoRA 설정(데이터 규모·LoRA rank·target module)을 Ablation Study로 탐색한다. Phase 3은 Phase 2에서 확인된 최적 설정을 출발점으로, Manual·Random Search·Optuna(TPE)·Autoresearch 4개 HPO 전략을 비교하여 RQ3(자율 탐색의 경쟁력)을 검증한다. 각 Phase는 이전 Phase의 결과(최적 모델, 최적 QLoRA 설정)를 다음 Phase의 고정 조건으로 사용하는 순차적 구조를 갖는다.</w:t>
+        <w:t>본 연구는 경량 VLM의 의료 VQA 도메인 적응을 3단계 실험(Phase)으로 순차 검증하는 실증 연구로 설계했다. Phase 1은 파인튜닝 이전 4개 모델의 제로샷 성능을 측정하여 RQ1(모델 간 성능 차이)에 답한다. Phase 2는 QLoRA 파인튜닝을 적용해 RQ2(파인튜닝 효과)를 검증하며, 동시에 최적 QLoRA 설정(데이터 규모·LoRA rank·target module)을 Ablation Study로 탐색한다. Phase 3은 Phase 2에서 확인된 최적 설정을 출발점으로, Manual·Random Search·Optuna(TPE)·Autoresearch 4개 HPO 전략을 비교하여 RQ3(자율 탐색의 경쟁력)을 검증한다. 각 Phase는 이전 Phase의 결과(최적 모델, 최적 QLoRA 설정)를 다음 Phase의 고정 조건으로 사용하는 순차적 구조를 갖는다.</w:t>
       </w:r>
     </w:p>
     <w:p>
@@ -3494,7 +3502,7 @@
           <w:sz w:val="22"/>
           <w:w w:val="97"/>
         </w:rPr>
-        <w:t>본 연구에 보고된 모든 실험은 클라우드 GPU 서비스(RunPod)에서 수행했다. Phase 1·2는 RTX 4090(24GB VRAM), Phase 3은 RTX 3090(24GB VRAM) 인스턴스를 사용했다. Phase 3에서 GPU 종류가 바뀐 것은 실험 설계상의 선택이 아니라, 소속 기관의 비용 지원이 불가하여 예산 제약이 커진 상황에서 가용 인스턴스를 확보한 결과다. 두 GPU 모두 24GB VRAM의 소비자용 카드이며, Phase 3은 전 trial이 동일한 3090 인스턴스에서 실행되어 전략 간 비교의 하드웨어 조건은 통제되었다.</w:t>
+        <w:t>본 연구에 보고된 모든 실험은 클라우드 GPU 서비스(RunPod)에서 수행했다. Phase 1·2는 RTX 4090(24GB VRAM), Phase 3은 RTX 3090(24GB VRAM) 인스턴스를 사용했다. Phase 3에서 GPU 종류가 바뀐 것은 실험 설계상의 선택이 아니었다. 소속 기관의 비용 지원이 불가하여 예산 제약이 커진 상황에서 가용 인스턴스를 확보한 결과다. 두 GPU 모두 24GB VRAM의 소비자용 카드다. Phase 3은 전 trial이 동일한 3090 인스턴스에서 실행되어 전략 간 비교의 하드웨어 조건은 통제되었다.</w:t>
       </w:r>
     </w:p>
     <w:p>
@@ -3510,7 +3518,7 @@
           <w:sz w:val="22"/>
           <w:w w:val="97"/>
         </w:rPr>
-        <w:t xml:space="preserve">로컬 워크스테이션(RTX 5060 Ti 16GB + RTX 4060 8GB, Ryzen 5 5600X, RAM 32GB)은 Phase 3의 실행 규모를 산정하기 위한 사전 스모크 테스트에만 사용했으며(3.7), </w:t>
+        <w:t xml:space="preserve">로컬 워크스테이션(RTX 5060 Ti 16GB + RTX 4060 8GB, Ryzen 5 5600X, RAM 32GB)은 Phase 3의 실행 규모를 산정하기 위한 사전 스모크 테스트에만 사용했다(3.7). </w:t>
       </w:r>
       <w:r>
         <w:rPr>
@@ -3553,7 +3561,7 @@
           <w:sz w:val="22"/>
           <w:w w:val="97"/>
         </w:rPr>
-        <w:t>했다. Phase 2 QLoRA 학습의 Peak VRAM은 4개 모델 최대 14,373MB(Gemma4-E2B)로 16GB 한계 이내였고, 나머지 세 모델은 4,015~7,943MB에 그쳤다. 다만 16GB 카드에서의 실제 실행으로 검증한 것은 아니므로 이 추론의 한계는 제5장 5.3(14)에서 논의한다.</w:t>
+        <w:t>했다. Phase 2 QLoRA 학습의 Peak VRAM은 4개 모델 최대 14,373MB(Gemma4-E2B)로 16GB 한계 이내였고 나머지 세 모델은 4,015~7,943MB에 그쳤다. 16GB 카드에서 실제로 실행하여 검증한 것은 아니므로 이 추론의 한계는 제5장 5.3(14)에서 논의한다.</w:t>
       </w:r>
     </w:p>
     <w:p>
@@ -3623,6 +3631,14 @@
     <w:tbl>
       <w:tblPr>
         <w:tblW w:type="auto" w:w="0"/>
+        <w:tblBorders>
+          <w:top w:val="single" w:sz="4" w:space="0" w:color="000000"/>
+          <w:left w:val="single" w:sz="4" w:space="0" w:color="000000"/>
+          <w:bottom w:val="single" w:sz="4" w:space="0" w:color="000000"/>
+          <w:right w:val="single" w:sz="4" w:space="0" w:color="000000"/>
+          <w:insideH w:val="single" w:sz="4" w:space="0" w:color="000000"/>
+          <w:insideV w:val="single" w:sz="4" w:space="0" w:color="000000"/>
+        </w:tblBorders>
         <w:tblLook w:firstColumn="1" w:firstRow="1" w:lastColumn="0" w:lastRow="0" w:noHBand="0" w:noVBand="1" w:val="04A0"/>
       </w:tblPr>
       <w:tblGrid>
@@ -3725,7 +3741,7 @@
           <w:p>
             <w:pPr>
               <w:spacing w:line="240" w:lineRule="auto"/>
-              <w:jc w:val="center"/>
+              <w:jc w:val="left"/>
             </w:pPr>
             <w:r/>
             <w:r>
@@ -3746,7 +3762,7 @@
           <w:p>
             <w:pPr>
               <w:spacing w:line="240" w:lineRule="auto"/>
-              <w:jc w:val="center"/>
+              <w:jc w:val="left"/>
             </w:pPr>
             <w:r/>
             <w:r>
@@ -3767,7 +3783,7 @@
           <w:p>
             <w:pPr>
               <w:spacing w:line="240" w:lineRule="auto"/>
-              <w:jc w:val="center"/>
+              <w:jc w:val="left"/>
             </w:pPr>
             <w:r/>
             <w:r>
@@ -3788,7 +3804,7 @@
           <w:p>
             <w:pPr>
               <w:spacing w:line="240" w:lineRule="auto"/>
-              <w:jc w:val="center"/>
+              <w:jc w:val="left"/>
             </w:pPr>
             <w:r/>
             <w:r>
@@ -3811,7 +3827,7 @@
           <w:p>
             <w:pPr>
               <w:spacing w:line="240" w:lineRule="auto"/>
-              <w:jc w:val="center"/>
+              <w:jc w:val="left"/>
             </w:pPr>
             <w:r/>
             <w:r>
@@ -3832,7 +3848,7 @@
           <w:p>
             <w:pPr>
               <w:spacing w:line="240" w:lineRule="auto"/>
-              <w:jc w:val="center"/>
+              <w:jc w:val="left"/>
             </w:pPr>
             <w:r/>
             <w:r>
@@ -3853,7 +3869,7 @@
           <w:p>
             <w:pPr>
               <w:spacing w:line="240" w:lineRule="auto"/>
-              <w:jc w:val="center"/>
+              <w:jc w:val="left"/>
             </w:pPr>
             <w:r/>
             <w:r>
@@ -3874,7 +3890,7 @@
           <w:p>
             <w:pPr>
               <w:spacing w:line="240" w:lineRule="auto"/>
-              <w:jc w:val="center"/>
+              <w:jc w:val="left"/>
             </w:pPr>
             <w:r/>
             <w:r>
@@ -3897,7 +3913,7 @@
           <w:p>
             <w:pPr>
               <w:spacing w:line="240" w:lineRule="auto"/>
-              <w:jc w:val="center"/>
+              <w:jc w:val="left"/>
             </w:pPr>
             <w:r/>
             <w:r>
@@ -3918,7 +3934,7 @@
           <w:p>
             <w:pPr>
               <w:spacing w:line="240" w:lineRule="auto"/>
-              <w:jc w:val="center"/>
+              <w:jc w:val="left"/>
             </w:pPr>
             <w:r/>
             <w:r>
@@ -3939,7 +3955,7 @@
           <w:p>
             <w:pPr>
               <w:spacing w:line="240" w:lineRule="auto"/>
-              <w:jc w:val="center"/>
+              <w:jc w:val="left"/>
             </w:pPr>
             <w:r/>
             <w:r>
@@ -3960,7 +3976,7 @@
           <w:p>
             <w:pPr>
               <w:spacing w:line="240" w:lineRule="auto"/>
-              <w:jc w:val="center"/>
+              <w:jc w:val="left"/>
             </w:pPr>
             <w:r/>
             <w:r>
@@ -3983,7 +3999,7 @@
           <w:p>
             <w:pPr>
               <w:spacing w:line="240" w:lineRule="auto"/>
-              <w:jc w:val="center"/>
+              <w:jc w:val="left"/>
             </w:pPr>
             <w:r/>
             <w:r>
@@ -4004,7 +4020,7 @@
           <w:p>
             <w:pPr>
               <w:spacing w:line="240" w:lineRule="auto"/>
-              <w:jc w:val="center"/>
+              <w:jc w:val="left"/>
             </w:pPr>
             <w:r/>
             <w:r>
@@ -4025,7 +4041,7 @@
           <w:p>
             <w:pPr>
               <w:spacing w:line="240" w:lineRule="auto"/>
-              <w:jc w:val="center"/>
+              <w:jc w:val="left"/>
             </w:pPr>
             <w:r/>
             <w:r>
@@ -4046,7 +4062,7 @@
           <w:p>
             <w:pPr>
               <w:spacing w:line="240" w:lineRule="auto"/>
-              <w:jc w:val="center"/>
+              <w:jc w:val="left"/>
             </w:pPr>
             <w:r/>
             <w:r>
@@ -4089,7 +4105,7 @@
           <w:sz w:val="22"/>
           <w:w w:val="97"/>
         </w:rPr>
-        <w:t>선정 기준은 (1) 16GB VRAM에서 QLoRA 파인튜닝이 가능할 것(사전 예상치이며, 실측 Peak VRAM으로 사후 확인함 — 3.2.1), (2) Apache 2.0 또는 MIT 라이선스로 연구 활용이 자유로울 것, (3) 충분한 커뮤니티·프레임워크 지원을 갖출 것의 세 가지다. Gemma4-E2B는 Mixture-of-Experts 계열의 PLE 기술로 추론 시 2.3B 파라미터만 활성화되면서도 5.1B급 표현력을 제공한다는 점에서 포함했으며, 이 아키텍처 특성이 결과 해석에 미치는 영향은 제5장 5.3에서 별도로 논의한다.</w:t>
+        <w:t>선정 기준은 (1) 16GB VRAM에서 QLoRA 파인튜닝이 가능할 것(사전 예상치이며, 실측 Peak VRAM으로 사후 확인함 — 3.2.1), (2) Apache 2.0 또는 MIT 라이선스로 연구 활용이 자유로울 것, (3) 충분한 커뮤니티·프레임워크 지원을 갖출 것의 세 가지다. Gemma4-E2B는 Mixture-of-Experts 계열의 PLE 기술로 추론 시 2.3B 파라미터만 활성화되면서도 5.1B급 표현력을 제공한다는 점에서 포함했다. 이 아키텍처 특성이 결과 해석에 미치는 영향은 제5장 5.3에서 별도로 논의한다.</w:t>
       </w:r>
     </w:p>
     <w:p>
@@ -4127,6 +4143,14 @@
     <w:tbl>
       <w:tblPr>
         <w:tblW w:type="auto" w:w="0"/>
+        <w:tblBorders>
+          <w:top w:val="single" w:sz="4" w:space="0" w:color="000000"/>
+          <w:left w:val="single" w:sz="4" w:space="0" w:color="000000"/>
+          <w:bottom w:val="single" w:sz="4" w:space="0" w:color="000000"/>
+          <w:right w:val="single" w:sz="4" w:space="0" w:color="000000"/>
+          <w:insideH w:val="single" w:sz="4" w:space="0" w:color="000000"/>
+          <w:insideV w:val="single" w:sz="4" w:space="0" w:color="000000"/>
+        </w:tblBorders>
         <w:tblLook w:firstColumn="1" w:firstRow="1" w:lastColumn="0" w:lastRow="0" w:noHBand="0" w:noVBand="1" w:val="04A0"/>
       </w:tblPr>
       <w:tblGrid>
@@ -4273,7 +4297,7 @@
           <w:p>
             <w:pPr>
               <w:spacing w:line="240" w:lineRule="auto"/>
-              <w:jc w:val="center"/>
+              <w:jc w:val="left"/>
             </w:pPr>
             <w:r/>
             <w:r>
@@ -4294,7 +4318,7 @@
           <w:p>
             <w:pPr>
               <w:spacing w:line="240" w:lineRule="auto"/>
-              <w:jc w:val="center"/>
+              <w:jc w:val="right"/>
             </w:pPr>
             <w:r/>
             <w:r>
@@ -4315,7 +4339,7 @@
           <w:p>
             <w:pPr>
               <w:spacing w:line="240" w:lineRule="auto"/>
-              <w:jc w:val="center"/>
+              <w:jc w:val="right"/>
             </w:pPr>
             <w:r/>
             <w:r>
@@ -4336,7 +4360,7 @@
           <w:p>
             <w:pPr>
               <w:spacing w:line="240" w:lineRule="auto"/>
-              <w:jc w:val="center"/>
+              <w:jc w:val="left"/>
             </w:pPr>
             <w:r/>
             <w:r>
@@ -4357,7 +4381,7 @@
           <w:p>
             <w:pPr>
               <w:spacing w:line="240" w:lineRule="auto"/>
-              <w:jc w:val="center"/>
+              <w:jc w:val="left"/>
             </w:pPr>
             <w:r/>
             <w:r>
@@ -4378,7 +4402,7 @@
           <w:p>
             <w:pPr>
               <w:spacing w:line="240" w:lineRule="auto"/>
-              <w:jc w:val="center"/>
+              <w:jc w:val="left"/>
             </w:pPr>
             <w:r/>
             <w:r>
@@ -4401,7 +4425,7 @@
           <w:p>
             <w:pPr>
               <w:spacing w:line="240" w:lineRule="auto"/>
-              <w:jc w:val="center"/>
+              <w:jc w:val="left"/>
             </w:pPr>
             <w:r/>
             <w:r>
@@ -4422,7 +4446,7 @@
           <w:p>
             <w:pPr>
               <w:spacing w:line="240" w:lineRule="auto"/>
-              <w:jc w:val="center"/>
+              <w:jc w:val="right"/>
             </w:pPr>
             <w:r/>
             <w:r>
@@ -4443,7 +4467,7 @@
           <w:p>
             <w:pPr>
               <w:spacing w:line="240" w:lineRule="auto"/>
-              <w:jc w:val="center"/>
+              <w:jc w:val="right"/>
             </w:pPr>
             <w:r/>
             <w:r>
@@ -4464,7 +4488,7 @@
           <w:p>
             <w:pPr>
               <w:spacing w:line="240" w:lineRule="auto"/>
-              <w:jc w:val="center"/>
+              <w:jc w:val="left"/>
             </w:pPr>
             <w:r/>
             <w:r>
@@ -4485,7 +4509,7 @@
           <w:p>
             <w:pPr>
               <w:spacing w:line="240" w:lineRule="auto"/>
-              <w:jc w:val="center"/>
+              <w:jc w:val="left"/>
             </w:pPr>
             <w:r/>
             <w:r>
@@ -4506,7 +4530,7 @@
           <w:p>
             <w:pPr>
               <w:spacing w:line="240" w:lineRule="auto"/>
-              <w:jc w:val="center"/>
+              <w:jc w:val="left"/>
             </w:pPr>
             <w:r/>
             <w:r>
@@ -4529,7 +4553,7 @@
           <w:p>
             <w:pPr>
               <w:spacing w:line="240" w:lineRule="auto"/>
-              <w:jc w:val="center"/>
+              <w:jc w:val="left"/>
             </w:pPr>
             <w:r/>
             <w:r>
@@ -4550,7 +4574,7 @@
           <w:p>
             <w:pPr>
               <w:spacing w:line="240" w:lineRule="auto"/>
-              <w:jc w:val="center"/>
+              <w:jc w:val="right"/>
             </w:pPr>
             <w:r/>
             <w:r>
@@ -4571,7 +4595,7 @@
           <w:p>
             <w:pPr>
               <w:spacing w:line="240" w:lineRule="auto"/>
-              <w:jc w:val="center"/>
+              <w:jc w:val="right"/>
             </w:pPr>
             <w:r/>
             <w:r>
@@ -4592,7 +4616,7 @@
           <w:p>
             <w:pPr>
               <w:spacing w:line="240" w:lineRule="auto"/>
-              <w:jc w:val="center"/>
+              <w:jc w:val="left"/>
             </w:pPr>
             <w:r/>
             <w:r>
@@ -4613,7 +4637,7 @@
           <w:p>
             <w:pPr>
               <w:spacing w:line="240" w:lineRule="auto"/>
-              <w:jc w:val="center"/>
+              <w:jc w:val="left"/>
             </w:pPr>
             <w:r/>
             <w:r>
@@ -4634,7 +4658,7 @@
           <w:p>
             <w:pPr>
               <w:spacing w:line="240" w:lineRule="auto"/>
-              <w:jc w:val="center"/>
+              <w:jc w:val="left"/>
             </w:pPr>
             <w:r/>
             <w:r>
@@ -4702,7 +4726,7 @@
           <w:sz w:val="22"/>
           <w:w w:val="97"/>
         </w:rPr>
-        <w:t>: PathVQA(2018)·SLAKE(2021)·VQA-RAD(2018)는 모두 대상 모델들의 사전훈련 시점(2025-2026) 이전에 공개되어, 사전훈련 데이터 오염(pretraining data contamination) 가능성을 배제할 수 없다. 본 연구는 Min-K% Probability Attack(Shi et al., "Detecting Pretraining Data from Large Language Models", arXiv:2310.16789, ICLR 2024)으로 이를 능동 측정한다. 각 샘플 정답 텍스트의 token-level log-probability 하위 K%(K=20) 평균을 contamination indicator로 사용하며(사전훈련에 노출된 샘플일수록 평균 확률이 높다는 이론에 기반), 데이터셋 내 상위 5% 이상치를 오염 의심 샘플로 분류한 뒤 이를 제거한 축소 샘플셋으로 주요 결론(RQ1)을 재검증한다(제4장 4.1.1 오염 강건성 검증). 절차 및 해석 기준(원본-축소 결과 차이 1%p 미만은 강건, 1-5%p는 한계점 명시, 5%p 초과는 결론 재검토)은 scripts/measure_contamination.py로 구현했다.</w:t>
+        <w:t>: PathVQA(2018)·SLAKE(2021)·VQA-RAD(2018)는 모두 대상 모델들의 사전훈련 시점(2025-2026) 이전에 공개되어 사전훈련 데이터 오염(pretraining data contamination) 가능성을 배제할 수 없다. 본 연구는 Min-K% Probability Attack(Shi et al., "Detecting Pretraining Data from Large Language Models", arXiv:2310.16789, ICLR 2024)으로 이를 능동 측정한다. 각 샘플 정답 텍스트의 token-level log-probability 하위 K%(K=20) 평균을 contamination indicator로 사용한다(사전훈련에 노출된 샘플일수록 평균 확률이 높다는 이론에 기반). 데이터셋 내 상위 5% 이상치를 오염 의심 샘플로 분류한 뒤 이를 제거한 축소 샘플셋으로 주요 결론(RQ1)을 재검증한다(제4장 4.1.1 오염 강건성 검증). 절차 및 해석 기준(원본-축소 결과 차이 1%p 미만은 강건, 1-5%p는 한계점 명시, 5%p 초과는 결론 재검토)은 scripts/measure_contamination.py로 구현했다.</w:t>
       </w:r>
     </w:p>
     <w:p>
@@ -4734,7 +4758,7 @@
           <w:sz w:val="22"/>
           <w:w w:val="97"/>
         </w:rPr>
-        <w:t>4개 모델 × 3개 데이터셋 = 12개 조건에 대해 파인튜닝 이전 제로샷 성능을 측정했다. 평가는 greedy 디코딩을 사용하므로 결정적(deterministic)이다 — 시드를 바꿔도 결과가 동일하여 반복 시행이 무의미하므로, 단일 시드(42)로 평가하고 불확실성은 각 조건 per-sample 정오 판정에 대한 부트스트랩 95% 신뢰구간으로 보고한다. 모델 간 비교는 4개 모델이 동일한 테스트셋으로 평가되는 짝지은(paired) 구조이므로, 독립표본을 가정하는 ANOVA 대신 Cochran's Q 검정(공유 테스트셋 이진 정오, H0: 정확도 동일)과 McNemar 쌍별 사후검정(Bonferroni 보정)을 사용한다.</w:t>
+        <w:t>4개 모델 × 3개 데이터셋 = 12개 조건에 대해 파인튜닝 이전 제로샷 성능을 측정했다. 평가는 greedy 디코딩을 사용하므로 결정적(deterministic)이다 — 시드를 바꿔도 결과가 동일하여 반복 시행이 무의미하므로 단일 시드(42)로 평가하고 불확실성은 각 조건 per-sample 정오 판정에 대한 부트스트랩 95% 신뢰구간으로 보고한다. 모델 간 비교는 4개 모델이 동일한 테스트셋으로 평가되는 짝지은(paired) 구조이므로 독립표본을 가정하는 ANOVA 대신 Cochran's Q 검정(공유 테스트셋 이진 정오, H0: 정확도 동일)과 McNemar 쌍별 사후검정(Bonferroni 보정)을 사용한다.</w:t>
       </w:r>
     </w:p>
     <w:p>
@@ -4788,6 +4812,14 @@
     <w:tbl>
       <w:tblPr>
         <w:tblW w:type="auto" w:w="0"/>
+        <w:tblBorders>
+          <w:top w:val="single" w:sz="4" w:space="0" w:color="000000"/>
+          <w:left w:val="single" w:sz="4" w:space="0" w:color="000000"/>
+          <w:bottom w:val="single" w:sz="4" w:space="0" w:color="000000"/>
+          <w:right w:val="single" w:sz="4" w:space="0" w:color="000000"/>
+          <w:insideH w:val="single" w:sz="4" w:space="0" w:color="000000"/>
+          <w:insideV w:val="single" w:sz="4" w:space="0" w:color="000000"/>
+        </w:tblBorders>
         <w:tblLook w:firstColumn="1" w:firstRow="1" w:lastColumn="0" w:lastRow="0" w:noHBand="0" w:noVBand="1" w:val="04A0"/>
       </w:tblPr>
       <w:tblGrid>
@@ -4846,7 +4878,7 @@
           <w:p>
             <w:pPr>
               <w:spacing w:line="240" w:lineRule="auto"/>
-              <w:jc w:val="center"/>
+              <w:jc w:val="left"/>
             </w:pPr>
             <w:r/>
             <w:r>
@@ -4867,7 +4899,7 @@
           <w:p>
             <w:pPr>
               <w:spacing w:line="240" w:lineRule="auto"/>
-              <w:jc w:val="center"/>
+              <w:jc w:val="left"/>
             </w:pPr>
             <w:r/>
             <w:r>
@@ -4890,7 +4922,7 @@
           <w:p>
             <w:pPr>
               <w:spacing w:line="240" w:lineRule="auto"/>
-              <w:jc w:val="center"/>
+              <w:jc w:val="left"/>
             </w:pPr>
             <w:r/>
             <w:r>
@@ -4911,7 +4943,7 @@
           <w:p>
             <w:pPr>
               <w:spacing w:line="240" w:lineRule="auto"/>
-              <w:jc w:val="center"/>
+              <w:jc w:val="left"/>
             </w:pPr>
             <w:r/>
             <w:r>
@@ -4934,7 +4966,7 @@
           <w:p>
             <w:pPr>
               <w:spacing w:line="240" w:lineRule="auto"/>
-              <w:jc w:val="center"/>
+              <w:jc w:val="left"/>
             </w:pPr>
             <w:r/>
             <w:r>
@@ -4955,7 +4987,7 @@
           <w:p>
             <w:pPr>
               <w:spacing w:line="240" w:lineRule="auto"/>
-              <w:jc w:val="center"/>
+              <w:jc w:val="right"/>
             </w:pPr>
             <w:r/>
             <w:r>
@@ -4978,7 +5010,7 @@
           <w:p>
             <w:pPr>
               <w:spacing w:line="240" w:lineRule="auto"/>
-              <w:jc w:val="center"/>
+              <w:jc w:val="left"/>
             </w:pPr>
             <w:r/>
             <w:r>
@@ -4999,7 +5031,7 @@
           <w:p>
             <w:pPr>
               <w:spacing w:line="240" w:lineRule="auto"/>
-              <w:jc w:val="center"/>
+              <w:jc w:val="right"/>
             </w:pPr>
             <w:r/>
             <w:r>
@@ -5022,7 +5054,7 @@
           <w:p>
             <w:pPr>
               <w:spacing w:line="240" w:lineRule="auto"/>
-              <w:jc w:val="center"/>
+              <w:jc w:val="left"/>
             </w:pPr>
             <w:r/>
             <w:r>
@@ -5043,7 +5075,7 @@
           <w:p>
             <w:pPr>
               <w:spacing w:line="240" w:lineRule="auto"/>
-              <w:jc w:val="center"/>
+              <w:jc w:val="left"/>
             </w:pPr>
             <w:r/>
             <w:r>
@@ -5066,7 +5098,7 @@
           <w:p>
             <w:pPr>
               <w:spacing w:line="240" w:lineRule="auto"/>
-              <w:jc w:val="center"/>
+              <w:jc w:val="left"/>
             </w:pPr>
             <w:r/>
             <w:r>
@@ -5087,7 +5119,7 @@
           <w:p>
             <w:pPr>
               <w:spacing w:line="240" w:lineRule="auto"/>
-              <w:jc w:val="center"/>
+              <w:jc w:val="right"/>
             </w:pPr>
             <w:r/>
             <w:r>
@@ -5110,7 +5142,7 @@
           <w:p>
             <w:pPr>
               <w:spacing w:line="240" w:lineRule="auto"/>
-              <w:jc w:val="center"/>
+              <w:jc w:val="left"/>
             </w:pPr>
             <w:r/>
             <w:r>
@@ -5131,7 +5163,7 @@
           <w:p>
             <w:pPr>
               <w:spacing w:line="240" w:lineRule="auto"/>
-              <w:jc w:val="center"/>
+              <w:jc w:val="left"/>
             </w:pPr>
             <w:r/>
             <w:r>
@@ -5154,7 +5186,7 @@
           <w:p>
             <w:pPr>
               <w:spacing w:line="240" w:lineRule="auto"/>
-              <w:jc w:val="center"/>
+              <w:jc w:val="left"/>
             </w:pPr>
             <w:r/>
             <w:r>
@@ -5175,7 +5207,7 @@
           <w:p>
             <w:pPr>
               <w:spacing w:line="240" w:lineRule="auto"/>
-              <w:jc w:val="center"/>
+              <w:jc w:val="left"/>
             </w:pPr>
             <w:r/>
             <w:r>
@@ -5218,7 +5250,7 @@
           <w:sz w:val="22"/>
           <w:w w:val="97"/>
         </w:rPr>
-        <w:t>학습 예산은 목표 3 epoch였으나 클라우드 GPU 시간·비용 제약으로 max_steps=500(조건당 samples_seen = 4,000 고정) 상한을 적용했다. 데이터셋 크기와 무관하게 학습량이 고정되므로 소형 VQA-RAD는 약 2 epoch 이상, 중형 SLAKE·대형 PathVQA는 1 epoch 미만만 학습되며, 이 비대칭이 결과 해석에 미치는 영향은 제5장 5.3에서 논의한다.</w:t>
+        <w:t>학습 예산은 목표 3 epoch였으나 클라우드 GPU 시간·비용 제약으로 max_steps=500(조건당 samples_seen = 4,000 고정) 상한을 적용했다. 데이터셋 크기와 무관하게 학습량이 고정되므로 소형 VQA-RAD는 약 2 epoch 이상, 중형 SLAKE·대형 PathVQA는 1 epoch 미만만 학습된다. 이 비대칭이 결과 해석에 미치는 영향은 제5장 5.3에서 논의한다.</w:t>
       </w:r>
     </w:p>
     <w:p>
@@ -5367,7 +5399,7 @@
           <w:sz w:val="22"/>
           <w:w w:val="97"/>
         </w:rPr>
-        <w:t>은 두 가지로 이중 측정한다. (A) 범용 능력 변화: VQAv2 validation subset(2,000샘플)에서 파인튜닝 전/후 정확도 감소율을 12개 조건 전체에서 측정. (B) 의료 도메인 내 cross-dataset 일반화: 훈련 데이터셋과 다른 데이터셋으로 평가(예: PathVQA 학습 → SLAKE/VQA-RAD 평가)하여 12개 조건 × 2개 cross-dataset = 24회 추가 평가를 수행한다. PathVQA(병리)와 SLAKE/VQA-RAD(방사선)는 이미지 도메인 자체가 다르므로, (B)의 결과는 엄밀한 CF보다는 도메인 일반화 격차로 해석한다(제4장 4.2.5).</w:t>
+        <w:t>은 두 가지로 이중 측정한다. (A) 범용 능력 변화: VQAv2 validation subset(2,000샘플)에서 파인튜닝 전/후 정확도 감소율을 12개 조건 전체에서 측정. (B) 의료 도메인 내 cross-dataset 일반화: 훈련 데이터셋과 다른 데이터셋으로 평가(예: PathVQA 학습 → SLAKE/VQA-RAD 평가)하여 12개 조건 × 2개 cross-dataset = 24회 추가 평가를 수행한다. PathVQA(병리)와 SLAKE/VQA-RAD(방사선)는 이미지 도메인 자체가 다르므로 (B)의 결과는 엄밀한 CF보다는 도메인 일반화 격차로 해석한다(제4장 4.2.5).</w:t>
       </w:r>
     </w:p>
     <w:p>
@@ -5405,6 +5437,14 @@
     <w:tbl>
       <w:tblPr>
         <w:tblW w:type="auto" w:w="0"/>
+        <w:tblBorders>
+          <w:top w:val="single" w:sz="4" w:space="0" w:color="000000"/>
+          <w:left w:val="single" w:sz="4" w:space="0" w:color="000000"/>
+          <w:bottom w:val="single" w:sz="4" w:space="0" w:color="000000"/>
+          <w:right w:val="single" w:sz="4" w:space="0" w:color="000000"/>
+          <w:insideH w:val="single" w:sz="4" w:space="0" w:color="000000"/>
+          <w:insideV w:val="single" w:sz="4" w:space="0" w:color="000000"/>
+        </w:tblBorders>
         <w:tblLook w:firstColumn="1" w:firstRow="1" w:lastColumn="0" w:lastRow="0" w:noHBand="0" w:noVBand="1" w:val="04A0"/>
       </w:tblPr>
       <w:tblGrid>
@@ -5485,7 +5525,7 @@
           <w:p>
             <w:pPr>
               <w:spacing w:line="240" w:lineRule="auto"/>
-              <w:jc w:val="center"/>
+              <w:jc w:val="left"/>
             </w:pPr>
             <w:r/>
             <w:r>
@@ -5506,7 +5546,7 @@
           <w:p>
             <w:pPr>
               <w:spacing w:line="240" w:lineRule="auto"/>
-              <w:jc w:val="center"/>
+              <w:jc w:val="left"/>
             </w:pPr>
             <w:r/>
             <w:r>
@@ -5527,7 +5567,7 @@
           <w:p>
             <w:pPr>
               <w:spacing w:line="240" w:lineRule="auto"/>
-              <w:jc w:val="center"/>
+              <w:jc w:val="left"/>
             </w:pPr>
             <w:r/>
             <w:r>
@@ -5550,7 +5590,7 @@
           <w:p>
             <w:pPr>
               <w:spacing w:line="240" w:lineRule="auto"/>
-              <w:jc w:val="center"/>
+              <w:jc w:val="left"/>
             </w:pPr>
             <w:r/>
             <w:r>
@@ -5571,7 +5611,7 @@
           <w:p>
             <w:pPr>
               <w:spacing w:line="240" w:lineRule="auto"/>
-              <w:jc w:val="center"/>
+              <w:jc w:val="left"/>
             </w:pPr>
             <w:r/>
             <w:r>
@@ -5592,7 +5632,7 @@
           <w:p>
             <w:pPr>
               <w:spacing w:line="240" w:lineRule="auto"/>
-              <w:jc w:val="center"/>
+              <w:jc w:val="left"/>
             </w:pPr>
             <w:r/>
             <w:r>
@@ -5615,7 +5655,7 @@
           <w:p>
             <w:pPr>
               <w:spacing w:line="240" w:lineRule="auto"/>
-              <w:jc w:val="center"/>
+              <w:jc w:val="left"/>
             </w:pPr>
             <w:r/>
             <w:r>
@@ -5636,7 +5676,7 @@
           <w:p>
             <w:pPr>
               <w:spacing w:line="240" w:lineRule="auto"/>
-              <w:jc w:val="center"/>
+              <w:jc w:val="right"/>
             </w:pPr>
             <w:r/>
             <w:r>
@@ -5657,7 +5697,7 @@
           <w:p>
             <w:pPr>
               <w:spacing w:line="240" w:lineRule="auto"/>
-              <w:jc w:val="center"/>
+              <w:jc w:val="left"/>
             </w:pPr>
             <w:r/>
             <w:r>
@@ -5680,7 +5720,7 @@
           <w:p>
             <w:pPr>
               <w:spacing w:line="240" w:lineRule="auto"/>
-              <w:jc w:val="center"/>
+              <w:jc w:val="left"/>
             </w:pPr>
             <w:r/>
             <w:r>
@@ -5701,7 +5741,7 @@
           <w:p>
             <w:pPr>
               <w:spacing w:line="240" w:lineRule="auto"/>
-              <w:jc w:val="center"/>
+              <w:jc w:val="left"/>
             </w:pPr>
             <w:r/>
             <w:r>
@@ -5722,7 +5762,7 @@
           <w:p>
             <w:pPr>
               <w:spacing w:line="240" w:lineRule="auto"/>
-              <w:jc w:val="center"/>
+              <w:jc w:val="left"/>
             </w:pPr>
             <w:r/>
             <w:r>
@@ -5745,7 +5785,7 @@
           <w:p>
             <w:pPr>
               <w:spacing w:line="240" w:lineRule="auto"/>
-              <w:jc w:val="center"/>
+              <w:jc w:val="left"/>
             </w:pPr>
             <w:r/>
             <w:r>
@@ -5766,7 +5806,7 @@
           <w:p>
             <w:pPr>
               <w:spacing w:line="240" w:lineRule="auto"/>
-              <w:jc w:val="center"/>
+              <w:jc w:val="left"/>
             </w:pPr>
             <w:r/>
             <w:r>
@@ -5787,7 +5827,7 @@
           <w:p>
             <w:pPr>
               <w:spacing w:line="240" w:lineRule="auto"/>
-              <w:jc w:val="center"/>
+              <w:jc w:val="left"/>
             </w:pPr>
             <w:r/>
             <w:r>
@@ -5810,7 +5850,7 @@
           <w:p>
             <w:pPr>
               <w:spacing w:line="240" w:lineRule="auto"/>
-              <w:jc w:val="center"/>
+              <w:jc w:val="left"/>
             </w:pPr>
             <w:r/>
             <w:r>
@@ -5831,7 +5871,7 @@
           <w:p>
             <w:pPr>
               <w:spacing w:line="240" w:lineRule="auto"/>
-              <w:jc w:val="center"/>
+              <w:jc w:val="right"/>
             </w:pPr>
             <w:r/>
             <w:r>
@@ -5852,7 +5892,7 @@
           <w:p>
             <w:pPr>
               <w:spacing w:line="240" w:lineRule="auto"/>
-              <w:jc w:val="center"/>
+              <w:jc w:val="left"/>
             </w:pPr>
             <w:r/>
             <w:r>
@@ -5875,7 +5915,7 @@
           <w:p>
             <w:pPr>
               <w:spacing w:line="240" w:lineRule="auto"/>
-              <w:jc w:val="center"/>
+              <w:jc w:val="left"/>
             </w:pPr>
             <w:r/>
             <w:r>
@@ -5896,7 +5936,7 @@
           <w:p>
             <w:pPr>
               <w:spacing w:line="240" w:lineRule="auto"/>
-              <w:jc w:val="center"/>
+              <w:jc w:val="right"/>
             </w:pPr>
             <w:r/>
             <w:r>
@@ -5917,7 +5957,7 @@
           <w:p>
             <w:pPr>
               <w:spacing w:line="240" w:lineRule="auto"/>
-              <w:jc w:val="center"/>
+              <w:jc w:val="left"/>
             </w:pPr>
             <w:r/>
             <w:r>
@@ -5940,7 +5980,7 @@
           <w:p>
             <w:pPr>
               <w:spacing w:line="240" w:lineRule="auto"/>
-              <w:jc w:val="center"/>
+              <w:jc w:val="left"/>
             </w:pPr>
             <w:r/>
             <w:r>
@@ -5961,7 +6001,7 @@
           <w:p>
             <w:pPr>
               <w:spacing w:line="240" w:lineRule="auto"/>
-              <w:jc w:val="center"/>
+              <w:jc w:val="left"/>
             </w:pPr>
             <w:r/>
             <w:r>
@@ -5982,7 +6022,7 @@
           <w:p>
             <w:pPr>
               <w:spacing w:line="240" w:lineRule="auto"/>
-              <w:jc w:val="center"/>
+              <w:jc w:val="left"/>
             </w:pPr>
             <w:r/>
             <w:r>
@@ -6050,7 +6090,7 @@
           <w:sz w:val="22"/>
           <w:w w:val="97"/>
         </w:rPr>
-        <w:t xml:space="preserve">전 trial 공통으로 동일 모델(Phase 2 최적 모델)·동일 데이터셋(PathVQA)·고정 max_steps=200(안전장치용 wall-clock 상한 time_budget_min은 실험 통제 변수가 아닌 이상 조합 방지용)을 사용해 학습량을 통제한다. 당초 설계는 Manual 10 + Random Search 400 + Optuna 400 + Autoresearch 400 = 총 1,210 trial(각 전략 40 trial × 10회 독립 반복)이었으나, </w:t>
+        <w:t xml:space="preserve">전 trial 공통으로 동일 모델(Phase 2 최적 모델)·동일 데이터셋(PathVQA)·고정 max_steps=200(안전장치용 wall-clock 상한 time_budget_min은 실험 통제 변수가 아닌 이상 조합 방지용)을 사용해 학습량을 통제한다. 당초 설계는 Manual 10 + Random Search 400 + Optuna 400 + Autoresearch 400 = 총 1,210 trial(각 전략 40 trial × 10회 독립 반복)이었다. </w:t>
       </w:r>
       <w:r>
         <w:rPr>
@@ -6068,7 +6108,7 @@
           <w:sz w:val="22"/>
           <w:w w:val="97"/>
         </w:rPr>
-        <w:t xml:space="preserve">(로컬 듀얼 GPU 환경, 본 논문의 보고 대상이 아닌 소요 시간 측정 전용) 결과, 학습(train)뿐 아니라 검증·최종 테스트 평가 시간까지 합산한 wall-clock 기준으로 GPU 2장 병렬 실행 시에도 원안 규모는 약 24~25일이 소요될 것으로 재추정되었다. 이에 통계 검정 단위인 반복 횟수(10회, run-level 검정력의 근거)는 그대로 유지하고, 대신 전략당 탐색 trial 수를 40에서 20으로 축소하여 총 소요 시간을 약 12.8일로 절반 단축했다. </w:t>
+        <w:t xml:space="preserve">(로컬 듀얼 GPU 환경, 본 논문의 보고 대상이 아닌 소요 시간 측정 전용) 결과, 학습(train)뿐 아니라 검증·최종 테스트 평가 시간까지 합산한 wall-clock 기준으로 GPU 2장 병렬 실행 시에도 원안 규모는 약 24~25일이 소요될 것으로 재추정되었다. 이에 통계 검정 단위인 반복 횟수(10회, run-level 검정력의 근거)는 그대로 유지하고 대신 전략당 탐색 trial 수를 40에서 20으로 축소하여 총 소요 시간을 약 12.8일로 절반 단축했다. </w:t>
       </w:r>
       <w:r>
         <w:rPr>
@@ -6111,7 +6151,7 @@
           <w:sz w:val="22"/>
           <w:w w:val="97"/>
         </w:rPr>
-        <w:t>한다. Autoresearch와 Optuna는 순차 최적화 특성상 동일 run 내 trial 간 의존성이 있어(trial t의 결과가 t+1의 제안에 영향), 독립 관측치 가정이 위반되기 때문이다. 검정 단위는 각 전략의 10회 독립 반복에서 나온 10개 최종 성능값이며, Kruskal-Wallis test(4그룹 비교)와 Mann-Whitney U test(Autoresearch vs Optuna 쌍별), BCa Bootstrap 95% CI를 사용한다. Trial-level 데이터는 anytime performance curve 등 시각화에만 사용한다.</w:t>
+        <w:t>한다. Autoresearch와 Optuna는 순차 최적화 특성상 동일 run 내 trial 간 의존성이 있어(trial t의 결과가 t+1의 제안에 영향), 독립 관측치 가정이 위반되기 때문이다. 검정 단위는 각 전략의 10회 독립 반복에서 나온 10개 최종 성능값이다. Kruskal-Wallis test(4그룹 비교)와 Mann-Whitney U test(Autoresearch vs Optuna 쌍별), BCa Bootstrap 95% CI를 사용한다. Trial-level 데이터는 anytime performance curve 등 시각화에만 사용한다.</w:t>
       </w:r>
     </w:p>
     <w:p>
@@ -6159,7 +6199,7 @@
           <w:sz w:val="22"/>
           <w:w w:val="97"/>
         </w:rPr>
-        <w:t>Open-ended 응답은 Exact Match와 BERTScore F1을 함께 보고한다. 범용 기준(roberta-large, threshold ≥ 0.7)을 정확도·통계 검정의 유일한 결정 지표(primary)로 삼고, 의료 특화 기준(BioBERT, dmis-lab/biobert-v1.1)은 보조 지표로만 병기하여 이중 게이팅(두 지표 모두 통과해야 정답 처리)을 하지 않는다.</w:t>
+        <w:t>Open-ended 응답은 Exact Match와 BERTScore F1을 함께 보고한다. 범용 기준(roberta-large, threshold ≥ 0.7)을 정확도·통계 검정의 유일한 결정 지표(primary)로 삼고 의료 특화 기준(BioBERT, dmis-lab/biobert-v1.1)은 보조 지표로만 병기하여 이중 게이팅(두 지표 모두 통과해야 정답 처리)을 하지 않는다.</w:t>
       </w:r>
     </w:p>
     <w:p>
@@ -6191,7 +6231,7 @@
           <w:sz w:val="22"/>
           <w:w w:val="97"/>
         </w:rPr>
-        <w:t>3.6에서 기술한 (A) VQAv2 기준 범용 능력 변화와 (B) cross-dataset 일반화 격차를 함께 보고하여, 단일 지표로는 포착하기 어려운 파인튜닝의 부작용을 다각도로 측정한다.</w:t>
+        <w:t>3.6에서 기술한 (A) VQAv2 기준 범용 능력 변화와 (B) cross-dataset 일반화 격차를 함께 보고하여 단일 지표로는 포착하기 어려운 파인튜닝의 부작용을 다각도로 측정한다.</w:t>
       </w:r>
     </w:p>
     <w:p>
@@ -6449,6 +6489,14 @@
     <w:tbl>
       <w:tblPr>
         <w:tblW w:type="auto" w:w="0"/>
+        <w:tblBorders>
+          <w:top w:val="single" w:sz="4" w:space="0" w:color="000000"/>
+          <w:left w:val="single" w:sz="4" w:space="0" w:color="000000"/>
+          <w:bottom w:val="single" w:sz="4" w:space="0" w:color="000000"/>
+          <w:right w:val="single" w:sz="4" w:space="0" w:color="000000"/>
+          <w:insideH w:val="single" w:sz="4" w:space="0" w:color="000000"/>
+          <w:insideV w:val="single" w:sz="4" w:space="0" w:color="000000"/>
+        </w:tblBorders>
         <w:tblLook w:firstColumn="1" w:firstRow="1" w:lastColumn="0" w:lastRow="0" w:noHBand="0" w:noVBand="1" w:val="04A0"/>
       </w:tblPr>
       <w:tblGrid>
@@ -6639,7 +6687,7 @@
           <w:p>
             <w:pPr>
               <w:spacing w:line="240" w:lineRule="auto"/>
-              <w:jc w:val="center"/>
+              <w:jc w:val="left"/>
             </w:pPr>
             <w:r/>
             <w:r>
@@ -6660,7 +6708,7 @@
           <w:p>
             <w:pPr>
               <w:spacing w:line="240" w:lineRule="auto"/>
-              <w:jc w:val="center"/>
+              <w:jc w:val="left"/>
             </w:pPr>
             <w:r/>
             <w:r>
@@ -6681,7 +6729,7 @@
           <w:p>
             <w:pPr>
               <w:spacing w:line="240" w:lineRule="auto"/>
-              <w:jc w:val="center"/>
+              <w:jc w:val="right"/>
             </w:pPr>
             <w:r/>
             <w:r>
@@ -6702,7 +6750,7 @@
           <w:p>
             <w:pPr>
               <w:spacing w:line="240" w:lineRule="auto"/>
-              <w:jc w:val="center"/>
+              <w:jc w:val="right"/>
             </w:pPr>
             <w:r/>
             <w:r>
@@ -6723,7 +6771,7 @@
           <w:p>
             <w:pPr>
               <w:spacing w:line="240" w:lineRule="auto"/>
-              <w:jc w:val="center"/>
+              <w:jc w:val="right"/>
             </w:pPr>
             <w:r/>
             <w:r>
@@ -6744,7 +6792,7 @@
           <w:p>
             <w:pPr>
               <w:spacing w:line="240" w:lineRule="auto"/>
-              <w:jc w:val="center"/>
+              <w:jc w:val="right"/>
             </w:pPr>
             <w:r/>
             <w:r>
@@ -6765,7 +6813,7 @@
           <w:p>
             <w:pPr>
               <w:spacing w:line="240" w:lineRule="auto"/>
-              <w:jc w:val="center"/>
+              <w:jc w:val="right"/>
             </w:pPr>
             <w:r/>
             <w:r>
@@ -6786,7 +6834,7 @@
           <w:p>
             <w:pPr>
               <w:spacing w:line="240" w:lineRule="auto"/>
-              <w:jc w:val="center"/>
+              <w:jc w:val="right"/>
             </w:pPr>
             <w:r/>
             <w:r>
@@ -6809,7 +6857,7 @@
           <w:p>
             <w:pPr>
               <w:spacing w:line="240" w:lineRule="auto"/>
-              <w:jc w:val="center"/>
+              <w:jc w:val="left"/>
             </w:pPr>
             <w:r/>
             <w:r>
@@ -6830,7 +6878,7 @@
           <w:p>
             <w:pPr>
               <w:spacing w:line="240" w:lineRule="auto"/>
-              <w:jc w:val="center"/>
+              <w:jc w:val="left"/>
             </w:pPr>
             <w:r/>
             <w:r>
@@ -6851,7 +6899,7 @@
           <w:p>
             <w:pPr>
               <w:spacing w:line="240" w:lineRule="auto"/>
-              <w:jc w:val="center"/>
+              <w:jc w:val="right"/>
             </w:pPr>
             <w:r/>
             <w:r>
@@ -6872,7 +6920,7 @@
           <w:p>
             <w:pPr>
               <w:spacing w:line="240" w:lineRule="auto"/>
-              <w:jc w:val="center"/>
+              <w:jc w:val="right"/>
             </w:pPr>
             <w:r/>
             <w:r>
@@ -6893,7 +6941,7 @@
           <w:p>
             <w:pPr>
               <w:spacing w:line="240" w:lineRule="auto"/>
-              <w:jc w:val="center"/>
+              <w:jc w:val="right"/>
             </w:pPr>
             <w:r/>
             <w:r>
@@ -6914,7 +6962,7 @@
           <w:p>
             <w:pPr>
               <w:spacing w:line="240" w:lineRule="auto"/>
-              <w:jc w:val="center"/>
+              <w:jc w:val="right"/>
             </w:pPr>
             <w:r/>
             <w:r>
@@ -6935,7 +6983,7 @@
           <w:p>
             <w:pPr>
               <w:spacing w:line="240" w:lineRule="auto"/>
-              <w:jc w:val="center"/>
+              <w:jc w:val="right"/>
             </w:pPr>
             <w:r/>
             <w:r>
@@ -6956,7 +7004,7 @@
           <w:p>
             <w:pPr>
               <w:spacing w:line="240" w:lineRule="auto"/>
-              <w:jc w:val="center"/>
+              <w:jc w:val="right"/>
             </w:pPr>
             <w:r/>
             <w:r>
@@ -6979,7 +7027,7 @@
           <w:p>
             <w:pPr>
               <w:spacing w:line="240" w:lineRule="auto"/>
-              <w:jc w:val="center"/>
+              <w:jc w:val="left"/>
             </w:pPr>
             <w:r/>
             <w:r>
@@ -7000,7 +7048,7 @@
           <w:p>
             <w:pPr>
               <w:spacing w:line="240" w:lineRule="auto"/>
-              <w:jc w:val="center"/>
+              <w:jc w:val="left"/>
             </w:pPr>
             <w:r/>
             <w:r>
@@ -7021,7 +7069,7 @@
           <w:p>
             <w:pPr>
               <w:spacing w:line="240" w:lineRule="auto"/>
-              <w:jc w:val="center"/>
+              <w:jc w:val="right"/>
             </w:pPr>
             <w:r/>
             <w:r>
@@ -7042,7 +7090,7 @@
           <w:p>
             <w:pPr>
               <w:spacing w:line="240" w:lineRule="auto"/>
-              <w:jc w:val="center"/>
+              <w:jc w:val="right"/>
             </w:pPr>
             <w:r/>
             <w:r>
@@ -7063,7 +7111,7 @@
           <w:p>
             <w:pPr>
               <w:spacing w:line="240" w:lineRule="auto"/>
-              <w:jc w:val="center"/>
+              <w:jc w:val="right"/>
             </w:pPr>
             <w:r/>
             <w:r>
@@ -7084,7 +7132,7 @@
           <w:p>
             <w:pPr>
               <w:spacing w:line="240" w:lineRule="auto"/>
-              <w:jc w:val="center"/>
+              <w:jc w:val="right"/>
             </w:pPr>
             <w:r/>
             <w:r>
@@ -7105,7 +7153,7 @@
           <w:p>
             <w:pPr>
               <w:spacing w:line="240" w:lineRule="auto"/>
-              <w:jc w:val="center"/>
+              <w:jc w:val="right"/>
             </w:pPr>
             <w:r/>
             <w:r>
@@ -7126,7 +7174,7 @@
           <w:p>
             <w:pPr>
               <w:spacing w:line="240" w:lineRule="auto"/>
-              <w:jc w:val="center"/>
+              <w:jc w:val="right"/>
             </w:pPr>
             <w:r/>
             <w:r>
@@ -7149,7 +7197,7 @@
           <w:p>
             <w:pPr>
               <w:spacing w:line="240" w:lineRule="auto"/>
-              <w:jc w:val="center"/>
+              <w:jc w:val="left"/>
             </w:pPr>
             <w:r/>
             <w:r>
@@ -7170,7 +7218,7 @@
           <w:p>
             <w:pPr>
               <w:spacing w:line="240" w:lineRule="auto"/>
-              <w:jc w:val="center"/>
+              <w:jc w:val="left"/>
             </w:pPr>
             <w:r/>
             <w:r>
@@ -7191,7 +7239,7 @@
           <w:p>
             <w:pPr>
               <w:spacing w:line="240" w:lineRule="auto"/>
-              <w:jc w:val="center"/>
+              <w:jc w:val="right"/>
             </w:pPr>
             <w:r/>
             <w:r>
@@ -7212,7 +7260,7 @@
           <w:p>
             <w:pPr>
               <w:spacing w:line="240" w:lineRule="auto"/>
-              <w:jc w:val="center"/>
+              <w:jc w:val="right"/>
             </w:pPr>
             <w:r/>
             <w:r>
@@ -7233,7 +7281,7 @@
           <w:p>
             <w:pPr>
               <w:spacing w:line="240" w:lineRule="auto"/>
-              <w:jc w:val="center"/>
+              <w:jc w:val="right"/>
             </w:pPr>
             <w:r/>
             <w:r>
@@ -7254,7 +7302,7 @@
           <w:p>
             <w:pPr>
               <w:spacing w:line="240" w:lineRule="auto"/>
-              <w:jc w:val="center"/>
+              <w:jc w:val="right"/>
             </w:pPr>
             <w:r/>
             <w:r>
@@ -7275,7 +7323,7 @@
           <w:p>
             <w:pPr>
               <w:spacing w:line="240" w:lineRule="auto"/>
-              <w:jc w:val="center"/>
+              <w:jc w:val="right"/>
             </w:pPr>
             <w:r/>
             <w:r>
@@ -7296,7 +7344,7 @@
           <w:p>
             <w:pPr>
               <w:spacing w:line="240" w:lineRule="auto"/>
-              <w:jc w:val="center"/>
+              <w:jc w:val="right"/>
             </w:pPr>
             <w:r/>
             <w:r>
@@ -7319,7 +7367,7 @@
           <w:p>
             <w:pPr>
               <w:spacing w:line="240" w:lineRule="auto"/>
-              <w:jc w:val="center"/>
+              <w:jc w:val="left"/>
             </w:pPr>
             <w:r/>
             <w:r>
@@ -7340,7 +7388,7 @@
           <w:p>
             <w:pPr>
               <w:spacing w:line="240" w:lineRule="auto"/>
-              <w:jc w:val="center"/>
+              <w:jc w:val="left"/>
             </w:pPr>
             <w:r/>
             <w:r>
@@ -7361,7 +7409,7 @@
           <w:p>
             <w:pPr>
               <w:spacing w:line="240" w:lineRule="auto"/>
-              <w:jc w:val="center"/>
+              <w:jc w:val="right"/>
             </w:pPr>
             <w:r/>
             <w:r>
@@ -7382,7 +7430,7 @@
           <w:p>
             <w:pPr>
               <w:spacing w:line="240" w:lineRule="auto"/>
-              <w:jc w:val="center"/>
+              <w:jc w:val="right"/>
             </w:pPr>
             <w:r/>
             <w:r>
@@ -7403,7 +7451,7 @@
           <w:p>
             <w:pPr>
               <w:spacing w:line="240" w:lineRule="auto"/>
-              <w:jc w:val="center"/>
+              <w:jc w:val="right"/>
             </w:pPr>
             <w:r/>
             <w:r>
@@ -7424,7 +7472,7 @@
           <w:p>
             <w:pPr>
               <w:spacing w:line="240" w:lineRule="auto"/>
-              <w:jc w:val="center"/>
+              <w:jc w:val="right"/>
             </w:pPr>
             <w:r/>
             <w:r>
@@ -7445,7 +7493,7 @@
           <w:p>
             <w:pPr>
               <w:spacing w:line="240" w:lineRule="auto"/>
-              <w:jc w:val="center"/>
+              <w:jc w:val="right"/>
             </w:pPr>
             <w:r/>
             <w:r>
@@ -7466,7 +7514,7 @@
           <w:p>
             <w:pPr>
               <w:spacing w:line="240" w:lineRule="auto"/>
-              <w:jc w:val="center"/>
+              <w:jc w:val="right"/>
             </w:pPr>
             <w:r/>
             <w:r>
@@ -7489,7 +7537,7 @@
           <w:p>
             <w:pPr>
               <w:spacing w:line="240" w:lineRule="auto"/>
-              <w:jc w:val="center"/>
+              <w:jc w:val="left"/>
             </w:pPr>
             <w:r/>
             <w:r>
@@ -7510,7 +7558,7 @@
           <w:p>
             <w:pPr>
               <w:spacing w:line="240" w:lineRule="auto"/>
-              <w:jc w:val="center"/>
+              <w:jc w:val="left"/>
             </w:pPr>
             <w:r/>
             <w:r>
@@ -7531,7 +7579,7 @@
           <w:p>
             <w:pPr>
               <w:spacing w:line="240" w:lineRule="auto"/>
-              <w:jc w:val="center"/>
+              <w:jc w:val="right"/>
             </w:pPr>
             <w:r/>
             <w:r>
@@ -7552,7 +7600,7 @@
           <w:p>
             <w:pPr>
               <w:spacing w:line="240" w:lineRule="auto"/>
-              <w:jc w:val="center"/>
+              <w:jc w:val="right"/>
             </w:pPr>
             <w:r/>
             <w:r>
@@ -7573,7 +7621,7 @@
           <w:p>
             <w:pPr>
               <w:spacing w:line="240" w:lineRule="auto"/>
-              <w:jc w:val="center"/>
+              <w:jc w:val="right"/>
             </w:pPr>
             <w:r/>
             <w:r>
@@ -7594,7 +7642,7 @@
           <w:p>
             <w:pPr>
               <w:spacing w:line="240" w:lineRule="auto"/>
-              <w:jc w:val="center"/>
+              <w:jc w:val="right"/>
             </w:pPr>
             <w:r/>
             <w:r>
@@ -7615,7 +7663,7 @@
           <w:p>
             <w:pPr>
               <w:spacing w:line="240" w:lineRule="auto"/>
-              <w:jc w:val="center"/>
+              <w:jc w:val="right"/>
             </w:pPr>
             <w:r/>
             <w:r>
@@ -7636,7 +7684,7 @@
           <w:p>
             <w:pPr>
               <w:spacing w:line="240" w:lineRule="auto"/>
-              <w:jc w:val="center"/>
+              <w:jc w:val="right"/>
             </w:pPr>
             <w:r/>
             <w:r>
@@ -7659,7 +7707,7 @@
           <w:p>
             <w:pPr>
               <w:spacing w:line="240" w:lineRule="auto"/>
-              <w:jc w:val="center"/>
+              <w:jc w:val="left"/>
             </w:pPr>
             <w:r/>
             <w:r>
@@ -7680,7 +7728,7 @@
           <w:p>
             <w:pPr>
               <w:spacing w:line="240" w:lineRule="auto"/>
-              <w:jc w:val="center"/>
+              <w:jc w:val="left"/>
             </w:pPr>
             <w:r/>
             <w:r>
@@ -7701,7 +7749,7 @@
           <w:p>
             <w:pPr>
               <w:spacing w:line="240" w:lineRule="auto"/>
-              <w:jc w:val="center"/>
+              <w:jc w:val="right"/>
             </w:pPr>
             <w:r/>
             <w:r>
@@ -7722,7 +7770,7 @@
           <w:p>
             <w:pPr>
               <w:spacing w:line="240" w:lineRule="auto"/>
-              <w:jc w:val="center"/>
+              <w:jc w:val="right"/>
             </w:pPr>
             <w:r/>
             <w:r>
@@ -7743,7 +7791,7 @@
           <w:p>
             <w:pPr>
               <w:spacing w:line="240" w:lineRule="auto"/>
-              <w:jc w:val="center"/>
+              <w:jc w:val="right"/>
             </w:pPr>
             <w:r/>
             <w:r>
@@ -7764,7 +7812,7 @@
           <w:p>
             <w:pPr>
               <w:spacing w:line="240" w:lineRule="auto"/>
-              <w:jc w:val="center"/>
+              <w:jc w:val="right"/>
             </w:pPr>
             <w:r/>
             <w:r>
@@ -7785,7 +7833,7 @@
           <w:p>
             <w:pPr>
               <w:spacing w:line="240" w:lineRule="auto"/>
-              <w:jc w:val="center"/>
+              <w:jc w:val="right"/>
             </w:pPr>
             <w:r/>
             <w:r>
@@ -7806,7 +7854,7 @@
           <w:p>
             <w:pPr>
               <w:spacing w:line="240" w:lineRule="auto"/>
-              <w:jc w:val="center"/>
+              <w:jc w:val="right"/>
             </w:pPr>
             <w:r/>
             <w:r>
@@ -7829,7 +7877,7 @@
           <w:p>
             <w:pPr>
               <w:spacing w:line="240" w:lineRule="auto"/>
-              <w:jc w:val="center"/>
+              <w:jc w:val="left"/>
             </w:pPr>
             <w:r/>
             <w:r>
@@ -7850,7 +7898,7 @@
           <w:p>
             <w:pPr>
               <w:spacing w:line="240" w:lineRule="auto"/>
-              <w:jc w:val="center"/>
+              <w:jc w:val="left"/>
             </w:pPr>
             <w:r/>
             <w:r>
@@ -7871,7 +7919,7 @@
           <w:p>
             <w:pPr>
               <w:spacing w:line="240" w:lineRule="auto"/>
-              <w:jc w:val="center"/>
+              <w:jc w:val="right"/>
             </w:pPr>
             <w:r/>
             <w:r>
@@ -7892,7 +7940,7 @@
           <w:p>
             <w:pPr>
               <w:spacing w:line="240" w:lineRule="auto"/>
-              <w:jc w:val="center"/>
+              <w:jc w:val="right"/>
             </w:pPr>
             <w:r/>
             <w:r>
@@ -7913,7 +7961,7 @@
           <w:p>
             <w:pPr>
               <w:spacing w:line="240" w:lineRule="auto"/>
-              <w:jc w:val="center"/>
+              <w:jc w:val="right"/>
             </w:pPr>
             <w:r/>
             <w:r>
@@ -7934,7 +7982,7 @@
           <w:p>
             <w:pPr>
               <w:spacing w:line="240" w:lineRule="auto"/>
-              <w:jc w:val="center"/>
+              <w:jc w:val="right"/>
             </w:pPr>
             <w:r/>
             <w:r>
@@ -7955,7 +8003,7 @@
           <w:p>
             <w:pPr>
               <w:spacing w:line="240" w:lineRule="auto"/>
-              <w:jc w:val="center"/>
+              <w:jc w:val="right"/>
             </w:pPr>
             <w:r/>
             <w:r>
@@ -7976,7 +8024,7 @@
           <w:p>
             <w:pPr>
               <w:spacing w:line="240" w:lineRule="auto"/>
-              <w:jc w:val="center"/>
+              <w:jc w:val="right"/>
             </w:pPr>
             <w:r/>
             <w:r>
@@ -7999,7 +8047,7 @@
           <w:p>
             <w:pPr>
               <w:spacing w:line="240" w:lineRule="auto"/>
-              <w:jc w:val="center"/>
+              <w:jc w:val="left"/>
             </w:pPr>
             <w:r/>
             <w:r>
@@ -8020,7 +8068,7 @@
           <w:p>
             <w:pPr>
               <w:spacing w:line="240" w:lineRule="auto"/>
-              <w:jc w:val="center"/>
+              <w:jc w:val="left"/>
             </w:pPr>
             <w:r/>
             <w:r>
@@ -8041,7 +8089,7 @@
           <w:p>
             <w:pPr>
               <w:spacing w:line="240" w:lineRule="auto"/>
-              <w:jc w:val="center"/>
+              <w:jc w:val="right"/>
             </w:pPr>
             <w:r/>
             <w:r>
@@ -8062,7 +8110,7 @@
           <w:p>
             <w:pPr>
               <w:spacing w:line="240" w:lineRule="auto"/>
-              <w:jc w:val="center"/>
+              <w:jc w:val="right"/>
             </w:pPr>
             <w:r/>
             <w:r>
@@ -8083,7 +8131,7 @@
           <w:p>
             <w:pPr>
               <w:spacing w:line="240" w:lineRule="auto"/>
-              <w:jc w:val="center"/>
+              <w:jc w:val="right"/>
             </w:pPr>
             <w:r/>
             <w:r>
@@ -8104,7 +8152,7 @@
           <w:p>
             <w:pPr>
               <w:spacing w:line="240" w:lineRule="auto"/>
-              <w:jc w:val="center"/>
+              <w:jc w:val="right"/>
             </w:pPr>
             <w:r/>
             <w:r>
@@ -8125,7 +8173,7 @@
           <w:p>
             <w:pPr>
               <w:spacing w:line="240" w:lineRule="auto"/>
-              <w:jc w:val="center"/>
+              <w:jc w:val="right"/>
             </w:pPr>
             <w:r/>
             <w:r>
@@ -8146,7 +8194,7 @@
           <w:p>
             <w:pPr>
               <w:spacing w:line="240" w:lineRule="auto"/>
-              <w:jc w:val="center"/>
+              <w:jc w:val="right"/>
             </w:pPr>
             <w:r/>
             <w:r>
@@ -8169,7 +8217,7 @@
           <w:p>
             <w:pPr>
               <w:spacing w:line="240" w:lineRule="auto"/>
-              <w:jc w:val="center"/>
+              <w:jc w:val="left"/>
             </w:pPr>
             <w:r/>
             <w:r>
@@ -8190,7 +8238,7 @@
           <w:p>
             <w:pPr>
               <w:spacing w:line="240" w:lineRule="auto"/>
-              <w:jc w:val="center"/>
+              <w:jc w:val="left"/>
             </w:pPr>
             <w:r/>
             <w:r>
@@ -8211,7 +8259,7 @@
           <w:p>
             <w:pPr>
               <w:spacing w:line="240" w:lineRule="auto"/>
-              <w:jc w:val="center"/>
+              <w:jc w:val="right"/>
             </w:pPr>
             <w:r/>
             <w:r>
@@ -8232,7 +8280,7 @@
           <w:p>
             <w:pPr>
               <w:spacing w:line="240" w:lineRule="auto"/>
-              <w:jc w:val="center"/>
+              <w:jc w:val="right"/>
             </w:pPr>
             <w:r/>
             <w:r>
@@ -8253,7 +8301,7 @@
           <w:p>
             <w:pPr>
               <w:spacing w:line="240" w:lineRule="auto"/>
-              <w:jc w:val="center"/>
+              <w:jc w:val="right"/>
             </w:pPr>
             <w:r/>
             <w:r>
@@ -8274,7 +8322,7 @@
           <w:p>
             <w:pPr>
               <w:spacing w:line="240" w:lineRule="auto"/>
-              <w:jc w:val="center"/>
+              <w:jc w:val="right"/>
             </w:pPr>
             <w:r/>
             <w:r>
@@ -8295,7 +8343,7 @@
           <w:p>
             <w:pPr>
               <w:spacing w:line="240" w:lineRule="auto"/>
-              <w:jc w:val="center"/>
+              <w:jc w:val="right"/>
             </w:pPr>
             <w:r/>
             <w:r>
@@ -8316,7 +8364,7 @@
           <w:p>
             <w:pPr>
               <w:spacing w:line="240" w:lineRule="auto"/>
-              <w:jc w:val="center"/>
+              <w:jc w:val="right"/>
             </w:pPr>
             <w:r/>
             <w:r>
@@ -8339,7 +8387,7 @@
           <w:p>
             <w:pPr>
               <w:spacing w:line="240" w:lineRule="auto"/>
-              <w:jc w:val="center"/>
+              <w:jc w:val="left"/>
             </w:pPr>
             <w:r/>
             <w:r>
@@ -8360,7 +8408,7 @@
           <w:p>
             <w:pPr>
               <w:spacing w:line="240" w:lineRule="auto"/>
-              <w:jc w:val="center"/>
+              <w:jc w:val="left"/>
             </w:pPr>
             <w:r/>
             <w:r>
@@ -8381,7 +8429,7 @@
           <w:p>
             <w:pPr>
               <w:spacing w:line="240" w:lineRule="auto"/>
-              <w:jc w:val="center"/>
+              <w:jc w:val="right"/>
             </w:pPr>
             <w:r/>
             <w:r>
@@ -8402,7 +8450,7 @@
           <w:p>
             <w:pPr>
               <w:spacing w:line="240" w:lineRule="auto"/>
-              <w:jc w:val="center"/>
+              <w:jc w:val="right"/>
             </w:pPr>
             <w:r/>
             <w:r>
@@ -8423,7 +8471,7 @@
           <w:p>
             <w:pPr>
               <w:spacing w:line="240" w:lineRule="auto"/>
-              <w:jc w:val="center"/>
+              <w:jc w:val="right"/>
             </w:pPr>
             <w:r/>
             <w:r>
@@ -8444,7 +8492,7 @@
           <w:p>
             <w:pPr>
               <w:spacing w:line="240" w:lineRule="auto"/>
-              <w:jc w:val="center"/>
+              <w:jc w:val="right"/>
             </w:pPr>
             <w:r/>
             <w:r>
@@ -8465,7 +8513,7 @@
           <w:p>
             <w:pPr>
               <w:spacing w:line="240" w:lineRule="auto"/>
-              <w:jc w:val="center"/>
+              <w:jc w:val="right"/>
             </w:pPr>
             <w:r/>
             <w:r>
@@ -8486,7 +8534,7 @@
           <w:p>
             <w:pPr>
               <w:spacing w:line="240" w:lineRule="auto"/>
-              <w:jc w:val="center"/>
+              <w:jc w:val="right"/>
             </w:pPr>
             <w:r/>
             <w:r>
@@ -8509,7 +8557,7 @@
           <w:p>
             <w:pPr>
               <w:spacing w:line="240" w:lineRule="auto"/>
-              <w:jc w:val="center"/>
+              <w:jc w:val="left"/>
             </w:pPr>
             <w:r/>
             <w:r>
@@ -8530,7 +8578,7 @@
           <w:p>
             <w:pPr>
               <w:spacing w:line="240" w:lineRule="auto"/>
-              <w:jc w:val="center"/>
+              <w:jc w:val="left"/>
             </w:pPr>
             <w:r/>
             <w:r>
@@ -8551,7 +8599,7 @@
           <w:p>
             <w:pPr>
               <w:spacing w:line="240" w:lineRule="auto"/>
-              <w:jc w:val="center"/>
+              <w:jc w:val="right"/>
             </w:pPr>
             <w:r/>
             <w:r>
@@ -8572,7 +8620,7 @@
           <w:p>
             <w:pPr>
               <w:spacing w:line="240" w:lineRule="auto"/>
-              <w:jc w:val="center"/>
+              <w:jc w:val="right"/>
             </w:pPr>
             <w:r/>
             <w:r>
@@ -8593,7 +8641,7 @@
           <w:p>
             <w:pPr>
               <w:spacing w:line="240" w:lineRule="auto"/>
-              <w:jc w:val="center"/>
+              <w:jc w:val="right"/>
             </w:pPr>
             <w:r/>
             <w:r>
@@ -8614,7 +8662,7 @@
           <w:p>
             <w:pPr>
               <w:spacing w:line="240" w:lineRule="auto"/>
-              <w:jc w:val="center"/>
+              <w:jc w:val="right"/>
             </w:pPr>
             <w:r/>
             <w:r>
@@ -8635,7 +8683,7 @@
           <w:p>
             <w:pPr>
               <w:spacing w:line="240" w:lineRule="auto"/>
-              <w:jc w:val="center"/>
+              <w:jc w:val="right"/>
             </w:pPr>
             <w:r/>
             <w:r>
@@ -8656,7 +8704,7 @@
           <w:p>
             <w:pPr>
               <w:spacing w:line="240" w:lineRule="auto"/>
-              <w:jc w:val="center"/>
+              <w:jc w:val="right"/>
             </w:pPr>
             <w:r/>
             <w:r>
@@ -8736,6 +8784,14 @@
     <w:tbl>
       <w:tblPr>
         <w:tblW w:type="auto" w:w="0"/>
+        <w:tblBorders>
+          <w:top w:val="single" w:sz="4" w:space="0" w:color="000000"/>
+          <w:left w:val="single" w:sz="4" w:space="0" w:color="000000"/>
+          <w:bottom w:val="single" w:sz="4" w:space="0" w:color="000000"/>
+          <w:right w:val="single" w:sz="4" w:space="0" w:color="000000"/>
+          <w:insideH w:val="single" w:sz="4" w:space="0" w:color="000000"/>
+          <w:insideV w:val="single" w:sz="4" w:space="0" w:color="000000"/>
+        </w:tblBorders>
         <w:tblLook w:firstColumn="1" w:firstRow="1" w:lastColumn="0" w:lastRow="0" w:noHBand="0" w:noVBand="1" w:val="04A0"/>
       </w:tblPr>
       <w:tblGrid>
@@ -8838,7 +8894,7 @@
           <w:p>
             <w:pPr>
               <w:spacing w:line="240" w:lineRule="auto"/>
-              <w:jc w:val="center"/>
+              <w:jc w:val="right"/>
             </w:pPr>
             <w:r/>
             <w:r>
@@ -8859,7 +8915,7 @@
           <w:p>
             <w:pPr>
               <w:spacing w:line="240" w:lineRule="auto"/>
-              <w:jc w:val="center"/>
+              <w:jc w:val="left"/>
             </w:pPr>
             <w:r/>
             <w:r>
@@ -8880,7 +8936,7 @@
           <w:p>
             <w:pPr>
               <w:spacing w:line="240" w:lineRule="auto"/>
-              <w:jc w:val="center"/>
+              <w:jc w:val="right"/>
             </w:pPr>
             <w:r/>
             <w:r>
@@ -8901,7 +8957,7 @@
           <w:p>
             <w:pPr>
               <w:spacing w:line="240" w:lineRule="auto"/>
-              <w:jc w:val="center"/>
+              <w:jc w:val="right"/>
             </w:pPr>
             <w:r/>
             <w:r>
@@ -8924,7 +8980,7 @@
           <w:p>
             <w:pPr>
               <w:spacing w:line="240" w:lineRule="auto"/>
-              <w:jc w:val="center"/>
+              <w:jc w:val="right"/>
             </w:pPr>
             <w:r/>
             <w:r>
@@ -8945,7 +9001,7 @@
           <w:p>
             <w:pPr>
               <w:spacing w:line="240" w:lineRule="auto"/>
-              <w:jc w:val="center"/>
+              <w:jc w:val="left"/>
             </w:pPr>
             <w:r/>
             <w:r>
@@ -8966,7 +9022,7 @@
           <w:p>
             <w:pPr>
               <w:spacing w:line="240" w:lineRule="auto"/>
-              <w:jc w:val="center"/>
+              <w:jc w:val="right"/>
             </w:pPr>
             <w:r/>
             <w:r>
@@ -8987,7 +9043,7 @@
           <w:p>
             <w:pPr>
               <w:spacing w:line="240" w:lineRule="auto"/>
-              <w:jc w:val="center"/>
+              <w:jc w:val="right"/>
             </w:pPr>
             <w:r/>
             <w:r>
@@ -9010,7 +9066,7 @@
           <w:p>
             <w:pPr>
               <w:spacing w:line="240" w:lineRule="auto"/>
-              <w:jc w:val="center"/>
+              <w:jc w:val="right"/>
             </w:pPr>
             <w:r/>
             <w:r>
@@ -9031,7 +9087,7 @@
           <w:p>
             <w:pPr>
               <w:spacing w:line="240" w:lineRule="auto"/>
-              <w:jc w:val="center"/>
+              <w:jc w:val="left"/>
             </w:pPr>
             <w:r/>
             <w:r>
@@ -9052,7 +9108,7 @@
           <w:p>
             <w:pPr>
               <w:spacing w:line="240" w:lineRule="auto"/>
-              <w:jc w:val="center"/>
+              <w:jc w:val="right"/>
             </w:pPr>
             <w:r/>
             <w:r>
@@ -9073,7 +9129,7 @@
           <w:p>
             <w:pPr>
               <w:spacing w:line="240" w:lineRule="auto"/>
-              <w:jc w:val="center"/>
+              <w:jc w:val="right"/>
             </w:pPr>
             <w:r/>
             <w:r>
@@ -9096,7 +9152,7 @@
           <w:p>
             <w:pPr>
               <w:spacing w:line="240" w:lineRule="auto"/>
-              <w:jc w:val="center"/>
+              <w:jc w:val="right"/>
             </w:pPr>
             <w:r/>
             <w:r>
@@ -9117,7 +9173,7 @@
           <w:p>
             <w:pPr>
               <w:spacing w:line="240" w:lineRule="auto"/>
-              <w:jc w:val="center"/>
+              <w:jc w:val="left"/>
             </w:pPr>
             <w:r/>
             <w:r>
@@ -9138,7 +9194,7 @@
           <w:p>
             <w:pPr>
               <w:spacing w:line="240" w:lineRule="auto"/>
-              <w:jc w:val="center"/>
+              <w:jc w:val="right"/>
             </w:pPr>
             <w:r/>
             <w:r>
@@ -9159,7 +9215,7 @@
           <w:p>
             <w:pPr>
               <w:spacing w:line="240" w:lineRule="auto"/>
-              <w:jc w:val="center"/>
+              <w:jc w:val="right"/>
             </w:pPr>
             <w:r/>
             <w:r>
@@ -9236,7 +9292,7 @@
           <w:sz w:val="22"/>
           <w:w w:val="97"/>
         </w:rPr>
-        <w:t xml:space="preserve">을 보였다(해당 비교 전부 p(adj) &lt; .005). 다만 SLAKE에서는 예외적으로 Gemma4-E2B와 SmolVLM2-2.2B 간 차이가 유의하지 않았다(0.492 vs 0.462, p(adj) = 0.326) — SLAKE에서 Gemma4-E2B의 상대적 성능이 다른 두 데이터셋보다 나은 편이라 이 한 쌍만 통계적으로 구분되지 않는다. 최상위권인 Qwen2.5-VL-3B·Qwen3-VL-2B·SmolVLM2-2.2B 세 모델 사이에서도 데이터셋에 따라 유의성이 갈렸다 — pooled 기준으로는 세 모델 모두 서로 유의하게 달랐으나(p(adj) &lt; .001), SLAKE·VQA-RAD 개별 데이터셋에서는 Qwen2.5-VL-3B와 Qwen3-VL-2B 간 차이가 유의하지 않았다(각각 p(adj) = 1, p(adj) = 1). 즉 </w:t>
+        <w:t xml:space="preserve">을 보였다(해당 비교 전부 p(adj) &lt; .005). SLAKE에서는 예외적으로 Gemma4-E2B와 SmolVLM2-2.2B 간 차이가 유의하지 않았다(0.492 vs 0.462, p(adj) = 0.326) — SLAKE에서 Gemma4-E2B의 상대적 성능이 다른 두 데이터셋보다 나은 편이라 이 한 쌍만 통계적으로 구분되지 않는다. 최상위권인 Qwen2.5-VL-3B·Qwen3-VL-2B·SmolVLM2-2.2B 세 모델 사이에서도 데이터셋에 따라 유의성이 갈렸다 — pooled 기준으로는 세 모델 모두 서로 유의하게 달랐으나(p(adj) &lt; .001), SLAKE·VQA-RAD 개별 데이터셋에서는 Qwen2.5-VL-3B와 Qwen3-VL-2B 간 차이가 유의하지 않았다(각각 p(adj) = 1, p(adj) = 1). 즉 </w:t>
       </w:r>
       <w:r>
         <w:rPr>
@@ -9279,7 +9335,7 @@
           <w:sz w:val="22"/>
           <w:w w:val="97"/>
         </w:rPr>
-        <w:t xml:space="preserve">: Phase 1.5 Min-K% Probability 분석(K=20%, 데이터셋 내 상위 5% 이상치)으로 식별한 사전훈련 노출 의심 샘플(PathVQA 1,020개·SLAKE 233개·VQA-RAD 73개, 4모델 합집합)을 제거하고 동일 검정을 재수행한 결과, 세 데이터셋 모두 Cochran's Q가 여전히 유의했고 </w:t>
+        <w:t xml:space="preserve">: Phase 1.5 Min-K% Probability 분석(K=20%, 데이터셋 내 상위 5% 이상치)으로 식별한 사전훈련 노출 의심 샘플(PathVQA 1,020개·SLAKE 233개·VQA-RAD 73개, 4모델 합집합)을 제거하고 동일 검정을 재수행했다. 세 데이터셋 모두 Cochran's Q가 여전히 유의했고 </w:t>
       </w:r>
       <w:r>
         <w:rPr>
@@ -9381,7 +9437,7 @@
           <w:sz w:val="22"/>
           <w:w w:val="97"/>
         </w:rPr>
-        <w:t>에서 두드러진다. 세 데이터셋 모두 Closed 문항 정확도(0.45~0.79)에 비해 Open 문항 정확도(0.03~0.46)가 크게 낮지만, 그 낙폭이 PathVQA에서 가장 심하다 — PathVQA의 Open Acc는 전 모델에서 0.027~0.061 수준으로, SLAKE(0.360~0.463)·VQA-RAD(0.225~0.315)와 비교해 한 자릿수 이상 낮다. PathVQA는 병리 조직 영상에 대한 세부 소견을 자유 서술로 요구하는 문항 비중이 높아, 객관식형 문항이 상대적으로 많은 SLAKE·VQA-RAD보다 주관식 생성형 응답의 난이도가 큰 것으로 해석된다.</w:t>
+        <w:t>에서 두드러진다. 세 데이터셋 모두 Closed 문항 정확도(0.45~0.79)에 비해 Open 문항 정확도(0.03~0.46)가 크게 낮지만 그 낙폭이 PathVQA에서 가장 심하다 — PathVQA의 Open Acc는 전 모델에서 0.027~0.061 수준으로, SLAKE(0.360~0.463)·VQA-RAD(0.225~0.315)와 비교해 한 자릿수 이상 낮다. PathVQA는 병리 조직 영상에 대한 세부 소견을 자유 서술로 요구하는 문항 비중이 높아, 객관식형 문항이 상대적으로 많은 SLAKE·VQA-RAD보다 주관식 생성형 응답의 난이도가 큰 것으로 해석된다.</w:t>
       </w:r>
     </w:p>
     <w:p>
@@ -9429,7 +9485,7 @@
           <w:sz w:val="22"/>
           <w:w w:val="97"/>
         </w:rPr>
-        <w:t>WCA(Weighted Clinical Accuracy) 분석을 위해 PathVQA(seed 42) 문항을 7개 임상 질문 유형(diagnosis·location·measurement·description·temporal·yes_no·unknown)으로 분류하고 유형별 정확도를 산출했다(가중치는 5.3에서 논의하는 대로 임상 문헌 검증 없는 임시 척도이며, 여기서는 참고용 오류 패턴 식별에만 사용한다).</w:t>
+        <w:t>WCA(Weighted Clinical Accuracy) 분석을 위해 PathVQA(seed 42) 문항을 7개 임상 질문 유형(diagnosis·location·measurement·description·temporal·yes_no·unknown)으로 분류하고 유형별 정확도를 산출했다. 가중치는 5.3에서 논의하는 대로 임상 문헌 검증 없는 임시 척도이며 여기서는 참고용 오류 패턴 식별에만 사용한다.</w:t>
       </w:r>
     </w:p>
     <w:p>
@@ -9451,6 +9507,14 @@
     <w:tbl>
       <w:tblPr>
         <w:tblW w:type="auto" w:w="0"/>
+        <w:tblBorders>
+          <w:top w:val="single" w:sz="4" w:space="0" w:color="000000"/>
+          <w:left w:val="single" w:sz="4" w:space="0" w:color="000000"/>
+          <w:bottom w:val="single" w:sz="4" w:space="0" w:color="000000"/>
+          <w:right w:val="single" w:sz="4" w:space="0" w:color="000000"/>
+          <w:insideH w:val="single" w:sz="4" w:space="0" w:color="000000"/>
+          <w:insideV w:val="single" w:sz="4" w:space="0" w:color="000000"/>
+        </w:tblBorders>
         <w:tblLook w:firstColumn="1" w:firstRow="1" w:lastColumn="0" w:lastRow="0" w:noHBand="0" w:noVBand="1" w:val="04A0"/>
       </w:tblPr>
       <w:tblGrid>
@@ -9597,7 +9661,7 @@
           <w:p>
             <w:pPr>
               <w:spacing w:line="240" w:lineRule="auto"/>
-              <w:jc w:val="center"/>
+              <w:jc w:val="left"/>
             </w:pPr>
             <w:r/>
             <w:r>
@@ -9618,7 +9682,7 @@
           <w:p>
             <w:pPr>
               <w:spacing w:line="240" w:lineRule="auto"/>
-              <w:jc w:val="center"/>
+              <w:jc w:val="right"/>
             </w:pPr>
             <w:r/>
             <w:r>
@@ -9639,7 +9703,7 @@
           <w:p>
             <w:pPr>
               <w:spacing w:line="240" w:lineRule="auto"/>
-              <w:jc w:val="center"/>
+              <w:jc w:val="right"/>
             </w:pPr>
             <w:r/>
             <w:r>
@@ -9660,7 +9724,7 @@
           <w:p>
             <w:pPr>
               <w:spacing w:line="240" w:lineRule="auto"/>
-              <w:jc w:val="center"/>
+              <w:jc w:val="right"/>
             </w:pPr>
             <w:r/>
             <w:r>
@@ -9681,7 +9745,7 @@
           <w:p>
             <w:pPr>
               <w:spacing w:line="240" w:lineRule="auto"/>
-              <w:jc w:val="center"/>
+              <w:jc w:val="right"/>
             </w:pPr>
             <w:r/>
             <w:r>
@@ -9702,7 +9766,7 @@
           <w:p>
             <w:pPr>
               <w:spacing w:line="240" w:lineRule="auto"/>
-              <w:jc w:val="center"/>
+              <w:jc w:val="right"/>
             </w:pPr>
             <w:r/>
             <w:r>
@@ -9725,7 +9789,7 @@
           <w:p>
             <w:pPr>
               <w:spacing w:line="240" w:lineRule="auto"/>
-              <w:jc w:val="center"/>
+              <w:jc w:val="left"/>
             </w:pPr>
             <w:r/>
             <w:r>
@@ -9746,7 +9810,7 @@
           <w:p>
             <w:pPr>
               <w:spacing w:line="240" w:lineRule="auto"/>
-              <w:jc w:val="center"/>
+              <w:jc w:val="right"/>
             </w:pPr>
             <w:r/>
             <w:r>
@@ -9767,7 +9831,7 @@
           <w:p>
             <w:pPr>
               <w:spacing w:line="240" w:lineRule="auto"/>
-              <w:jc w:val="center"/>
+              <w:jc w:val="right"/>
             </w:pPr>
             <w:r/>
             <w:r>
@@ -9788,7 +9852,7 @@
           <w:p>
             <w:pPr>
               <w:spacing w:line="240" w:lineRule="auto"/>
-              <w:jc w:val="center"/>
+              <w:jc w:val="right"/>
             </w:pPr>
             <w:r/>
             <w:r>
@@ -9809,7 +9873,7 @@
           <w:p>
             <w:pPr>
               <w:spacing w:line="240" w:lineRule="auto"/>
-              <w:jc w:val="center"/>
+              <w:jc w:val="right"/>
             </w:pPr>
             <w:r/>
             <w:r>
@@ -9830,7 +9894,7 @@
           <w:p>
             <w:pPr>
               <w:spacing w:line="240" w:lineRule="auto"/>
-              <w:jc w:val="center"/>
+              <w:jc w:val="right"/>
             </w:pPr>
             <w:r/>
             <w:r>
@@ -9853,7 +9917,7 @@
           <w:p>
             <w:pPr>
               <w:spacing w:line="240" w:lineRule="auto"/>
-              <w:jc w:val="center"/>
+              <w:jc w:val="left"/>
             </w:pPr>
             <w:r/>
             <w:r>
@@ -9874,7 +9938,7 @@
           <w:p>
             <w:pPr>
               <w:spacing w:line="240" w:lineRule="auto"/>
-              <w:jc w:val="center"/>
+              <w:jc w:val="right"/>
             </w:pPr>
             <w:r/>
             <w:r>
@@ -9895,7 +9959,7 @@
           <w:p>
             <w:pPr>
               <w:spacing w:line="240" w:lineRule="auto"/>
-              <w:jc w:val="center"/>
+              <w:jc w:val="right"/>
             </w:pPr>
             <w:r/>
             <w:r>
@@ -9916,7 +9980,7 @@
           <w:p>
             <w:pPr>
               <w:spacing w:line="240" w:lineRule="auto"/>
-              <w:jc w:val="center"/>
+              <w:jc w:val="right"/>
             </w:pPr>
             <w:r/>
             <w:r>
@@ -9937,7 +10001,7 @@
           <w:p>
             <w:pPr>
               <w:spacing w:line="240" w:lineRule="auto"/>
-              <w:jc w:val="center"/>
+              <w:jc w:val="right"/>
             </w:pPr>
             <w:r/>
             <w:r>
@@ -9958,7 +10022,7 @@
           <w:p>
             <w:pPr>
               <w:spacing w:line="240" w:lineRule="auto"/>
-              <w:jc w:val="center"/>
+              <w:jc w:val="right"/>
             </w:pPr>
             <w:r/>
             <w:r>
@@ -9981,7 +10045,7 @@
           <w:p>
             <w:pPr>
               <w:spacing w:line="240" w:lineRule="auto"/>
-              <w:jc w:val="center"/>
+              <w:jc w:val="left"/>
             </w:pPr>
             <w:r/>
             <w:r>
@@ -10002,7 +10066,7 @@
           <w:p>
             <w:pPr>
               <w:spacing w:line="240" w:lineRule="auto"/>
-              <w:jc w:val="center"/>
+              <w:jc w:val="right"/>
             </w:pPr>
             <w:r/>
             <w:r>
@@ -10023,7 +10087,7 @@
           <w:p>
             <w:pPr>
               <w:spacing w:line="240" w:lineRule="auto"/>
-              <w:jc w:val="center"/>
+              <w:jc w:val="right"/>
             </w:pPr>
             <w:r/>
             <w:r>
@@ -10044,7 +10108,7 @@
           <w:p>
             <w:pPr>
               <w:spacing w:line="240" w:lineRule="auto"/>
-              <w:jc w:val="center"/>
+              <w:jc w:val="right"/>
             </w:pPr>
             <w:r/>
             <w:r>
@@ -10065,7 +10129,7 @@
           <w:p>
             <w:pPr>
               <w:spacing w:line="240" w:lineRule="auto"/>
-              <w:jc w:val="center"/>
+              <w:jc w:val="right"/>
             </w:pPr>
             <w:r/>
             <w:r>
@@ -10086,7 +10150,7 @@
           <w:p>
             <w:pPr>
               <w:spacing w:line="240" w:lineRule="auto"/>
-              <w:jc w:val="center"/>
+              <w:jc w:val="right"/>
             </w:pPr>
             <w:r/>
             <w:r>
@@ -10109,7 +10173,7 @@
           <w:p>
             <w:pPr>
               <w:spacing w:line="240" w:lineRule="auto"/>
-              <w:jc w:val="center"/>
+              <w:jc w:val="left"/>
             </w:pPr>
             <w:r/>
             <w:r>
@@ -10130,7 +10194,7 @@
           <w:p>
             <w:pPr>
               <w:spacing w:line="240" w:lineRule="auto"/>
-              <w:jc w:val="center"/>
+              <w:jc w:val="right"/>
             </w:pPr>
             <w:r/>
             <w:r>
@@ -10151,7 +10215,7 @@
           <w:p>
             <w:pPr>
               <w:spacing w:line="240" w:lineRule="auto"/>
-              <w:jc w:val="center"/>
+              <w:jc w:val="right"/>
             </w:pPr>
             <w:r/>
             <w:r>
@@ -10172,7 +10236,7 @@
           <w:p>
             <w:pPr>
               <w:spacing w:line="240" w:lineRule="auto"/>
-              <w:jc w:val="center"/>
+              <w:jc w:val="right"/>
             </w:pPr>
             <w:r/>
             <w:r>
@@ -10193,7 +10257,7 @@
           <w:p>
             <w:pPr>
               <w:spacing w:line="240" w:lineRule="auto"/>
-              <w:jc w:val="center"/>
+              <w:jc w:val="right"/>
             </w:pPr>
             <w:r/>
             <w:r>
@@ -10214,7 +10278,7 @@
           <w:p>
             <w:pPr>
               <w:spacing w:line="240" w:lineRule="auto"/>
-              <w:jc w:val="center"/>
+              <w:jc w:val="right"/>
             </w:pPr>
             <w:r/>
             <w:r>
@@ -10237,7 +10301,7 @@
           <w:p>
             <w:pPr>
               <w:spacing w:line="240" w:lineRule="auto"/>
-              <w:jc w:val="center"/>
+              <w:jc w:val="left"/>
             </w:pPr>
             <w:r/>
             <w:r>
@@ -10258,7 +10322,7 @@
           <w:p>
             <w:pPr>
               <w:spacing w:line="240" w:lineRule="auto"/>
-              <w:jc w:val="center"/>
+              <w:jc w:val="right"/>
             </w:pPr>
             <w:r/>
             <w:r>
@@ -10279,7 +10343,7 @@
           <w:p>
             <w:pPr>
               <w:spacing w:line="240" w:lineRule="auto"/>
-              <w:jc w:val="center"/>
+              <w:jc w:val="right"/>
             </w:pPr>
             <w:r/>
             <w:r>
@@ -10300,7 +10364,7 @@
           <w:p>
             <w:pPr>
               <w:spacing w:line="240" w:lineRule="auto"/>
-              <w:jc w:val="center"/>
+              <w:jc w:val="right"/>
             </w:pPr>
             <w:r/>
             <w:r>
@@ -10321,7 +10385,7 @@
           <w:p>
             <w:pPr>
               <w:spacing w:line="240" w:lineRule="auto"/>
-              <w:jc w:val="center"/>
+              <w:jc w:val="right"/>
             </w:pPr>
             <w:r/>
             <w:r>
@@ -10342,7 +10406,7 @@
           <w:p>
             <w:pPr>
               <w:spacing w:line="240" w:lineRule="auto"/>
-              <w:jc w:val="center"/>
+              <w:jc w:val="right"/>
             </w:pPr>
             <w:r/>
             <w:r>
@@ -10365,7 +10429,7 @@
           <w:p>
             <w:pPr>
               <w:spacing w:line="240" w:lineRule="auto"/>
-              <w:jc w:val="center"/>
+              <w:jc w:val="left"/>
             </w:pPr>
             <w:r/>
             <w:r>
@@ -10386,7 +10450,7 @@
           <w:p>
             <w:pPr>
               <w:spacing w:line="240" w:lineRule="auto"/>
-              <w:jc w:val="center"/>
+              <w:jc w:val="right"/>
             </w:pPr>
             <w:r/>
             <w:r>
@@ -10407,7 +10471,7 @@
           <w:p>
             <w:pPr>
               <w:spacing w:line="240" w:lineRule="auto"/>
-              <w:jc w:val="center"/>
+              <w:jc w:val="right"/>
             </w:pPr>
             <w:r/>
             <w:r>
@@ -10428,7 +10492,7 @@
           <w:p>
             <w:pPr>
               <w:spacing w:line="240" w:lineRule="auto"/>
-              <w:jc w:val="center"/>
+              <w:jc w:val="right"/>
             </w:pPr>
             <w:r/>
             <w:r>
@@ -10449,7 +10513,7 @@
           <w:p>
             <w:pPr>
               <w:spacing w:line="240" w:lineRule="auto"/>
-              <w:jc w:val="center"/>
+              <w:jc w:val="right"/>
             </w:pPr>
             <w:r/>
             <w:r>
@@ -10470,7 +10534,7 @@
           <w:p>
             <w:pPr>
               <w:spacing w:line="240" w:lineRule="auto"/>
-              <w:jc w:val="center"/>
+              <w:jc w:val="right"/>
             </w:pPr>
             <w:r/>
             <w:r>
@@ -10599,7 +10663,7 @@
           <w:sz w:val="22"/>
           <w:w w:val="97"/>
         </w:rPr>
-        <w:t xml:space="preserve"> 이는 RQ2(파인튜닝 효과)의 필요성을 뒷받침하는 근거이며, 4.2에서 파인튜닝 이후 이 유형별 격차가 어떻게 변화하는지(4.2.5 임상적 의미 분석)와 연결하여 논의한다.</w:t>
+        <w:t xml:space="preserve"> 이는 RQ2(파인튜닝 효과)의 필요성을 뒷받침하는 근거이며 4.2에서 파인튜닝 이후 이 유형별 격차가 어떻게 변화하는지(4.2.5 임상적 의미 분석)와 연결하여 논의한다.</w:t>
       </w:r>
     </w:p>
     <w:p>
@@ -10631,7 +10695,7 @@
           <w:sz w:val="22"/>
           <w:w w:val="97"/>
         </w:rPr>
-        <w:t>Phase 2는 4개 모델을 3개 데이터셋에 대해 QLoRA(rank=64, alpha=128, target=all-linear, max_steps=500 상한)로 개별 파인튜닝하고, RQ2("도메인 특화 파인튜닝이 zero-shot 대비 성능을 유의하게 향상시키는가")를 검증한다. Main 36조건(4모델×3데이터셋×3시드) 외에, 최적 QLoRA 설정을 찾기 위한 Ablation A(데이터 비율)·B(LoRA rank)·C(target module) 39조건을 Qwen3-VL-2B·PathVQA 고정 조건에서 추가로 수행했다(총 75조건).</w:t>
+        <w:t>Phase 2는 4개 모델을 3개 데이터셋에 대해 QLoRA(rank=64, alpha=128, target=all-linear, max_steps=500 상한)로 개별 파인튜닝하고 RQ2("도메인 특화 파인튜닝이 zero-shot 대비 성능을 유의하게 향상시키는가")를 검증한다. Main 36조건(4모델×3데이터셋×3시드) 외에, 최적 QLoRA 설정을 찾기 위한 Ablation A(데이터 비율)·B(LoRA rank)·C(target module) 39조건을 Qwen3-VL-2B·PathVQA 고정 조건에서 추가로 수행했다(총 75조건).</w:t>
       </w:r>
     </w:p>
     <w:p>
@@ -10669,6 +10733,14 @@
     <w:tbl>
       <w:tblPr>
         <w:tblW w:type="auto" w:w="0"/>
+        <w:tblBorders>
+          <w:top w:val="single" w:sz="4" w:space="0" w:color="000000"/>
+          <w:left w:val="single" w:sz="4" w:space="0" w:color="000000"/>
+          <w:bottom w:val="single" w:sz="4" w:space="0" w:color="000000"/>
+          <w:right w:val="single" w:sz="4" w:space="0" w:color="000000"/>
+          <w:insideH w:val="single" w:sz="4" w:space="0" w:color="000000"/>
+          <w:insideV w:val="single" w:sz="4" w:space="0" w:color="000000"/>
+        </w:tblBorders>
         <w:tblLook w:firstColumn="1" w:firstRow="1" w:lastColumn="0" w:lastRow="0" w:noHBand="0" w:noVBand="1" w:val="04A0"/>
       </w:tblPr>
       <w:tblGrid>
@@ -10837,7 +10909,7 @@
           <w:p>
             <w:pPr>
               <w:spacing w:line="240" w:lineRule="auto"/>
-              <w:jc w:val="center"/>
+              <w:jc w:val="left"/>
             </w:pPr>
             <w:r/>
             <w:r>
@@ -10858,7 +10930,7 @@
           <w:p>
             <w:pPr>
               <w:spacing w:line="240" w:lineRule="auto"/>
-              <w:jc w:val="center"/>
+              <w:jc w:val="right"/>
             </w:pPr>
             <w:r/>
             <w:r>
@@ -10879,7 +10951,7 @@
           <w:p>
             <w:pPr>
               <w:spacing w:line="240" w:lineRule="auto"/>
-              <w:jc w:val="center"/>
+              <w:jc w:val="right"/>
             </w:pPr>
             <w:r/>
             <w:r>
@@ -10900,7 +10972,7 @@
           <w:p>
             <w:pPr>
               <w:spacing w:line="240" w:lineRule="auto"/>
-              <w:jc w:val="center"/>
+              <w:jc w:val="right"/>
             </w:pPr>
             <w:r/>
             <w:r>
@@ -10921,7 +10993,7 @@
           <w:p>
             <w:pPr>
               <w:spacing w:line="240" w:lineRule="auto"/>
-              <w:jc w:val="center"/>
+              <w:jc w:val="right"/>
             </w:pPr>
             <w:r/>
             <w:r>
@@ -10942,7 +11014,7 @@
           <w:p>
             <w:pPr>
               <w:spacing w:line="240" w:lineRule="auto"/>
-              <w:jc w:val="center"/>
+              <w:jc w:val="right"/>
             </w:pPr>
             <w:r/>
             <w:r>
@@ -10963,7 +11035,7 @@
           <w:p>
             <w:pPr>
               <w:spacing w:line="240" w:lineRule="auto"/>
-              <w:jc w:val="center"/>
+              <w:jc w:val="right"/>
             </w:pPr>
             <w:r/>
             <w:r>
@@ -10986,7 +11058,7 @@
           <w:p>
             <w:pPr>
               <w:spacing w:line="240" w:lineRule="auto"/>
-              <w:jc w:val="center"/>
+              <w:jc w:val="left"/>
             </w:pPr>
             <w:r/>
             <w:r>
@@ -11007,7 +11079,7 @@
           <w:p>
             <w:pPr>
               <w:spacing w:line="240" w:lineRule="auto"/>
-              <w:jc w:val="center"/>
+              <w:jc w:val="right"/>
             </w:pPr>
             <w:r/>
             <w:r>
@@ -11028,7 +11100,7 @@
           <w:p>
             <w:pPr>
               <w:spacing w:line="240" w:lineRule="auto"/>
-              <w:jc w:val="center"/>
+              <w:jc w:val="right"/>
             </w:pPr>
             <w:r/>
             <w:r>
@@ -11049,7 +11121,7 @@
           <w:p>
             <w:pPr>
               <w:spacing w:line="240" w:lineRule="auto"/>
-              <w:jc w:val="center"/>
+              <w:jc w:val="right"/>
             </w:pPr>
             <w:r/>
             <w:r>
@@ -11070,7 +11142,7 @@
           <w:p>
             <w:pPr>
               <w:spacing w:line="240" w:lineRule="auto"/>
-              <w:jc w:val="center"/>
+              <w:jc w:val="right"/>
             </w:pPr>
             <w:r/>
             <w:r>
@@ -11091,7 +11163,7 @@
           <w:p>
             <w:pPr>
               <w:spacing w:line="240" w:lineRule="auto"/>
-              <w:jc w:val="center"/>
+              <w:jc w:val="right"/>
             </w:pPr>
             <w:r/>
             <w:r>
@@ -11112,7 +11184,7 @@
           <w:p>
             <w:pPr>
               <w:spacing w:line="240" w:lineRule="auto"/>
-              <w:jc w:val="center"/>
+              <w:jc w:val="right"/>
             </w:pPr>
             <w:r/>
             <w:r>
@@ -11135,7 +11207,7 @@
           <w:p>
             <w:pPr>
               <w:spacing w:line="240" w:lineRule="auto"/>
-              <w:jc w:val="center"/>
+              <w:jc w:val="left"/>
             </w:pPr>
             <w:r/>
             <w:r>
@@ -11156,7 +11228,7 @@
           <w:p>
             <w:pPr>
               <w:spacing w:line="240" w:lineRule="auto"/>
-              <w:jc w:val="center"/>
+              <w:jc w:val="right"/>
             </w:pPr>
             <w:r/>
             <w:r>
@@ -11177,7 +11249,7 @@
           <w:p>
             <w:pPr>
               <w:spacing w:line="240" w:lineRule="auto"/>
-              <w:jc w:val="center"/>
+              <w:jc w:val="right"/>
             </w:pPr>
             <w:r/>
             <w:r>
@@ -11198,7 +11270,7 @@
           <w:p>
             <w:pPr>
               <w:spacing w:line="240" w:lineRule="auto"/>
-              <w:jc w:val="center"/>
+              <w:jc w:val="right"/>
             </w:pPr>
             <w:r/>
             <w:r>
@@ -11219,7 +11291,7 @@
           <w:p>
             <w:pPr>
               <w:spacing w:line="240" w:lineRule="auto"/>
-              <w:jc w:val="center"/>
+              <w:jc w:val="right"/>
             </w:pPr>
             <w:r/>
             <w:r>
@@ -11240,7 +11312,7 @@
           <w:p>
             <w:pPr>
               <w:spacing w:line="240" w:lineRule="auto"/>
-              <w:jc w:val="center"/>
+              <w:jc w:val="right"/>
             </w:pPr>
             <w:r/>
             <w:r>
@@ -11261,7 +11333,7 @@
           <w:p>
             <w:pPr>
               <w:spacing w:line="240" w:lineRule="auto"/>
-              <w:jc w:val="center"/>
+              <w:jc w:val="right"/>
             </w:pPr>
             <w:r/>
             <w:r>
@@ -11284,7 +11356,7 @@
           <w:p>
             <w:pPr>
               <w:spacing w:line="240" w:lineRule="auto"/>
-              <w:jc w:val="center"/>
+              <w:jc w:val="left"/>
             </w:pPr>
             <w:r/>
             <w:r>
@@ -11305,7 +11377,7 @@
           <w:p>
             <w:pPr>
               <w:spacing w:line="240" w:lineRule="auto"/>
-              <w:jc w:val="center"/>
+              <w:jc w:val="right"/>
             </w:pPr>
             <w:r/>
             <w:r>
@@ -11326,7 +11398,7 @@
           <w:p>
             <w:pPr>
               <w:spacing w:line="240" w:lineRule="auto"/>
-              <w:jc w:val="center"/>
+              <w:jc w:val="right"/>
             </w:pPr>
             <w:r/>
             <w:r>
@@ -11347,7 +11419,7 @@
           <w:p>
             <w:pPr>
               <w:spacing w:line="240" w:lineRule="auto"/>
-              <w:jc w:val="center"/>
+              <w:jc w:val="right"/>
             </w:pPr>
             <w:r/>
             <w:r>
@@ -11368,7 +11440,7 @@
           <w:p>
             <w:pPr>
               <w:spacing w:line="240" w:lineRule="auto"/>
-              <w:jc w:val="center"/>
+              <w:jc w:val="right"/>
             </w:pPr>
             <w:r/>
             <w:r>
@@ -11389,7 +11461,7 @@
           <w:p>
             <w:pPr>
               <w:spacing w:line="240" w:lineRule="auto"/>
-              <w:jc w:val="center"/>
+              <w:jc w:val="left"/>
             </w:pPr>
             <w:r/>
             <w:r>
@@ -11410,7 +11482,7 @@
           <w:p>
             <w:pPr>
               <w:spacing w:line="240" w:lineRule="auto"/>
-              <w:jc w:val="center"/>
+              <w:jc w:val="left"/>
             </w:pPr>
             <w:r/>
             <w:r>
@@ -11505,7 +11577,7 @@
           <w:sz w:val="22"/>
           <w:w w:val="97"/>
         </w:rPr>
-        <w:t xml:space="preserve">4개 모델을 구분하지 않고 합쳐 추정한 Mixed-Effects Model(accuracy ~ condition + dataset, group=seed)은 고정효과가 유의하지 않았다(계수 = 0.0268, p = .3629, ICC(seed) = 0.0, n = 72). 이는 계산 오류가 아니라, </w:t>
+        <w:t xml:space="preserve">4개 모델을 구분하지 않고 합쳐 추정한 Mixed-Effects Model(accuracy ~ condition + dataset, group=seed)은 고정효과가 유의하지 않았다(계수 = 0.0268, p = .3629, ICC(seed) = 0.0, n = 72). 이는 계산 오류가 아니라 </w:t>
       </w:r>
       <w:r>
         <w:rPr>
@@ -11523,7 +11595,7 @@
           <w:sz w:val="22"/>
           <w:w w:val="97"/>
         </w:rPr>
-        <w:t>되기 때문이다 — 위 모델별 3중 검증 결과를 RQ2의 1차 근거로 삼고, MEM pooled 결과는 "모델 구분 없는 전체 효과는 이질성으로 인해 유의하지 않다"는 보조 설명으로만 인용한다(설계서 §5.3 한계점 반영).</w:t>
+        <w:t>되기 때문이다 — 위 모델별 3중 검증 결과를 RQ2의 1차 근거로 삼고 MEM pooled 결과는 "모델 구분 없는 전체 효과는 이질성으로 인해 유의하지 않다"는 보조 설명으로만 인용한다(설계서 §5.3 한계점 반영).</w:t>
       </w:r>
     </w:p>
     <w:p>
@@ -11561,6 +11633,14 @@
     <w:tbl>
       <w:tblPr>
         <w:tblW w:type="auto" w:w="0"/>
+        <w:tblBorders>
+          <w:top w:val="single" w:sz="4" w:space="0" w:color="000000"/>
+          <w:left w:val="single" w:sz="4" w:space="0" w:color="000000"/>
+          <w:bottom w:val="single" w:sz="4" w:space="0" w:color="000000"/>
+          <w:right w:val="single" w:sz="4" w:space="0" w:color="000000"/>
+          <w:insideH w:val="single" w:sz="4" w:space="0" w:color="000000"/>
+          <w:insideV w:val="single" w:sz="4" w:space="0" w:color="000000"/>
+        </w:tblBorders>
         <w:tblLook w:firstColumn="1" w:firstRow="1" w:lastColumn="0" w:lastRow="0" w:noHBand="0" w:noVBand="1" w:val="04A0"/>
       </w:tblPr>
       <w:tblGrid>
@@ -11641,7 +11721,7 @@
           <w:p>
             <w:pPr>
               <w:spacing w:line="240" w:lineRule="auto"/>
-              <w:jc w:val="center"/>
+              <w:jc w:val="right"/>
             </w:pPr>
             <w:r/>
             <w:r>
@@ -11662,7 +11742,7 @@
           <w:p>
             <w:pPr>
               <w:spacing w:line="240" w:lineRule="auto"/>
-              <w:jc w:val="center"/>
+              <w:jc w:val="right"/>
             </w:pPr>
             <w:r/>
             <w:r>
@@ -11683,7 +11763,7 @@
           <w:p>
             <w:pPr>
               <w:spacing w:line="240" w:lineRule="auto"/>
-              <w:jc w:val="center"/>
+              <w:jc w:val="right"/>
             </w:pPr>
             <w:r/>
             <w:r>
@@ -11706,7 +11786,7 @@
           <w:p>
             <w:pPr>
               <w:spacing w:line="240" w:lineRule="auto"/>
-              <w:jc w:val="center"/>
+              <w:jc w:val="right"/>
             </w:pPr>
             <w:r/>
             <w:r>
@@ -11727,7 +11807,7 @@
           <w:p>
             <w:pPr>
               <w:spacing w:line="240" w:lineRule="auto"/>
-              <w:jc w:val="center"/>
+              <w:jc w:val="right"/>
             </w:pPr>
             <w:r/>
             <w:r>
@@ -11748,7 +11828,7 @@
           <w:p>
             <w:pPr>
               <w:spacing w:line="240" w:lineRule="auto"/>
-              <w:jc w:val="center"/>
+              <w:jc w:val="right"/>
             </w:pPr>
             <w:r/>
             <w:r>
@@ -11771,7 +11851,7 @@
           <w:p>
             <w:pPr>
               <w:spacing w:line="240" w:lineRule="auto"/>
-              <w:jc w:val="center"/>
+              <w:jc w:val="right"/>
             </w:pPr>
             <w:r/>
             <w:r>
@@ -11792,7 +11872,7 @@
           <w:p>
             <w:pPr>
               <w:spacing w:line="240" w:lineRule="auto"/>
-              <w:jc w:val="center"/>
+              <w:jc w:val="right"/>
             </w:pPr>
             <w:r/>
             <w:r>
@@ -11813,7 +11893,7 @@
           <w:p>
             <w:pPr>
               <w:spacing w:line="240" w:lineRule="auto"/>
-              <w:jc w:val="center"/>
+              <w:jc w:val="right"/>
             </w:pPr>
             <w:r/>
             <w:r>
@@ -11836,7 +11916,7 @@
           <w:p>
             <w:pPr>
               <w:spacing w:line="240" w:lineRule="auto"/>
-              <w:jc w:val="center"/>
+              <w:jc w:val="right"/>
             </w:pPr>
             <w:r/>
             <w:r>
@@ -11857,7 +11937,7 @@
           <w:p>
             <w:pPr>
               <w:spacing w:line="240" w:lineRule="auto"/>
-              <w:jc w:val="center"/>
+              <w:jc w:val="right"/>
             </w:pPr>
             <w:r/>
             <w:r>
@@ -11878,7 +11958,7 @@
           <w:p>
             <w:pPr>
               <w:spacing w:line="240" w:lineRule="auto"/>
-              <w:jc w:val="center"/>
+              <w:jc w:val="right"/>
             </w:pPr>
             <w:r/>
             <w:r>
@@ -11901,7 +11981,7 @@
           <w:p>
             <w:pPr>
               <w:spacing w:line="240" w:lineRule="auto"/>
-              <w:jc w:val="center"/>
+              <w:jc w:val="right"/>
             </w:pPr>
             <w:r/>
             <w:r>
@@ -11922,7 +12002,7 @@
           <w:p>
             <w:pPr>
               <w:spacing w:line="240" w:lineRule="auto"/>
-              <w:jc w:val="center"/>
+              <w:jc w:val="right"/>
             </w:pPr>
             <w:r/>
             <w:r>
@@ -11943,7 +12023,7 @@
           <w:p>
             <w:pPr>
               <w:spacing w:line="240" w:lineRule="auto"/>
-              <w:jc w:val="center"/>
+              <w:jc w:val="right"/>
             </w:pPr>
             <w:r/>
             <w:r>
@@ -12120,6 +12200,14 @@
     <w:tbl>
       <w:tblPr>
         <w:tblW w:type="auto" w:w="0"/>
+        <w:tblBorders>
+          <w:top w:val="single" w:sz="4" w:space="0" w:color="000000"/>
+          <w:left w:val="single" w:sz="4" w:space="0" w:color="000000"/>
+          <w:bottom w:val="single" w:sz="4" w:space="0" w:color="000000"/>
+          <w:right w:val="single" w:sz="4" w:space="0" w:color="000000"/>
+          <w:insideH w:val="single" w:sz="4" w:space="0" w:color="000000"/>
+          <w:insideV w:val="single" w:sz="4" w:space="0" w:color="000000"/>
+        </w:tblBorders>
         <w:tblLook w:firstColumn="1" w:firstRow="1" w:lastColumn="0" w:lastRow="0" w:noHBand="0" w:noVBand="1" w:val="04A0"/>
       </w:tblPr>
       <w:tblGrid>
@@ -12200,7 +12288,7 @@
           <w:p>
             <w:pPr>
               <w:spacing w:line="240" w:lineRule="auto"/>
-              <w:jc w:val="center"/>
+              <w:jc w:val="right"/>
             </w:pPr>
             <w:r/>
             <w:r>
@@ -12221,7 +12309,7 @@
           <w:p>
             <w:pPr>
               <w:spacing w:line="240" w:lineRule="auto"/>
-              <w:jc w:val="center"/>
+              <w:jc w:val="right"/>
             </w:pPr>
             <w:r/>
             <w:r>
@@ -12242,7 +12330,7 @@
           <w:p>
             <w:pPr>
               <w:spacing w:line="240" w:lineRule="auto"/>
-              <w:jc w:val="center"/>
+              <w:jc w:val="right"/>
             </w:pPr>
             <w:r/>
             <w:r>
@@ -12265,7 +12353,7 @@
           <w:p>
             <w:pPr>
               <w:spacing w:line="240" w:lineRule="auto"/>
-              <w:jc w:val="center"/>
+              <w:jc w:val="right"/>
             </w:pPr>
             <w:r/>
             <w:r>
@@ -12286,7 +12374,7 @@
           <w:p>
             <w:pPr>
               <w:spacing w:line="240" w:lineRule="auto"/>
-              <w:jc w:val="center"/>
+              <w:jc w:val="right"/>
             </w:pPr>
             <w:r/>
             <w:r>
@@ -12307,7 +12395,7 @@
           <w:p>
             <w:pPr>
               <w:spacing w:line="240" w:lineRule="auto"/>
-              <w:jc w:val="center"/>
+              <w:jc w:val="right"/>
             </w:pPr>
             <w:r/>
             <w:r>
@@ -12330,7 +12418,7 @@
           <w:p>
             <w:pPr>
               <w:spacing w:line="240" w:lineRule="auto"/>
-              <w:jc w:val="center"/>
+              <w:jc w:val="right"/>
             </w:pPr>
             <w:r/>
             <w:r>
@@ -12351,7 +12439,7 @@
           <w:p>
             <w:pPr>
               <w:spacing w:line="240" w:lineRule="auto"/>
-              <w:jc w:val="center"/>
+              <w:jc w:val="right"/>
             </w:pPr>
             <w:r/>
             <w:r>
@@ -12372,7 +12460,7 @@
           <w:p>
             <w:pPr>
               <w:spacing w:line="240" w:lineRule="auto"/>
-              <w:jc w:val="center"/>
+              <w:jc w:val="right"/>
             </w:pPr>
             <w:r/>
             <w:r>
@@ -12395,7 +12483,7 @@
           <w:p>
             <w:pPr>
               <w:spacing w:line="240" w:lineRule="auto"/>
-              <w:jc w:val="center"/>
+              <w:jc w:val="right"/>
             </w:pPr>
             <w:r/>
             <w:r>
@@ -12416,7 +12504,7 @@
           <w:p>
             <w:pPr>
               <w:spacing w:line="240" w:lineRule="auto"/>
-              <w:jc w:val="center"/>
+              <w:jc w:val="right"/>
             </w:pPr>
             <w:r/>
             <w:r>
@@ -12437,7 +12525,7 @@
           <w:p>
             <w:pPr>
               <w:spacing w:line="240" w:lineRule="auto"/>
-              <w:jc w:val="center"/>
+              <w:jc w:val="right"/>
             </w:pPr>
             <w:r/>
             <w:r>
@@ -12460,7 +12548,7 @@
           <w:p>
             <w:pPr>
               <w:spacing w:line="240" w:lineRule="auto"/>
-              <w:jc w:val="center"/>
+              <w:jc w:val="right"/>
             </w:pPr>
             <w:r/>
             <w:r>
@@ -12481,7 +12569,7 @@
           <w:p>
             <w:pPr>
               <w:spacing w:line="240" w:lineRule="auto"/>
-              <w:jc w:val="center"/>
+              <w:jc w:val="right"/>
             </w:pPr>
             <w:r/>
             <w:r>
@@ -12502,7 +12590,7 @@
           <w:p>
             <w:pPr>
               <w:spacing w:line="240" w:lineRule="auto"/>
-              <w:jc w:val="center"/>
+              <w:jc w:val="right"/>
             </w:pPr>
             <w:r/>
             <w:r>
@@ -12601,6 +12689,14 @@
     <w:tbl>
       <w:tblPr>
         <w:tblW w:type="auto" w:w="0"/>
+        <w:tblBorders>
+          <w:top w:val="single" w:sz="4" w:space="0" w:color="000000"/>
+          <w:left w:val="single" w:sz="4" w:space="0" w:color="000000"/>
+          <w:bottom w:val="single" w:sz="4" w:space="0" w:color="000000"/>
+          <w:right w:val="single" w:sz="4" w:space="0" w:color="000000"/>
+          <w:insideH w:val="single" w:sz="4" w:space="0" w:color="000000"/>
+          <w:insideV w:val="single" w:sz="4" w:space="0" w:color="000000"/>
+        </w:tblBorders>
         <w:tblLook w:firstColumn="1" w:firstRow="1" w:lastColumn="0" w:lastRow="0" w:noHBand="0" w:noVBand="1" w:val="04A0"/>
       </w:tblPr>
       <w:tblGrid>
@@ -12703,7 +12799,7 @@
           <w:p>
             <w:pPr>
               <w:spacing w:line="240" w:lineRule="auto"/>
-              <w:jc w:val="center"/>
+              <w:jc w:val="left"/>
             </w:pPr>
             <w:r/>
             <w:r>
@@ -12724,7 +12820,7 @@
           <w:p>
             <w:pPr>
               <w:spacing w:line="240" w:lineRule="auto"/>
-              <w:jc w:val="center"/>
+              <w:jc w:val="left"/>
             </w:pPr>
             <w:r/>
             <w:r>
@@ -12745,7 +12841,7 @@
           <w:p>
             <w:pPr>
               <w:spacing w:line="240" w:lineRule="auto"/>
-              <w:jc w:val="center"/>
+              <w:jc w:val="right"/>
             </w:pPr>
             <w:r/>
             <w:r>
@@ -12766,7 +12862,7 @@
           <w:p>
             <w:pPr>
               <w:spacing w:line="240" w:lineRule="auto"/>
-              <w:jc w:val="center"/>
+              <w:jc w:val="right"/>
             </w:pPr>
             <w:r/>
             <w:r>
@@ -12789,7 +12885,7 @@
           <w:p>
             <w:pPr>
               <w:spacing w:line="240" w:lineRule="auto"/>
-              <w:jc w:val="center"/>
+              <w:jc w:val="left"/>
             </w:pPr>
             <w:r/>
             <w:r>
@@ -12810,7 +12906,7 @@
           <w:p>
             <w:pPr>
               <w:spacing w:line="240" w:lineRule="auto"/>
-              <w:jc w:val="center"/>
+              <w:jc w:val="left"/>
             </w:pPr>
             <w:r/>
             <w:r>
@@ -12831,7 +12927,7 @@
           <w:p>
             <w:pPr>
               <w:spacing w:line="240" w:lineRule="auto"/>
-              <w:jc w:val="center"/>
+              <w:jc w:val="right"/>
             </w:pPr>
             <w:r/>
             <w:r>
@@ -12852,7 +12948,7 @@
           <w:p>
             <w:pPr>
               <w:spacing w:line="240" w:lineRule="auto"/>
-              <w:jc w:val="center"/>
+              <w:jc w:val="right"/>
             </w:pPr>
             <w:r/>
             <w:r>
@@ -12875,7 +12971,7 @@
           <w:p>
             <w:pPr>
               <w:spacing w:line="240" w:lineRule="auto"/>
-              <w:jc w:val="center"/>
+              <w:jc w:val="left"/>
             </w:pPr>
             <w:r/>
             <w:r>
@@ -12896,7 +12992,7 @@
           <w:p>
             <w:pPr>
               <w:spacing w:line="240" w:lineRule="auto"/>
-              <w:jc w:val="center"/>
+              <w:jc w:val="left"/>
             </w:pPr>
             <w:r/>
             <w:r>
@@ -12917,7 +13013,7 @@
           <w:p>
             <w:pPr>
               <w:spacing w:line="240" w:lineRule="auto"/>
-              <w:jc w:val="center"/>
+              <w:jc w:val="right"/>
             </w:pPr>
             <w:r/>
             <w:r>
@@ -12938,7 +13034,7 @@
           <w:p>
             <w:pPr>
               <w:spacing w:line="240" w:lineRule="auto"/>
-              <w:jc w:val="center"/>
+              <w:jc w:val="right"/>
             </w:pPr>
             <w:r/>
             <w:r>
@@ -13017,7 +13113,7 @@
           <w:sz w:val="22"/>
           <w:w w:val="97"/>
         </w:rPr>
-        <w:t>)으로 채택했다. 다만 이 3개 축(비율·rank·target)은 각각 나머지 두 축을 고정한 채 독립적으로만 검증했으며, 세 최적값을 동시 적용한 조합 자체를 별도 검증하지는 않았다(설계서 §5.3 한계점).</w:t>
+        <w:t>)으로 채택했다. 이 3개 축(비율·rank·target)은 각각 나머지 두 축을 고정한 채 독립적으로만 검증했으며 세 최적값을 동시 적용한 조합 자체를 별도 검증하지는 않았다(설계서 §5.3 한계점).</w:t>
       </w:r>
     </w:p>
     <w:p>
@@ -13071,6 +13167,14 @@
     <w:tbl>
       <w:tblPr>
         <w:tblW w:type="auto" w:w="0"/>
+        <w:tblBorders>
+          <w:top w:val="single" w:sz="4" w:space="0" w:color="000000"/>
+          <w:left w:val="single" w:sz="4" w:space="0" w:color="000000"/>
+          <w:bottom w:val="single" w:sz="4" w:space="0" w:color="000000"/>
+          <w:right w:val="single" w:sz="4" w:space="0" w:color="000000"/>
+          <w:insideH w:val="single" w:sz="4" w:space="0" w:color="000000"/>
+          <w:insideV w:val="single" w:sz="4" w:space="0" w:color="000000"/>
+        </w:tblBorders>
         <w:tblLook w:firstColumn="1" w:firstRow="1" w:lastColumn="0" w:lastRow="0" w:noHBand="0" w:noVBand="1" w:val="04A0"/>
       </w:tblPr>
       <w:tblGrid>
@@ -13173,7 +13277,7 @@
           <w:p>
             <w:pPr>
               <w:spacing w:line="240" w:lineRule="auto"/>
-              <w:jc w:val="center"/>
+              <w:jc w:val="left"/>
             </w:pPr>
             <w:r/>
             <w:r>
@@ -13194,7 +13298,7 @@
           <w:p>
             <w:pPr>
               <w:spacing w:line="240" w:lineRule="auto"/>
-              <w:jc w:val="center"/>
+              <w:jc w:val="right"/>
             </w:pPr>
             <w:r/>
             <w:r>
@@ -13215,7 +13319,7 @@
           <w:p>
             <w:pPr>
               <w:spacing w:line="240" w:lineRule="auto"/>
-              <w:jc w:val="center"/>
+              <w:jc w:val="right"/>
             </w:pPr>
             <w:r/>
             <w:r>
@@ -13236,7 +13340,7 @@
           <w:p>
             <w:pPr>
               <w:spacing w:line="240" w:lineRule="auto"/>
-              <w:jc w:val="center"/>
+              <w:jc w:val="right"/>
             </w:pPr>
             <w:r/>
             <w:r>
@@ -13259,7 +13363,7 @@
           <w:p>
             <w:pPr>
               <w:spacing w:line="240" w:lineRule="auto"/>
-              <w:jc w:val="center"/>
+              <w:jc w:val="left"/>
             </w:pPr>
             <w:r/>
             <w:r>
@@ -13280,7 +13384,7 @@
           <w:p>
             <w:pPr>
               <w:spacing w:line="240" w:lineRule="auto"/>
-              <w:jc w:val="center"/>
+              <w:jc w:val="right"/>
             </w:pPr>
             <w:r/>
             <w:r>
@@ -13301,7 +13405,7 @@
           <w:p>
             <w:pPr>
               <w:spacing w:line="240" w:lineRule="auto"/>
-              <w:jc w:val="center"/>
+              <w:jc w:val="right"/>
             </w:pPr>
             <w:r/>
             <w:r>
@@ -13322,7 +13426,7 @@
           <w:p>
             <w:pPr>
               <w:spacing w:line="240" w:lineRule="auto"/>
-              <w:jc w:val="center"/>
+              <w:jc w:val="right"/>
             </w:pPr>
             <w:r/>
             <w:r>
@@ -13345,7 +13449,7 @@
           <w:p>
             <w:pPr>
               <w:spacing w:line="240" w:lineRule="auto"/>
-              <w:jc w:val="center"/>
+              <w:jc w:val="left"/>
             </w:pPr>
             <w:r/>
             <w:r>
@@ -13366,7 +13470,7 @@
           <w:p>
             <w:pPr>
               <w:spacing w:line="240" w:lineRule="auto"/>
-              <w:jc w:val="center"/>
+              <w:jc w:val="right"/>
             </w:pPr>
             <w:r/>
             <w:r>
@@ -13387,7 +13491,7 @@
           <w:p>
             <w:pPr>
               <w:spacing w:line="240" w:lineRule="auto"/>
-              <w:jc w:val="center"/>
+              <w:jc w:val="right"/>
             </w:pPr>
             <w:r/>
             <w:r>
@@ -13408,7 +13512,7 @@
           <w:p>
             <w:pPr>
               <w:spacing w:line="240" w:lineRule="auto"/>
-              <w:jc w:val="center"/>
+              <w:jc w:val="right"/>
             </w:pPr>
             <w:r/>
             <w:r>
@@ -13431,7 +13535,7 @@
           <w:p>
             <w:pPr>
               <w:spacing w:line="240" w:lineRule="auto"/>
-              <w:jc w:val="center"/>
+              <w:jc w:val="left"/>
             </w:pPr>
             <w:r/>
             <w:r>
@@ -13452,7 +13556,7 @@
           <w:p>
             <w:pPr>
               <w:spacing w:line="240" w:lineRule="auto"/>
-              <w:jc w:val="center"/>
+              <w:jc w:val="right"/>
             </w:pPr>
             <w:r/>
             <w:r>
@@ -13473,7 +13577,7 @@
           <w:p>
             <w:pPr>
               <w:spacing w:line="240" w:lineRule="auto"/>
-              <w:jc w:val="center"/>
+              <w:jc w:val="right"/>
             </w:pPr>
             <w:r/>
             <w:r>
@@ -13494,7 +13598,7 @@
           <w:p>
             <w:pPr>
               <w:spacing w:line="240" w:lineRule="auto"/>
-              <w:jc w:val="center"/>
+              <w:jc w:val="right"/>
             </w:pPr>
             <w:r/>
             <w:r>
@@ -13573,7 +13677,7 @@
           <w:sz w:val="22"/>
           <w:w w:val="97"/>
         </w:rPr>
-        <w:t>. 흥미롭게도 이 순서는 4.2.1의 도메인 성능 향상 순위와 정반대 방향으로 겹친다 — 도메인 향상이 가장 컸던 Qwen 계열은 일반 능력도 어느 정도(4~7%) 내어주는 반면, Gemma4-E2B는 도메인 성능(4.2.1, 유의한 향상 없음)도 일반 능력(51.5% 손실)도 모두 잃는 이중 손실을 보이고, SmolVLM2-2.2B는 일반 능력은 지키지만 도메인 성능이 유의하게 악화된다. 이 상관관계는 관측된 패턴이며, 본 연구가 인과관계를 별도로 검증한 것은 아니다.</w:t>
+        <w:t>. 흥미롭게도 이 순서는 4.2.1의 도메인 성능 향상 순위와 정반대 방향으로 겹친다 — 도메인 향상이 가장 컸던 Qwen 계열은 일반 능력도 어느 정도(4~7%) 내어주는 반면, Gemma4-E2B는 도메인 성능(4.2.1, 유의한 향상 없음)도 일반 능력(51.5% 손실)도 모두 잃는 이중 손실을 보인다. SmolVLM2-2.2B는 일반 능력은 지키지만 도메인 성능이 유의하게 악화된다. 이 상관관계는 관측된 패턴이다. 본 연구가 인과관계를 별도로 검증한 것은 아니다.</w:t>
       </w:r>
     </w:p>
     <w:p>
@@ -13611,6 +13715,14 @@
     <w:tbl>
       <w:tblPr>
         <w:tblW w:type="auto" w:w="0"/>
+        <w:tblBorders>
+          <w:top w:val="single" w:sz="4" w:space="0" w:color="000000"/>
+          <w:left w:val="single" w:sz="4" w:space="0" w:color="000000"/>
+          <w:bottom w:val="single" w:sz="4" w:space="0" w:color="000000"/>
+          <w:right w:val="single" w:sz="4" w:space="0" w:color="000000"/>
+          <w:insideH w:val="single" w:sz="4" w:space="0" w:color="000000"/>
+          <w:insideV w:val="single" w:sz="4" w:space="0" w:color="000000"/>
+        </w:tblBorders>
         <w:tblLook w:firstColumn="1" w:firstRow="1" w:lastColumn="0" w:lastRow="0" w:noHBand="0" w:noVBand="1" w:val="04A0"/>
       </w:tblPr>
       <w:tblGrid>
@@ -13713,7 +13825,7 @@
           <w:p>
             <w:pPr>
               <w:spacing w:line="240" w:lineRule="auto"/>
-              <w:jc w:val="center"/>
+              <w:jc w:val="left"/>
             </w:pPr>
             <w:r/>
             <w:r>
@@ -13734,7 +13846,7 @@
           <w:p>
             <w:pPr>
               <w:spacing w:line="240" w:lineRule="auto"/>
-              <w:jc w:val="center"/>
+              <w:jc w:val="right"/>
             </w:pPr>
             <w:r/>
             <w:r>
@@ -13755,7 +13867,7 @@
           <w:p>
             <w:pPr>
               <w:spacing w:line="240" w:lineRule="auto"/>
-              <w:jc w:val="center"/>
+              <w:jc w:val="right"/>
             </w:pPr>
             <w:r/>
             <w:r>
@@ -13776,7 +13888,7 @@
           <w:p>
             <w:pPr>
               <w:spacing w:line="240" w:lineRule="auto"/>
-              <w:jc w:val="center"/>
+              <w:jc w:val="right"/>
             </w:pPr>
             <w:r/>
             <w:r>
@@ -13799,7 +13911,7 @@
           <w:p>
             <w:pPr>
               <w:spacing w:line="240" w:lineRule="auto"/>
-              <w:jc w:val="center"/>
+              <w:jc w:val="left"/>
             </w:pPr>
             <w:r/>
             <w:r>
@@ -13820,7 +13932,7 @@
           <w:p>
             <w:pPr>
               <w:spacing w:line="240" w:lineRule="auto"/>
-              <w:jc w:val="center"/>
+              <w:jc w:val="right"/>
             </w:pPr>
             <w:r/>
             <w:r>
@@ -13841,7 +13953,7 @@
           <w:p>
             <w:pPr>
               <w:spacing w:line="240" w:lineRule="auto"/>
-              <w:jc w:val="center"/>
+              <w:jc w:val="right"/>
             </w:pPr>
             <w:r/>
             <w:r>
@@ -13862,7 +13974,7 @@
           <w:p>
             <w:pPr>
               <w:spacing w:line="240" w:lineRule="auto"/>
-              <w:jc w:val="center"/>
+              <w:jc w:val="right"/>
             </w:pPr>
             <w:r/>
             <w:r>
@@ -13885,7 +13997,7 @@
           <w:p>
             <w:pPr>
               <w:spacing w:line="240" w:lineRule="auto"/>
-              <w:jc w:val="center"/>
+              <w:jc w:val="left"/>
             </w:pPr>
             <w:r/>
             <w:r>
@@ -13906,7 +14018,7 @@
           <w:p>
             <w:pPr>
               <w:spacing w:line="240" w:lineRule="auto"/>
-              <w:jc w:val="center"/>
+              <w:jc w:val="right"/>
             </w:pPr>
             <w:r/>
             <w:r>
@@ -13927,7 +14039,7 @@
           <w:p>
             <w:pPr>
               <w:spacing w:line="240" w:lineRule="auto"/>
-              <w:jc w:val="center"/>
+              <w:jc w:val="right"/>
             </w:pPr>
             <w:r/>
             <w:r>
@@ -13948,7 +14060,7 @@
           <w:p>
             <w:pPr>
               <w:spacing w:line="240" w:lineRule="auto"/>
-              <w:jc w:val="center"/>
+              <w:jc w:val="right"/>
             </w:pPr>
             <w:r/>
             <w:r>
@@ -13971,7 +14083,7 @@
           <w:p>
             <w:pPr>
               <w:spacing w:line="240" w:lineRule="auto"/>
-              <w:jc w:val="center"/>
+              <w:jc w:val="left"/>
             </w:pPr>
             <w:r/>
             <w:r>
@@ -13992,7 +14104,7 @@
           <w:p>
             <w:pPr>
               <w:spacing w:line="240" w:lineRule="auto"/>
-              <w:jc w:val="center"/>
+              <w:jc w:val="right"/>
             </w:pPr>
             <w:r/>
             <w:r>
@@ -14013,7 +14125,7 @@
           <w:p>
             <w:pPr>
               <w:spacing w:line="240" w:lineRule="auto"/>
-              <w:jc w:val="center"/>
+              <w:jc w:val="right"/>
             </w:pPr>
             <w:r/>
             <w:r>
@@ -14034,7 +14146,7 @@
           <w:p>
             <w:pPr>
               <w:spacing w:line="240" w:lineRule="auto"/>
-              <w:jc w:val="center"/>
+              <w:jc w:val="right"/>
             </w:pPr>
             <w:r/>
             <w:r>
@@ -14127,7 +14239,7 @@
           <w:sz w:val="22"/>
           <w:w w:val="97"/>
         </w:rPr>
-        <w:t>Phase 3은 Phase 2에서 최고 성능을 보인 Qwen3-VL-2B를 PathVQA에 고정하고, 하이퍼파라미터 탐색 전략 4종(Manual·Random Search·Optuna(TPE)·Autoresearch(LLM 에이전트))을 동일 조건에서 비교하여 RQ3("LLM 에이전트의 자율 탐색이 기존 HPO 기법 대비 경쟁력 있는 성능에 도달하는가")에 답한다. 전 trial 공통으로 max_steps=200으로 학습량을 통제했으며, 최종 실행 규모는 Manual 10 + Random 200 + Optuna 200 + Autoresearch 200 = 총 610 trial(전략당 20 trial × 10회 독립 반복, Manual은 반복당 1 trial)이다.</w:t>
+        <w:t>Phase 3은 Phase 2에서 최고 성능을 보인 Qwen3-VL-2B를 PathVQA에 고정하고, 하이퍼파라미터 탐색 전략 4종(Manual·Random Search·Optuna(TPE)·Autoresearch(LLM 에이전트))을 동일 조건에서 비교하여 RQ3("LLM 에이전트의 자율 탐색이 기존 HPO 기법 대비 경쟁력 있는 성능에 도달하는가")에 답한다. 전 trial 공통으로 max_steps=200으로 학습량을 통제했다. 최종 실행 규모는 Manual 10 + Random 200 + Optuna 200 + Autoresearch 200 = 총 610 trial(전략당 20 trial × 10회 독립 반복, Manual은 반복당 1 trial)이다.</w:t>
       </w:r>
     </w:p>
     <w:p>
@@ -14179,7 +14291,7 @@
           <w:sz w:val="22"/>
           <w:w w:val="97"/>
         </w:rPr>
-        <w:t>이며(Manual은 반복당 trial이 1개이므로 그 값 자체가 run-level 값이 된다), trial-level 데이터는 4.3.3~4.3.4의 탐색 과정 묘사에만 사용한다.</w:t>
+        <w:t>다(Manual은 반복당 trial이 1개이므로 그 값 자체가 run-level 값이 된다). trial-level 데이터는 4.3.3~4.3.4의 탐색 과정 묘사에만 사용한다.</w:t>
       </w:r>
     </w:p>
     <w:p>
@@ -14217,6 +14329,14 @@
     <w:tbl>
       <w:tblPr>
         <w:tblW w:type="auto" w:w="0"/>
+        <w:tblBorders>
+          <w:top w:val="single" w:sz="4" w:space="0" w:color="000000"/>
+          <w:left w:val="single" w:sz="4" w:space="0" w:color="000000"/>
+          <w:bottom w:val="single" w:sz="4" w:space="0" w:color="000000"/>
+          <w:right w:val="single" w:sz="4" w:space="0" w:color="000000"/>
+          <w:insideH w:val="single" w:sz="4" w:space="0" w:color="000000"/>
+          <w:insideV w:val="single" w:sz="4" w:space="0" w:color="000000"/>
+        </w:tblBorders>
         <w:tblLook w:firstColumn="1" w:firstRow="1" w:lastColumn="0" w:lastRow="0" w:noHBand="0" w:noVBand="1" w:val="04A0"/>
       </w:tblPr>
       <w:tblGrid>
@@ -14319,7 +14439,7 @@
           <w:p>
             <w:pPr>
               <w:spacing w:line="240" w:lineRule="auto"/>
-              <w:jc w:val="center"/>
+              <w:jc w:val="left"/>
             </w:pPr>
             <w:r/>
             <w:r>
@@ -14340,7 +14460,7 @@
           <w:p>
             <w:pPr>
               <w:spacing w:line="240" w:lineRule="auto"/>
-              <w:jc w:val="center"/>
+              <w:jc w:val="right"/>
             </w:pPr>
             <w:r/>
             <w:r>
@@ -14361,7 +14481,7 @@
           <w:p>
             <w:pPr>
               <w:spacing w:line="240" w:lineRule="auto"/>
-              <w:jc w:val="center"/>
+              <w:jc w:val="right"/>
             </w:pPr>
             <w:r/>
             <w:r>
@@ -14382,7 +14502,7 @@
           <w:p>
             <w:pPr>
               <w:spacing w:line="240" w:lineRule="auto"/>
-              <w:jc w:val="center"/>
+              <w:jc w:val="right"/>
             </w:pPr>
             <w:r/>
             <w:r>
@@ -14405,7 +14525,7 @@
           <w:p>
             <w:pPr>
               <w:spacing w:line="240" w:lineRule="auto"/>
-              <w:jc w:val="center"/>
+              <w:jc w:val="left"/>
             </w:pPr>
             <w:r/>
             <w:r>
@@ -14426,7 +14546,7 @@
           <w:p>
             <w:pPr>
               <w:spacing w:line="240" w:lineRule="auto"/>
-              <w:jc w:val="center"/>
+              <w:jc w:val="right"/>
             </w:pPr>
             <w:r/>
             <w:r>
@@ -14447,7 +14567,7 @@
           <w:p>
             <w:pPr>
               <w:spacing w:line="240" w:lineRule="auto"/>
-              <w:jc w:val="center"/>
+              <w:jc w:val="right"/>
             </w:pPr>
             <w:r/>
             <w:r>
@@ -14468,7 +14588,7 @@
           <w:p>
             <w:pPr>
               <w:spacing w:line="240" w:lineRule="auto"/>
-              <w:jc w:val="center"/>
+              <w:jc w:val="right"/>
             </w:pPr>
             <w:r/>
             <w:r>
@@ -14491,7 +14611,7 @@
           <w:p>
             <w:pPr>
               <w:spacing w:line="240" w:lineRule="auto"/>
-              <w:jc w:val="center"/>
+              <w:jc w:val="left"/>
             </w:pPr>
             <w:r/>
             <w:r>
@@ -14512,7 +14632,7 @@
           <w:p>
             <w:pPr>
               <w:spacing w:line="240" w:lineRule="auto"/>
-              <w:jc w:val="center"/>
+              <w:jc w:val="right"/>
             </w:pPr>
             <w:r/>
             <w:r>
@@ -14533,7 +14653,7 @@
           <w:p>
             <w:pPr>
               <w:spacing w:line="240" w:lineRule="auto"/>
-              <w:jc w:val="center"/>
+              <w:jc w:val="right"/>
             </w:pPr>
             <w:r/>
             <w:r>
@@ -14554,7 +14674,7 @@
           <w:p>
             <w:pPr>
               <w:spacing w:line="240" w:lineRule="auto"/>
-              <w:jc w:val="center"/>
+              <w:jc w:val="right"/>
             </w:pPr>
             <w:r/>
             <w:r>
@@ -14577,7 +14697,7 @@
           <w:p>
             <w:pPr>
               <w:spacing w:line="240" w:lineRule="auto"/>
-              <w:jc w:val="center"/>
+              <w:jc w:val="left"/>
             </w:pPr>
             <w:r/>
             <w:r>
@@ -14598,7 +14718,7 @@
           <w:p>
             <w:pPr>
               <w:spacing w:line="240" w:lineRule="auto"/>
-              <w:jc w:val="center"/>
+              <w:jc w:val="right"/>
             </w:pPr>
             <w:r/>
             <w:r>
@@ -14619,7 +14739,7 @@
           <w:p>
             <w:pPr>
               <w:spacing w:line="240" w:lineRule="auto"/>
-              <w:jc w:val="center"/>
+              <w:jc w:val="right"/>
             </w:pPr>
             <w:r/>
             <w:r>
@@ -14640,7 +14760,7 @@
           <w:p>
             <w:pPr>
               <w:spacing w:line="240" w:lineRule="auto"/>
-              <w:jc w:val="center"/>
+              <w:jc w:val="right"/>
             </w:pPr>
             <w:r/>
             <w:r>
@@ -14854,7 +14974,7 @@
           <w:sz w:val="22"/>
           <w:w w:val="97"/>
         </w:rPr>
-        <w:t xml:space="preserve">이다. 즉 </w:t>
+        <w:t xml:space="preserve">이다. </w:t>
       </w:r>
       <w:r>
         <w:rPr>
@@ -14863,7 +14983,7 @@
           <w:sz w:val="22"/>
           <w:w w:val="97"/>
         </w:rPr>
-        <w:t>LLM 에이전트의 자율 탐색은 확립된 베이지안 최적화(TPE)에 유의하게 미치지 못했으며, 무작위 탐색 대비로도 이점을 보이지 못했다.</w:t>
+        <w:t>LLM 에이전트의 자율 탐색은 확립된 베이지안 최적화(TPE)에 유의하게 미치지 못했으며 무작위 탐색 대비로도 이점을 보이지 못했다.</w:t>
       </w:r>
       <w:r>
         <w:rPr>
@@ -14910,6 +15030,14 @@
     <w:tbl>
       <w:tblPr>
         <w:tblW w:type="auto" w:w="0"/>
+        <w:tblBorders>
+          <w:top w:val="single" w:sz="4" w:space="0" w:color="000000"/>
+          <w:left w:val="single" w:sz="4" w:space="0" w:color="000000"/>
+          <w:bottom w:val="single" w:sz="4" w:space="0" w:color="000000"/>
+          <w:right w:val="single" w:sz="4" w:space="0" w:color="000000"/>
+          <w:insideH w:val="single" w:sz="4" w:space="0" w:color="000000"/>
+          <w:insideV w:val="single" w:sz="4" w:space="0" w:color="000000"/>
+        </w:tblBorders>
         <w:tblLook w:firstColumn="1" w:firstRow="1" w:lastColumn="0" w:lastRow="0" w:noHBand="0" w:noVBand="1" w:val="04A0"/>
       </w:tblPr>
       <w:tblGrid>
@@ -15188,7 +15316,7 @@
           <w:p>
             <w:pPr>
               <w:spacing w:line="240" w:lineRule="auto"/>
-              <w:jc w:val="center"/>
+              <w:jc w:val="left"/>
             </w:pPr>
             <w:r/>
             <w:r>
@@ -15209,7 +15337,7 @@
           <w:p>
             <w:pPr>
               <w:spacing w:line="240" w:lineRule="auto"/>
-              <w:jc w:val="center"/>
+              <w:jc w:val="right"/>
             </w:pPr>
             <w:r/>
             <w:r>
@@ -15230,7 +15358,7 @@
           <w:p>
             <w:pPr>
               <w:spacing w:line="240" w:lineRule="auto"/>
-              <w:jc w:val="center"/>
+              <w:jc w:val="right"/>
             </w:pPr>
             <w:r/>
             <w:r>
@@ -15251,7 +15379,7 @@
           <w:p>
             <w:pPr>
               <w:spacing w:line="240" w:lineRule="auto"/>
-              <w:jc w:val="center"/>
+              <w:jc w:val="right"/>
             </w:pPr>
             <w:r/>
             <w:r>
@@ -15272,7 +15400,7 @@
           <w:p>
             <w:pPr>
               <w:spacing w:line="240" w:lineRule="auto"/>
-              <w:jc w:val="center"/>
+              <w:jc w:val="right"/>
             </w:pPr>
             <w:r/>
             <w:r>
@@ -15293,7 +15421,7 @@
           <w:p>
             <w:pPr>
               <w:spacing w:line="240" w:lineRule="auto"/>
-              <w:jc w:val="center"/>
+              <w:jc w:val="right"/>
             </w:pPr>
             <w:r/>
             <w:r>
@@ -15314,7 +15442,7 @@
           <w:p>
             <w:pPr>
               <w:spacing w:line="240" w:lineRule="auto"/>
-              <w:jc w:val="center"/>
+              <w:jc w:val="right"/>
             </w:pPr>
             <w:r/>
             <w:r>
@@ -15335,7 +15463,7 @@
           <w:p>
             <w:pPr>
               <w:spacing w:line="240" w:lineRule="auto"/>
-              <w:jc w:val="center"/>
+              <w:jc w:val="right"/>
             </w:pPr>
             <w:r/>
             <w:r>
@@ -15356,7 +15484,7 @@
           <w:p>
             <w:pPr>
               <w:spacing w:line="240" w:lineRule="auto"/>
-              <w:jc w:val="center"/>
+              <w:jc w:val="left"/>
             </w:pPr>
             <w:r/>
             <w:r>
@@ -15377,7 +15505,7 @@
           <w:p>
             <w:pPr>
               <w:spacing w:line="240" w:lineRule="auto"/>
-              <w:jc w:val="center"/>
+              <w:jc w:val="right"/>
             </w:pPr>
             <w:r/>
             <w:r>
@@ -15398,7 +15526,7 @@
           <w:p>
             <w:pPr>
               <w:spacing w:line="240" w:lineRule="auto"/>
-              <w:jc w:val="center"/>
+              <w:jc w:val="right"/>
             </w:pPr>
             <w:r/>
             <w:r>
@@ -15419,7 +15547,7 @@
           <w:p>
             <w:pPr>
               <w:spacing w:line="240" w:lineRule="auto"/>
-              <w:jc w:val="center"/>
+              <w:jc w:val="right"/>
             </w:pPr>
             <w:r/>
             <w:r>
@@ -15442,7 +15570,7 @@
           <w:p>
             <w:pPr>
               <w:spacing w:line="240" w:lineRule="auto"/>
-              <w:jc w:val="center"/>
+              <w:jc w:val="left"/>
             </w:pPr>
             <w:r/>
             <w:r>
@@ -15463,7 +15591,7 @@
           <w:p>
             <w:pPr>
               <w:spacing w:line="240" w:lineRule="auto"/>
-              <w:jc w:val="center"/>
+              <w:jc w:val="right"/>
             </w:pPr>
             <w:r/>
             <w:r>
@@ -15484,7 +15612,7 @@
           <w:p>
             <w:pPr>
               <w:spacing w:line="240" w:lineRule="auto"/>
-              <w:jc w:val="center"/>
+              <w:jc w:val="right"/>
             </w:pPr>
             <w:r/>
             <w:r>
@@ -15505,7 +15633,7 @@
           <w:p>
             <w:pPr>
               <w:spacing w:line="240" w:lineRule="auto"/>
-              <w:jc w:val="center"/>
+              <w:jc w:val="right"/>
             </w:pPr>
             <w:r/>
             <w:r>
@@ -15526,7 +15654,7 @@
           <w:p>
             <w:pPr>
               <w:spacing w:line="240" w:lineRule="auto"/>
-              <w:jc w:val="center"/>
+              <w:jc w:val="right"/>
             </w:pPr>
             <w:r/>
             <w:r>
@@ -15547,7 +15675,7 @@
           <w:p>
             <w:pPr>
               <w:spacing w:line="240" w:lineRule="auto"/>
-              <w:jc w:val="center"/>
+              <w:jc w:val="right"/>
             </w:pPr>
             <w:r/>
             <w:r>
@@ -15568,7 +15696,7 @@
           <w:p>
             <w:pPr>
               <w:spacing w:line="240" w:lineRule="auto"/>
-              <w:jc w:val="center"/>
+              <w:jc w:val="right"/>
             </w:pPr>
             <w:r/>
             <w:r>
@@ -15589,7 +15717,7 @@
           <w:p>
             <w:pPr>
               <w:spacing w:line="240" w:lineRule="auto"/>
-              <w:jc w:val="center"/>
+              <w:jc w:val="right"/>
             </w:pPr>
             <w:r/>
             <w:r>
@@ -15610,7 +15738,7 @@
           <w:p>
             <w:pPr>
               <w:spacing w:line="240" w:lineRule="auto"/>
-              <w:jc w:val="center"/>
+              <w:jc w:val="left"/>
             </w:pPr>
             <w:r/>
             <w:r>
@@ -15631,7 +15759,7 @@
           <w:p>
             <w:pPr>
               <w:spacing w:line="240" w:lineRule="auto"/>
-              <w:jc w:val="center"/>
+              <w:jc w:val="right"/>
             </w:pPr>
             <w:r/>
             <w:r>
@@ -15652,7 +15780,7 @@
           <w:p>
             <w:pPr>
               <w:spacing w:line="240" w:lineRule="auto"/>
-              <w:jc w:val="center"/>
+              <w:jc w:val="right"/>
             </w:pPr>
             <w:r/>
             <w:r>
@@ -15673,7 +15801,7 @@
           <w:p>
             <w:pPr>
               <w:spacing w:line="240" w:lineRule="auto"/>
-              <w:jc w:val="center"/>
+              <w:jc w:val="right"/>
             </w:pPr>
             <w:r/>
             <w:r>
@@ -15696,7 +15824,7 @@
           <w:p>
             <w:pPr>
               <w:spacing w:line="240" w:lineRule="auto"/>
-              <w:jc w:val="center"/>
+              <w:jc w:val="left"/>
             </w:pPr>
             <w:r/>
             <w:r>
@@ -15717,7 +15845,7 @@
           <w:p>
             <w:pPr>
               <w:spacing w:line="240" w:lineRule="auto"/>
-              <w:jc w:val="center"/>
+              <w:jc w:val="right"/>
             </w:pPr>
             <w:r/>
             <w:r>
@@ -15738,7 +15866,7 @@
           <w:p>
             <w:pPr>
               <w:spacing w:line="240" w:lineRule="auto"/>
-              <w:jc w:val="center"/>
+              <w:jc w:val="right"/>
             </w:pPr>
             <w:r/>
             <w:r>
@@ -15759,7 +15887,7 @@
           <w:p>
             <w:pPr>
               <w:spacing w:line="240" w:lineRule="auto"/>
-              <w:jc w:val="center"/>
+              <w:jc w:val="right"/>
             </w:pPr>
             <w:r/>
             <w:r>
@@ -15780,7 +15908,7 @@
           <w:p>
             <w:pPr>
               <w:spacing w:line="240" w:lineRule="auto"/>
-              <w:jc w:val="center"/>
+              <w:jc w:val="right"/>
             </w:pPr>
             <w:r/>
             <w:r>
@@ -15801,7 +15929,7 @@
           <w:p>
             <w:pPr>
               <w:spacing w:line="240" w:lineRule="auto"/>
-              <w:jc w:val="center"/>
+              <w:jc w:val="right"/>
             </w:pPr>
             <w:r/>
             <w:r>
@@ -15822,7 +15950,7 @@
           <w:p>
             <w:pPr>
               <w:spacing w:line="240" w:lineRule="auto"/>
-              <w:jc w:val="center"/>
+              <w:jc w:val="right"/>
             </w:pPr>
             <w:r/>
             <w:r>
@@ -15843,7 +15971,7 @@
           <w:p>
             <w:pPr>
               <w:spacing w:line="240" w:lineRule="auto"/>
-              <w:jc w:val="center"/>
+              <w:jc w:val="right"/>
             </w:pPr>
             <w:r/>
             <w:r>
@@ -15864,7 +15992,7 @@
           <w:p>
             <w:pPr>
               <w:spacing w:line="240" w:lineRule="auto"/>
-              <w:jc w:val="center"/>
+              <w:jc w:val="left"/>
             </w:pPr>
             <w:r/>
             <w:r>
@@ -15885,7 +16013,7 @@
           <w:p>
             <w:pPr>
               <w:spacing w:line="240" w:lineRule="auto"/>
-              <w:jc w:val="center"/>
+              <w:jc w:val="right"/>
             </w:pPr>
             <w:r/>
             <w:r>
@@ -15906,7 +16034,7 @@
           <w:p>
             <w:pPr>
               <w:spacing w:line="240" w:lineRule="auto"/>
-              <w:jc w:val="center"/>
+              <w:jc w:val="right"/>
             </w:pPr>
             <w:r/>
             <w:r>
@@ -15927,7 +16055,7 @@
           <w:p>
             <w:pPr>
               <w:spacing w:line="240" w:lineRule="auto"/>
-              <w:jc w:val="center"/>
+              <w:jc w:val="right"/>
             </w:pPr>
             <w:r/>
             <w:r>
@@ -15950,7 +16078,7 @@
           <w:p>
             <w:pPr>
               <w:spacing w:line="240" w:lineRule="auto"/>
-              <w:jc w:val="center"/>
+              <w:jc w:val="left"/>
             </w:pPr>
             <w:r/>
             <w:r>
@@ -15971,7 +16099,7 @@
           <w:p>
             <w:pPr>
               <w:spacing w:line="240" w:lineRule="auto"/>
-              <w:jc w:val="center"/>
+              <w:jc w:val="right"/>
             </w:pPr>
             <w:r/>
             <w:r>
@@ -15992,7 +16120,7 @@
           <w:p>
             <w:pPr>
               <w:spacing w:line="240" w:lineRule="auto"/>
-              <w:jc w:val="center"/>
+              <w:jc w:val="right"/>
             </w:pPr>
             <w:r/>
             <w:r>
@@ -16013,7 +16141,7 @@
           <w:p>
             <w:pPr>
               <w:spacing w:line="240" w:lineRule="auto"/>
-              <w:jc w:val="center"/>
+              <w:jc w:val="right"/>
             </w:pPr>
             <w:r/>
             <w:r>
@@ -16034,7 +16162,7 @@
           <w:p>
             <w:pPr>
               <w:spacing w:line="240" w:lineRule="auto"/>
-              <w:jc w:val="center"/>
+              <w:jc w:val="right"/>
             </w:pPr>
             <w:r/>
             <w:r>
@@ -16055,7 +16183,7 @@
           <w:p>
             <w:pPr>
               <w:spacing w:line="240" w:lineRule="auto"/>
-              <w:jc w:val="center"/>
+              <w:jc w:val="right"/>
             </w:pPr>
             <w:r/>
             <w:r>
@@ -16076,7 +16204,7 @@
           <w:p>
             <w:pPr>
               <w:spacing w:line="240" w:lineRule="auto"/>
-              <w:jc w:val="center"/>
+              <w:jc w:val="right"/>
             </w:pPr>
             <w:r/>
             <w:r>
@@ -16097,7 +16225,7 @@
           <w:p>
             <w:pPr>
               <w:spacing w:line="240" w:lineRule="auto"/>
-              <w:jc w:val="center"/>
+              <w:jc w:val="right"/>
             </w:pPr>
             <w:r/>
             <w:r>
@@ -16118,7 +16246,7 @@
           <w:p>
             <w:pPr>
               <w:spacing w:line="240" w:lineRule="auto"/>
-              <w:jc w:val="center"/>
+              <w:jc w:val="left"/>
             </w:pPr>
             <w:r/>
             <w:r>
@@ -16139,7 +16267,7 @@
           <w:p>
             <w:pPr>
               <w:spacing w:line="240" w:lineRule="auto"/>
-              <w:jc w:val="center"/>
+              <w:jc w:val="right"/>
             </w:pPr>
             <w:r/>
             <w:r>
@@ -16160,7 +16288,7 @@
           <w:p>
             <w:pPr>
               <w:spacing w:line="240" w:lineRule="auto"/>
-              <w:jc w:val="center"/>
+              <w:jc w:val="right"/>
             </w:pPr>
             <w:r/>
             <w:r>
@@ -16181,7 +16309,7 @@
           <w:p>
             <w:pPr>
               <w:spacing w:line="240" w:lineRule="auto"/>
-              <w:jc w:val="center"/>
+              <w:jc w:val="right"/>
             </w:pPr>
             <w:r/>
             <w:r>
@@ -16291,7 +16419,7 @@
           <w:sz w:val="22"/>
           <w:w w:val="97"/>
         </w:rPr>
-        <w:t>했다. 이는 Phase 2 Ablation B·C에서 rank=64와 target=all-linear가 최적이라고 확인한 결과(4.2.3, 4.2.4)와 독립적으로 일치하는 것으로, 서로 다른 실험 설계(고정 축 ablation vs 자유 탐색)가 같은 영역을 지목했다는 점에서 Phase 2 결론을 보강한다. 한편 최고 성능을 낸 Optuna의 설정은 rank=32에 상대적으로 높은 학습률(4.91e-4)과 weight decay(0.054)를 결합한 조합으로, 나머지 전략이 도달하지 못한 영역이었다.</w:t>
+        <w:t>했다. 이는 Phase 2 Ablation B·C에서 rank=64와 target=all-linear가 최적이라고 확인한 결과(4.2.3, 4.2.4)와 독립적으로 일치한다. 서로 다른 실험 설계(고정 축 ablation vs 자유 탐색)가 같은 영역을 지목했다는 점에서 Phase 2 결론을 보강한다. 한편 최고 성능을 낸 Optuna의 설정은 rank=32에 상대적으로 높은 학습률(4.91e-4)과 weight decay(0.054)를 결합한 조합으로, 나머지 전략이 도달하지 못한 영역이었다.</w:t>
       </w:r>
     </w:p>
     <w:p>
@@ -16329,6 +16457,14 @@
     <w:tbl>
       <w:tblPr>
         <w:tblW w:type="auto" w:w="0"/>
+        <w:tblBorders>
+          <w:top w:val="single" w:sz="4" w:space="0" w:color="000000"/>
+          <w:left w:val="single" w:sz="4" w:space="0" w:color="000000"/>
+          <w:bottom w:val="single" w:sz="4" w:space="0" w:color="000000"/>
+          <w:right w:val="single" w:sz="4" w:space="0" w:color="000000"/>
+          <w:insideH w:val="single" w:sz="4" w:space="0" w:color="000000"/>
+          <w:insideV w:val="single" w:sz="4" w:space="0" w:color="000000"/>
+        </w:tblBorders>
         <w:tblLook w:firstColumn="1" w:firstRow="1" w:lastColumn="0" w:lastRow="0" w:noHBand="0" w:noVBand="1" w:val="04A0"/>
       </w:tblPr>
       <w:tblGrid>
@@ -16431,7 +16567,7 @@
           <w:p>
             <w:pPr>
               <w:spacing w:line="240" w:lineRule="auto"/>
-              <w:jc w:val="center"/>
+              <w:jc w:val="left"/>
             </w:pPr>
             <w:r/>
             <w:r>
@@ -16452,7 +16588,7 @@
           <w:p>
             <w:pPr>
               <w:spacing w:line="240" w:lineRule="auto"/>
-              <w:jc w:val="center"/>
+              <w:jc w:val="right"/>
             </w:pPr>
             <w:r/>
             <w:r>
@@ -16473,7 +16609,7 @@
           <w:p>
             <w:pPr>
               <w:spacing w:line="240" w:lineRule="auto"/>
-              <w:jc w:val="center"/>
+              <w:jc w:val="right"/>
             </w:pPr>
             <w:r/>
             <w:r>
@@ -16494,7 +16630,7 @@
           <w:p>
             <w:pPr>
               <w:spacing w:line="240" w:lineRule="auto"/>
-              <w:jc w:val="center"/>
+              <w:jc w:val="left"/>
             </w:pPr>
             <w:r/>
             <w:r>
@@ -16517,7 +16653,7 @@
           <w:p>
             <w:pPr>
               <w:spacing w:line="240" w:lineRule="auto"/>
-              <w:jc w:val="center"/>
+              <w:jc w:val="left"/>
             </w:pPr>
             <w:r/>
             <w:r>
@@ -16538,7 +16674,7 @@
           <w:p>
             <w:pPr>
               <w:spacing w:line="240" w:lineRule="auto"/>
-              <w:jc w:val="center"/>
+              <w:jc w:val="right"/>
             </w:pPr>
             <w:r/>
             <w:r>
@@ -16559,7 +16695,7 @@
           <w:p>
             <w:pPr>
               <w:spacing w:line="240" w:lineRule="auto"/>
-              <w:jc w:val="center"/>
+              <w:jc w:val="right"/>
             </w:pPr>
             <w:r/>
             <w:r>
@@ -16580,7 +16716,7 @@
           <w:p>
             <w:pPr>
               <w:spacing w:line="240" w:lineRule="auto"/>
-              <w:jc w:val="center"/>
+              <w:jc w:val="right"/>
             </w:pPr>
             <w:r/>
             <w:r>
@@ -16603,7 +16739,7 @@
           <w:p>
             <w:pPr>
               <w:spacing w:line="240" w:lineRule="auto"/>
-              <w:jc w:val="center"/>
+              <w:jc w:val="left"/>
             </w:pPr>
             <w:r/>
             <w:r>
@@ -16624,7 +16760,7 @@
           <w:p>
             <w:pPr>
               <w:spacing w:line="240" w:lineRule="auto"/>
-              <w:jc w:val="center"/>
+              <w:jc w:val="right"/>
             </w:pPr>
             <w:r/>
             <w:r>
@@ -16645,7 +16781,7 @@
           <w:p>
             <w:pPr>
               <w:spacing w:line="240" w:lineRule="auto"/>
-              <w:jc w:val="center"/>
+              <w:jc w:val="right"/>
             </w:pPr>
             <w:r/>
             <w:r>
@@ -16666,7 +16802,7 @@
           <w:p>
             <w:pPr>
               <w:spacing w:line="240" w:lineRule="auto"/>
-              <w:jc w:val="center"/>
+              <w:jc w:val="right"/>
             </w:pPr>
             <w:r/>
             <w:r>
@@ -16689,7 +16825,7 @@
           <w:p>
             <w:pPr>
               <w:spacing w:line="240" w:lineRule="auto"/>
-              <w:jc w:val="center"/>
+              <w:jc w:val="left"/>
             </w:pPr>
             <w:r/>
             <w:r>
@@ -16710,7 +16846,7 @@
           <w:p>
             <w:pPr>
               <w:spacing w:line="240" w:lineRule="auto"/>
-              <w:jc w:val="center"/>
+              <w:jc w:val="right"/>
             </w:pPr>
             <w:r/>
             <w:r>
@@ -16731,7 +16867,7 @@
           <w:p>
             <w:pPr>
               <w:spacing w:line="240" w:lineRule="auto"/>
-              <w:jc w:val="center"/>
+              <w:jc w:val="right"/>
             </w:pPr>
             <w:r/>
             <w:r>
@@ -16752,7 +16888,7 @@
           <w:p>
             <w:pPr>
               <w:spacing w:line="240" w:lineRule="auto"/>
-              <w:jc w:val="center"/>
+              <w:jc w:val="right"/>
             </w:pPr>
             <w:r/>
             <w:r>
@@ -16813,7 +16949,7 @@
           <w:sz w:val="22"/>
           <w:w w:val="97"/>
         </w:rPr>
-        <w:t xml:space="preserve"> 이는 절반 가까운 run이 예산이 소진되는 시점까지도 여전히 성능을 개선하는 중이었음을 의미하며, 20 trial이라는 예산이 이 전략에는 부족했을 가능성을 시사한다(§3.7의 40→20 축소와 직결되며 5.3에서 한계점으로 논의한다). 다만 이는 관측된 정황이며, 예산을 늘렸을 때 실제로 Optuna를 따라잡는지는 본 연구가 검증하지 않았다.</w:t>
+        <w:t xml:space="preserve"> 이는 절반 가까운 run이 예산이 소진되는 시점까지도 여전히 성능을 개선하는 중이었음을 의미하며, 20 trial이라는 예산이 이 전략에는 부족했을 가능성을 시사한다(§3.7의 40→20 축소와 직결되며 5.3에서 한계점으로 논의한다). 이는 관측된 정황이다. 예산을 늘렸을 때 실제로 Optuna를 따라잡는지는 본 연구가 검증하지 않았다.</w:t>
       </w:r>
     </w:p>
     <w:p>
@@ -16835,6 +16971,14 @@
     <w:tbl>
       <w:tblPr>
         <w:tblW w:type="auto" w:w="0"/>
+        <w:tblBorders>
+          <w:top w:val="single" w:sz="4" w:space="0" w:color="000000"/>
+          <w:left w:val="single" w:sz="4" w:space="0" w:color="000000"/>
+          <w:bottom w:val="single" w:sz="4" w:space="0" w:color="000000"/>
+          <w:right w:val="single" w:sz="4" w:space="0" w:color="000000"/>
+          <w:insideH w:val="single" w:sz="4" w:space="0" w:color="000000"/>
+          <w:insideV w:val="single" w:sz="4" w:space="0" w:color="000000"/>
+        </w:tblBorders>
         <w:tblLook w:firstColumn="1" w:firstRow="1" w:lastColumn="0" w:lastRow="0" w:noHBand="0" w:noVBand="1" w:val="04A0"/>
       </w:tblPr>
       <w:tblGrid>
@@ -16937,7 +17081,7 @@
           <w:p>
             <w:pPr>
               <w:spacing w:line="240" w:lineRule="auto"/>
-              <w:jc w:val="center"/>
+              <w:jc w:val="left"/>
             </w:pPr>
             <w:r/>
             <w:r>
@@ -16958,7 +17102,7 @@
           <w:p>
             <w:pPr>
               <w:spacing w:line="240" w:lineRule="auto"/>
-              <w:jc w:val="center"/>
+              <w:jc w:val="right"/>
             </w:pPr>
             <w:r/>
             <w:r>
@@ -16979,7 +17123,7 @@
           <w:p>
             <w:pPr>
               <w:spacing w:line="240" w:lineRule="auto"/>
-              <w:jc w:val="center"/>
+              <w:jc w:val="right"/>
             </w:pPr>
             <w:r/>
             <w:r>
@@ -17000,7 +17144,7 @@
           <w:p>
             <w:pPr>
               <w:spacing w:line="240" w:lineRule="auto"/>
-              <w:jc w:val="center"/>
+              <w:jc w:val="right"/>
             </w:pPr>
             <w:r/>
             <w:r>
@@ -17023,7 +17167,7 @@
           <w:p>
             <w:pPr>
               <w:spacing w:line="240" w:lineRule="auto"/>
-              <w:jc w:val="center"/>
+              <w:jc w:val="left"/>
             </w:pPr>
             <w:r/>
             <w:r>
@@ -17044,7 +17188,7 @@
           <w:p>
             <w:pPr>
               <w:spacing w:line="240" w:lineRule="auto"/>
-              <w:jc w:val="center"/>
+              <w:jc w:val="right"/>
             </w:pPr>
             <w:r/>
             <w:r>
@@ -17065,7 +17209,7 @@
           <w:p>
             <w:pPr>
               <w:spacing w:line="240" w:lineRule="auto"/>
-              <w:jc w:val="center"/>
+              <w:jc w:val="right"/>
             </w:pPr>
             <w:r/>
             <w:r>
@@ -17086,7 +17230,7 @@
           <w:p>
             <w:pPr>
               <w:spacing w:line="240" w:lineRule="auto"/>
-              <w:jc w:val="center"/>
+              <w:jc w:val="right"/>
             </w:pPr>
             <w:r/>
             <w:r>
@@ -17109,7 +17253,7 @@
           <w:p>
             <w:pPr>
               <w:spacing w:line="240" w:lineRule="auto"/>
-              <w:jc w:val="center"/>
+              <w:jc w:val="left"/>
             </w:pPr>
             <w:r/>
             <w:r>
@@ -17130,7 +17274,7 @@
           <w:p>
             <w:pPr>
               <w:spacing w:line="240" w:lineRule="auto"/>
-              <w:jc w:val="center"/>
+              <w:jc w:val="right"/>
             </w:pPr>
             <w:r/>
             <w:r>
@@ -17151,7 +17295,7 @@
           <w:p>
             <w:pPr>
               <w:spacing w:line="240" w:lineRule="auto"/>
-              <w:jc w:val="center"/>
+              <w:jc w:val="right"/>
             </w:pPr>
             <w:r/>
             <w:r>
@@ -17172,7 +17316,7 @@
           <w:p>
             <w:pPr>
               <w:spacing w:line="240" w:lineRule="auto"/>
-              <w:jc w:val="center"/>
+              <w:jc w:val="right"/>
             </w:pPr>
             <w:r/>
             <w:r>
@@ -17195,7 +17339,7 @@
           <w:p>
             <w:pPr>
               <w:spacing w:line="240" w:lineRule="auto"/>
-              <w:jc w:val="center"/>
+              <w:jc w:val="left"/>
             </w:pPr>
             <w:r/>
             <w:r>
@@ -17216,7 +17360,7 @@
           <w:p>
             <w:pPr>
               <w:spacing w:line="240" w:lineRule="auto"/>
-              <w:jc w:val="center"/>
+              <w:jc w:val="right"/>
             </w:pPr>
             <w:r/>
             <w:r>
@@ -17237,7 +17381,7 @@
           <w:p>
             <w:pPr>
               <w:spacing w:line="240" w:lineRule="auto"/>
-              <w:jc w:val="center"/>
+              <w:jc w:val="right"/>
             </w:pPr>
             <w:r/>
             <w:r>
@@ -17258,7 +17402,7 @@
           <w:p>
             <w:pPr>
               <w:spacing w:line="240" w:lineRule="auto"/>
-              <w:jc w:val="center"/>
+              <w:jc w:val="right"/>
             </w:pPr>
             <w:r/>
             <w:r>
@@ -17407,6 +17551,14 @@
     <w:tbl>
       <w:tblPr>
         <w:tblW w:type="auto" w:w="0"/>
+        <w:tblBorders>
+          <w:top w:val="single" w:sz="4" w:space="0" w:color="000000"/>
+          <w:left w:val="single" w:sz="4" w:space="0" w:color="000000"/>
+          <w:bottom w:val="single" w:sz="4" w:space="0" w:color="000000"/>
+          <w:right w:val="single" w:sz="4" w:space="0" w:color="000000"/>
+          <w:insideH w:val="single" w:sz="4" w:space="0" w:color="000000"/>
+          <w:insideV w:val="single" w:sz="4" w:space="0" w:color="000000"/>
+        </w:tblBorders>
         <w:tblLook w:firstColumn="1" w:firstRow="1" w:lastColumn="0" w:lastRow="0" w:noHBand="0" w:noVBand="1" w:val="04A0"/>
       </w:tblPr>
       <w:tblGrid>
@@ -17487,7 +17639,7 @@
           <w:p>
             <w:pPr>
               <w:spacing w:line="240" w:lineRule="auto"/>
-              <w:jc w:val="center"/>
+              <w:jc w:val="left"/>
             </w:pPr>
             <w:r/>
             <w:r>
@@ -17508,7 +17660,7 @@
           <w:p>
             <w:pPr>
               <w:spacing w:line="240" w:lineRule="auto"/>
-              <w:jc w:val="center"/>
+              <w:jc w:val="right"/>
             </w:pPr>
             <w:r/>
             <w:r>
@@ -17529,7 +17681,7 @@
           <w:p>
             <w:pPr>
               <w:spacing w:line="240" w:lineRule="auto"/>
-              <w:jc w:val="center"/>
+              <w:jc w:val="right"/>
             </w:pPr>
             <w:r/>
             <w:r>
@@ -17552,7 +17704,7 @@
           <w:p>
             <w:pPr>
               <w:spacing w:line="240" w:lineRule="auto"/>
-              <w:jc w:val="center"/>
+              <w:jc w:val="left"/>
             </w:pPr>
             <w:r/>
             <w:r>
@@ -17573,7 +17725,7 @@
           <w:p>
             <w:pPr>
               <w:spacing w:line="240" w:lineRule="auto"/>
-              <w:jc w:val="center"/>
+              <w:jc w:val="right"/>
             </w:pPr>
             <w:r/>
             <w:r>
@@ -17594,7 +17746,7 @@
           <w:p>
             <w:pPr>
               <w:spacing w:line="240" w:lineRule="auto"/>
-              <w:jc w:val="center"/>
+              <w:jc w:val="right"/>
             </w:pPr>
             <w:r/>
             <w:r>
@@ -17617,7 +17769,7 @@
           <w:p>
             <w:pPr>
               <w:spacing w:line="240" w:lineRule="auto"/>
-              <w:jc w:val="center"/>
+              <w:jc w:val="left"/>
             </w:pPr>
             <w:r/>
             <w:r>
@@ -17638,7 +17790,7 @@
           <w:p>
             <w:pPr>
               <w:spacing w:line="240" w:lineRule="auto"/>
-              <w:jc w:val="center"/>
+              <w:jc w:val="right"/>
             </w:pPr>
             <w:r/>
             <w:r>
@@ -17659,7 +17811,7 @@
           <w:p>
             <w:pPr>
               <w:spacing w:line="240" w:lineRule="auto"/>
-              <w:jc w:val="center"/>
+              <w:jc w:val="right"/>
             </w:pPr>
             <w:r/>
             <w:r>
@@ -17702,7 +17854,7 @@
           <w:sz w:val="22"/>
           <w:w w:val="97"/>
         </w:rPr>
-        <w:t xml:space="preserve">Random·Optuna는 10회 반복 전부에서 20개 trial이 모두 서로 다른 설정이었던 반면, </w:t>
+        <w:t xml:space="preserve">Random·Optuna는 10회 반복 전부에서 20개 trial이 모두 서로 다른 설정이었다. </w:t>
       </w:r>
       <w:r>
         <w:rPr>
@@ -17720,7 +17872,7 @@
           <w:sz w:val="22"/>
           <w:w w:val="97"/>
         </w:rPr>
-        <w:t xml:space="preserve"> 즉 탐색 예산의 약 37%가 이미 시도한 설정의 재실행에 소비되었으며, 이 현상은 특정 반복에 국한되지 않고 10회 반복 전체에서 일관되게 관측되었다(최소 10개, 최대 17개).</w:t>
+        <w:t xml:space="preserve"> 즉 탐색 예산의 약 37%가 이미 시도한 설정의 재실행에 소비되었다. 이 현상은 특정 반복에 국한되지 않고 10회 반복 전체에서 일관되게 관측되었다(최소 10개, 최대 17개).</w:t>
       </w:r>
     </w:p>
     <w:p>
@@ -17736,7 +17888,7 @@
           <w:sz w:val="22"/>
           <w:w w:val="97"/>
         </w:rPr>
-        <w:t xml:space="preserve">이 패턴은 개별 반복의 제안 궤적에서 더 분명하게 드러난다. 예컨대 반복 8에서 에이전트는 초반 6개 trial 동안 rank를 16→64→32→8→32→64로 바꾸며 탐색하다가, 7번째 trial 이후 rank=64, alpha=256, lr=2.0e-4, batch=2, targets=full 조합에 고착되어 이를 11회 연속 제안했다. 주목할 점은 </w:t>
+        <w:t xml:space="preserve">이 패턴은 개별 반복의 제안 궤적에서 더 분명하게 드러난다. 예컨대 반복 8에서 에이전트는 초반 6개 trial 동안 rank를 16→64→32→8→32→64로 바꾸며 탐색하다가 7번째 trial 이후 rank=64, alpha=256, lr=2.0e-4, batch=2, targets=full 조합에 고착되어 이를 11회 연속 제안했다. 주목할 점은 </w:t>
       </w:r>
       <w:r>
         <w:rPr>
@@ -17754,7 +17906,7 @@
           <w:sz w:val="22"/>
           <w:w w:val="97"/>
         </w:rPr>
-        <w:t>했다는 것이다 — 이 변동은 설정 차이가 아니라 학습·평가 과정의 확률적 변동이며, 에이전트가 이 노이즈를 성능 신호로 해석했을 가능성을 시사한다. 이 반복에서 에이전트가 고착을 벗어나 batch_size를 4로 바꾼 것은 마지막 trial이었고, 그 설정이 해당 반복의 최고 성능(0.4640)을 기록했다.</w:t>
+        <w:t>했다는 것이다 — 이 변동은 설정 차이가 아니라 학습·평가 과정의 확률적 변동이며, 에이전트가 이 노이즈를 성능 신호로 해석했을 가능성을 시사한다. 이 반복에서 에이전트가 고착을 벗어나 batch_size를 4로 바꾼 것은 마지막 trial이었다. 그 설정이 해당 반복의 최고 성능(0.4640)을 기록했다.</w:t>
       </w:r>
     </w:p>
     <w:p>
@@ -17788,7 +17940,7 @@
           <w:sz w:val="22"/>
           <w:w w:val="97"/>
         </w:rPr>
-        <w:t>하는 것으로 보인다. 다만 본 절은 결과 로그에 대한 사후 관찰이며, 에이전트의 내부 판단 근거를 직접 검증한 것은 아니다. 제안 근거(rationale) 원문은 부록 B에 수록한다.</w:t>
+        <w:t>하는 것으로 보인다. 단, 본 절은 결과 로그에 대한 사후 관찰이며, 에이전트의 내부 판단 근거를 직접 검증한 것은 아니다. 제안 근거(rationale) 원문은 부록 B에 수록한다.</w:t>
       </w:r>
     </w:p>
     <w:p>
@@ -17924,7 +18076,7 @@
           <w:sz w:val="22"/>
           <w:w w:val="97"/>
         </w:rPr>
-        <w:t>본 결론은 다음 조건에 한정된다: 단일 모델(Qwen3-VL-2B) · 단일 데이터셋(PathVQA) · 전략당 20 trial 예산 · max_steps=200 통제 조건. 특히 4.3.3에서 확인된 대로 Autoresearch는 예산 소진 시점까지 개선 중이던 run이 상당수였으므로, 더 큰 탐색 예산에서의 결과는 달라질 수 있다(5.3).</w:t>
+        <w:t>본 결론은 다음 조건에 한정된다: 단일 모델(Qwen3-VL-2B) · 단일 데이터셋(PathVQA) · 전략당 20 trial 예산 · max_steps=200 통제 조건. 특히 4.3.3에서 확인된 대로 Autoresearch는 예산 소진 시점까지 개선 중이던 run이 상당수였으므로, 더 큰 탐색 예산에서는 결과가 달라질 수 있다(5.3).</w:t>
       </w:r>
     </w:p>
     <w:p>
@@ -18010,6 +18162,14 @@
     <w:tbl>
       <w:tblPr>
         <w:tblW w:type="auto" w:w="0"/>
+        <w:tblBorders>
+          <w:top w:val="single" w:sz="4" w:space="0" w:color="000000"/>
+          <w:left w:val="single" w:sz="4" w:space="0" w:color="000000"/>
+          <w:bottom w:val="single" w:sz="4" w:space="0" w:color="000000"/>
+          <w:right w:val="single" w:sz="4" w:space="0" w:color="000000"/>
+          <w:insideH w:val="single" w:sz="4" w:space="0" w:color="000000"/>
+          <w:insideV w:val="single" w:sz="4" w:space="0" w:color="000000"/>
+        </w:tblBorders>
         <w:tblLook w:firstColumn="1" w:firstRow="1" w:lastColumn="0" w:lastRow="0" w:noHBand="0" w:noVBand="1" w:val="04A0"/>
       </w:tblPr>
       <w:tblGrid>
@@ -18112,7 +18272,7 @@
           <w:p>
             <w:pPr>
               <w:spacing w:line="240" w:lineRule="auto"/>
-              <w:jc w:val="center"/>
+              <w:jc w:val="left"/>
             </w:pPr>
             <w:r/>
             <w:r>
@@ -18133,7 +18293,7 @@
           <w:p>
             <w:pPr>
               <w:spacing w:line="240" w:lineRule="auto"/>
-              <w:jc w:val="center"/>
+              <w:jc w:val="left"/>
             </w:pPr>
             <w:r/>
             <w:r>
@@ -18154,7 +18314,7 @@
           <w:p>
             <w:pPr>
               <w:spacing w:line="240" w:lineRule="auto"/>
-              <w:jc w:val="center"/>
+              <w:jc w:val="left"/>
             </w:pPr>
             <w:r/>
             <w:r>
@@ -18175,7 +18335,7 @@
           <w:p>
             <w:pPr>
               <w:spacing w:line="240" w:lineRule="auto"/>
-              <w:jc w:val="center"/>
+              <w:jc w:val="left"/>
             </w:pPr>
             <w:r/>
             <w:r>
@@ -18198,7 +18358,7 @@
           <w:p>
             <w:pPr>
               <w:spacing w:line="240" w:lineRule="auto"/>
-              <w:jc w:val="center"/>
+              <w:jc w:val="left"/>
             </w:pPr>
             <w:r/>
             <w:r>
@@ -18219,7 +18379,7 @@
           <w:p>
             <w:pPr>
               <w:spacing w:line="240" w:lineRule="auto"/>
-              <w:jc w:val="center"/>
+              <w:jc w:val="left"/>
             </w:pPr>
             <w:r/>
             <w:r>
@@ -18240,7 +18400,7 @@
           <w:p>
             <w:pPr>
               <w:spacing w:line="240" w:lineRule="auto"/>
-              <w:jc w:val="center"/>
+              <w:jc w:val="left"/>
             </w:pPr>
             <w:r/>
             <w:r>
@@ -18261,7 +18421,7 @@
           <w:p>
             <w:pPr>
               <w:spacing w:line="240" w:lineRule="auto"/>
-              <w:jc w:val="center"/>
+              <w:jc w:val="left"/>
             </w:pPr>
             <w:r/>
             <w:r>
@@ -18284,7 +18444,7 @@
           <w:p>
             <w:pPr>
               <w:spacing w:line="240" w:lineRule="auto"/>
-              <w:jc w:val="center"/>
+              <w:jc w:val="left"/>
             </w:pPr>
             <w:r/>
             <w:r>
@@ -18305,7 +18465,7 @@
           <w:p>
             <w:pPr>
               <w:spacing w:line="240" w:lineRule="auto"/>
-              <w:jc w:val="center"/>
+              <w:jc w:val="left"/>
             </w:pPr>
             <w:r/>
             <w:r>
@@ -18326,7 +18486,7 @@
           <w:p>
             <w:pPr>
               <w:spacing w:line="240" w:lineRule="auto"/>
-              <w:jc w:val="center"/>
+              <w:jc w:val="left"/>
             </w:pPr>
             <w:r/>
             <w:r>
@@ -18347,7 +18507,7 @@
           <w:p>
             <w:pPr>
               <w:spacing w:line="240" w:lineRule="auto"/>
-              <w:jc w:val="center"/>
+              <w:jc w:val="left"/>
             </w:pPr>
             <w:r/>
             <w:r>
@@ -18482,6 +18642,14 @@
     <w:tbl>
       <w:tblPr>
         <w:tblW w:type="auto" w:w="0"/>
+        <w:tblBorders>
+          <w:top w:val="single" w:sz="4" w:space="0" w:color="000000"/>
+          <w:left w:val="single" w:sz="4" w:space="0" w:color="000000"/>
+          <w:bottom w:val="single" w:sz="4" w:space="0" w:color="000000"/>
+          <w:right w:val="single" w:sz="4" w:space="0" w:color="000000"/>
+          <w:insideH w:val="single" w:sz="4" w:space="0" w:color="000000"/>
+          <w:insideV w:val="single" w:sz="4" w:space="0" w:color="000000"/>
+        </w:tblBorders>
         <w:tblLook w:firstColumn="1" w:firstRow="1" w:lastColumn="0" w:lastRow="0" w:noHBand="0" w:noVBand="1" w:val="04A0"/>
       </w:tblPr>
       <w:tblGrid>
@@ -18584,7 +18752,7 @@
           <w:p>
             <w:pPr>
               <w:spacing w:line="240" w:lineRule="auto"/>
-              <w:jc w:val="center"/>
+              <w:jc w:val="left"/>
             </w:pPr>
             <w:r/>
             <w:r>
@@ -18605,7 +18773,7 @@
           <w:p>
             <w:pPr>
               <w:spacing w:line="240" w:lineRule="auto"/>
-              <w:jc w:val="center"/>
+              <w:jc w:val="left"/>
             </w:pPr>
             <w:r/>
             <w:r>
@@ -18626,7 +18794,7 @@
           <w:p>
             <w:pPr>
               <w:spacing w:line="240" w:lineRule="auto"/>
-              <w:jc w:val="center"/>
+              <w:jc w:val="left"/>
             </w:pPr>
             <w:r/>
             <w:r>
@@ -18647,7 +18815,7 @@
           <w:p>
             <w:pPr>
               <w:spacing w:line="240" w:lineRule="auto"/>
-              <w:jc w:val="center"/>
+              <w:jc w:val="left"/>
             </w:pPr>
             <w:r/>
             <w:r>
@@ -18670,7 +18838,7 @@
           <w:p>
             <w:pPr>
               <w:spacing w:line="240" w:lineRule="auto"/>
-              <w:jc w:val="center"/>
+              <w:jc w:val="left"/>
             </w:pPr>
             <w:r/>
             <w:r>
@@ -18691,7 +18859,7 @@
           <w:p>
             <w:pPr>
               <w:spacing w:line="240" w:lineRule="auto"/>
-              <w:jc w:val="center"/>
+              <w:jc w:val="left"/>
             </w:pPr>
             <w:r/>
             <w:r>
@@ -18712,7 +18880,7 @@
           <w:p>
             <w:pPr>
               <w:spacing w:line="240" w:lineRule="auto"/>
-              <w:jc w:val="center"/>
+              <w:jc w:val="left"/>
             </w:pPr>
             <w:r/>
             <w:r>
@@ -18733,7 +18901,7 @@
           <w:p>
             <w:pPr>
               <w:spacing w:line="240" w:lineRule="auto"/>
-              <w:jc w:val="center"/>
+              <w:jc w:val="left"/>
             </w:pPr>
             <w:r/>
             <w:r>
@@ -18756,7 +18924,7 @@
           <w:p>
             <w:pPr>
               <w:spacing w:line="240" w:lineRule="auto"/>
-              <w:jc w:val="center"/>
+              <w:jc w:val="left"/>
             </w:pPr>
             <w:r/>
             <w:r>
@@ -18777,7 +18945,7 @@
           <w:p>
             <w:pPr>
               <w:spacing w:line="240" w:lineRule="auto"/>
-              <w:jc w:val="center"/>
+              <w:jc w:val="left"/>
             </w:pPr>
             <w:r/>
             <w:r>
@@ -18798,7 +18966,7 @@
           <w:p>
             <w:pPr>
               <w:spacing w:line="240" w:lineRule="auto"/>
-              <w:jc w:val="center"/>
+              <w:jc w:val="left"/>
             </w:pPr>
             <w:r/>
             <w:r>
@@ -18819,7 +18987,7 @@
           <w:p>
             <w:pPr>
               <w:spacing w:line="240" w:lineRule="auto"/>
-              <w:jc w:val="center"/>
+              <w:jc w:val="left"/>
             </w:pPr>
             <w:r/>
             <w:r>
@@ -18842,7 +19010,7 @@
           <w:p>
             <w:pPr>
               <w:spacing w:line="240" w:lineRule="auto"/>
-              <w:jc w:val="center"/>
+              <w:jc w:val="left"/>
             </w:pPr>
             <w:r/>
             <w:r>
@@ -18863,7 +19031,7 @@
           <w:p>
             <w:pPr>
               <w:spacing w:line="240" w:lineRule="auto"/>
-              <w:jc w:val="center"/>
+              <w:jc w:val="left"/>
             </w:pPr>
             <w:r/>
             <w:r>
@@ -18884,7 +19052,7 @@
           <w:p>
             <w:pPr>
               <w:spacing w:line="240" w:lineRule="auto"/>
-              <w:jc w:val="center"/>
+              <w:jc w:val="left"/>
             </w:pPr>
             <w:r/>
             <w:r>
@@ -18914,7 +19082,7 @@
           <w:p>
             <w:pPr>
               <w:spacing w:line="240" w:lineRule="auto"/>
-              <w:jc w:val="center"/>
+              <w:jc w:val="left"/>
             </w:pPr>
             <w:r/>
             <w:r>
@@ -18966,7 +19134,7 @@
           <w:sz w:val="22"/>
           <w:w w:val="97"/>
         </w:rPr>
-        <w:t>(4.1.1, 4.1.2). 반대로 메모리를 가장 많이 쓰는 Gemma4-E2B가 최하위이며, 그 격차는 나머지 세 모델과 통계적으로 뚜렷하다(4.1.1의 McNemar 사후검정). 즉 이 규모대에서는 활성 파라미터 수나 메모리 소비보다 아키텍처와 사전학습 구성이 의료 VQA 성능을 지배하며, 자원 제약 환경에서 성능과 효율을 동시에 만족하는 선택이 존재한다.</w:t>
+        <w:t>(4.1.1, 4.1.2). 반대로 메모리를 가장 많이 쓰는 Gemma4-E2B가 최하위이며 그 격차는 나머지 세 모델과 통계적으로 뚜렷하다(4.1.1의 McNemar 사후검정). 즉 이 규모대에서는 활성 파라미터 수나 메모리 소비보다 아키텍처와 사전학습 구성이 의료 VQA 성능을 지배하며 자원 제약 환경에서 성능과 효율을 동시에 만족하는 선택이 존재한다.</w:t>
       </w:r>
     </w:p>
     <w:p>
@@ -19036,7 +19204,7 @@
           <w:sz w:val="22"/>
           <w:w w:val="97"/>
         </w:rPr>
-        <w:t>이므로, 그 최하위 성능은 "작은 모델이 큰 모델을 이겼다"가 아니라 "가장 큰 저장 규모의 모델이 최하위였다"로도 읽힌다. 따라서 본 절의 결론은 *추론 시 자원 소비 대비 성능*에 관한 것이며, 순수한 파라미터 규모와 성능의 관계로 확대 해석해서는 안 된다(5.3(11)).</w:t>
+        <w:t>이므로, 그 최하위 성능은 "작은 모델이 큰 모델을 이겼다"가 아니라 "가장 큰 저장 규모의 모델이 최하위였다"로도 읽힌다. 따라서 본 절의 결론은 *추론 시 자원 소비 대비 성능*에 관한 것이며 순수한 파라미터 규모와 성능의 관계로 확대 해석해서는 안 된다(5.3(11)).</w:t>
       </w:r>
     </w:p>
     <w:p>
@@ -19108,6 +19276,14 @@
     <w:tbl>
       <w:tblPr>
         <w:tblW w:type="auto" w:w="0"/>
+        <w:tblBorders>
+          <w:top w:val="single" w:sz="4" w:space="0" w:color="000000"/>
+          <w:left w:val="single" w:sz="4" w:space="0" w:color="000000"/>
+          <w:bottom w:val="single" w:sz="4" w:space="0" w:color="000000"/>
+          <w:right w:val="single" w:sz="4" w:space="0" w:color="000000"/>
+          <w:insideH w:val="single" w:sz="4" w:space="0" w:color="000000"/>
+          <w:insideV w:val="single" w:sz="4" w:space="0" w:color="000000"/>
+        </w:tblBorders>
         <w:tblLook w:firstColumn="1" w:firstRow="1" w:lastColumn="0" w:lastRow="0" w:noHBand="0" w:noVBand="1" w:val="04A0"/>
       </w:tblPr>
       <w:tblGrid>
@@ -19188,7 +19364,7 @@
           <w:p>
             <w:pPr>
               <w:spacing w:line="240" w:lineRule="auto"/>
-              <w:jc w:val="center"/>
+              <w:jc w:val="left"/>
             </w:pPr>
             <w:r/>
             <w:r>
@@ -19209,7 +19385,7 @@
           <w:p>
             <w:pPr>
               <w:spacing w:line="240" w:lineRule="auto"/>
-              <w:jc w:val="center"/>
+              <w:jc w:val="left"/>
             </w:pPr>
             <w:r/>
             <w:r>
@@ -19230,7 +19406,7 @@
           <w:p>
             <w:pPr>
               <w:spacing w:line="240" w:lineRule="auto"/>
-              <w:jc w:val="center"/>
+              <w:jc w:val="left"/>
             </w:pPr>
             <w:r/>
             <w:r>
@@ -19253,7 +19429,7 @@
           <w:p>
             <w:pPr>
               <w:spacing w:line="240" w:lineRule="auto"/>
-              <w:jc w:val="center"/>
+              <w:jc w:val="left"/>
             </w:pPr>
             <w:r/>
             <w:r>
@@ -19274,7 +19450,7 @@
           <w:p>
             <w:pPr>
               <w:spacing w:line="240" w:lineRule="auto"/>
-              <w:jc w:val="center"/>
+              <w:jc w:val="left"/>
             </w:pPr>
             <w:r/>
             <w:r>
@@ -19295,7 +19471,7 @@
           <w:p>
             <w:pPr>
               <w:spacing w:line="240" w:lineRule="auto"/>
-              <w:jc w:val="center"/>
+              <w:jc w:val="left"/>
             </w:pPr>
             <w:r/>
             <w:r>
@@ -19318,7 +19494,7 @@
           <w:p>
             <w:pPr>
               <w:spacing w:line="240" w:lineRule="auto"/>
-              <w:jc w:val="center"/>
+              <w:jc w:val="left"/>
             </w:pPr>
             <w:r/>
             <w:r>
@@ -19339,7 +19515,7 @@
           <w:p>
             <w:pPr>
               <w:spacing w:line="240" w:lineRule="auto"/>
-              <w:jc w:val="center"/>
+              <w:jc w:val="left"/>
             </w:pPr>
             <w:r/>
             <w:r>
@@ -19360,7 +19536,7 @@
           <w:p>
             <w:pPr>
               <w:spacing w:line="240" w:lineRule="auto"/>
-              <w:jc w:val="center"/>
+              <w:jc w:val="left"/>
             </w:pPr>
             <w:r/>
             <w:r>
@@ -19383,7 +19559,7 @@
           <w:p>
             <w:pPr>
               <w:spacing w:line="240" w:lineRule="auto"/>
-              <w:jc w:val="center"/>
+              <w:jc w:val="left"/>
             </w:pPr>
             <w:r/>
             <w:r>
@@ -19404,7 +19580,7 @@
           <w:p>
             <w:pPr>
               <w:spacing w:line="240" w:lineRule="auto"/>
-              <w:jc w:val="center"/>
+              <w:jc w:val="left"/>
             </w:pPr>
             <w:r/>
             <w:r>
@@ -19425,7 +19601,7 @@
           <w:p>
             <w:pPr>
               <w:spacing w:line="240" w:lineRule="auto"/>
-              <w:jc w:val="center"/>
+              <w:jc w:val="left"/>
             </w:pPr>
             <w:r/>
             <w:r>
@@ -19486,7 +19662,7 @@
           <w:sz w:val="22"/>
           <w:w w:val="97"/>
         </w:rPr>
-        <w:t xml:space="preserve">되었다. 이는 파인튜닝이 부진한 기반 모델을 끌어올리는 수단으로 기능하지 못했음을 뜻하며, 실무적으로는 </w:t>
+        <w:t xml:space="preserve">되었다. 이는 파인튜닝이 부진한 기반 모델을 끌어올리는 수단으로 기능하지 못했음을 뜻하며 실무적으로는 </w:t>
       </w:r>
       <w:r>
         <w:rPr>
@@ -19520,7 +19696,7 @@
           <w:sz w:val="22"/>
           <w:w w:val="97"/>
         </w:rPr>
-        <w:t xml:space="preserve">여기에 Catastrophic Forgetting 분석(4.2.5)을 겹치면 상충 관계가 드러난다. 도메인 성능을 크게 얻은 Qwen 계열은 VQAv2 기준 범용 능력을 4~7% 내주었고, 범용 능력을 거의 지킨 SmolVLM2-2.2B는 도메인 성능이 유의하게 악화되었으며, Gemma4-E2B는 도메인 이득 없이 범용 능력만 51.5% 잃는 이중 손실을 보였다. </w:t>
+        <w:t xml:space="preserve">여기에 Catastrophic Forgetting 분석(4.2.5)을 겹치면 상충 관계가 드러난다. 도메인 성능을 크게 얻은 Qwen 계열은 VQAv2 기준 범용 능력을 4~7% 내주었다. 범용 능력을 거의 지킨 SmolVLM2-2.2B는 도메인 성능이 유의하게 악화되었으며, Gemma4-E2B는 도메인 이득 없이 범용 능력만 51.5% 잃는 이중 손실을 보였다. </w:t>
       </w:r>
       <w:r>
         <w:rPr>
@@ -19724,7 +19900,7 @@
           <w:sz w:val="22"/>
           <w:w w:val="97"/>
         </w:rPr>
-        <w:t>하다(Phase 1의 Qwen3-VL-2B PathVQA 기준 약 9.5%, Phase 3 최고 설정 기준 약 17.8%). 파인튜닝과 하이퍼파라미터 최적화를 모두 동원했을 때 Closed 정확도는 0.63에서 0.81 수준까지 올라간 반면, Open은 여전히 0.15를 넘지 못했다.</w:t>
+        <w:t>하다(Phase 1의 Qwen3-VL-2B PathVQA 기준 약 9.5%, Phase 3 최고 설정 기준 약 17.8%). 파인튜닝과 하이퍼파라미터 최적화를 모두 동원했을 때 Closed 정확도는 0.63에서 0.81 수준까지 올라갔다. Open은 여전히 0.15를 넘지 못했다.</w:t>
       </w:r>
     </w:p>
     <w:p>
@@ -19758,7 +19934,7 @@
           <w:sz w:val="22"/>
           <w:w w:val="97"/>
         </w:rPr>
-        <w:t xml:space="preserve">되어 있기 때문이다. 4.1.3에서 확인했듯 WCA 가중치가 가장 높은 diagnosis 유형과 표본이 가장 많은 description 유형(전체의 41%)이 모두 자유 서술형이며, 제로샷 상태에서 각각 0.0000과 0.02~0.04였다. 반면 상대적으로 높은 정확도를 보인 yes_no 유형은 정보량이 제한된 이진 판단이다. 즉 </w:t>
+        <w:t xml:space="preserve">되어 있기 때문이다. 4.1.3에서 확인했듯 WCA 가중치가 가장 높은 diagnosis 유형과 표본이 가장 많은 description 유형(전체의 41%)이 모두 자유 서술형이며 제로샷 상태에서 각각 0.0000과 0.02~0.04였다. 반면 상대적으로 높은 정확도를 보인 yes_no 유형은 정보량이 제한된 이진 판단이다. 즉 </w:t>
       </w:r>
       <w:r>
         <w:rPr>
@@ -19776,7 +19952,7 @@
           <w:sz w:val="22"/>
           <w:w w:val="97"/>
         </w:rPr>
-        <w:t>했을 가능성이 있다. 다만 Phase 3은 PathVQA validation 단일 조건이고 유형별 분해를 수행하지 않았으므로, 이 해석의 정밀한 검증은 향후 과제로 남는다(5.3, 5.4).</w:t>
+        <w:t>했을 가능성이 있다. Phase 3은 PathVQA validation 단일 조건이고 유형별 분해를 수행하지 않았으므로, 이 해석의 정밀한 검증은 향후 과제로 남는다(5.3, 5.4).</w:t>
       </w:r>
     </w:p>
     <w:p>
@@ -19926,7 +20102,7 @@
           <w:sz w:val="22"/>
           <w:w w:val="97"/>
         </w:rPr>
-        <w:t>설계가 전혀 다른 두 접근이 같은 영역을 지목했다는 점은 Phase 2 결론의 신뢰도를 높인다. 특히 Phase 2 ablation은 세 축을 각각 독립적으로만 검증했고 세 최적값의 동시 조합 자체는 검증하지 못한다는 한계가 있었는데(4.2.4), Phase 3의 자유 탐색이 그 조합 영역을 실제로 탐색하고도 같은 결론에 도달함으로써 이 한계를 부분적으로 보완한다.</w:t>
+        <w:t>설계가 전혀 다른 두 접근이 같은 영역을 지목했다는 점은 Phase 2 결론의 신뢰도를 높인다. 특히 Phase 2 ablation은 세 축을 각각 독립적으로만 검증했고 세 최적값의 동시 조합 자체는 검증하지 못한다는 한계가 있었다(4.2.4). Phase 3의 자유 탐색이 그 조합 영역을 실제로 탐색하고도 같은 결론에 도달함으로써 이 한계를 부분적으로 보완한다.</w:t>
       </w:r>
     </w:p>
     <w:p>
@@ -20179,6 +20355,14 @@
     <w:tbl>
       <w:tblPr>
         <w:tblW w:type="auto" w:w="0"/>
+        <w:tblBorders>
+          <w:top w:val="single" w:sz="4" w:space="0" w:color="000000"/>
+          <w:left w:val="single" w:sz="4" w:space="0" w:color="000000"/>
+          <w:bottom w:val="single" w:sz="4" w:space="0" w:color="000000"/>
+          <w:right w:val="single" w:sz="4" w:space="0" w:color="000000"/>
+          <w:insideH w:val="single" w:sz="4" w:space="0" w:color="000000"/>
+          <w:insideV w:val="single" w:sz="4" w:space="0" w:color="000000"/>
+        </w:tblBorders>
         <w:tblLook w:firstColumn="1" w:firstRow="1" w:lastColumn="0" w:lastRow="0" w:noHBand="0" w:noVBand="1" w:val="04A0"/>
       </w:tblPr>
       <w:tblGrid>
@@ -20325,7 +20509,7 @@
           <w:p>
             <w:pPr>
               <w:spacing w:line="240" w:lineRule="auto"/>
-              <w:jc w:val="center"/>
+              <w:jc w:val="left"/>
             </w:pPr>
             <w:r/>
             <w:r>
@@ -20346,7 +20530,7 @@
           <w:p>
             <w:pPr>
               <w:spacing w:line="240" w:lineRule="auto"/>
-              <w:jc w:val="center"/>
+              <w:jc w:val="left"/>
             </w:pPr>
             <w:r/>
             <w:r>
@@ -20367,7 +20551,7 @@
           <w:p>
             <w:pPr>
               <w:spacing w:line="240" w:lineRule="auto"/>
-              <w:jc w:val="center"/>
+              <w:jc w:val="left"/>
             </w:pPr>
             <w:r/>
             <w:r>
@@ -20388,7 +20572,7 @@
           <w:p>
             <w:pPr>
               <w:spacing w:line="240" w:lineRule="auto"/>
-              <w:jc w:val="center"/>
+              <w:jc w:val="right"/>
             </w:pPr>
             <w:r/>
             <w:r>
@@ -20409,7 +20593,7 @@
           <w:p>
             <w:pPr>
               <w:spacing w:line="240" w:lineRule="auto"/>
-              <w:jc w:val="center"/>
+              <w:jc w:val="right"/>
             </w:pPr>
             <w:r/>
             <w:r>
@@ -20430,7 +20614,7 @@
           <w:p>
             <w:pPr>
               <w:spacing w:line="240" w:lineRule="auto"/>
-              <w:jc w:val="center"/>
+              <w:jc w:val="right"/>
             </w:pPr>
             <w:r/>
             <w:r>
@@ -20453,7 +20637,7 @@
           <w:p>
             <w:pPr>
               <w:spacing w:line="240" w:lineRule="auto"/>
-              <w:jc w:val="center"/>
+              <w:jc w:val="left"/>
             </w:pPr>
             <w:r/>
             <w:r>
@@ -20474,7 +20658,7 @@
           <w:p>
             <w:pPr>
               <w:spacing w:line="240" w:lineRule="auto"/>
-              <w:jc w:val="center"/>
+              <w:jc w:val="left"/>
             </w:pPr>
             <w:r/>
             <w:r>
@@ -20495,7 +20679,7 @@
           <w:p>
             <w:pPr>
               <w:spacing w:line="240" w:lineRule="auto"/>
-              <w:jc w:val="center"/>
+              <w:jc w:val="left"/>
             </w:pPr>
             <w:r/>
             <w:r>
@@ -20516,7 +20700,7 @@
           <w:p>
             <w:pPr>
               <w:spacing w:line="240" w:lineRule="auto"/>
-              <w:jc w:val="center"/>
+              <w:jc w:val="right"/>
             </w:pPr>
             <w:r/>
             <w:r>
@@ -20537,7 +20721,7 @@
           <w:p>
             <w:pPr>
               <w:spacing w:line="240" w:lineRule="auto"/>
-              <w:jc w:val="center"/>
+              <w:jc w:val="right"/>
             </w:pPr>
             <w:r/>
             <w:r>
@@ -20558,7 +20742,7 @@
           <w:p>
             <w:pPr>
               <w:spacing w:line="240" w:lineRule="auto"/>
-              <w:jc w:val="center"/>
+              <w:jc w:val="right"/>
             </w:pPr>
             <w:r/>
             <w:r>
@@ -20581,7 +20765,7 @@
           <w:p>
             <w:pPr>
               <w:spacing w:line="240" w:lineRule="auto"/>
-              <w:jc w:val="center"/>
+              <w:jc w:val="left"/>
             </w:pPr>
             <w:r/>
             <w:r>
@@ -20602,7 +20786,7 @@
           <w:p>
             <w:pPr>
               <w:spacing w:line="240" w:lineRule="auto"/>
-              <w:jc w:val="center"/>
+              <w:jc w:val="left"/>
             </w:pPr>
             <w:r/>
             <w:r>
@@ -20623,7 +20807,7 @@
           <w:p>
             <w:pPr>
               <w:spacing w:line="240" w:lineRule="auto"/>
-              <w:jc w:val="center"/>
+              <w:jc w:val="left"/>
             </w:pPr>
             <w:r/>
             <w:r>
@@ -20644,7 +20828,7 @@
           <w:p>
             <w:pPr>
               <w:spacing w:line="240" w:lineRule="auto"/>
-              <w:jc w:val="center"/>
+              <w:jc w:val="right"/>
             </w:pPr>
             <w:r/>
             <w:r>
@@ -20665,7 +20849,7 @@
           <w:p>
             <w:pPr>
               <w:spacing w:line="240" w:lineRule="auto"/>
-              <w:jc w:val="center"/>
+              <w:jc w:val="right"/>
             </w:pPr>
             <w:r/>
             <w:r>
@@ -20686,7 +20870,7 @@
           <w:p>
             <w:pPr>
               <w:spacing w:line="240" w:lineRule="auto"/>
-              <w:jc w:val="center"/>
+              <w:jc w:val="right"/>
             </w:pPr>
             <w:r/>
             <w:r>
@@ -20780,7 +20964,7 @@
           <w:sz w:val="22"/>
           <w:w w:val="97"/>
         </w:rPr>
-        <w:t xml:space="preserve">이다(85.26 vs 85.34). LLaVA-Med는 PubMed Central 규모의 의생명 코퍼스로 사전학습한 뒤 데이터셋별 파인튜닝까지 거친 모델인 반면, 본 연구는 대규모 도메인 사전학습 없이 소비자급 GPU에서 QLoRA 파인튜닝만 수행했다. 세 모델 모두 도메인 학습이 없는 범용 LLaVA(63.22)를 크게 상회한다는 점에서, </w:t>
+        <w:t xml:space="preserve">이다(85.26 vs 85.34). LLaVA-Med는 PubMed Central 규모의 의생명 코퍼스로 사전학습한 뒤 데이터셋별 파인튜닝까지 거쳤다. 본 연구는 대규모 도메인 사전학습 없이 소비자급 GPU에서 QLoRA 파인튜닝만 수행했다. 세 모델 모두 도메인 학습이 없는 범용 LLaVA(63.22)를 크게 상회한다는 점에서, </w:t>
       </w:r>
       <w:r>
         <w:rPr>
@@ -20814,7 +20998,7 @@
           <w:sz w:val="22"/>
           <w:w w:val="97"/>
         </w:rPr>
-        <w:t xml:space="preserve">반면 PathVQA(83.12 vs 91.21)와 VQA-RAD(72.91 vs 84.19)에서는 8~11%p의 격차가 남는다. 두 데이터셋의 성격을 고려하면 이 격차는 자연스럽다 — PathVQA는 병리 조직이라는 고도로 전문화된 영상 도메인이고, VQA-RAD는 문항 수가 451개로 적어 소규모 파인튜닝이 불리하다. 즉 </w:t>
+        <w:t xml:space="preserve">반면 PathVQA(83.12 vs 91.21)와 VQA-RAD(72.91 vs 84.19)에서는 8~11%p의 격차가 남는다. 두 데이터셋의 성격을 고려하면 이 격차는 자연스럽다 — PathVQA는 병리 조직이라는 고도로 전문화된 영상 도메인이고 VQA-RAD는 문항 수가 451개로 적어 소규모 파인튜닝이 불리하다. 즉 </w:t>
       </w:r>
       <w:r>
         <w:rPr>
@@ -20957,7 +21141,7 @@
           <w:sz w:val="22"/>
           <w:w w:val="97"/>
         </w:rPr>
-        <w:t xml:space="preserve"> 순차 최적화 전략은 동일 run 내 trial 간 의존성이 있어 trial-level 검정이 성립하지 않는다(3.7). 실제로 두 단위는 상반된 그림을 보여준다 — trial-level 평균은 Autoresearch(0.3980)가 Optuna(0.3905)보다 높지만, run-level 최고값은 Optuna(0.4490)가 Autoresearch(0.4184)보다 유의하게 높다(4.3.3). 만약 trial-level로 검정했다면 정반대 결론에 도달했을 것이다.</w:t>
+        <w:t xml:space="preserve"> 순차 최적화 전략은 동일 run 내 trial 간 의존성이 있어 trial-level 검정이 성립하지 않는다(3.7). 실제로 두 단위는 상반된 그림을 보여준다 — trial-level 평균은 Autoresearch(0.3980)가 Optuna(0.3905)보다 높지만 run-level 최고값은 Optuna(0.4490)가 Autoresearch(0.4184)보다 유의하게 높다(4.3.3). 만약 trial-level로 검정했다면 정반대 결론에 도달했을 것이다.</w:t>
       </w:r>
     </w:p>
     <w:p>
@@ -21009,7 +21193,7 @@
           <w:sz w:val="22"/>
           <w:w w:val="97"/>
         </w:rPr>
-        <w:t xml:space="preserve"> 즉 단일 trial 결과를 근거로 전략 우열을 판단하는 것은 원리적으로 불가능하며, 10회 독립 반복을 검정 단위로 삼은 본 연구의 설계(3.7)는 이 노이즈 규모에 비추어 최소한의 요건이었다고 볼 수 있다.</w:t>
+        <w:t xml:space="preserve"> 즉 단일 trial 결과를 근거로 전략 우열을 판단하는 것은 원리적으로 불가능하다. 10회 독립 반복을 검정 단위로 삼은 본 연구의 설계(3.7)는 이 노이즈 규모에 비추어 최소한의 요건이었다고 볼 수 있다.</w:t>
       </w:r>
     </w:p>
     <w:p>
@@ -21117,7 +21301,7 @@
           <w:sz w:val="22"/>
           <w:w w:val="97"/>
         </w:rPr>
-        <w:t>귀무가설은 기각되었다. 4개 모델의 정오답 패턴은 pooled 기준(n=8,231) 및 세 데이터셋 개별 검정 모두에서 통계적으로 유의하게 달랐다(Cochran's Q = 1904.28, df = 3, p &lt; .001). Qwen3-VL-2B가 pooled 정확도 0.3843으로 최고 성능을 보였으나 Qwen2.5-VL-3B와는 데이터셋에 따라 통계적으로 구분되지 않을 만큼 근접했고, Gemma4-E2B는 나머지 세 모델 전부와 유의하게 낮았다. 이 순위는 Min-K% Probability로 식별한 사전훈련 노출 의심 샘플을 제거한 뒤에도 유지되어 데이터 오염에 강건했다(4.1.1).</w:t>
+        <w:t>귀무가설은 기각되었다. 4개 모델의 정오답 패턴은 pooled 기준(n=8,231) 및 세 데이터셋 개별 검정 모두에서 통계적으로 유의하게 달랐다(Cochran's Q = 1904.28, df = 3, p &lt; .001). Qwen3-VL-2B가 pooled 정확도 0.3843으로 최고 성능을 보였으나 Qwen2.5-VL-3B와는 데이터셋에 따라 통계적으로 구분되지 않을 만큼 근접했다. Gemma4-E2B는 나머지 세 모델 전부와 유의하게 낮았다. 이 순위는 Min-K% Probability로 식별한 사전훈련 노출 의심 샘플을 제거한 뒤에도 유지되어 데이터 오염에 강건했다(4.1.1).</w:t>
       </w:r>
     </w:p>
     <w:p>
@@ -21167,7 +21351,7 @@
           <w:sz w:val="22"/>
           <w:w w:val="97"/>
         </w:rPr>
-        <w:t xml:space="preserve"> Qwen2.5-VL-3B(d = +2.646)와 Qwen3-VL-2B(d = +1.620)에서는 유의하게 향상되었으나, SmolVLM2-2.2B(d = -2.284)는 유의하게 악화되었고 Gemma4-E2B(d = -0.652)는 유의하지 않았다. 4개 모델을 통합한 Mixed-Effects Model은 효과가 유의하지 않다고 보고했으나(p = .3629), 이는 효과의 부재가 아니라 </w:t>
+        <w:t xml:space="preserve"> Qwen2.5-VL-3B(d = +2.646)와 Qwen3-VL-2B(d = +1.620)에서는 유의하게 향상되었으나 SmolVLM2-2.2B(d = -2.284)는 유의하게 악화되었고 Gemma4-E2B(d = -0.652)는 유의하지 않았다. 4개 모델을 통합한 Mixed-Effects Model은 효과가 유의하지 않다고 보고했으나(p = .3629), 이는 효과의 부재가 아니라 </w:t>
       </w:r>
       <w:r>
         <w:rPr>
@@ -21464,7 +21648,7 @@
           <w:sz w:val="22"/>
           <w:w w:val="97"/>
         </w:rPr>
-        <w:t xml:space="preserve"> 자율 에이전트가 기존 기법에 미치지 못한다는 결과 자체보다, 그 원인이 제안 품질의 열세가 아니라 </w:t>
+        <w:t xml:space="preserve"> 자율 에이전트가 기존 기법에 미치지 못한다는 결과 자체보다, 그 원인이 제안 품질의 열세가 아닌 </w:t>
       </w:r>
       <w:r>
         <w:rPr>
@@ -21507,7 +21691,7 @@
           <w:sz w:val="22"/>
           <w:w w:val="97"/>
         </w:rPr>
-        <w:t xml:space="preserve"> 모델을 합칠 것인가(Phase 2), trial을 독립 관측치로 볼 것인가(Phase 3)의 두 국면에서 집계 단위에 따라 상반된 결론이 도출됨을 보였다. 특히 동일 설정의 반복 실행에서 관측된 변동폭(약 0.056)이 본 연구가 검출한 전략 간 평균 차이(0.031)보다 크다는 사실은, 단일 실행 결과로 기법을 비교하는 관행에 대한 정량적 반례가 된다(4.4.7).</w:t>
+        <w:t xml:space="preserve"> 모델을 합칠 것인가(Phase 2), trial을 독립 관측치로 볼 것인가(Phase 3)의 두 국면에서 집계 단위에 따라 상반된 결론이 도출됨을 보였다. 동일 설정의 반복 실행에서 관측된 변동폭(약 0.056)이 본 연구가 검출한 전략 간 평균 차이(0.031)보다 크다는 사실은, 단일 실행 결과로 기법을 비교하는 관행에 대한 정량적 반례가 된다(4.4.7).</w:t>
       </w:r>
     </w:p>
     <w:p>
@@ -21591,7 +21775,7 @@
           <w:sz w:val="22"/>
           <w:w w:val="97"/>
         </w:rPr>
-        <w:t xml:space="preserve">에 대해 보고한 수치를 인용한 간접 비교이며, 다음 세 가지 제약을 안는다. 첫째, </w:t>
+        <w:t xml:space="preserve">에 대해 보고한 수치를 인용한 간접 비교이며 다음 세 가지 제약을 안는다. 첫째, </w:t>
       </w:r>
       <w:r>
         <w:rPr>
@@ -21634,7 +21818,7 @@
           <w:sz w:val="22"/>
           <w:w w:val="97"/>
         </w:rPr>
-        <w:t xml:space="preserve"> Phase 3은 max_steps=200을 전 trial에 고정하여 학습량을 통제하고자 했으나, </w:t>
+        <w:t xml:space="preserve"> Phase 3은 max_steps=200을 전 trial에 고정하여 학습량을 통제하고자 했으나 </w:t>
       </w:r>
       <w:r>
         <w:rPr>
@@ -21652,7 +21836,7 @@
           <w:sz w:val="22"/>
           <w:w w:val="97"/>
         </w:rPr>
-        <w:t xml:space="preserve"> 탐색 공간에 batch_size(1/2/4)와 grad_accum_steps(4/8/16)가 포함되어 있어, 실효 학습 샘플 수(= batch × grad_accum × max_steps)는 최소 800에서 최대 12,800까지 </w:t>
+        <w:t xml:space="preserve"> 탐색 공간에 batch_size(1/2/4)와 grad_accum_steps(4/8/16)가 포함되어 있어 실효 학습 샘플 수(= batch × grad_accum × max_steps)는 최소 800에서 최대 12,800까지 </w:t>
       </w:r>
       <w:r>
         <w:rPr>
@@ -21670,7 +21854,7 @@
           <w:sz w:val="22"/>
           <w:w w:val="97"/>
         </w:rPr>
-        <w:t>가 났다. 따라서 4.3의 전략 간 비교에는 하이퍼파라미터 품질 외에 실효 학습량의 차이가 일부 섞여 있다. 특히 고정 설정을 사용한 Manual(batch 1 × grad_accum 8 → 1,600 샘플)의 열세에는 학습량 열세가 포함되어 있을 수 있다. 다만 Optuna와 Autoresearch의 최고 설정은 모두 batch 4 × grad_accum 16(12,800 샘플)으로 동일하여, RQ3의 핵심 비교인 두 전략 간 차이가 이 교란으로 설명되지는 않는다. results.tsv는 batch_size·grad_accum_steps·max_steps를 전 trial 기록하므로 실효 학습량은 사후 산출이 가능하나, 해당 값 자체를 컬럼으로 보고하지는 않았다.</w:t>
+        <w:t>가 났다. 4.3의 전략 간 비교에는 하이퍼파라미터 품질 외에 실효 학습량의 차이가 일부 섞여 있다. 특히 고정 설정을 사용한 Manual(batch 1 × grad_accum 8 → 1,600 샘플)의 열세에는 학습량 열세가 포함되어 있을 수 있다. 다만 Optuna와 Autoresearch의 최고 설정은 모두 batch 4 × grad_accum 16(12,800 샘플)으로 동일하여, RQ3의 핵심 비교인 두 전략 간 차이가 이 교란으로 설명되지는 않는다. results.tsv는 batch_size·grad_accum_steps·max_steps를 전 trial 기록하므로 실효 학습량은 사후 산출이 가능하나 해당 값 자체를 컬럼으로 보고하지는 않았다.</w:t>
       </w:r>
     </w:p>
     <w:p>
@@ -21695,7 +21879,7 @@
           <w:sz w:val="22"/>
           <w:w w:val="97"/>
         </w:rPr>
-        <w:t xml:space="preserve"> Autoresearch는 외부 LLM API에 의존하므로 완전한 재현이 보장되지 않는다. 본 연구는 temperature = 0으로 고정하고(전 trial 기록 확인) 10회 독립 반복으로 변동성을 흡수했으나, API 측 모델 갱신에 따른 결과 변화 가능성은 통제 범위 밖이다.</w:t>
+        <w:t xml:space="preserve"> Autoresearch는 외부 LLM API에 의존하므로 완전한 재현이 보장되지 않는다. 본 연구는 temperature = 0으로 고정하고(전 trial 기록 확인) 10회 독립 반복으로 변동성을 흡수했으나 API 측 모델 갱신에 따른 결과 변화 가능성은 통제 범위 밖이다.</w:t>
       </w:r>
     </w:p>
     <w:p>
@@ -21738,7 +21922,7 @@
           <w:sz w:val="22"/>
           <w:w w:val="97"/>
         </w:rPr>
-        <w:t xml:space="preserve"> 따라서 rank=64·target=all-linear·ratio=1.0이라는 결론이 다른 데이터셋·모델로 확장되는지는 검증되지 않았다. 또한 세 축은 각각 나머지를 고정한 채 독립적으로만 검증했으며 세 최적값의 동시 조합 자체는 별도 검증하지 않았다(4.2.4). 다만 Phase 3의 자유 탐색이 독립적으로 같은 영역에 수렴한 것은 이 한계를 부분적으로 보완한다(4.4.5).</w:t>
+        <w:t xml:space="preserve"> 따라서 rank=64·target=all-linear·ratio=1.0이라는 결론이 다른 데이터셋·모델로 확장되는지는 검증되지 않았다. 또한 세 축은 각각 나머지를 고정한 채 독립적으로만 검증했으며 세 최적값의 동시 조합 자체는 별도 검증하지 않았다(4.2.4). Phase 3의 자유 탐색이 독립적으로 같은 영역에 수렴한 것은 이 한계를 부분적으로 보완한다(4.4.5).</w:t>
       </w:r>
     </w:p>
     <w:p>
@@ -21763,7 +21947,7 @@
           <w:sz w:val="22"/>
           <w:w w:val="97"/>
         </w:rPr>
-        <w:t xml:space="preserve"> Phase 2의 파인튜닝 효과 검정은 n = 9(3 데이터셋 × 3 시드), Phase 3의 run-level 검정은 전략당 n = 10이다. BCa Bootstrap·Mixed-Effects·Wilcoxon 3중 검증과 run-level 반복 설계로 강건성을 확보했으나, 표본 수 자체의 한계로 효과 크기의 신뢰구간은 넓다(예: 4.2.1의 Cohen's d 95% CI가 [0.932, 3.153]에 이르는 사례).</w:t>
+        <w:t xml:space="preserve"> Phase 2의 파인튜닝 효과 검정은 n = 9(3 데이터셋 × 3 시드), Phase 3의 run-level 검정은 전략당 n = 10이다. BCa Bootstrap·Mixed-Effects·Wilcoxon 3중 검증과 run-level 반복 설계로 강건성을 확보했으나 표본 수 자체의 한계로 효과 크기의 신뢰구간은 넓다(예: 4.2.1의 Cohen's d 95% CI가 [0.932, 3.153]에 이르는 사례).</w:t>
       </w:r>
     </w:p>
     <w:p>
@@ -21788,7 +21972,7 @@
           <w:sz w:val="22"/>
           <w:w w:val="97"/>
         </w:rPr>
-        <w:t xml:space="preserve"> Weighted Clinical Accuracy(WCA)의 질문 유형별 가중치는 외부 임상 문헌이나 전문가 합의 없이 연구자가 부여한 임시 척도이며(3.8.3), 절대적 임상 중요도의 척도로 해석할 수 없다. Expected Calibration Error(ECE)는 현재 평가 파이프라인이 per-sample confidence를 저장하지 않아 산출하지 못했다. 또한 Phase 3은 질문 유형별 분해를 수행하지 않았으므로, 4.4.4에서 제기한 "정확도 향상이 임상적 가치가 낮은 유형에 편중되었을 가능성"은 검증되지 않은 해석에 머문다.</w:t>
+        <w:t xml:space="preserve"> Weighted Clinical Accuracy(WCA)의 질문 유형별 가중치는 외부 임상 문헌이나 전문가 합의 없이 연구자가 부여한 임시 척도이며(3.8.3), 절대적 임상 중요도의 척도로 해석할 수 없다. Expected Calibration Error(ECE)는 현재 평가 파이프라인이 per-sample confidence를 저장하지 않아 산출하지 못했다. Phase 3은 질문 유형별 분해를 수행하지 않았으므로, 4.4.4에서 제기한 "정확도 향상이 임상적 가치가 낮은 유형에 편중되었을 가능성"은 검증되지 않은 해석에 머문다.</w:t>
       </w:r>
     </w:p>
     <w:p>
@@ -21897,7 +22081,7 @@
           <w:sz w:val="22"/>
           <w:w w:val="97"/>
         </w:rPr>
-        <w:t>되었다. 4.3.4가 관측한 중복 제안(고유 설정 12.5/20)은 에이전트의 판단 실패라기보다 이 지시를 충실히 따른 결과일 가능성이 있다. 코드 측 단계 전환 로직(src/autoresearch/agent.py)은 진행률 비율(0.25/0.75) 기준이어서 예산에 맞게 조정되나, 프롬프트 텍스트는 그렇지 않아 양자가 어긋난다.</w:t>
+        <w:t>되었다. 4.3.4가 관측한 중복 제안(고유 설정 12.5/20)은 에이전트의 판단 실패라기보다 이 지시를 충실히 따른 결과일 가능성이 있다. 코드 측 단계 전환 로직(src/autoresearch/agent.py)은 진행률 비율(0.25/0.75) 기준이어서 예산에 맞게 조정되나 프롬프트 텍스트는 그렇지 않아 양자가 어긋난다.</w:t>
       </w:r>
     </w:p>
     <w:p>
@@ -21998,7 +22182,7 @@
           <w:sz w:val="22"/>
           <w:w w:val="97"/>
         </w:rPr>
-        <w:t>Bonferroni 보정은 Phase 1의 McNemar 사후검정에만 적용했으며, 전체 파이프라인을 아우르는 통합 다중비교 보정은 적용하지 않았다.</w:t>
+        <w:t>Bonferroni 보정은 Phase 1의 McNemar 사후검정에만 적용했으며 전체 파이프라인을 아우르는 통합 다중비교 보정은 적용하지 않았다.</w:t>
       </w:r>
       <w:r>
         <w:rPr>
@@ -22111,7 +22295,7 @@
           <w:sz w:val="22"/>
           <w:w w:val="97"/>
         </w:rPr>
-        <w:t xml:space="preserve">를 기준으로 삼았으므로 선정 자체는 일관되나, 4.4.2의 "규모와 성능의 비단조 관계" 논의를 </w:t>
+        <w:t xml:space="preserve">를 기준으로 삼았으므로 선정 자체는 일관되나 4.4.2의 "규모와 성능의 비단조 관계" 논의를 </w:t>
       </w:r>
       <w:r>
         <w:rPr>
@@ -22129,7 +22313,7 @@
           <w:sz w:val="22"/>
           <w:w w:val="97"/>
         </w:rPr>
-        <w:t xml:space="preserve"> — 저장 파라미터 기준으로는 Gemma4-E2B가 가장 큰 모델이며, 그 최하위 성능은 "작은 모델이 큰 모델을 이겼다"가 아니라 "가장 큰 저장 규모가 최하위였다"로도 읽힌다. 4.4.2의 결론(활성 파라미터·VRAM 기준의 비단조성)은 유효하나 해석 축을 명시해야 한다.</w:t>
+        <w:t xml:space="preserve"> — 저장 파라미터 기준으로는 Gemma4-E2B가 가장 큰 모델이며, 그 최하위 성능은 "작은 모델이 큰 모델을 이겼다"는 해석 대신 "가장 큰 저장 규모가 최하위였다"로도 읽힌다. 4.4.2의 결론(활성 파라미터·VRAM 기준의 비단조성)은 유효하나 해석 축을 명시해야 한다.</w:t>
       </w:r>
     </w:p>
     <w:p>
@@ -22172,7 +22356,7 @@
           <w:sz w:val="22"/>
           <w:w w:val="97"/>
         </w:rPr>
-        <w:t>된다. 결과적으로 소형 VQA-RAD는 약 2 epoch 이상 학습되는 반면 대형 PathVQA는 1 epoch에 미치지 못한다. 4.2와 4.4.6에서 관측된 데이터셋별 성능 격차에는 이 실효 학습량 차이가 일부 섞여 있을 수 있으며, 특히 4.4.6에서 PathVQA·VQA-RAD의 격차를 "과제 전문성"으로 해석한 부분은 학습 예산 차이라는 대안 설명을 배제하지 못한다. 데이터셋별 full-epoch 재학습은 후속 과제로 남긴다.</w:t>
+        <w:t>된다. 결과적으로 소형 VQA-RAD는 약 2 epoch 이상 학습되는 반면 대형 PathVQA는 1 epoch에 미치지 못한다. 4.2와 4.4.6에서 관측된 데이터셋별 성능 격차에는 이 실효 학습량 차이가 일부 섞여 있을 수 있다. 특히 4.4.6에서 PathVQA·VQA-RAD의 격차를 "과제 전문성"으로 해석한 부분은 학습 예산 차이라는 대안 설명을 배제하지 못한다. 데이터셋별 full-epoch 재학습은 후속 과제로 남긴다.</w:t>
       </w:r>
     </w:p>
     <w:p>
@@ -22215,7 +22399,7 @@
           <w:sz w:val="22"/>
           <w:w w:val="97"/>
         </w:rPr>
-        <w:t>되었을 수 있다. 이 영향은 순차 최적화 전략(Optuna·Autoresearch)에서 더 클 것으로 예상되며, 실제로 4.3.3에서 Autoresearch는 예산 소진 시점까지 개선 중이던 run이 상당수였다.</w:t>
+        <w:t>되었을 수 있다. 이 영향은 순차 최적화 전략(Optuna·Autoresearch)에서 더 클 것으로 예상된다. 실제로 4.3.3에서 Autoresearch는 예산 소진 시점까지 개선 중이던 run이 상당수였다.</w:t>
       </w:r>
     </w:p>
     <w:p>
@@ -22258,7 +22442,7 @@
           <w:sz w:val="22"/>
           <w:w w:val="97"/>
         </w:rPr>
-        <w:t>한 것이며, 16GB 카드에서 직접 실행해 검증한 것이 아니다. 실제 16GB 환경에서는 사용 가능한 VRAM이 OS·디스플레이 출력 등으로 공칭 용량보다 작고 단편화 여지도 달라, 특히 여유가 2GB 미만인 Gemma4-E2B는 OOM 위험을 배제할 수 없다. 나머지 세 모델(4,015~7,943MB)은 여유가 충분하다. 16GB 실기에서의 재현은 후속 과제로 남긴다.</w:t>
+        <w:t>한 것이며, 16GB 카드에서 직접 실행해 검증한 것이 아니다. 실제 16GB 환경에서는 사용 가능한 VRAM이 OS·디스플레이 출력 등으로 공칭 용량보다 작고 단편화 여지도 다르다. 특히 여유가 2GB 미만인 Gemma4-E2B는 OOM 위험을 배제할 수 없다. 나머지 세 모델(4,015~7,943MB)은 여유가 충분하다. 16GB 실기 재현은 후속 과제로 남긴다.</w:t>
       </w:r>
     </w:p>
     <w:p>
@@ -22299,7 +22483,7 @@
           <w:sz w:val="22"/>
           <w:w w:val="97"/>
         </w:rPr>
-        <w:t xml:space="preserve"> Autoresearch는 최고 성능 도달 trial의 IQR 상한이 예산 한계값(20)에 걸쳐 있어, 절반 가까운 run이 예산 소진 시점까지 개선 중이었다(4.3.3). 40~100 trial 규모에서 Optuna와의 격차가 유지되는지, 아니면 역전되는지는 본 연구가 답하지 못한 질문이다.</w:t>
+        <w:t xml:space="preserve"> Autoresearch는 최고 성능 도달 trial의 IQR 상한이 예산 한계값(20)에 걸쳐 있어 절반 가까운 run이 예산 소진 시점까지 개선 중이었다(4.3.3). 40~100 trial 규모에서 Optuna와의 격차가 유지되는지, 아니면 역전되는지는 본 연구가 답하지 못한 질문이다.</w:t>
       </w:r>
     </w:p>
     <w:p>
@@ -22349,7 +22533,7 @@
           <w:sz w:val="22"/>
           <w:w w:val="97"/>
         </w:rPr>
-        <w:t xml:space="preserve"> 파인튜닝과 하이퍼파라미터 최적화를 모두 동원했음에도 open 정확도는 closed의 20% 수준을 넘지 못했으며(4.4.4), 임상적 중요도가 높은 diagnosis·description 유형이 여기에 집중되어 있다. 생성형 응답 자체를 겨냥한 학습 목표나 평가 지표의 재설계가 요구된다.</w:t>
+        <w:t xml:space="preserve"> 파인튜닝과 하이퍼파라미터 최적화를 모두 동원했음에도 open 정확도는 closed의 20% 수준을 넘지 못했다(4.4.4). 임상적 중요도가 높은 diagnosis·description 유형이 여기에 집중되어 있다. 생성형 응답 자체를 겨냥한 학습 목표나 평가 지표의 재설계가 요구된다.</w:t>
       </w:r>
     </w:p>
     <w:p>
